--- a/hin/docx/62.content.docx
+++ b/hin/docx/62.content.docx
@@ -28,49 +28,15 @@
       </w:r>
     </w:p>
     <w:p>
-      <w:pPr>
-        <w:pStyle w:val="Heading2"/>
-      </w:pPr>
-      <w:r>
-        <w:rPr>
-          <w:lang w:val="hi_IN" w:bidi="hi_IN"/>
-        </w:rPr>
-        <w:t>License Information</w:t>
-      </w:r>
-      <w:r>
-        <w:rPr>
-          <w:lang w:val="hi_IN" w:bidi="hi_IN"/>
-        </w:rPr>
-      </w:r>
-    </w:p>
-    <w:p>
-      <w:pPr/>
-      <w:r>
-        <w:rPr>
-          <w:lang w:val="hi_IN" w:bidi="hi_IN"/>
-        </w:rPr>
-      </w:r>
-      <w:r>
-        <w:rPr>
-          <w:b/>
-          <w:lang w:val="hi_IN" w:bidi="hi_IN"/>
-        </w:rPr>
-        <w:t>अनुवाद नोट्स (अनफोल्डिंग वर्ड)</w:t>
-      </w:r>
-      <w:r>
-        <w:rPr>
-          <w:lang w:val="hi_IN" w:bidi="hi_IN"/>
-        </w:rPr>
-        <w:t xml:space="preserve"> (Hindi) is based on</w:t>
-      </w:r>
-      <w:r>
-        <w:rPr>
-          <w:lang w:val="hi_IN" w:bidi="hi_IN"/>
-        </w:rPr>
-        <w:t xml:space="preserve">: </w:t>
-      </w:r>
-      <w:r>
-        <w:rPr>
+      <w:pPr/>
+      <w:r>
+        <w:rPr>
+          <w:lang w:val="hi_IN" w:bidi="hi_IN"/>
+        </w:rPr>
+      </w:r>
+      <w:r>
+        <w:rPr>
+          <w:b/>
           <w:lang w:val="hi_IN" w:bidi="hi_IN"/>
         </w:rPr>
         <w:t>unfoldingWord® Translation Notes</w:t>
@@ -79,62 +45,31 @@
         <w:rPr>
           <w:lang w:val="hi_IN" w:bidi="hi_IN"/>
         </w:rPr>
-        <w:t xml:space="preserve">, </w:t>
-      </w:r>
-      <w:hyperlink r:id="rId13">
-        <w:r>
-          <w:rPr>
-            <w:lang w:val="hi_IN" w:bidi="hi_IN"/>
-          </w:rPr>
-          <w:rPr>
-            <w:color w:val="0000EE"/>
-            <w:u w:val="single"/>
-          </w:rPr>
-          <w:t>unfoldingWord</w:t>
-        </w:r>
-      </w:hyperlink>
-      <w:r>
-        <w:rPr>
-          <w:lang w:val="hi_IN" w:bidi="hi_IN"/>
-        </w:rPr>
-        <w:t xml:space="preserve">, 2022, which is licensed under a </w:t>
-      </w:r>
-      <w:hyperlink r:id="rId14">
-        <w:r>
-          <w:rPr>
-            <w:lang w:val="hi_IN" w:bidi="hi_IN"/>
-          </w:rPr>
-          <w:rPr>
-            <w:color w:val="0000EE"/>
-            <w:u w:val="single"/>
-          </w:rPr>
-          <w:t>CC BY-SA 4.0 license</w:t>
-        </w:r>
-      </w:hyperlink>
-      <w:r>
-        <w:rPr>
-          <w:lang w:val="hi_IN" w:bidi="hi_IN"/>
-        </w:rPr>
-        <w:t>.</w:t>
-      </w:r>
-      <w:r>
-        <w:rPr>
-          <w:lang w:val="hi_IN" w:bidi="hi_IN"/>
-        </w:rPr>
-      </w:r>
-    </w:p>
-    <w:p>
-      <w:pPr/>
-      <w:r>
-        <w:rPr>
-          <w:lang w:val="hi_IN" w:bidi="hi_IN"/>
-        </w:rPr>
-      </w:r>
-      <w:r>
-        <w:rPr>
-          <w:lang w:val="hi_IN" w:bidi="hi_IN"/>
-        </w:rPr>
-        <w:t>This PDF version is provided under the same license.</w:t>
+        <w:t xml:space="preserve"> © 2022 unfoldingWord. Released under CC BY-SA 4.0 license. </w:t>
+      </w:r>
+      <w:r>
+        <w:rPr>
+          <w:lang w:val="hi_IN" w:bidi="hi_IN"/>
+        </w:rPr>
+        <w:t>unfoldingWord® Translation Notes</w:t>
+      </w:r>
+      <w:r>
+        <w:rPr>
+          <w:lang w:val="hi_IN" w:bidi="hi_IN"/>
+        </w:rPr>
+        <w:t xml:space="preserve"> has been adapted in the following languages: Tok Pisin, Arabic (عربي), French (Français), Hindi (हिंदी), Indonesian (Bahasa Indonesia), Portuguese (Português), Russian (Русский), Spanish (Español), Swahili (Kiswahili), and Simplified Chinese (简体中文) from </w:t>
+      </w:r>
+      <w:r>
+        <w:rPr>
+          <w:lang w:val="hi_IN" w:bidi="hi_IN"/>
+        </w:rPr>
+        <w:t>unfoldingWord® Translation Notes</w:t>
+      </w:r>
+      <w:r>
+        <w:rPr>
+          <w:lang w:val="hi_IN" w:bidi="hi_IN"/>
+        </w:rPr>
+        <w:t xml:space="preserve"> © 2022 unfoldingWord. Released under CC BY-SA 4.0 license by Mission Mutual</w:t>
       </w:r>
       <w:r>
         <w:rPr>
@@ -821,7 +756,7 @@
         </w:rPr>
         <w:t xml:space="preserve">अनुवादकों के लिए अपनी भाषाओं में इन विचारों को व्यक्त करना कठिन हो सकता है यदि वे हर बार बिल्कुल समान शब्द और अभिव्यक्तियाँ उपयोग करने की कोशिश करते हैं। उदाहरण के लिए, </w:t>
       </w:r>
-      <w:hyperlink r:id="rId15">
+      <w:hyperlink r:id="rId13">
         <w:r>
           <w:rPr>
             <w:lang w:val="hi_IN" w:bidi="hi_IN"/>
@@ -839,7 +774,7 @@
         </w:rPr>
         <w:t xml:space="preserve"> में, जब यूहन्ना एक विश्वासी के परमेश्वर में "बने रहने" की बात करते हैं, तो उनका उद्देश्य उस विश्वासी के परमेश्वर के साथ आत्मिक रूप से एकता में होने के विचार को व्यक्त करना है। इसी प्रकार, यू.एस.टी. बताता है कि कैसे विश्वासी "परमेश्वर के साथ जीवन साझा करता है।" एक और उदाहरण देने के लिए, </w:t>
       </w:r>
-      <w:hyperlink r:id="rId16">
+      <w:hyperlink r:id="rId14">
         <w:r>
           <w:rPr>
             <w:lang w:val="hi_IN" w:bidi="hi_IN"/>
@@ -894,7 +829,7 @@
         </w:rPr>
         <w:t xml:space="preserve">इस पत्र में कई स्थानों पर, यूहन्ना एक शब्द का उपयोग करते हैं जिसे आई.आर.वी. आमतौर पर "प्रकट होना" के रूप में अनुवाद करता है। यह वास्तव में यूनानी भाषा में एक निष्क्रिय क्रियात्मक रूप है, लेकिन जैसा कि उस भाषा में अक्सर होता है, इसका सक्रिय अर्थ हो सकता है। जब इसका सक्रिय अर्थ होता है, तो यह पहचानना महत्वपूर्ण है कि इसका मतलब केवल "वहाँ प्रतीत होना" नहीं है, जैसा कि शब्द "प्रकट हुआ" सुझाव देता है। बल्कि, इसका मतलब है "वहाँ आना।" यह नए नियम की एक अन्य पुस्तक, 2 कुरिन्थियों, में इस शब्द के उपयोग द्वारा अच्छी तरह से चित्रित किया गया है, जिसमें पौलुस </w:t>
       </w:r>
-      <w:hyperlink r:id="rId17">
+      <w:hyperlink r:id="rId15">
         <w:r>
           <w:rPr>
             <w:lang w:val="hi_IN" w:bidi="hi_IN"/>
@@ -938,7 +873,7 @@
         </w:rPr>
         <w:t xml:space="preserve">पूरे पत्र में, यह व्याख्या का एक सूक्ष्म मामला है कि यह निर्णय लिया जाए कि यूहन्ना "प्रकट" शब्द का उपयोग सक्रिय अर्थ में कर रहे हैं या निष्क्रिय अर्थ में। उदाहरण के लिए, </w:t>
       </w:r>
-      <w:hyperlink r:id="rId18">
+      <w:hyperlink r:id="rId16">
         <w:r>
           <w:rPr>
             <w:lang w:val="hi_IN" w:bidi="hi_IN"/>
@@ -1329,7 +1264,7 @@
         </w:rPr>
         <w:t xml:space="preserve">यूहन्ना "जीवन का वचन" वाक्यांश का उपयोग </w:t>
       </w:r>
-      <w:hyperlink r:id="rId19">
+      <w:hyperlink r:id="rId17">
         <w:r>
           <w:rPr>
             <w:lang w:val="hi_IN" w:bidi="hi_IN"/>
@@ -1384,7 +1319,7 @@
         </w:rPr>
         <w:t xml:space="preserve">इस समय की कई यूनानी रचनाओं की तरह, शैलीगत उद्देश्यों के लिए, यह पत्र एक बहुत लंबे वाक्य के साथ शुरू होता है। यह </w:t>
       </w:r>
-      <w:hyperlink r:id="rId19">
+      <w:hyperlink r:id="rId17">
         <w:r>
           <w:rPr>
             <w:lang w:val="hi_IN" w:bidi="hi_IN"/>
@@ -1402,7 +1337,7 @@
         </w:rPr>
         <w:t xml:space="preserve"> की शुरुआत से लेकर </w:t>
       </w:r>
-      <w:hyperlink r:id="rId20">
+      <w:hyperlink r:id="rId18">
         <w:r>
           <w:rPr>
             <w:lang w:val="hi_IN" w:bidi="hi_IN"/>
@@ -1476,7 +1411,7 @@
         </w:rPr>
         <w:t xml:space="preserve">एक और दृष्टिकोण जो अच्छी तरह से काम कर सकता है और जिसे संयुक्त पद की आवश्यकता नहीं होगी, वह यह होगा कि वाक्यांशों को उनके वर्तमान क्रम में छोड़ दिया जाए, लेकिन वाक्य को पद विभाजनों पर तीन भागों में विभाजित किया जाए। यदि आप ऐसा करते हैं, तो आप "जीवन के वचन के सम्बंध में" वाक्यांश का अनुवाद वाक्य के अंत के बजाय शुरुआत में रख सकते हैं और इसे पत्र के लिए एक विषयगत परिचय के रूप में प्रस्तुत कर सकते हैं। अन्यथा, आपके पाठक यह महसूस नहीं करेंगे कि यह एक पत्र है जब तक कि वे </w:t>
       </w:r>
-      <w:hyperlink r:id="rId21">
+      <w:hyperlink r:id="rId19">
         <w:r>
           <w:rPr>
             <w:lang w:val="hi_IN" w:bidi="hi_IN"/>
@@ -1516,7 +1451,7 @@
           <w:lang w:val="hi_IN" w:bidi="hi_IN"/>
         </w:rPr>
       </w:r>
-      <w:hyperlink r:id="rId22">
+      <w:hyperlink r:id="rId20">
         <w:r>
           <w:rPr>
             <w:lang w:val="hi_IN" w:bidi="hi_IN"/>
@@ -1565,7 +1500,7 @@
           <w:lang w:val="hi_IN" w:bidi="hi_IN"/>
         </w:rPr>
       </w:r>
-      <w:hyperlink r:id="rId21">
+      <w:hyperlink r:id="rId19">
         <w:r>
           <w:rPr>
             <w:lang w:val="hi_IN" w:bidi="hi_IN"/>
@@ -1750,7 +1685,7 @@
         </w:rPr>
         <w:t xml:space="preserve">"इस अध्याय के लिए सामान्य टिप्पणियों में परिचर्चा देखें कि </w:t>
       </w:r>
-      <w:hyperlink r:id="rId23">
+      <w:hyperlink r:id="rId21">
         <w:r>
           <w:rPr>
             <w:lang w:val="hi_IN" w:bidi="hi_IN"/>
@@ -3699,7 +3634,7 @@
         </w:rPr>
         <w:t xml:space="preserve">यदि आपने </w:t>
       </w:r>
-      <w:hyperlink r:id="rId19">
+      <w:hyperlink r:id="rId17">
         <w:r>
           <w:rPr>
             <w:lang w:val="hi_IN" w:bidi="hi_IN"/>
@@ -4808,7 +4743,7 @@
         </w:rPr>
         <w:t xml:space="preserve">"जैसा इस अध्याय की सामान्य टिप्पणियों में वर्णन किया गया है, यहाँ यूहन्ना पात्र लेखन में अपने उद्देश्य को औपचारिक रूप में प्रकट करता है|\nयदि आपने </w:t>
       </w:r>
-      <w:hyperlink r:id="rId19">
+      <w:hyperlink r:id="rId17">
         <w:r>
           <w:rPr>
             <w:lang w:val="hi_IN" w:bidi="hi_IN"/>
@@ -6488,7 +6423,7 @@
         </w:rPr>
         <w:t xml:space="preserve"> का अनुवाद </w:t>
       </w:r>
-      <w:hyperlink r:id="rId20">
+      <w:hyperlink r:id="rId18">
         <w:r>
           <w:rPr>
             <w:lang w:val="hi_IN" w:bidi="hi_IN"/>
@@ -6930,7 +6865,7 @@
         </w:rPr>
         <w:t xml:space="preserve">"जैसा </w:t>
       </w:r>
-      <w:hyperlink r:id="rId24">
+      <w:hyperlink r:id="rId22">
         <w:r>
           <w:rPr>
             <w:lang w:val="hi_IN" w:bidi="hi_IN"/>
@@ -7483,7 +7418,7 @@
         </w:rPr>
         <w:t xml:space="preserve">"जैसा </w:t>
       </w:r>
-      <w:hyperlink r:id="rId24">
+      <w:hyperlink r:id="rId22">
         <w:r>
           <w:rPr>
             <w:lang w:val="hi_IN" w:bidi="hi_IN"/>
@@ -7847,7 +7782,7 @@
         </w:rPr>
         <w:t xml:space="preserve"> में निहित विचार का अनुवाद \n</w:t>
       </w:r>
-      <w:hyperlink r:id="rId20">
+      <w:hyperlink r:id="rId18">
         <w:r>
           <w:rPr>
             <w:lang w:val="hi_IN" w:bidi="hi_IN"/>
@@ -9157,7 +9092,7 @@
         </w:rPr>
         <w:t xml:space="preserve">"जैसा </w:t>
       </w:r>
-      <w:hyperlink r:id="rId25">
+      <w:hyperlink r:id="rId23">
         <w:r>
           <w:rPr>
             <w:lang w:val="hi_IN" w:bidi="hi_IN"/>
@@ -9841,7 +9776,7 @@
         </w:rPr>
         <w:t xml:space="preserve">"जैसा उसने ""सत्य"" के विषय </w:t>
       </w:r>
-      <w:hyperlink r:id="rId26">
+      <w:hyperlink r:id="rId24">
         <w:r>
           <w:rPr>
             <w:lang w:val="hi_IN" w:bidi="hi_IN"/>
@@ -10009,7 +9944,7 @@
         </w:rPr>
         <w:t xml:space="preserve">यह दिखाने के लिए कि यूहन्ना </w:t>
       </w:r>
-      <w:hyperlink r:id="rId27">
+      <w:hyperlink r:id="rId25">
         <w:r>
           <w:rPr>
             <w:lang w:val="hi_IN" w:bidi="hi_IN"/>
@@ -10057,7 +9992,7 @@
           <w:lang w:val="hi_IN" w:bidi="hi_IN"/>
         </w:rPr>
       </w:r>
-      <w:hyperlink r:id="rId28">
+      <w:hyperlink r:id="rId26">
         <w:r>
           <w:rPr>
             <w:lang w:val="hi_IN" w:bidi="hi_IN"/>
@@ -10075,7 +10010,7 @@
         </w:rPr>
         <w:t xml:space="preserve"> और </w:t>
       </w:r>
-      <w:hyperlink r:id="rId29">
+      <w:hyperlink r:id="rId27">
         <w:r>
           <w:rPr>
             <w:lang w:val="hi_IN" w:bidi="hi_IN"/>
@@ -10148,7 +10083,7 @@
           <w:lang w:val="hi_IN" w:bidi="hi_IN"/>
         </w:rPr>
       </w:r>
-      <w:hyperlink r:id="rId30">
+      <w:hyperlink r:id="rId28">
         <w:r>
           <w:rPr>
             <w:lang w:val="hi_IN" w:bidi="hi_IN"/>
@@ -12501,7 +12436,7 @@
         </w:rPr>
         <w:t xml:space="preserve">"जैसा </w:t>
       </w:r>
-      <w:hyperlink r:id="rId31">
+      <w:hyperlink r:id="rId29">
         <w:r>
           <w:rPr>
             <w:lang w:val="hi_IN" w:bidi="hi_IN"/>
@@ -14466,7 +14401,7 @@
         </w:rPr>
         <w:t xml:space="preserve"> का अर्थ लगभग वही है जो </w:t>
       </w:r>
-      <w:hyperlink r:id="rId20">
+      <w:hyperlink r:id="rId18">
         <w:r>
           <w:rPr>
             <w:lang w:val="hi_IN" w:bidi="hi_IN"/>
@@ -14484,7 +14419,7 @@
         </w:rPr>
         <w:t xml:space="preserve"> और </w:t>
       </w:r>
-      <w:hyperlink r:id="rId32">
+      <w:hyperlink r:id="rId30">
         <w:r>
           <w:rPr>
             <w:lang w:val="hi_IN" w:bidi="hi_IN"/>
@@ -14502,7 +14437,7 @@
         </w:rPr>
         <w:t xml:space="preserve"> में और </w:t>
       </w:r>
-      <w:hyperlink r:id="rId33">
+      <w:hyperlink r:id="rId31">
         <w:r>
           <w:rPr>
             <w:lang w:val="hi_IN" w:bidi="hi_IN"/>
@@ -14820,7 +14755,7 @@
         </w:rPr>
         <w:t xml:space="preserve">जैसा </w:t>
       </w:r>
-      <w:hyperlink r:id="rId32">
+      <w:hyperlink r:id="rId30">
         <w:r>
           <w:rPr>
             <w:lang w:val="hi_IN" w:bidi="hi_IN"/>
@@ -14838,7 +14773,7 @@
         </w:rPr>
         <w:t xml:space="preserve"> और </w:t>
       </w:r>
-      <w:hyperlink r:id="rId25">
+      <w:hyperlink r:id="rId23">
         <w:r>
           <w:rPr>
             <w:lang w:val="hi_IN" w:bidi="hi_IN"/>
@@ -15428,7 +15363,7 @@
         </w:rPr>
         <w:t xml:space="preserve"> या सन्देश का वर्णन यूहन्ना कर रहा है वह यीशु के द्वारा विश्वासियों को दी गई आज्ञा है कि वे आपस में प्रेम रखें| देखें यूहन्ना रचित सुसमाचार, </w:t>
       </w:r>
-      <w:hyperlink r:id="rId34">
+      <w:hyperlink r:id="rId32">
         <w:r>
           <w:rPr>
             <w:lang w:val="hi_IN" w:bidi="hi_IN"/>
@@ -15446,7 +15381,7 @@
         </w:rPr>
         <w:t xml:space="preserve"> और </w:t>
       </w:r>
-      <w:hyperlink r:id="rId35">
+      <w:hyperlink r:id="rId33">
         <w:r>
           <w:rPr>
             <w:lang w:val="hi_IN" w:bidi="hi_IN"/>
@@ -15464,7 +15399,7 @@
         </w:rPr>
         <w:t xml:space="preserve"> जिसको यूहन्ना इस पत्र के पदों मेंमें स्पष्ट प्रकट करता है:</w:t>
       </w:r>
-      <w:hyperlink r:id="rId36">
+      <w:hyperlink r:id="rId34">
         <w:r>
           <w:rPr>
             <w:lang w:val="hi_IN" w:bidi="hi_IN"/>
@@ -15482,7 +15417,7 @@
         </w:rPr>
         <w:t xml:space="preserve"> और </w:t>
       </w:r>
-      <w:hyperlink r:id="rId37">
+      <w:hyperlink r:id="rId35">
         <w:r>
           <w:rPr>
             <w:lang w:val="hi_IN" w:bidi="hi_IN"/>
@@ -15682,7 +15617,7 @@
         </w:rPr>
         <w:t xml:space="preserve">यूहन्ना इस आज्ञा का स्नादार्भ </w:t>
       </w:r>
-      <w:hyperlink r:id="rId38">
+      <w:hyperlink r:id="rId36">
         <w:r>
           <w:rPr>
             <w:lang w:val="hi_IN" w:bidi="hi_IN"/>
@@ -16227,7 +16162,7 @@
         </w:rPr>
         <w:t xml:space="preserve">जैस </w:t>
       </w:r>
-      <w:hyperlink r:id="rId24">
+      <w:hyperlink r:id="rId22">
         <w:r>
           <w:rPr>
             <w:lang w:val="hi_IN" w:bidi="hi_IN"/>
@@ -16382,7 +16317,7 @@
         </w:rPr>
         <w:t xml:space="preserve">"यूहन्ना परमेश्वर को </w:t>
       </w:r>
-      <w:hyperlink r:id="rId39">
+      <w:hyperlink r:id="rId37">
         <w:r>
           <w:rPr>
             <w:lang w:val="hi_IN" w:bidi="hi_IN"/>
@@ -16573,7 +16508,7 @@
         </w:rPr>
         <w:t xml:space="preserve">जैसा </w:t>
       </w:r>
-      <w:hyperlink r:id="rId24">
+      <w:hyperlink r:id="rId22">
         <w:r>
           <w:rPr>
             <w:lang w:val="hi_IN" w:bidi="hi_IN"/>
@@ -17112,7 +17047,7 @@
         </w:rPr>
         <w:t xml:space="preserve">जैसा </w:t>
       </w:r>
-      <w:hyperlink r:id="rId24">
+      <w:hyperlink r:id="rId22">
         <w:r>
           <w:rPr>
             <w:lang w:val="hi_IN" w:bidi="hi_IN"/>
@@ -17339,7 +17274,7 @@
         </w:rPr>
         <w:t xml:space="preserve">"देखें कि आपने इसका अनुवाद </w:t>
       </w:r>
-      <w:hyperlink r:id="rId40">
+      <w:hyperlink r:id="rId38">
         <w:r>
           <w:rPr>
             <w:lang w:val="hi_IN" w:bidi="hi_IN"/>
@@ -17872,7 +17807,7 @@
         </w:rPr>
         <w:t xml:space="preserve"> या उसके भीतर है क्योंकि यह साथी विश्वासी के मन की घृणा का प्रतिनिधित्व करता है जिसका वह </w:t>
       </w:r>
-      <w:hyperlink r:id="rId40">
+      <w:hyperlink r:id="rId38">
         <w:r>
           <w:rPr>
             <w:lang w:val="hi_IN" w:bidi="hi_IN"/>
@@ -17981,7 +17916,7 @@
         </w:rPr>
         <w:t xml:space="preserve">देखें कि आपने इसका अनुवाद </w:t>
       </w:r>
-      <w:hyperlink r:id="rId40">
+      <w:hyperlink r:id="rId38">
         <w:r>
           <w:rPr>
             <w:lang w:val="hi_IN" w:bidi="hi_IN"/>
@@ -18181,7 +18116,7 @@
         </w:rPr>
         <w:t xml:space="preserve">जैसा </w:t>
       </w:r>
-      <w:hyperlink r:id="rId24">
+      <w:hyperlink r:id="rId22">
         <w:r>
           <w:rPr>
             <w:lang w:val="hi_IN" w:bidi="hi_IN"/>
@@ -18680,7 +18615,7 @@
         </w:rPr>
         <w:t xml:space="preserve">यूहन्ना </w:t>
       </w:r>
-      <w:hyperlink r:id="rId41">
+      <w:hyperlink r:id="rId39">
         <w:r>
           <w:rPr>
             <w:lang w:val="hi_IN" w:bidi="hi_IN"/>
@@ -18711,7 +18646,7 @@
         </w:rPr>
         <w:t xml:space="preserve"> शब्द का प्रयोग करता है जिसके माध्यम से वह उन सब विश्वासियों को संदर्भित करता है जिनको वह पत्र लिख रहा है| इसकी व्याख्या हेतु \n</w:t>
       </w:r>
-      <w:hyperlink r:id="rId41">
+      <w:hyperlink r:id="rId39">
         <w:r>
           <w:rPr>
             <w:lang w:val="hi_IN" w:bidi="hi_IN"/>
@@ -18729,7 +18664,7 @@
         </w:rPr>
         <w:t xml:space="preserve"> पर की गई दो टिप्पणियाँ देखें| UST में इस शब्द का यहाँ भी यही अर्थ अपनाती है| तथापि, यह भी संभव है कि इस स्थिति में, इस शब्द का अधिक विशिष्ट अर्थ है जो कुछ ही मनुष्यों को संदर्भित करता है क्योंकि ऐसा प्रतीत होता है कि यूहन्ना द्वारा \n</w:t>
       </w:r>
-      <w:hyperlink r:id="rId27">
+      <w:hyperlink r:id="rId25">
         <w:r>
           <w:rPr>
             <w:lang w:val="hi_IN" w:bidi="hi_IN"/>
@@ -18747,7 +18682,7 @@
         </w:rPr>
         <w:t xml:space="preserve"> में दो बार संबोधित तीन विश्वासी समूहों में से यह एक के विषय में है| इसके अतिरिक्त यूहन्ना जब अगली बार इसी प्रथम समूह को \n</w:t>
       </w:r>
-      <w:hyperlink r:id="rId16">
+      <w:hyperlink r:id="rId14">
         <w:r>
           <w:rPr>
             <w:lang w:val="hi_IN" w:bidi="hi_IN"/>
@@ -19253,7 +19188,7 @@
         </w:rPr>
         <w:t xml:space="preserve">यदि </w:t>
       </w:r>
-      <w:hyperlink r:id="rId42">
+      <w:hyperlink r:id="rId40">
         <w:r>
           <w:rPr>
             <w:lang w:val="hi_IN" w:bidi="hi_IN"/>
@@ -19382,7 +19317,7 @@
         </w:rPr>
         <w:t xml:space="preserve">जैसा </w:t>
       </w:r>
-      <w:hyperlink r:id="rId42">
+      <w:hyperlink r:id="rId40">
         <w:r>
           <w:rPr>
             <w:lang w:val="hi_IN" w:bidi="hi_IN"/>
@@ -20150,7 +20085,7 @@
         </w:rPr>
         <w:t xml:space="preserve">"यह वाक्य </w:t>
       </w:r>
-      <w:hyperlink r:id="rId42">
+      <w:hyperlink r:id="rId40">
         <w:r>
           <w:rPr>
             <w:lang w:val="hi_IN" w:bidi="hi_IN"/>
@@ -20168,7 +20103,7 @@
         </w:rPr>
         <w:t xml:space="preserve"> के वाक्य का सहार्थी है| इस पद के अग्रिम दो वाक्यों का अर्थ मूल रूप में </w:t>
       </w:r>
-      <w:hyperlink r:id="rId43">
+      <w:hyperlink r:id="rId41">
         <w:r>
           <w:rPr>
             <w:lang w:val="hi_IN" w:bidi="hi_IN"/>
@@ -20284,7 +20219,7 @@
         </w:rPr>
         <w:t xml:space="preserve">"कुछ बाईबल अनुवादों में यह वाक्य इस पद, </w:t>
       </w:r>
-      <w:hyperlink r:id="rId43">
+      <w:hyperlink r:id="rId41">
         <w:r>
           <w:rPr>
             <w:lang w:val="hi_IN" w:bidi="hi_IN"/>
@@ -20413,7 +20348,7 @@
         </w:rPr>
         <w:t xml:space="preserve">, इस उक्ति के द्वारा यूहन्ना </w:t>
       </w:r>
-      <w:hyperlink r:id="rId44">
+      <w:hyperlink r:id="rId42">
         <w:r>
           <w:rPr>
             <w:lang w:val="hi_IN" w:bidi="hi_IN"/>
@@ -20542,7 +20477,7 @@
         </w:rPr>
         <w:t xml:space="preserve"> शब्द </w:t>
       </w:r>
-      <w:hyperlink r:id="rId42">
+      <w:hyperlink r:id="rId40">
         <w:r>
           <w:rPr>
             <w:lang w:val="hi_IN" w:bidi="hi_IN"/>
@@ -20643,7 +20578,7 @@
         </w:rPr>
         <w:t xml:space="preserve">"जैसा </w:t>
       </w:r>
-      <w:hyperlink r:id="rId45">
+      <w:hyperlink r:id="rId43">
         <w:r>
           <w:rPr>
             <w:lang w:val="hi_IN" w:bidi="hi_IN"/>
@@ -20674,7 +20609,7 @@
         </w:rPr>
         <w:t xml:space="preserve"> का उपयोग एक निश्चित भावार्थ में करता है| देखें कि आपने इसका अनुवाद वहाँ और \n</w:t>
       </w:r>
-      <w:hyperlink r:id="rId43">
+      <w:hyperlink r:id="rId41">
         <w:r>
           <w:rPr>
             <w:lang w:val="hi_IN" w:bidi="hi_IN"/>
@@ -20894,7 +20829,7 @@
         </w:rPr>
         <w:t xml:space="preserve"> शब्द का संभावित अर्थ लाक्षणिक भाषा में वैसा ही है जैसा </w:t>
       </w:r>
-      <w:hyperlink r:id="rId43">
+      <w:hyperlink r:id="rId41">
         <w:r>
           <w:rPr>
             <w:lang w:val="hi_IN" w:bidi="hi_IN"/>
@@ -21010,7 +20945,7 @@
         </w:rPr>
         <w:t xml:space="preserve">"जैसा </w:t>
       </w:r>
-      <w:hyperlink r:id="rId45">
+      <w:hyperlink r:id="rId43">
         <w:r>
           <w:rPr>
             <w:lang w:val="hi_IN" w:bidi="hi_IN"/>
@@ -21028,7 +20963,7 @@
         </w:rPr>
         <w:t xml:space="preserve">, </w:t>
       </w:r>
-      <w:hyperlink r:id="rId43">
+      <w:hyperlink r:id="rId41">
         <w:r>
           <w:rPr>
             <w:lang w:val="hi_IN" w:bidi="hi_IN"/>
@@ -21261,7 +21196,7 @@
         </w:rPr>
         <w:t xml:space="preserve"> शब्द का भी संभवतः लाक्षणिक अर्थ </w:t>
       </w:r>
-      <w:hyperlink r:id="rId43">
+      <w:hyperlink r:id="rId41">
         <w:r>
           <w:rPr>
             <w:lang w:val="hi_IN" w:bidi="hi_IN"/>
@@ -22798,7 +22733,7 @@
         </w:rPr>
         <w:t xml:space="preserve">"देखें कि आप०ने ऐसी ही अभिव्यक्ति का अनुवाद </w:t>
       </w:r>
-      <w:hyperlink r:id="rId46">
+      <w:hyperlink r:id="rId44">
         <w:r>
           <w:rPr>
             <w:lang w:val="hi_IN" w:bidi="hi_IN"/>
@@ -23108,7 +23043,7 @@
         </w:rPr>
         <w:t xml:space="preserve"> किया गया है, एक निश्चित भावार्थ में करता हैजिसका अर्थ है, ""संपत्ति"" जैसा </w:t>
       </w:r>
-      <w:hyperlink r:id="rId47">
+      <w:hyperlink r:id="rId45">
         <w:r>
           <w:rPr>
             <w:lang w:val="hi_IN" w:bidi="hi_IN"/>
@@ -23210,7 +23145,7 @@
         </w:rPr>
         <w:t xml:space="preserve"> शब्द का अनुवाद </w:t>
       </w:r>
-      <w:hyperlink r:id="rId46">
+      <w:hyperlink r:id="rId44">
         <w:r>
           <w:rPr>
             <w:lang w:val="hi_IN" w:bidi="hi_IN"/>
@@ -23417,7 +23352,7 @@
         </w:rPr>
         <w:t xml:space="preserve">"देखें कि आपने इस शब्द का अनुवाद </w:t>
       </w:r>
-      <w:hyperlink r:id="rId46">
+      <w:hyperlink r:id="rId44">
         <w:r>
           <w:rPr>
             <w:lang w:val="hi_IN" w:bidi="hi_IN"/>
@@ -23852,7 +23787,7 @@
         </w:rPr>
         <w:t xml:space="preserve"> के सन्दर्भ में कह रहा है जिनकी चर्चा उसने \n</w:t>
       </w:r>
-      <w:hyperlink r:id="rId48">
+      <w:hyperlink r:id="rId46">
         <w:r>
           <w:rPr>
             <w:lang w:val="hi_IN" w:bidi="hi_IN"/>
@@ -24213,7 +24148,7 @@
         </w:rPr>
         <w:t xml:space="preserve">यह वही शब्द है जिसका उपयोग यूहन्ना ने </w:t>
       </w:r>
-      <w:hyperlink r:id="rId16">
+      <w:hyperlink r:id="rId14">
         <w:r>
           <w:rPr>
             <w:lang w:val="hi_IN" w:bidi="hi_IN"/>
@@ -24231,7 +24166,7 @@
         </w:rPr>
         <w:t xml:space="preserve"> में नव विश्वासियो का वर्णन करने के लिए लाक्षणिक भाषा में </w:t>
       </w:r>
-      <w:hyperlink r:id="rId41">
+      <w:hyperlink r:id="rId39">
         <w:r>
           <w:rPr>
             <w:lang w:val="hi_IN" w:bidi="hi_IN"/>
@@ -25532,7 +25467,7 @@
         </w:rPr>
         <w:t xml:space="preserve"> शब्द का लाक्षणिक प्रयोग करता है जिसका सन्दर्भ पवित्र आत्मा से है| जिस प्रकार राजाओं और याजकों पर तेल उंडेला जाता था कि उनको परमेश्वर की सेवा निमित्त पृथक किया जाए ठीक उसी प्रकार परमेश्वर विश्वासियों को पवित्र आत्मा देता है कि उनको पृथक करके परमेश्वर की सेवा के लिए संपन्न किया जाए| यूहन्ना विशेष करके\n</w:t>
       </w:r>
-      <w:hyperlink r:id="rId49">
+      <w:hyperlink r:id="rId47">
         <w:r>
           <w:rPr>
             <w:lang w:val="hi_IN" w:bidi="hi_IN"/>
@@ -25550,7 +25485,7 @@
         </w:rPr>
         <w:t xml:space="preserve"> और </w:t>
       </w:r>
-      <w:hyperlink r:id="rId50">
+      <w:hyperlink r:id="rId48">
         <w:r>
           <w:rPr>
             <w:lang w:val="hi_IN" w:bidi="hi_IN"/>
@@ -26899,7 +26834,7 @@
         </w:rPr>
         <w:t xml:space="preserve">"यूहन्ना यहाँ उस अंतिम मसीह विरोधी का सन्दर्भ दे रहा है जो संसार के इतिहास के अंत समय में आएगा| यहाँ यूहन्ना के विचारों में कोई मनुष्य विशेष नहीं है| वह सामान्य रूप से उन सब मनुष्यों के सन्दर्भ में कह रहा है जो मसीह का विरोध करते हैं| देखें कि आपने </w:t>
       </w:r>
-      <w:hyperlink r:id="rId28">
+      <w:hyperlink r:id="rId26">
         <w:r>
           <w:rPr>
             <w:lang w:val="hi_IN" w:bidi="hi_IN"/>
@@ -28267,7 +28202,7 @@
         </w:rPr>
         <w:t xml:space="preserve">""बने रहो"" पर परिचर्चा हेतु देखें, 1 यूहन्ना: प्रस्तावना, भाग 3. इस प्रसंग में इसका अर्थ वही प्रतीत होता है जो </w:t>
       </w:r>
-      <w:hyperlink r:id="rId15">
+      <w:hyperlink r:id="rId13">
         <w:r>
           <w:rPr>
             <w:lang w:val="hi_IN" w:bidi="hi_IN"/>
@@ -28611,7 +28546,7 @@
         </w:rPr>
         <w:t xml:space="preserve"> शब्द या तो यीशु के सन्दर्भ में हो सकता है या पिता परमेश्वर के सन्दर्भ में हो सकता है| तथापि, अधिक संभावना है कि इसका सन्दर्भ यीशु से हो सकता है क्योंकि अभी-अभी यूहन्ना ने </w:t>
       </w:r>
-      <w:hyperlink r:id="rId51">
+      <w:hyperlink r:id="rId49">
         <w:r>
           <w:rPr>
             <w:lang w:val="hi_IN" w:bidi="hi_IN"/>
@@ -28629,7 +28564,7 @@
         </w:rPr>
         <w:t xml:space="preserve"> में यीशु के अंगीकार और इनकार की बात कही है और कहा है कि यीशु में विश्वास करने वाले हर एक जन से **अनंत जीवन की प्रतिज्ञा करने वाला यीशु ही है| उदाहरणार्थ देखें, यूहन्ना रचित सुसमाचार </w:t>
       </w:r>
-      <w:hyperlink r:id="rId52">
+      <w:hyperlink r:id="rId50">
         <w:r>
           <w:rPr>
             <w:lang w:val="hi_IN" w:bidi="hi_IN"/>
@@ -28647,7 +28582,7 @@
         </w:rPr>
         <w:t xml:space="preserve"> और </w:t>
       </w:r>
-      <w:hyperlink r:id="rId53">
+      <w:hyperlink r:id="rId51">
         <w:r>
           <w:rPr>
             <w:lang w:val="hi_IN" w:bidi="hi_IN"/>
@@ -29083,7 +29018,7 @@
         </w:rPr>
         <w:t xml:space="preserve">यहाँ यूहन्ना फिर से उस जोर को दोहराते हैं जो उन्होंने </w:t>
       </w:r>
-      <w:hyperlink r:id="rId54">
+      <w:hyperlink r:id="rId52">
         <w:r>
           <w:rPr>
             <w:lang w:val="hi_IN" w:bidi="hi_IN"/>
@@ -29212,7 +29147,7 @@
         </w:rPr>
         <w:t xml:space="preserve"> शब्द का अनुवाद </w:t>
       </w:r>
-      <w:hyperlink r:id="rId30">
+      <w:hyperlink r:id="rId28">
         <w:r>
           <w:rPr>
             <w:lang w:val="hi_IN" w:bidi="hi_IN"/>
@@ -29321,7 +29256,7 @@
         </w:rPr>
         <w:t xml:space="preserve">"जैसा </w:t>
       </w:r>
-      <w:hyperlink r:id="rId55">
+      <w:hyperlink r:id="rId53">
         <w:r>
           <w:rPr>
             <w:lang w:val="hi_IN" w:bidi="hi_IN"/>
@@ -29943,7 +29878,7 @@
         </w:rPr>
         <w:t xml:space="preserve">"बने रहो"" पर परिचर्चा हेतु देखें, 1 यूहन्ना:प्रस्तावना, भाग 3. इस प्रसंग में, इसका अर्र्थ वही प्रतीत होता है जो </w:t>
       </w:r>
-      <w:hyperlink r:id="rId15">
+      <w:hyperlink r:id="rId13">
         <w:r>
           <w:rPr>
             <w:lang w:val="hi_IN" w:bidi="hi_IN"/>
@@ -30312,7 +30247,7 @@
         </w:rPr>
         <w:t>"यूहन्ना अपने पत्र में एक नया भाग आरम्भ करते समय प्राप्तिकर्ताओं को पुनः संबोधित करता है| देखें कि आपने इसका अनुवाद\n</w:t>
       </w:r>
-      <w:hyperlink r:id="rId41">
+      <w:hyperlink r:id="rId39">
         <w:r>
           <w:rPr>
             <w:lang w:val="hi_IN" w:bidi="hi_IN"/>
@@ -30421,7 +30356,7 @@
         </w:rPr>
         <w:t xml:space="preserve">"बने रहते"" पर परिचर्चा हेतु देखें, 1 यूहन्ना: प्रस्तावना,भाग 3. इस वाक्य में यूहन्ना इस अभिव्यक्ति को उसी प्रकार काम में लेता है जिस प्रकार उसने इसे </w:t>
       </w:r>
-      <w:hyperlink r:id="rId56">
+      <w:hyperlink r:id="rId54">
         <w:r>
           <w:rPr>
             <w:lang w:val="hi_IN" w:bidi="hi_IN"/>
@@ -31518,7 +31453,7 @@
         </w:rPr>
         <w:t xml:space="preserve">क्योंकि विश्वासी यथार्थतः परमेश्वर से जन्में नहीं हैं यूहन्ना का यह लाक्षणिक भावार्थ है| </w:t>
       </w:r>
-      <w:hyperlink r:id="rId57">
+      <w:hyperlink r:id="rId55">
         <w:r>
           <w:rPr>
             <w:lang w:val="hi_IN" w:bidi="hi_IN"/>
@@ -31827,7 +31762,7 @@
         </w:rPr>
         <w:t xml:space="preserve">इसका अर्थ यह नहीं है कि हमारा उद्धार कुछ कार्यों पर निर्भर करता है। बल्कि, यूहन्ना उन आज्ञाओं के परिणामों का वर्णन कर रहे हैं जिन्हें उन्होंने </w:t>
       </w:r>
-      <w:hyperlink r:id="rId58">
+      <w:hyperlink r:id="rId56">
         <w:r>
           <w:rPr>
             <w:lang w:val="hi_IN" w:bidi="hi_IN"/>
@@ -31888,7 +31823,7 @@
           <w:lang w:val="hi_IN" w:bidi="hi_IN"/>
         </w:rPr>
       </w:r>
-      <w:hyperlink r:id="rId59">
+      <w:hyperlink r:id="rId57">
         <w:r>
           <w:rPr>
             <w:lang w:val="hi_IN" w:bidi="hi_IN"/>
@@ -32276,7 +32211,7 @@
         </w:rPr>
         <w:t xml:space="preserve">"यहाँ यूहन्ना वैसा ही रूपक काम में लेता है जैसा उसने </w:t>
       </w:r>
-      <w:hyperlink r:id="rId60">
+      <w:hyperlink r:id="rId58">
         <w:r>
           <w:rPr>
             <w:lang w:val="hi_IN" w:bidi="hi_IN"/>
@@ -33148,7 +33083,7 @@
         </w:rPr>
         <w:t xml:space="preserve">"देखें की आपने इसका अनुवाद </w:t>
       </w:r>
-      <w:hyperlink r:id="rId38">
+      <w:hyperlink r:id="rId36">
         <w:r>
           <w:rPr>
             <w:lang w:val="hi_IN" w:bidi="hi_IN"/>
@@ -33244,7 +33179,7 @@
         </w:rPr>
         <w:t xml:space="preserve">"देखें कि आपने </w:t>
       </w:r>
-      <w:hyperlink r:id="rId59">
+      <w:hyperlink r:id="rId57">
         <w:r>
           <w:rPr>
             <w:lang w:val="hi_IN" w:bidi="hi_IN"/>
@@ -33588,7 +33523,7 @@
         </w:rPr>
         <w:t xml:space="preserve">"प्रगट"" पर परिचर्चा देखें, 1 यूहन्ना: प्रस्तावना, भाग 3. यहाँ इस शब्द का अर्थ वही प्रतीत होता है जो </w:t>
       </w:r>
-      <w:hyperlink r:id="rId61">
+      <w:hyperlink r:id="rId59">
         <w:r>
           <w:rPr>
             <w:lang w:val="hi_IN" w:bidi="hi_IN"/>
@@ -34693,7 +34628,7 @@
         </w:rPr>
         <w:t>"बना रहत"" पर परिचर्चा हेतु देखें, 1 यूहन्ना: प्रस्तावना, भाग 3. इस प्रसंग में, इसका अर्थ वैसा ही प्रतीत होता है जैसा\n</w:t>
       </w:r>
-      <w:hyperlink r:id="rId15">
+      <w:hyperlink r:id="rId13">
         <w:r>
           <w:rPr>
             <w:lang w:val="hi_IN" w:bidi="hi_IN"/>
@@ -35344,7 +35279,7 @@
         </w:rPr>
         <w:t xml:space="preserve">देखें कि आपने इसका अनुवाद </w:t>
       </w:r>
-      <w:hyperlink r:id="rId41">
+      <w:hyperlink r:id="rId39">
         <w:r>
           <w:rPr>
             <w:lang w:val="hi_IN" w:bidi="hi_IN"/>
@@ -35473,7 +35408,7 @@
         </w:rPr>
         <w:t xml:space="preserve">देखें कि आपने ऎसी ही अभिव्यक्ति का अनुवाद </w:t>
       </w:r>
-      <w:hyperlink r:id="rId62">
+      <w:hyperlink r:id="rId60">
         <w:r>
           <w:rPr>
             <w:lang w:val="hi_IN" w:bidi="hi_IN"/>
@@ -35589,7 +35524,7 @@
         </w:rPr>
         <w:t xml:space="preserve">"देखें कि आपने ऎसी ही अभिव्यक्ति का अनुवाद </w:t>
       </w:r>
-      <w:hyperlink r:id="rId60">
+      <w:hyperlink r:id="rId58">
         <w:r>
           <w:rPr>
             <w:lang w:val="hi_IN" w:bidi="hi_IN"/>
@@ -35920,7 +35855,7 @@
         </w:rPr>
         <w:t xml:space="preserve"> इसी के द्वारा समाविष्ट संज्ञा के प्रभाव का संकेत देता है| यहाँ किया गया प्रयोग \n</w:t>
       </w:r>
-      <w:hyperlink r:id="rId48">
+      <w:hyperlink r:id="rId46">
         <w:r>
           <w:rPr>
             <w:lang w:val="hi_IN" w:bidi="hi_IN"/>
@@ -36231,7 +36166,7 @@
         </w:rPr>
         <w:t xml:space="preserve">"प्रगट"" शब्द पर परिचर्चा हेतु देखें, 1 यूहन्ना: प्रस्तावना, भाग 3. यहाँ इस शब्द का अर्थ कर्तृवाच्य में प्रतीत होता है जो वैसा ही है जैसा </w:t>
       </w:r>
-      <w:hyperlink r:id="rId63">
+      <w:hyperlink r:id="rId61">
         <w:r>
           <w:rPr>
             <w:lang w:val="hi_IN" w:bidi="hi_IN"/>
@@ -36471,7 +36406,7 @@
         </w:rPr>
         <w:t xml:space="preserve">देखें कि आपने इसका अनुवाद </w:t>
       </w:r>
-      <w:hyperlink r:id="rId60">
+      <w:hyperlink r:id="rId58">
         <w:r>
           <w:rPr>
             <w:lang w:val="hi_IN" w:bidi="hi_IN"/>
@@ -36600,7 +36535,7 @@
         </w:rPr>
         <w:t xml:space="preserve">"देखें कि आपने </w:t>
       </w:r>
-      <w:hyperlink r:id="rId60">
+      <w:hyperlink r:id="rId58">
         <w:r>
           <w:rPr>
             <w:lang w:val="hi_IN" w:bidi="hi_IN"/>
@@ -37011,7 +36946,7 @@
         </w:rPr>
         <w:t xml:space="preserve">"बना रहता"" पर परिचर्चा हेतु देखें, 1 यूहन्ना: प्रस्तावना, भाग 3. जैसा </w:t>
       </w:r>
-      <w:hyperlink r:id="rId56">
+      <w:hyperlink r:id="rId54">
         <w:r>
           <w:rPr>
             <w:lang w:val="hi_IN" w:bidi="hi_IN"/>
@@ -37557,7 +37492,7 @@
         </w:rPr>
         <w:t>देखें किआपने ऎसी ही एक अभिव्यक्ति का अनुवाद\n</w:t>
       </w:r>
-      <w:hyperlink r:id="rId60">
+      <w:hyperlink r:id="rId58">
         <w:r>
           <w:rPr>
             <w:lang w:val="hi_IN" w:bidi="hi_IN"/>
@@ -37868,7 +37803,7 @@
         </w:rPr>
         <w:t xml:space="preserve">"देखें कि आपने इसका अनुवाद </w:t>
       </w:r>
-      <w:hyperlink r:id="rId40">
+      <w:hyperlink r:id="rId38">
         <w:r>
           <w:rPr>
             <w:lang w:val="hi_IN" w:bidi="hi_IN"/>
@@ -38040,7 +37975,7 @@
         </w:rPr>
         <w:t xml:space="preserve"> का उपयोग विविध रूपों में करता है| यहाँ इसका सन्दर्भ उस समय से है जब उसके पात्र प्राप्तिकर्ताओं ने सर्वप्रथम यीशु के बारे में सूना था या यीशु में विश्वास किया था| देखें कि आपने इस वाक्यांश का अनुवाद\n</w:t>
       </w:r>
-      <w:hyperlink r:id="rId38">
+      <w:hyperlink r:id="rId36">
         <w:r>
           <w:rPr>
             <w:lang w:val="hi_IN" w:bidi="hi_IN"/>
@@ -38312,7 +38247,7 @@
         </w:rPr>
         <w:t xml:space="preserve">यह </w:t>
       </w:r>
-      <w:hyperlink r:id="rId64">
+      <w:hyperlink r:id="rId62">
         <w:r>
           <w:rPr>
             <w:lang w:val="hi_IN" w:bidi="hi_IN"/>
@@ -38935,7 +38870,7 @@
         </w:rPr>
         <w:t xml:space="preserve">"देखें कि आपने इसका अनुवाद </w:t>
       </w:r>
-      <w:hyperlink r:id="rId40">
+      <w:hyperlink r:id="rId38">
         <w:r>
           <w:rPr>
             <w:lang w:val="hi_IN" w:bidi="hi_IN"/>
@@ -39044,7 +38979,7 @@
         </w:rPr>
         <w:t xml:space="preserve"> शब्द का उपयोग अनेक अर्थों में करता है| यहाँ लाक्षणिक भाषा में इसका सन्दर्भ उन लोगों से है जो परमेश्वर का मान-सम्मान नहीं करते हैं और परमेश्वर की इच्छा के अनुरूप जीवन निर्वाह नहीं करते हैं, जैसा </w:t>
       </w:r>
-      <w:hyperlink r:id="rId59">
+      <w:hyperlink r:id="rId57">
         <w:r>
           <w:rPr>
             <w:lang w:val="hi_IN" w:bidi="hi_IN"/>
@@ -39480,7 +39415,7 @@
         </w:rPr>
         <w:t xml:space="preserve">"देखें कि आपने इसका अनुव्वाद </w:t>
       </w:r>
-      <w:hyperlink r:id="rId40">
+      <w:hyperlink r:id="rId38">
         <w:r>
           <w:rPr>
             <w:lang w:val="hi_IN" w:bidi="hi_IN"/>
@@ -39811,7 +39746,7 @@
         </w:rPr>
         <w:t xml:space="preserve"> शब्द का लाक्षणिक प्रयोग करता है और वह मत्ती </w:t>
       </w:r>
-      <w:hyperlink r:id="rId65">
+      <w:hyperlink r:id="rId63">
         <w:r>
           <w:rPr>
             <w:lang w:val="hi_IN" w:bidi="hi_IN"/>
@@ -39927,7 +39862,7 @@
         </w:rPr>
         <w:t xml:space="preserve">"देखें कि आपने इसका अनुवाद </w:t>
       </w:r>
-      <w:hyperlink r:id="rId40">
+      <w:hyperlink r:id="rId38">
         <w:r>
           <w:rPr>
             <w:lang w:val="hi_IN" w:bidi="hi_IN"/>
@@ -40773,7 +40708,7 @@
         </w:rPr>
         <w:t xml:space="preserve">"देखेनकी आपने इसका अनुवाद </w:t>
       </w:r>
-      <w:hyperlink r:id="rId40">
+      <w:hyperlink r:id="rId38">
         <w:r>
           <w:rPr>
             <w:lang w:val="hi_IN" w:bidi="hi_IN"/>
@@ -41071,7 +41006,7 @@
         </w:rPr>
         <w:t xml:space="preserve">"देखें कि आपने इसका अनुवाद </w:t>
       </w:r>
-      <w:hyperlink r:id="rId40">
+      <w:hyperlink r:id="rId38">
         <w:r>
           <w:rPr>
             <w:lang w:val="hi_IN" w:bidi="hi_IN"/>
@@ -41396,7 +41331,7 @@
         </w:rPr>
         <w:t xml:space="preserve">"इस उक्ति, ""बना रह सकता"" पर परिचर्चा हेतु देखें, 1 यूहन्ना: प्रस्तावना, भाग 3. जैस </w:t>
       </w:r>
-      <w:hyperlink r:id="rId16">
+      <w:hyperlink r:id="rId14">
         <w:r>
           <w:rPr>
             <w:lang w:val="hi_IN" w:bidi="hi_IN"/>
@@ -41512,7 +41447,7 @@
         </w:rPr>
         <w:t xml:space="preserve">"जैसा </w:t>
       </w:r>
-      <w:hyperlink r:id="rId33">
+      <w:hyperlink r:id="rId31">
         <w:r>
           <w:rPr>
             <w:lang w:val="hi_IN" w:bidi="hi_IN"/>
@@ -41641,7 +41576,7 @@
         </w:rPr>
         <w:t xml:space="preserve">"देखें कि आपने इसका अनुवाद </w:t>
       </w:r>
-      <w:hyperlink r:id="rId41">
+      <w:hyperlink r:id="rId39">
         <w:r>
           <w:rPr>
             <w:lang w:val="hi_IN" w:bidi="hi_IN"/>
@@ -42618,7 +42553,7 @@
         </w:rPr>
         <w:t>"इस पद में यूहन्ना परिणाम का उल्लेख करता है|वह अगले पद में प्रकट परिणाम का कारण देता है| यदि आपकी भाषा में स्पष्ट हो सके तो आप पद सेतु रच कर परिणाम से पहले कारण दर्शा सकते हैं| आप अपने अनुवाद में \n</w:t>
       </w:r>
-      <w:hyperlink r:id="rId66">
+      <w:hyperlink r:id="rId64">
         <w:r>
           <w:rPr>
             <w:lang w:val="hi_IN" w:bidi="hi_IN"/>
@@ -43073,7 +43008,7 @@
         </w:rPr>
         <w:t xml:space="preserve"> बोलता है और अपने वचन का पक्का है| वैकल्पिक अनुवाद: ""हम परमेश्वर के हैं जो सत्य है"" (2) जैसा \n</w:t>
       </w:r>
-      <w:hyperlink r:id="rId67">
+      <w:hyperlink r:id="rId65">
         <w:r>
           <w:rPr>
             <w:lang w:val="hi_IN" w:bidi="hi_IN"/>
@@ -43293,7 +43228,7 @@
         </w:rPr>
         <w:t xml:space="preserve">"देखें कि आपने इस अभिव्यक्ति का अनुवाद </w:t>
       </w:r>
-      <w:hyperlink r:id="rId68">
+      <w:hyperlink r:id="rId66">
         <w:r>
           <w:rPr>
             <w:lang w:val="hi_IN" w:bidi="hi_IN"/>
@@ -43964,7 +43899,7 @@
         </w:rPr>
         <w:t xml:space="preserve">"यहाँ का विषय </w:t>
       </w:r>
-      <w:hyperlink r:id="rId69">
+      <w:hyperlink r:id="rId67">
         <w:r>
           <w:rPr>
             <w:lang w:val="hi_IN" w:bidi="hi_IN"/>
@@ -44452,7 +44387,7 @@
         </w:rPr>
         <w:t xml:space="preserve">"देखें कि आपने इसका अनुवाद </w:t>
       </w:r>
-      <w:hyperlink r:id="rId38">
+      <w:hyperlink r:id="rId36">
         <w:r>
           <w:rPr>
             <w:lang w:val="hi_IN" w:bidi="hi_IN"/>
@@ -44646,7 +44581,7 @@
         </w:rPr>
         <w:t xml:space="preserve">"देखें कि आपने एक ऐसी ही अभिव्यक्ति का अनुवाद </w:t>
       </w:r>
-      <w:hyperlink r:id="rId66">
+      <w:hyperlink r:id="rId64">
         <w:r>
           <w:rPr>
             <w:lang w:val="hi_IN" w:bidi="hi_IN"/>
@@ -45232,7 +45167,7 @@
         </w:rPr>
         <w:t xml:space="preserve">"जैसा </w:t>
       </w:r>
-      <w:hyperlink r:id="rId31">
+      <w:hyperlink r:id="rId29">
         <w:r>
           <w:rPr>
             <w:lang w:val="hi_IN" w:bidi="hi_IN"/>
@@ -45720,7 +45655,7 @@
         </w:rPr>
         <w:t xml:space="preserve">"जैसा </w:t>
       </w:r>
-      <w:hyperlink r:id="rId42">
+      <w:hyperlink r:id="rId40">
         <w:r>
           <w:rPr>
             <w:lang w:val="hi_IN" w:bidi="hi_IN"/>
@@ -46312,7 +46247,7 @@
         </w:rPr>
         <w:t>"बना रहता"" पर परिचर्चा हेतु देखें, 1 यूहन्ना:प्रस्तावना, भाग 3. इस प्रसंग में, इसका अर्थ वही है जो \n</w:t>
       </w:r>
-      <w:hyperlink r:id="rId15">
+      <w:hyperlink r:id="rId13">
         <w:r>
           <w:rPr>
             <w:lang w:val="hi_IN" w:bidi="hi_IN"/>
@@ -47241,7 +47176,7 @@
           <w:lang w:val="hi_IN" w:bidi="hi_IN"/>
         </w:rPr>
       </w:r>
-      <w:hyperlink r:id="rId70">
+      <w:hyperlink r:id="rId68">
         <w:r>
           <w:rPr>
             <w:lang w:val="hi_IN" w:bidi="hi_IN"/>
@@ -47419,7 +47354,7 @@
         </w:rPr>
         <w:t xml:space="preserve">देखें कि आपने इसका अनुवाद </w:t>
       </w:r>
-      <w:hyperlink r:id="rId38">
+      <w:hyperlink r:id="rId36">
         <w:r>
           <w:rPr>
             <w:lang w:val="hi_IN" w:bidi="hi_IN"/>
@@ -48121,7 +48056,7 @@
         </w:rPr>
         <w:t xml:space="preserve">जैसा </w:t>
       </w:r>
-      <w:hyperlink r:id="rId48">
+      <w:hyperlink r:id="rId46">
         <w:r>
           <w:rPr>
             <w:lang w:val="hi_IN" w:bidi="hi_IN"/>
@@ -48263,7 +48198,7 @@
         </w:rPr>
         <w:t xml:space="preserve">"देखें कि आपने इस अभिव्यक्तिमका अनुवाद </w:t>
       </w:r>
-      <w:hyperlink r:id="rId71">
+      <w:hyperlink r:id="rId69">
         <w:r>
           <w:rPr>
             <w:lang w:val="hi_IN" w:bidi="hi_IN"/>
@@ -48372,7 +48307,7 @@
         </w:rPr>
         <w:t xml:space="preserve">"देखें कि आपने ऎसी ही अभिव्यक्ति का अनुवाद </w:t>
       </w:r>
-      <w:hyperlink r:id="rId72">
+      <w:hyperlink r:id="rId70">
         <w:r>
           <w:rPr>
             <w:lang w:val="hi_IN" w:bidi="hi_IN"/>
@@ -49003,7 +48938,7 @@
         </w:rPr>
         <w:t xml:space="preserve"> का अर्थ ""आत्मा"" है,तो इस अध्याय की निर्विशेष टिप्पणी में ""आत्मा"" पर परिचर्चा देखें| यहाँ यूहन्ना सन्दर्भ दे रहा है: (1) किसी बात का चारित्रिक स्वभाव, या (2) कोई अलौकि प्राणी जो ऐसे स्वाभाव को प्रेरित करता है| देखें की आपने </w:t>
       </w:r>
-      <w:hyperlink r:id="rId28">
+      <w:hyperlink r:id="rId26">
         <w:r>
           <w:rPr>
             <w:lang w:val="hi_IN" w:bidi="hi_IN"/>
@@ -49412,7 +49347,7 @@
         </w:rPr>
         <w:t xml:space="preserve"> इस पद में पिछले तीन पदों से भिन्न अभिप्राय में काम में ली गई है, क्योंकि इसका सन्दर्भ विश्वासियों से है न कि भविष्यद्वक्ताओं को प्रेरित करने वाली आत्मा से है| इसका अर्थ वही है जो </w:t>
       </w:r>
-      <w:hyperlink r:id="rId68">
+      <w:hyperlink r:id="rId66">
         <w:r>
           <w:rPr>
             <w:lang w:val="hi_IN" w:bidi="hi_IN"/>
@@ -49528,7 +49463,7 @@
         </w:rPr>
         <w:t xml:space="preserve">देखें कि आपने इसका अनुवाद </w:t>
       </w:r>
-      <w:hyperlink r:id="rId41">
+      <w:hyperlink r:id="rId39">
         <w:r>
           <w:rPr>
             <w:lang w:val="hi_IN" w:bidi="hi_IN"/>
@@ -49644,7 +49579,7 @@
         </w:rPr>
         <w:t>"जैसा</w:t>
       </w:r>
-      <w:hyperlink r:id="rId43">
+      <w:hyperlink r:id="rId41">
         <w:r>
           <w:rPr>
             <w:lang w:val="hi_IN" w:bidi="hi_IN"/>
@@ -49662,7 +49597,7 @@
         </w:rPr>
         <w:t xml:space="preserve"> और </w:t>
       </w:r>
-      <w:hyperlink r:id="rId16">
+      <w:hyperlink r:id="rId14">
         <w:r>
           <w:rPr>
             <w:lang w:val="hi_IN" w:bidi="hi_IN"/>
@@ -49784,7 +49719,7 @@
         </w:rPr>
         <w:t xml:space="preserve"> झूठे भविष्यद्वक्ताओं के सन्दर्भ में है जिनकी चर्चा यूहन्ना </w:t>
       </w:r>
-      <w:hyperlink r:id="rId71">
+      <w:hyperlink r:id="rId69">
         <w:r>
           <w:rPr>
             <w:lang w:val="hi_IN" w:bidi="hi_IN"/>
@@ -49900,7 +49835,7 @@
         </w:rPr>
         <w:t xml:space="preserve">"जैसा </w:t>
       </w:r>
-      <w:hyperlink r:id="rId49">
+      <w:hyperlink r:id="rId47">
         <w:r>
           <w:rPr>
             <w:lang w:val="hi_IN" w:bidi="hi_IN"/>
@@ -50022,7 +49957,7 @@
         </w:rPr>
         <w:t xml:space="preserve">"यूहन्ना पूर्वोक्त पद में कहता है कि मसीह के विरोधी की आत्मा यहाँ और </w:t>
       </w:r>
-      <w:hyperlink r:id="rId73">
+      <w:hyperlink r:id="rId71">
         <w:r>
           <w:rPr>
             <w:lang w:val="hi_IN" w:bidi="hi_IN"/>
@@ -50053,7 +49988,7 @@
         </w:rPr>
         <w:t xml:space="preserve"> है, इसका अर्थ </w:t>
       </w:r>
-      <w:hyperlink r:id="rId71">
+      <w:hyperlink r:id="rId69">
         <w:r>
           <w:rPr>
             <w:lang w:val="hi_IN" w:bidi="hi_IN"/>
@@ -50071,7 +50006,7 @@
         </w:rPr>
         <w:t xml:space="preserve"> और </w:t>
       </w:r>
-      <w:hyperlink r:id="rId70">
+      <w:hyperlink r:id="rId68">
         <w:r>
           <w:rPr>
             <w:lang w:val="hi_IN" w:bidi="hi_IN"/>
@@ -50089,7 +50024,7 @@
         </w:rPr>
         <w:t xml:space="preserve"> की इस उक्ति से भिन्न है| वहाँ इसका सन्दर्भ स्थान से है, अतः जब यूहन्ना </w:t>
       </w:r>
-      <w:hyperlink r:id="rId73">
+      <w:hyperlink r:id="rId71">
         <w:r>
           <w:rPr>
             <w:lang w:val="hi_IN" w:bidi="hi_IN"/>
@@ -50342,7 +50277,7 @@
         </w:rPr>
         <w:t xml:space="preserve"> झूठे भविष्यद्वक्ताओं के सन्दर्भ में है जिनकी चर्चा यूहन्ना </w:t>
       </w:r>
-      <w:hyperlink r:id="rId71">
+      <w:hyperlink r:id="rId69">
         <w:r>
           <w:rPr>
             <w:lang w:val="hi_IN" w:bidi="hi_IN"/>
@@ -50706,7 +50641,7 @@
         </w:rPr>
         <w:t xml:space="preserve">"इस पद के आरंभिक तीन वाक्यों में प्रयुक्त सर्वनाम संभवतः अनन्य हैं| अतः यदि आपकी भाषा में इस अन्तर को उजागर किया जा सकता है तो हमारे सुझाव के अनुसार आप अपने अनुवाद में अनन्य रूपों का प्रयोग करें| ऐसा प्रतीत होता है कि यूहन्ना यहाँ अपने स्वयं के और यीशु के पुनरुत्थान के साक्षात गवाहों के बारे में कहता है कि वे यीशु के बारे में सत्य के शिक्षक हैं| वह पहले </w:t>
       </w:r>
-      <w:hyperlink r:id="rId74">
+      <w:hyperlink r:id="rId72">
         <w:r>
           <w:rPr>
             <w:lang w:val="hi_IN" w:bidi="hi_IN"/>
@@ -50835,7 +50770,7 @@
         </w:rPr>
         <w:t xml:space="preserve"> का अर्थ हो सकता है: (1) की यूहन्ना और उसके साथी गवाह यीशु के सत्य के शिक्षक हैं, क्योंकि परमेश्वर ने उनको इस काम के लिए भेजा है| वैकल्पिक अनुवाद: ""परमेश्वर ने हमको भेजा है"" (2) वही बात जो </w:t>
       </w:r>
-      <w:hyperlink r:id="rId74">
+      <w:hyperlink r:id="rId72">
         <w:r>
           <w:rPr>
             <w:lang w:val="hi_IN" w:bidi="hi_IN"/>
@@ -50853,7 +50788,7 @@
         </w:rPr>
         <w:t xml:space="preserve"> और </w:t>
       </w:r>
-      <w:hyperlink r:id="rId75">
+      <w:hyperlink r:id="rId73">
         <w:r>
           <w:rPr>
             <w:lang w:val="hi_IN" w:bidi="hi_IN"/>
@@ -51080,7 +51015,7 @@
         </w:rPr>
         <w:t xml:space="preserve">"जैसा </w:t>
       </w:r>
-      <w:hyperlink r:id="rId76">
+      <w:hyperlink r:id="rId74">
         <w:r>
           <w:rPr>
             <w:lang w:val="hi_IN" w:bidi="hi_IN"/>
@@ -51202,7 +51137,7 @@
         </w:rPr>
         <w:t xml:space="preserve">"जैसा </w:t>
       </w:r>
-      <w:hyperlink r:id="rId77">
+      <w:hyperlink r:id="rId75">
         <w:r>
           <w:rPr>
             <w:lang w:val="hi_IN" w:bidi="hi_IN"/>
@@ -51344,7 +51279,7 @@
         </w:rPr>
         <w:t xml:space="preserve"> इस अभिव्यक्ति का अर्थ इस पद में भी वही है जो </w:t>
       </w:r>
-      <w:hyperlink r:id="rId74">
+      <w:hyperlink r:id="rId72">
         <w:r>
           <w:rPr>
             <w:lang w:val="hi_IN" w:bidi="hi_IN"/>
@@ -51610,7 +51545,7 @@
         </w:rPr>
         <w:t xml:space="preserve"> से यूहन्ना का अभिप्राय यह भी हो सकता है कि उसने \n</w:t>
       </w:r>
-      <w:hyperlink r:id="rId78">
+      <w:hyperlink r:id="rId76">
         <w:r>
           <w:rPr>
             <w:lang w:val="hi_IN" w:bidi="hi_IN"/>
@@ -51739,7 +51674,7 @@
         </w:rPr>
         <w:t xml:space="preserve"> शब्द लिखा है वह समावेशी होगा| अतः यदि आपकी भाषा में ऐसा अंतर उजागर किया जा सकता है तो अपने अनुवाद में आप समावेशी रूप का प्रयोग करें| यह समावेशी प्रयोग </w:t>
       </w:r>
-      <w:hyperlink r:id="rId50">
+      <w:hyperlink r:id="rId48">
         <w:r>
           <w:rPr>
             <w:lang w:val="hi_IN" w:bidi="hi_IN"/>
@@ -51894,7 +51829,7 @@
         </w:rPr>
         <w:t xml:space="preserve"> का सन्दर्भ शैतान से है| ये वही हो सकती हैं जिनको यूहन्ना ""जो तुम में है"" और ""जो संसार में है"" कह कर संदर्भित करता है- </w:t>
       </w:r>
-      <w:hyperlink r:id="rId74">
+      <w:hyperlink r:id="rId72">
         <w:r>
           <w:rPr>
             <w:lang w:val="hi_IN" w:bidi="hi_IN"/>
@@ -52237,7 +52172,7 @@
         </w:rPr>
         <w:t xml:space="preserve">"देखें कि आपने इसका अनुवाद </w:t>
       </w:r>
-      <w:hyperlink r:id="rId38">
+      <w:hyperlink r:id="rId36">
         <w:r>
           <w:rPr>
             <w:lang w:val="hi_IN" w:bidi="hi_IN"/>
@@ -52346,7 +52281,7 @@
         </w:rPr>
         <w:t xml:space="preserve"> इस अभिव्यक्ति का अर्थ लगभग वैसा ही है जैसा </w:t>
       </w:r>
-      <w:hyperlink r:id="rId75">
+      <w:hyperlink r:id="rId73">
         <w:r>
           <w:rPr>
             <w:lang w:val="hi_IN" w:bidi="hi_IN"/>
@@ -52440,7 +52375,7 @@
         </w:rPr>
         <w:t xml:space="preserve">"देखें कि आपने </w:t>
       </w:r>
-      <w:hyperlink r:id="rId60">
+      <w:hyperlink r:id="rId58">
         <w:r>
           <w:rPr>
             <w:lang w:val="hi_IN" w:bidi="hi_IN"/>
@@ -52458,7 +52393,7 @@
         </w:rPr>
         <w:t xml:space="preserve">, और </w:t>
       </w:r>
-      <w:hyperlink r:id="rId79">
+      <w:hyperlink r:id="rId77">
         <w:r>
           <w:rPr>
             <w:lang w:val="hi_IN" w:bidi="hi_IN"/>
@@ -52652,7 +52587,7 @@
         </w:rPr>
         <w:t xml:space="preserve">"जैसा </w:t>
       </w:r>
-      <w:hyperlink r:id="rId45">
+      <w:hyperlink r:id="rId43">
         <w:r>
           <w:rPr>
             <w:lang w:val="hi_IN" w:bidi="hi_IN"/>
@@ -52859,7 +52794,7 @@
         </w:rPr>
         <w:t xml:space="preserve">"जैसा </w:t>
       </w:r>
-      <w:hyperlink r:id="rId45">
+      <w:hyperlink r:id="rId43">
         <w:r>
           <w:rPr>
             <w:lang w:val="hi_IN" w:bidi="hi_IN"/>
@@ -54215,7 +54150,7 @@
         </w:rPr>
         <w:t xml:space="preserve">"क्योंकि मनुष्य यीशु के आगमन से पूर्व यथार्थ में जीवित थे, यूहन्ना के कहने का अर्थ लाक्षणिक भाषा में है| संभवतः वह </w:t>
       </w:r>
-      <w:hyperlink r:id="rId80">
+      <w:hyperlink r:id="rId78">
         <w:r>
           <w:rPr>
             <w:lang w:val="hi_IN" w:bidi="hi_IN"/>
@@ -54637,7 +54572,7 @@
         </w:rPr>
         <w:t xml:space="preserve"> के अर्थ का अनुवाद एक समानार्थक अभिव्यक्ति के द्वारा कर सकते हैं| देखें कि आपने इस शब्द का अनुवाद </w:t>
       </w:r>
-      <w:hyperlink r:id="rId81">
+      <w:hyperlink r:id="rId79">
         <w:r>
           <w:rPr>
             <w:lang w:val="hi_IN" w:bidi="hi_IN"/>
@@ -54753,7 +54688,7 @@
         </w:rPr>
         <w:t xml:space="preserve">"देखें कि आपने इसका अनुवाद </w:t>
       </w:r>
-      <w:hyperlink r:id="rId38">
+      <w:hyperlink r:id="rId36">
         <w:r>
           <w:rPr>
             <w:lang w:val="hi_IN" w:bidi="hi_IN"/>
@@ -55121,7 +55056,7 @@
         </w:rPr>
         <w:t>"बना रहता"" पर परिचर्चा हेतु देखें, 1 यूहन्ना: प्रस्तावना, भाग 3. इस प्रसंग में, इसका अर्थ वैसा ही प्रतीत होता है जैसा \n</w:t>
       </w:r>
-      <w:hyperlink r:id="rId15">
+      <w:hyperlink r:id="rId13">
         <w:r>
           <w:rPr>
             <w:lang w:val="hi_IN" w:bidi="hi_IN"/>
@@ -55237,7 +55172,7 @@
         </w:rPr>
         <w:t xml:space="preserve">"देखें कि आपने ऎसी ही अभिव्यक्ति का अनुवाद </w:t>
       </w:r>
-      <w:hyperlink r:id="rId33">
+      <w:hyperlink r:id="rId31">
         <w:r>
           <w:rPr>
             <w:lang w:val="hi_IN" w:bidi="hi_IN"/>
@@ -55333,7 +55268,7 @@
         </w:rPr>
         <w:t xml:space="preserve">"यह पद </w:t>
       </w:r>
-      <w:hyperlink r:id="rId49">
+      <w:hyperlink r:id="rId47">
         <w:r>
           <w:rPr>
             <w:lang w:val="hi_IN" w:bidi="hi_IN"/>
@@ -55775,7 +55710,7 @@
         </w:rPr>
         <w:t xml:space="preserve">"बने रहते"" पर परिचर्चा हेतु देखें, 1 यूहन्ना: प्रस्तावना, भाग 3. इस प्रसंग में ऐसा प्रतीत होता है कि इसका अर्थ वैसा ही है जैसा </w:t>
       </w:r>
-      <w:hyperlink r:id="rId15">
+      <w:hyperlink r:id="rId13">
         <w:r>
           <w:rPr>
             <w:lang w:val="hi_IN" w:bidi="hi_IN"/>
@@ -56406,7 +56341,7 @@
         </w:rPr>
         <w:t xml:space="preserve">"इस अभिव्यक्ति का अर्थ उस अभिव्यक्ति का सहार्थी है, ""जो पुत्र को मान लेता है"" </w:t>
       </w:r>
-      <w:hyperlink r:id="rId82">
+      <w:hyperlink r:id="rId80">
         <w:r>
           <w:rPr>
             <w:lang w:val="hi_IN" w:bidi="hi_IN"/>
@@ -56711,7 +56646,7 @@
         </w:rPr>
         <w:t>"बना रहता"" पर परिचर्चा हेत देखें, 1 यूहन्ना:प्रस्तावना,भाग 3. इस प्रसंग में ऐसा प्रतीत होता है की इसका अर्थ वही है जो \n</w:t>
       </w:r>
-      <w:hyperlink r:id="rId15">
+      <w:hyperlink r:id="rId13">
         <w:r>
           <w:rPr>
             <w:lang w:val="hi_IN" w:bidi="hi_IN"/>
@@ -56977,7 +56912,7 @@
         </w:rPr>
         <w:t xml:space="preserve"> किया गया है, वह वैसा ही है जिसका अनुवाद </w:t>
       </w:r>
-      <w:hyperlink r:id="rId57">
+      <w:hyperlink r:id="rId55">
         <w:r>
           <w:rPr>
             <w:lang w:val="hi_IN" w:bidi="hi_IN"/>
@@ -57145,7 +57080,7 @@
         </w:rPr>
         <w:t xml:space="preserve"> अपने गुण में कैसा है| देखें कि आपने इसका अनुवाद </w:t>
       </w:r>
-      <w:hyperlink r:id="rId83">
+      <w:hyperlink r:id="rId81">
         <w:r>
           <w:rPr>
             <w:lang w:val="hi_IN" w:bidi="hi_IN"/>
@@ -57254,7 +57189,7 @@
         </w:rPr>
         <w:t xml:space="preserve">"बना रहता"" पर परिचर्चा हेतु देखें, 1 यूहन्ना:प्रस्तावना, भाग 3. जैसा </w:t>
       </w:r>
-      <w:hyperlink r:id="rId54">
+      <w:hyperlink r:id="rId52">
         <w:r>
           <w:rPr>
             <w:lang w:val="hi_IN" w:bidi="hi_IN"/>
@@ -57343,7 +57278,7 @@
         </w:rPr>
         <w:t xml:space="preserve">""बना रहता"" पर परिचर्बचा हेतु देखें, 1 यूहन्ना: प्रस्तावना, भाग 3. इस प्रसंग में, इसका अर्थ वही प्रत्तित होता है जो \n </w:t>
       </w:r>
-      <w:hyperlink r:id="rId15">
+      <w:hyperlink r:id="rId13">
         <w:r>
           <w:rPr>
             <w:lang w:val="hi_IN" w:bidi="hi_IN"/>
@@ -57361,7 +57296,7 @@
         </w:rPr>
         <w:t xml:space="preserve"> और </w:t>
       </w:r>
-      <w:hyperlink r:id="rId84">
+      <w:hyperlink r:id="rId82">
         <w:r>
           <w:rPr>
             <w:lang w:val="hi_IN" w:bidi="hi_IN"/>
@@ -57470,7 +57405,7 @@
         </w:rPr>
         <w:t xml:space="preserve">जैसा </w:t>
       </w:r>
-      <w:hyperlink r:id="rId57">
+      <w:hyperlink r:id="rId55">
         <w:r>
           <w:rPr>
             <w:lang w:val="hi_IN" w:bidi="hi_IN"/>
@@ -57716,7 +57651,7 @@
         </w:rPr>
         <w:t xml:space="preserve">देखें कि आपने ऎसी ही अभिव्यक्ति का अनुवाद </w:t>
       </w:r>
-      <w:hyperlink r:id="rId33">
+      <w:hyperlink r:id="rId31">
         <w:r>
           <w:rPr>
             <w:lang w:val="hi_IN" w:bidi="hi_IN"/>
@@ -59311,7 +59246,7 @@
         </w:rPr>
         <w:t xml:space="preserve">"देखें कि आपने ऎसी ही अभिव्यक्ति का अनुवाद </w:t>
       </w:r>
-      <w:hyperlink r:id="rId33">
+      <w:hyperlink r:id="rId31">
         <w:r>
           <w:rPr>
             <w:lang w:val="hi_IN" w:bidi="hi_IN"/>
@@ -59342,7 +59277,7 @@
         </w:rPr>
         <w:t xml:space="preserve">का अर्थ हो सकता है: (1) हमारे लिए परमेश्वर का प्रेम| वैकल्पिक अनुवाद: ""अतः यदि कोई डरता है तो परमेश्वर के प्रेम ने उसके जीवन में अपने उद्देश्य की प्राप्ति नहीं की है"" (2) इसका अर्थ हो सकता है, परमेश्वर के लिए हमारा प्रेम| वैकल्पिक अनुवाद; ""अतः, यदि किसी में भय है तो वह वास्तव में अभी तक परमेश्वर से सिद्ध प्रेम नहीं करता है"" इसके ये दोनों अर्थ हो सकते हैं, जैसा </w:t>
       </w:r>
-      <w:hyperlink r:id="rId47">
+      <w:hyperlink r:id="rId45">
         <w:r>
           <w:rPr>
             <w:lang w:val="hi_IN" w:bidi="hi_IN"/>
@@ -59569,7 +59504,7 @@
         </w:rPr>
         <w:t xml:space="preserve">"इस पद में पद </w:t>
       </w:r>
-      <w:hyperlink r:id="rId85">
+      <w:hyperlink r:id="rId83">
         <w:r>
           <w:rPr>
             <w:lang w:val="hi_IN" w:bidi="hi_IN"/>
@@ -60129,7 +60064,7 @@
         </w:rPr>
         <w:t xml:space="preserve">"देखें कि आपने इसका अनुवाद </w:t>
       </w:r>
-      <w:hyperlink r:id="rId40">
+      <w:hyperlink r:id="rId38">
         <w:r>
           <w:rPr>
             <w:lang w:val="hi_IN" w:bidi="hi_IN"/>
@@ -60669,7 +60604,7 @@
         </w:rPr>
         <w:t xml:space="preserve">"देखें कि आपने इसका अनुवाद </w:t>
       </w:r>
-      <w:hyperlink r:id="rId40">
+      <w:hyperlink r:id="rId38">
         <w:r>
           <w:rPr>
             <w:lang w:val="hi_IN" w:bidi="hi_IN"/>
@@ -60828,7 +60763,7 @@
         </w:rPr>
         <w:t xml:space="preserve">यह पूरी तरह से स्पष्ट नहीं है कि यूहन्ना इस वाक्यांश से क्या अभिप्राय रखते हैं। शब्द "मृत्यु" शारीरिक मृत्यु या आत्मिक मृत्यु, दोनों का संदर्भ हो सकता है जो परमेश्वर से अनन्त अलगाव है। </w:t>
       </w:r>
-      <w:hyperlink r:id="rId86">
+      <w:hyperlink r:id="rId84">
         <w:r>
           <w:rPr>
             <w:lang w:val="hi_IN" w:bidi="hi_IN"/>
@@ -60914,7 +60849,7 @@
           <w:lang w:val="hi_IN" w:bidi="hi_IN"/>
         </w:rPr>
       </w:r>
-      <w:hyperlink r:id="rId87">
+      <w:hyperlink r:id="rId85">
         <w:r>
           <w:rPr>
             <w:lang w:val="hi_IN" w:bidi="hi_IN"/>
@@ -60964,7 +60899,7 @@
           <w:lang w:val="hi_IN" w:bidi="hi_IN"/>
         </w:rPr>
       </w:r>
-      <w:hyperlink r:id="rId88">
+      <w:hyperlink r:id="rId86">
         <w:r>
           <w:rPr>
             <w:lang w:val="hi_IN" w:bidi="hi_IN"/>
@@ -61149,7 +61084,7 @@
         </w:rPr>
         <w:t xml:space="preserve">"देखें कि आपने एक ऎसी ही अभिव्यक्ति का अनुवाद </w:t>
       </w:r>
-      <w:hyperlink r:id="rId60">
+      <w:hyperlink r:id="rId58">
         <w:r>
           <w:rPr>
             <w:lang w:val="hi_IN" w:bidi="hi_IN"/>
@@ -61265,7 +61200,7 @@
         </w:rPr>
         <w:t xml:space="preserve">"देखें कि आपने </w:t>
       </w:r>
-      <w:hyperlink r:id="rId60">
+      <w:hyperlink r:id="rId58">
         <w:r>
           <w:rPr>
             <w:lang w:val="hi_IN" w:bidi="hi_IN"/>
@@ -61361,7 +61296,7 @@
         </w:rPr>
         <w:t xml:space="preserve">"यूहन्ना इस लघु कथन के समावेश द्वारा एक सामान्य तथ्य की शिक्षा देना चाहता है जो जीवन में सत्य सिद्ध है और उस बात से प्रासंगिक है जिसकी वह </w:t>
       </w:r>
-      <w:hyperlink r:id="rId89">
+      <w:hyperlink r:id="rId87">
         <w:r>
           <w:rPr>
             <w:lang w:val="hi_IN" w:bidi="hi_IN"/>
@@ -62468,7 +62403,7 @@
         </w:rPr>
         <w:t xml:space="preserve">"देखें कि आपने ऎसी ही अभिव्यक्ति का अनुवाद \n </w:t>
       </w:r>
-      <w:hyperlink r:id="rId60">
+      <w:hyperlink r:id="rId58">
         <w:r>
           <w:rPr>
             <w:lang w:val="hi_IN" w:bidi="hi_IN"/>
@@ -62564,7 +62499,7 @@
         </w:rPr>
         <w:t xml:space="preserve">"देखें कि आपने </w:t>
       </w:r>
-      <w:hyperlink r:id="rId60">
+      <w:hyperlink r:id="rId58">
         <w:r>
           <w:rPr>
             <w:lang w:val="hi_IN" w:bidi="hi_IN"/>
@@ -62680,7 +62615,7 @@
         </w:rPr>
         <w:t xml:space="preserve">"जैसा </w:t>
       </w:r>
-      <w:hyperlink r:id="rId43">
+      <w:hyperlink r:id="rId41">
         <w:r>
           <w:rPr>
             <w:lang w:val="hi_IN" w:bidi="hi_IN"/>
@@ -62802,7 +62737,7 @@
         </w:rPr>
         <w:t xml:space="preserve"> शब्द का अनुवाद </w:t>
       </w:r>
-      <w:hyperlink r:id="rId46">
+      <w:hyperlink r:id="rId44">
         <w:r>
           <w:rPr>
             <w:lang w:val="hi_IN" w:bidi="hi_IN"/>
@@ -64544,7 +64479,7 @@
         </w:rPr>
         <w:t xml:space="preserve">"जैसा </w:t>
       </w:r>
-      <w:hyperlink r:id="rId83">
+      <w:hyperlink r:id="rId81">
         <w:r>
           <w:rPr>
             <w:lang w:val="hi_IN" w:bidi="hi_IN"/>
@@ -64562,7 +64497,7 @@
         </w:rPr>
         <w:t xml:space="preserve"> और </w:t>
       </w:r>
-      <w:hyperlink r:id="rId90">
+      <w:hyperlink r:id="rId88">
         <w:r>
           <w:rPr>
             <w:lang w:val="hi_IN" w:bidi="hi_IN"/>
@@ -64678,7 +64613,7 @@
         </w:rPr>
         <w:t xml:space="preserve">"इस वक्तव्य में यूहन्ना पुनः पुष्टि करता है कि पद </w:t>
       </w:r>
-      <w:hyperlink r:id="rId91">
+      <w:hyperlink r:id="rId89">
         <w:r>
           <w:rPr>
             <w:lang w:val="hi_IN" w:bidi="hi_IN"/>
@@ -65029,7 +64964,7 @@
         </w:rPr>
         <w:t xml:space="preserve"> शब्दों का अनुवाद </w:t>
       </w:r>
-      <w:hyperlink r:id="rId91">
+      <w:hyperlink r:id="rId89">
         <w:r>
           <w:rPr>
             <w:lang w:val="hi_IN" w:bidi="hi_IN"/>
@@ -65752,7 +65687,7 @@
         </w:rPr>
         <w:t xml:space="preserve"> शब्द समावेश करा सकता है: (1) पुत्र के लिए परमेश्वर की गवाही की विषयवस्तु| इस स्थिति में, यह विषयवस्तु स्वयं ही </w:t>
       </w:r>
-      <w:hyperlink r:id="rId92">
+      <w:hyperlink r:id="rId90">
         <w:r>
           <w:rPr>
             <w:lang w:val="hi_IN" w:bidi="hi_IN"/>
@@ -65861,7 +65796,7 @@
         </w:rPr>
         <w:t xml:space="preserve"> शब्द का सन्दर्भ हो सकता है: (1) परमेश्वर की गवाही से जिसकी चर्चा यूहन्ना </w:t>
       </w:r>
-      <w:hyperlink r:id="rId73">
+      <w:hyperlink r:id="rId71">
         <w:r>
           <w:rPr>
             <w:lang w:val="hi_IN" w:bidi="hi_IN"/>
@@ -65879,7 +65814,7 @@
         </w:rPr>
         <w:t xml:space="preserve"> में करता है| वैकल्पिक अनुवाद: ""मैं तुम्हें बताऊँगा कि परमेश्वर की गवाही क्या है"" (2) </w:t>
       </w:r>
-      <w:hyperlink r:id="rId73">
+      <w:hyperlink r:id="rId71">
         <w:r>
           <w:rPr>
             <w:lang w:val="hi_IN" w:bidi="hi_IN"/>
@@ -66726,7 +66661,7 @@
         </w:rPr>
         <w:t xml:space="preserve">"जैसा </w:t>
       </w:r>
-      <w:hyperlink r:id="rId93">
+      <w:hyperlink r:id="rId91">
         <w:r>
           <w:rPr>
             <w:lang w:val="hi_IN" w:bidi="hi_IN"/>
@@ -67154,7 +67089,7 @@
         </w:rPr>
         <w:t xml:space="preserve">"जैसा </w:t>
       </w:r>
-      <w:hyperlink r:id="rId57">
+      <w:hyperlink r:id="rId55">
         <w:r>
           <w:rPr>
             <w:lang w:val="hi_IN" w:bidi="hi_IN"/>
@@ -67185,7 +67120,7 @@
         </w:rPr>
         <w:t xml:space="preserve"> एक ही में दो अर्थ रखता है| इसका अर्थ है, इस नवीन जीवन शैली के लिए परमेश्वर से सामर्थ्य प्राप्त करना और इसका एक और अर्थ है, मरणोपरांत परमेश्वर की उपस्थिति में सदा रहना| देखें कि आपने इस अभिव्यक्ति का अनुवाद \n</w:t>
       </w:r>
-      <w:hyperlink r:id="rId57">
+      <w:hyperlink r:id="rId55">
         <w:r>
           <w:rPr>
             <w:lang w:val="hi_IN" w:bidi="hi_IN"/>
@@ -67523,7 +67458,7 @@
         </w:rPr>
         <w:t xml:space="preserve">"क्योंकि मनुष्यों के ये दोनों समूह जीवित हैं, यूहन्ना का कथन बहुवचन में है| जैसा </w:t>
       </w:r>
-      <w:hyperlink r:id="rId57">
+      <w:hyperlink r:id="rId55">
         <w:r>
           <w:rPr>
             <w:lang w:val="hi_IN" w:bidi="hi_IN"/>
@@ -67541,7 +67476,7 @@
         </w:rPr>
         <w:t xml:space="preserve"> में है, वह संभवतः </w:t>
       </w:r>
-      <w:hyperlink r:id="rId80">
+      <w:hyperlink r:id="rId78">
         <w:r>
           <w:rPr>
             <w:lang w:val="hi_IN" w:bidi="hi_IN"/>
@@ -67559,7 +67494,7 @@
         </w:rPr>
         <w:t xml:space="preserve"> और </w:t>
       </w:r>
-      <w:hyperlink r:id="rId92">
+      <w:hyperlink r:id="rId90">
         <w:r>
           <w:rPr>
             <w:lang w:val="hi_IN" w:bidi="hi_IN"/>
@@ -67967,7 +67902,7 @@
         </w:rPr>
         <w:t xml:space="preserve">"जैसा </w:t>
       </w:r>
-      <w:hyperlink r:id="rId42">
+      <w:hyperlink r:id="rId40">
         <w:r>
           <w:rPr>
             <w:lang w:val="hi_IN" w:bidi="hi_IN"/>
@@ -68312,7 +68247,7 @@
         </w:rPr>
         <w:t xml:space="preserve">"यदि आपके पाठकों के लिए सहायक सिद्ध हो सके तो जैसा </w:t>
       </w:r>
-      <w:hyperlink r:id="rId94">
+      <w:hyperlink r:id="rId92">
         <w:r>
           <w:rPr>
             <w:lang w:val="hi_IN" w:bidi="hi_IN"/>
@@ -68839,7 +68774,7 @@
         </w:rPr>
         <w:t xml:space="preserve">"जैसा </w:t>
       </w:r>
-      <w:hyperlink r:id="rId77">
+      <w:hyperlink r:id="rId75">
         <w:r>
           <w:rPr>
             <w:lang w:val="hi_IN" w:bidi="hi_IN"/>
@@ -69079,7 +69014,7 @@
         </w:rPr>
         <w:t xml:space="preserve">"जैसा </w:t>
       </w:r>
-      <w:hyperlink r:id="rId95">
+      <w:hyperlink r:id="rId93">
         <w:r>
           <w:rPr>
             <w:lang w:val="hi_IN" w:bidi="hi_IN"/>
@@ -69567,7 +69502,7 @@
         </w:rPr>
         <w:t xml:space="preserve">"देखें कि आपने इसका अनुवाद </w:t>
       </w:r>
-      <w:hyperlink r:id="rId40">
+      <w:hyperlink r:id="rId38">
         <w:r>
           <w:rPr>
             <w:lang w:val="hi_IN" w:bidi="hi_IN"/>
@@ -70289,7 +70224,7 @@
         </w:rPr>
         <w:t xml:space="preserve"> से संभवतः यह है कि वह उस आचरण के सन्दर्भ में चर्चा कर रहा है जो झूठी शिक्षकों का था और जिसकी वे अनुशंसा करते थे| जैसा 1 यूहन्ना प्रस्तावना, भाग 3 में वर्णन किया गया है, इन शूठे शिक्षकों का दावा था कि मनुष्य अपने शरीर में क्या करता है उससे कोई अंतर नहीं पड़ता है, अतः वे अनेक गंभीर पाप करते थे, उनको अपने कुकर्मों का पाप बोध नहीं था| इससे प्रकट था कि उन्होंने यीशु में विश्वास को त्याग दिया था और पवित्र आत्मा के प्रभाव को अस्वीकार कर दिया था| यूहन्ना अभिप्रेत अर्थ में इस झूठी शिक्षा का </w:t>
       </w:r>
-      <w:hyperlink r:id="rId88">
+      <w:hyperlink r:id="rId86">
         <w:r>
           <w:rPr>
             <w:lang w:val="hi_IN" w:bidi="hi_IN"/>
@@ -70731,7 +70666,7 @@
         </w:rPr>
         <w:t xml:space="preserve">"देखें की आपने ऎसी ही अभिव्यक्ति का अनुवाद </w:t>
       </w:r>
-      <w:hyperlink r:id="rId60">
+      <w:hyperlink r:id="rId58">
         <w:r>
           <w:rPr>
             <w:lang w:val="hi_IN" w:bidi="hi_IN"/>
@@ -70847,7 +70782,7 @@
         </w:rPr>
         <w:t xml:space="preserve">"देखें कि आपने </w:t>
       </w:r>
-      <w:hyperlink r:id="rId60">
+      <w:hyperlink r:id="rId58">
         <w:r>
           <w:rPr>
             <w:lang w:val="hi_IN" w:bidi="hi_IN"/>
@@ -70963,7 +70898,7 @@
         </w:rPr>
         <w:t xml:space="preserve">"देखें कि आपने इस अभिव्यक्ति का अनुवाद </w:t>
       </w:r>
-      <w:hyperlink r:id="rId96">
+      <w:hyperlink r:id="rId94">
         <w:r>
           <w:rPr>
             <w:lang w:val="hi_IN" w:bidi="hi_IN"/>
@@ -71079,7 +71014,7 @@
         </w:rPr>
         <w:t xml:space="preserve">"यह यीशु का वर्णन है| यूहन्ना </w:t>
       </w:r>
-      <w:hyperlink r:id="rId57">
+      <w:hyperlink r:id="rId55">
         <w:r>
           <w:rPr>
             <w:lang w:val="hi_IN" w:bidi="hi_IN"/>
@@ -71188,7 +71123,7 @@
         </w:rPr>
         <w:t xml:space="preserve">"जैसा </w:t>
       </w:r>
-      <w:hyperlink r:id="rId43">
+      <w:hyperlink r:id="rId41">
         <w:r>
           <w:rPr>
             <w:lang w:val="hi_IN" w:bidi="hi_IN"/>
@@ -71519,7 +71454,7 @@
         </w:rPr>
         <w:t xml:space="preserve">"देखें कि आपने ऎसी अभिव्यक्ति का अनुवाद </w:t>
       </w:r>
-      <w:hyperlink r:id="rId74">
+      <w:hyperlink r:id="rId72">
         <w:r>
           <w:rPr>
             <w:lang w:val="hi_IN" w:bidi="hi_IN"/>
@@ -71870,7 +71805,7 @@
         </w:rPr>
         <w:t xml:space="preserve"> में निहित विचार का अनुवाद एक समानार्थक अभिव्यक्ति के द्वारा कर सकते हैं| इसका अर्थ हो सकता है: (1) यूहन्ना संभवतः शैतान के लिए लाक्षणिक भाषा का प्रयोग कर रहा है जैसा </w:t>
       </w:r>
-      <w:hyperlink r:id="rId43">
+      <w:hyperlink r:id="rId41">
         <w:r>
           <w:rPr>
             <w:lang w:val="hi_IN" w:bidi="hi_IN"/>
@@ -72091,7 +72026,7 @@
         </w:rPr>
         <w:t xml:space="preserve">"यदि आपके पाठकों के लिए सहायक सिद्ध हो सके तो आप स्पष्ट रूप से कह सकते हैं कि इसका अर्थ क्या है जैसा आपने </w:t>
       </w:r>
-      <w:hyperlink r:id="rId91">
+      <w:hyperlink r:id="rId89">
         <w:r>
           <w:rPr>
             <w:lang w:val="hi_IN" w:bidi="hi_IN"/>
@@ -72689,7 +72624,7 @@
         </w:rPr>
         <w:t xml:space="preserve">"जैसा </w:t>
       </w:r>
-      <w:hyperlink r:id="rId33">
+      <w:hyperlink r:id="rId31">
         <w:r>
           <w:rPr>
             <w:lang w:val="hi_IN" w:bidi="hi_IN"/>
@@ -73307,7 +73242,7 @@
         </w:rPr>
         <w:t xml:space="preserve">"जैसा </w:t>
       </w:r>
-      <w:hyperlink r:id="rId57">
+      <w:hyperlink r:id="rId55">
         <w:r>
           <w:rPr>
             <w:lang w:val="hi_IN" w:bidi="hi_IN"/>
@@ -73423,7 +73358,7 @@
         </w:rPr>
         <w:t xml:space="preserve">"देखें कि आपने इसका अनुवाद </w:t>
       </w:r>
-      <w:hyperlink r:id="rId41">
+      <w:hyperlink r:id="rId39">
         <w:r>
           <w:rPr>
             <w:lang w:val="hi_IN" w:bidi="hi_IN"/>

--- a/hin/docx/62.content.docx
+++ b/hin/docx/62.content.docx
@@ -141,13 +141,6 @@
         <w:rPr>
           <w:lang w:val="hi_IN" w:bidi="hi_IN"/>
         </w:rPr>
-      </w:r>
-      <w:r>
-        <w:rPr>
-          <w:i/>
-          <w:lang w:val="hi_IN" w:bidi="hi_IN"/>
-        </w:rPr>
-        <w:t>1 यूहन्ना - परिचय, 1 यूहन्ना - अध्याय 1 परिचय, 1 यूहन्ना 1:1 (#1), 1 यूहन्ना 1:1 (#1), 1 यूहन्ना 1:1 (#2), 1 यूहन्ना 1:1 (#3), 1 यूहन्ना 1:1 (#2), 1 यूहन्ना 1:1 (#3), 1 यूहन्ना 1:1 (#4), 1 यूहन्ना 1:1 (#8), 1 यूहन्ना 1:1 (#5), 1 यूहन्ना 1:1 (#6), 1 यूहन्ना 1:1 (#7), 1 यूहन्ना 1:1 (#4), 1 यूहन्ना 1:1 (#8), 1 यूहन्ना 1:1 (#5), 1 यूहन्ना 1:2 (#1), 1 यूहन्ना 1:2 (#1), 1 यूहन्ना 1:2 (#2), 1 यूहन्ना 1:2 (#3), 1 यूहन्ना 1:2 (#2), 1 यूहन्ना 1:2 (#3), 1 यूहन्ना 1:2 (#4), 1 यूहन्ना 1:2 (#5), 1 यूहन्ना 1:2 (#6), 1 यूहन्ना 1:3 (#1), 1 यूहन्ना 1:3 (#1), 1 यूहन्ना 1:3 (#2), 1 यूहन्ना 1:3 (#2), 1 यूहन्ना 1:3 (#3), 1 यूहन्ना 1:3 (#4), 1 यूहन्ना 1:4 (#1), 1 यूहन्ना 1:4 (#2), 1 यूहन्ना 1:4 (#3), 1 यूहन्ना 1:4 (#4), 1 यूहन्ना 1:4 (#1), 1 यूहन्ना 1:4 (#5), 1 यूहन्ना 1:4 (#6), 1 यूहन्ना 1:5 (#1), 1 यूहन्ना 1:5 (#1), 1 यूहन्ना 1:5 (#2), 1 यूहन्ना 1:5 (#3), 1 यूहन्ना 1:5 (#3), 1 यूहन्ना 1:5 (#4), 1 यूहन्ना 1:5 (#4), 1 यूहन्ना 1:5 (#5), 1 यूहन्ना 1:6 (#1), 1 यूहन्ना 1:6 (#2), 1 यूहन्ना 1:6 (#3), 1 यूहन्ना 1:6 (#4), 1 यूहन्ना 1:6 (#1), 1 यूहन्ना 1:6 (#5), 1 यूहन्ना 1:6 (#6), 1 यूहन्ना 1:6 (#7), 1 यूहन्ना 1:7 (#1), 1 यूहन्ना 1:7 (#1), 1 यूहन्ना 1:7 (#2), 1 यूहन्ना 1:7 (#1), 1 यूहन्ना 1:7 (#3), 1 यूहन्ना 1:7 (#4), 1 यूहन्ना 1:7 (#2), 1 यूहन्ना 1:7 (#3), 1 यूहन्ना 1:7 (#5), 1 यूहन्ना 1:8 (#1), 1 यूहन्ना 1:8 (#2), 1 यूहन्ना 1:8 (#3), 1 यूहन्ना 1:8 (#2), 1 यूहन्ना 1:9 (#1), 1 यूहन्ना 1:9 (#2), 1 यूहन्ना 1:9 (#3), 1 यूहन्ना 1:9 (#1), 1 यूहन्ना 1:9 (#4), 1 यूहन्ना 1:9 (#5), 1 यूहन्ना 1:10 (#1), 1 यूहन्ना 1:10 (#2), 1 यूहन्ना 1:10 (#1), 1 यूहन्ना 1:10 (#3), 1 यूहन्ना 1:10 (#2), 1 यूहन्ना - अध्याय 2 परिचय, 1 यूहन्ना 2:1 (#1), 1 यूहन्ना 2:1 (#3), 1 यूहन्ना 2:1 (#4), 1 यूहन्ना 2:1 (#2), 1 यूहन्ना 2:1 (#5), 1 यूहन्ना 2:1 (#6), 1 यूहन्ना 2:1 (#3), 1 यूहन्ना 2:1 (#4), 1 यूहन्ना 2:2 (#1), 1 यूहन्ना 2:2 (#1), 1 यूहन्ना 2:2 (#2), 1 यूहन्ना 2:2 (#3), 1 यूहन्ना 2:3 (#1), 1 यूहन्ना 2:3 (#2), 1 यूहन्ना 2:3 (#3), 1 यूहन्ना 2:3 (#4), 1 यूहन्ना 2:3 (#1), 1 यूहन्ना 2:3 (#4), 1 यूहन्ना 2:3 (#2), 1 यूहन्ना 2:3 (#8), 1 यूहन्ना 2:4 (#1), 1 यूहन्ना 2:4 (#1), 1 यूहन्ना 2:4 (#2), 1 यूहन्ना 2:4 (#2), 1 यूहन्ना 2:4 (#3), 1 यूहन्ना 2:4 (#3), 1 यूहन्ना 2:4 (#4), 1 यूहन्ना 2:4 (#5), 1 यूहन्ना 2:4 (#5), 1 यूहन्ना 2:5 (#1), 1 यूहन्ना 2:5 (#2), 1 यूहन्ना 2:5 (#3), 1 यूहन्ना 2:5 (#1), 1 यूहन्ना 2:5 (#4), 1 यूहन्ना 2:5 (#2), 1 यूहन्ना 2:5 (#5), 1 यूहन्ना 2:5 (#6), 1 यूहन्ना 2:5 (#3), 1 यूहन्ना 2:5–6 (#1), 1 यूहन्ना 2:6 (#1), 1 यूहन्ना 2:6 (#1), 1 यूहन्ना 2:6 (#2), 1 यूहन्ना 2:6 (#2), 1 यूहन्ना 2:6 (#3), 1 यूहन्ना 2:6 (#4), 1 यूहन्ना 2:7 (#2), 1 यूहन्ना 2:7 (#4), 1 यूहन्ना 2:7 (#5), 1 यूहन्ना 2:7 (#3), 1 यूहन्ना 2:8 (#1), 1 यूहन्ना 2:8 (#1), 1 यूहन्ना 2:8 (#2), 1 यूहन्ना 2:8 (#3), 1 यूहन्ना 2:8 (#2), 1 यूहन्ना 2:8 (#4), 1 यूहन्ना 2:8 (#3), 1 यूहन्ना 2:8 (#5), 1 यूहन्ना 2:9 (#2), 1 यूहन्ना 2:9 (#3), 1 यूहन्ना 2:9 (#1), 1 यूहन्ना 2:9 (#1), 1 यूहन्ना 2:9 (#2), 1 यूहन्ना 2:9 (#6), 1 यूहन्ना 2:9 (#4), 1 यूहन्ना 2:10 (#1), 1 यूहन्ना 2:10 (#2), 1 यूहन्ना 2:10 (#3), 1 यूहन्ना 2:10 (#4), 1 यूहन्ना 2:10 (#5), 1 यूहन्ना 2:10 (#1), 1 यूहन्ना 2:10 (#6), 1 यूहन्ना 2:11 (#1), 1 यूहन्ना 2:11 (#2), 1 यूहन्ना 2:11 (#3), 1 यूहन्ना 2:11 (#1), 1 यूहन्ना 2:11 (#3), 1 यूहन्ना 2:11 (#2), 1 यूहन्ना 2:11 (#4), 1 यूहन्ना 2:12 (#2), 1 यूहन्ना 2:12 (#1), 1 यूहन्ना 2:12 (#3), 1 यूहन्ना 2:12 (#2), 1 यूहन्ना 2:12 (#4), 1 यूहन्ना 2:13 (#1), 1 यूहन्ना 2:13 (#2), 1 यूहन्ना 2:13 (#3), 1 यूहन्ना 2:13 (#4), 1 यूहन्ना 2:13 (#1), 1 यूहन्ना 2:13 (#5), 1 यूहन्ना 2:13 (#2), 1 यूहन्ना 2:13 (#3), 1 यूहन्ना 2:14 (#1), 1 यूहन्ना 2:14 (#2), 1 यूहन्ना 2:14 (#3), 1 यूहन्ना 2:14 (#4), 1 यूहन्ना 2:14 (#5), 1 यूहन्ना 2:14 (#6), 1 यूहन्ना 2:14 (#7), 1 यूहन्ना 2:14 (#8), 1 यूहन्ना 2:14 (#9), 1 यूहन्ना 2:14 (#10), 1 यूहन्ना 2:14 (#11), 1 यूहन्ना 2:14 (#1), 1 यूहन्ना 2:14 (#2), 1 यूहन्ना 2:14 (#12), 1 यूहन्ना 2:14 (#13), 1 यूहन्ना 2:14 (#14), 1 यूहन्ना 2:14 (#15), 1 यूहन्ना 2:15 (#1), 1 यूहन्ना 2:15 (#1), 1 यूहन्ना 2:15 (#2), 1 यूहन्ना 2:15 (#3), 1 यूहन्ना 2:15 (#4), 1 यूहन्ना 2:15 (#2), 1 यूहन्ना 2:16 (#1), 1 यूहन्ना 2:16 (#2), 1 यूहन्ना 2:16 (#1), 1 यूहन्ना 2:16 (#2), 1 यूहन्ना 2:16 (#3), 1 यूहन्ना 2:16 (#3), 1 यूहन्ना 2:16 (#4), 1 यूहन्ना 2:17 (#1), 1 यूहन्ना 2:17 (#1), 1 यूहन्ना 2:17 (#2), 1 यूहन्ना 2:17 (#3), 1 यूहन्ना 2:17 (#4), 1 यूहन्ना 2:17 (#5), 1 यूहन्ना 2:17 (#6), 1 यूहन्ना 2:18 (#1), 1 यूहन्ना 2:18 (#2), 1 यूहन्ना 2:18 (#3), 1 यूहन्ना 2:18 (#4), 1 यूहन्ना 2:19 (#1), 1 यूहन्ना 2:19 (#2), 1 यूहन्ना 2:19 (#1), 1 यूहन्ना 2:19 (#2), 1 यूहन्ना 2:19 (#3), 1 यूहन्ना 2:19 (#3), 1 यूहन्ना 2:19 (#4), 1 यूहन्ना 2:20 (#1), 1 यूहन्ना 2:20 (#2), 1 यूहन्ना 2:20 (#2), 1 यूहन्ना 2:20 (#3), 1 यूहन्ना 2:20 (#3), 1 यूहन्ना 2:20 (#4), 1 यूहन्ना 2:20 (#5), 1 यूहन्ना 2:21 (#1), 1 यूहन्ना 2:21 (#2), 1 यूहन्ना 2:21 (#1), 1 यूहन्ना 2:21 (#3), 1 यूहन्ना 2:21 (#4), 1 यूहन्ना 2:21 (#5), 1 यूहन्ना 2:21 (#6), 1 यूहन्ना 2:22 (#1), 1 यूहन्ना 2:22 (#2), 1 यूहन्ना 2:22 (#1), 1 यूहन्ना 2:22 (#3), 1 यूहन्ना 2:22 (#4), 1 यूहन्ना 2:23 (#1), 1 यूहन्ना 2:23 (#2), 1 यूहन्ना 2:23 (#3), 1 यूहन्ना 2:23 (#3), 1 यूहन्ना 2:23 (#2), 1 यूहन्ना 2:24 (#1), 1 यूहन्ना 2:24 (#4), 1 यूहन्ना 2:24 (#5), 1 यूहन्ना 2:24 (#6), 1 यूहन्ना 2:24 (#1), 1 यूहन्ना 2:24 (#7), 1 यूहन्ना 2:24 (#2), 1 यूहन्ना 2:25 (#1), 1 यूहन्ना 2:25 (#1), 1 यूहन्ना 2:25 (#2), 1 यूहन्ना 2:26 (#1), 1 यूहन्ना 2:26 (#1), 1 यूहन्ना 2:27 (#1), 1 यूहन्ना 2:27 (#3), 1 यूहन्ना 2:27 (#1), 1 यूहन्ना 2:27 (#2), 1 यूहन्ना 2:27 (#3), 1 यूहन्ना 2:27 (#4), 1 यूहन्ना 2:27 (#4), 1 यूहन्ना 2:27 (#6), 1 यूहन्ना 2:27 (#5), 1 यूहन्ना 2:27 (#7), 1 यूहन्ना 2:28 (#1), 1 यूहन्ना 2:28 (#1), 1 यूहन्ना 2:28 (#2), 1 यूहन्ना 2:28 (#2), 1 यूहन्ना 2:28 (#3), 1 यूहन्ना 2:28 (#3), 1 यूहन्ना 2:28 (#4), 1 यूहन्ना 2:28 (#4), 1 यूहन्ना 2:28 (#5), 1 यूहन्ना 2:28 (#5), 1 यूहन्ना 2:29 (#1), 1 यूहन्ना 2:29 (#2), 1 यूहन्ना 2:29 (#3), 1 यूहन्ना 2:29 (#1), 1 यूहन्ना 2:29 (#4), 1 यूहन्ना - अध्याय 3 परिचय, 1 यूहन्ना 3:1 (#2), 1 यूहन्ना 3:1 (#2), 1 यूहन्ना 3:1 (#3), 1 यूहन्ना 3:1 (#3), 1 यूहन्ना 3:1 (#4), 1 यूहन्ना 3:1 (#5), 1 यूहन्ना 3:1 (#6), 1 यूहन्ना 3:1 (#5), 1 यूहन्ना 3:1 (#6), 1 यूहन्ना 3:1 (#7), 1 यूहन्ना 3:2 (#1), 1 यूहन्ना 3:2 (#1), 1 यूहन्ना 3:2 (#2), 1 यूहन्ना 3:2 (#2), 1 यूहन्ना 3:2 (#3), 1 यूहन्ना 3:2 (#4), 1 यूहन्ना 3:2 (#5), 1 यूहन्ना 3:3 (#1), 1 यूहन्ना 3:3 (#1), 1 यूहन्ना 3:4 (#1), 1 यूहन्ना 3:4 (#2), 1 यूहन्ना 3:5 (#1), 1 यूहन्ना 3:5 (#1), 1 यूहन्ना 3:5 (#2), 1 यूहन्ना 3:6 (#1), 1 यूहन्ना 3:6 (#1), 1 यूहन्ना 3:6 (#2), 1 यूहन्ना 3:6 (#3), 1 यूहन्ना 3:6 (#2), 1 यूहन्ना 3:6 (#4), 1 यूहन्ना 3:7 (#1), 1 यूहन्ना 3:7 (#2), 1 यूहन्ना 3:7 (#3), 1 यूहन्ना 3:7 (#1), 1 यूहन्ना 3:7 (#2), 1 यूहन्ना 3:8 (#1), 1 यूहन्ना 3:8 (#2), 1 यूहन्ना 3:8 (#4), 1 यूहन्ना 3:8 (#3), 1 यूहन्ना 3:8 (#1), 1 यूहन्ना 3:9 (#2), 1 यूहन्ना 3:9 (#1), 1 यूहन्ना 3:9 (#3), 1 यूहन्ना 3:9 (#2), 1 यूहन्ना 3:9 (#3), 1 यूहन्ना 3:9 (#3), 1 यूहन्ना 3:10 (#1), 1 यूहन्ना 3:10 (#1), 1 यूहन्ना 3:10 (#2), 1 यूहन्ना 3:10 (#2), 1 यूहन्ना 3:10 (#3), 1 यूहन्ना 3:10 (#4), 1 यूहन्ना 3:10 (#3), 1 यूहन्ना 3:11 (#1), 1 यूहन्ना 3:11 (#2), 1 यूहन्ना 3:12 (#1), 1 यूहन्ना 3:12 (#2), 1 यूहन्ना 3:12 (#2), 1 यूहन्ना 3:12 (#3), 1 यूहन्ना 3:12 (#4), 1 यूहन्ना 3:12 (#3), 1 यूहन्ना 3:12 (#4), 1 यूहन्ना 3:13 (#1), 1 यूहन्ना 3:13 (#1), 1 यूहन्ना 3:13 (#2), 1 यूहन्ना 3:14 (#1), 1 यूहन्ना 3:14 (#1), 1 यूहन्ना 3:14 (#2), 1 यूहन्ना 3:14 (#3), 1 यूहन्ना 3:14 (#4), 1 यूहन्ना 3:14 (#3), 1 यूहन्ना 3:15 (#1), 1 यूहन्ना 3:15 (#1), 1 यूहन्ना 3:15 (#2), 1 यूहन्ना 3:15 (#3), 1 यूहन्ना 3:15 (#2), 1 यूहन्ना 3:16 (#1), 1 यूहन्ना 3:16 (#2), 1 यूहन्ना 3:16 (#1), 1 यूहन्ना 3:16 (#3), 1 यूहन्ना 3:16 (#4), 1 यूहन्ना 3:17 (#1), 1 यूहन्ना 3:17 (#1), 1 यूहन्ना 3:17 (#2), 1 यूहन्ना 3:17 (#3), 1 यूहन्ना 3:17 (#4), 1 यूहन्ना 3:17 (#3), 1 यूहन्ना 3:17 (#4), 1 यूहन्ना 3:18 (#1), 1 यूहन्ना 3:18 (#2), 1 यूहन्ना 3:18 (#1), 1 यूहन्ना 3:18 (#2), 1 यूहन्ना 3:18 (#5), 1 यूहन्ना 3:18 (#3), 1 यूहन्ना 3:18 (#4), 1 यूहन्ना 3:19 (#1), 1 यूहन्ना 3:19 (#2), 1 यूहन्ना 3:19 (#3), 1 यूहन्ना 3:19 (#4), 1 यूहन्ना 3:19 (#5), 1 यूहन्ना 3:19 (#2), 1 यूहन्ना 3:19 (#6), 1 यूहन्ना 3:19 (#7), 1 यूहन्ना 3:19 (#3), 1 यूहन्ना 3:19 (#8), 1 यूहन्ना 3:19 (#9), 1 यूहन्ना 3:20 (#1), 1 यूहन्ना 3:20 (#1), 1 यूहन्ना 3:20 (#2), 1 यूहन्ना 3:20 (#3), 1 यूहन्ना 3:20 (#4), 1 यूहन्ना 3:20 (#2), 1 यूहन्ना 3:21 (#1), 1 यूहन्ना 3:21 (#1), 1 यूहन्ना 3:21 (#2), 1 यूहन्ना 3:21 (#3), 1 यूहन्ना 3:21 (#4), 1 यूहन्ना 3:21 (#5), 1 यूहन्ना 3:22 (#1), 1 यूहन्ना 3:22 (#2), 1 यूहन्ना 3:22 (#3), 1 यूहन्ना 3:22 (#1), 1 यूहन्ना 3:23 (#1), 1 यूहन्ना 3:23 (#1), 1 यूहन्ना 3:23 (#2), 1 यूहन्ना 3:23 (#2), 1 यूहन्ना 3:24 (#1), 1 यूहन्ना 3:24 (#2), 1 यूहन्ना 3:24 (#1), 1 यूहन्ना 3:24 (#3), 1 यूहन्ना 3:24 (#4), 1 यूहन्ना 3:24 (#5), 1 यूहन्ना 3:24 (#6), 1 यूहन्ना 3:24 (#7), 1 यूहन्ना 3:24 (#8), 1 यूहन्ना - अध्याय 4 परिचय, 1 यूहन्ना 4:1 (#1), 1 यूहन्ना 4:1 (#2), 1 यूहन्ना 4:1 (#3), 1 यूहन्ना 4:1 (#2), 1 यूहन्ना 4:1 (#3), 1 यूहन्ना 4:1 (#4), 1 यूहन्ना 4:2 (#1), 1 यूहन्ना 4:2 (#2), 1 यूहन्ना 4:2 (#1), 1 यूहन्ना 4:2 (#1), 1 यूहन्ना 4:3 (#1), 1 यूहन्ना 4:3 (#2), 1 यूहन्ना 4:3 (#3), 1 यूहन्ना 4:3 (#4), 1 यूहन्ना 4:3 (#5), 1 यूहन्ना 4:3 (#1), 1 यूहन्ना 4:3 (#6), 1 यूहन्ना 4:3 (#7), 1 यूहन्ना 4:3 (#8), 1 यूहन्ना 4:4 (#1), 1 यूहन्ना 4:4 (#1), 1 यूहन्ना 4:4 (#2), 1 यूहन्ना 4:4 (#2), 1 यूहन्ना 4:4 (#3), 1 यूहन्ना 4:4 (#4), 1 यूहन्ना 4:5 (#1), 1 यूहन्ना 4:5 (#1), 1 यूहन्ना 4:5 (#3), 1 यूहन्ना 4:5 (#2), 1 यूहन्ना 4:6 (#1), 1 यूहन्ना 4:6 (#2), 1 यूहन्ना 4:6 (#3), 1 यूहन्ना 4:6 (#4), 1 यूहन्ना 4:6 (#5), 1 यूहन्ना 4:6 (#6), 1 यूहन्ना 4:6 (#7), 1 यूहन्ना 4:6 (#8), 1 यूहन्ना 4:6 (#9), 1 यूहन्ना 4:6 (#10), 1 यूहन्ना 4:6 (#11), 1 यूहन्ना 4:7 (#1), 1 यूहन्ना 4:7 (#2), 1 यूहन्ना 4:7 (#5), 1 यूहन्ना 4:7 (#6), 1 यूहन्ना 4:7 (#4), 1 यूहन्ना 4:7 (#2), 1 यूहन्ना 4:8 (#1), 1 यूहन्ना 4:8 (#2), 1 यूहन्ना 4:8 (#1), 1 यूहन्ना 4:8 (#3), 1 यूहन्ना 4:9 (#1), 1 यूहन्ना 4:9 (#1), 1 यूहन्ना 4:9 (#2), 1 यूहन्ना 4:9 (#2), 1 यूहन्ना 4:9 (#3), 1 यूहन्ना 4:9 (#4), 1 यूहन्ना 4:9 (#7), 1 यूहन्ना 4:9 (#6), 1 यूहन्ना 4:9 (#3), 1 यूहन्ना 4:10 (#1), 1 यूहन्ना 4:10 (#1), 1 यूहन्ना 4:10 (#2), 1 यूहन्ना 4:10 (#2), 1 यूहन्ना 4:11 (#1), 1 यूहन्ना 4:11 (#2), 1 यूहन्ना 4:11 (#1), 1 यूहन्ना 4:12 (#1), 1 यूहन्ना 4:12 (#1), 1 यूहन्ना 4:12 (#2), 1 यूहन्ना 4:13 (#3), 1 यूहन्ना 4:13 (#1), 1 यूहन्ना 4:13 (#3), 1 यूहन्ना 4:13 (#2), 1 यूहन्ना 4:13 (#1), 1 यूहन्ना 4:13 (#4), 1 यूहन्ना 4:14 (#1), 1 यूहन्ना 4:14 (#2), 1 यूहन्ना 4:14 (#1), 1 यूहन्ना 4:15 (#1), 1 यूहन्ना 4:15 (#1), 1 यूहन्ना 4:15 (#2), 1 यूहन्ना 4:15 (#4), 1 यूहन्ना 4:15 (#3), 1 यूहन्ना 4:16 (#1), 1 यूहन्ना 4:16 (#2), 1 यूहन्ना 4:16 (#1), 1 यूहन्ना 4:16 (#2), 1 यूहन्ना 4:16 (#3), 1 यूहन्ना 4:17 (#1), 1 यूहन्ना 4:17 (#1), 1 यूहन्ना 4:17 (#2), 1 यूहन्ना 4:17 (#2), 1 यूहन्ना 4:17 (#3), 1 यूहन्ना 4:17 (#4), 1 यूहन्ना 4:17 (#5), 1 यूहन्ना 4:17 (#6), 1 यूहन्ना 4:17 (#3), 1 यूहन्ना 4:17 (#7), 1 यूहन्ना 4:18 (#1), 1 यूहन्ना 4:18 (#2), 1 यूहन्ना 4:18 (#2), 1 यूहन्ना 4:18 (#3), 1 यूहन्ना 4:18 (#1), 1 यूहन्ना 4:18 (#4), 1 यूहन्ना 4:18 (#3), 1 यूहन्ना 4:18 (#5), 1 यूहन्ना 4:19 (#1), 1 यूहन्ना 4:19 (#2), 1 यूहन्ना 4:19 (#3), 1 यूहन्ना 4:20 (#1), 1 यूहन्ना 4:20 (#2), 1 यूहन्ना 4:20 (#1), 1 यूहन्ना 4:20 (#2), 1 यूहन्ना 4:20 (#3), 1 यूहन्ना 4:21 (#2), 1 यूहन्ना 4:21 (#3), 1 यूहन्ना 4:21 (#4), 1 यूहन्ना - अध्याय 5 परिचय, 1 यूहन्ना 5:1 (#1), 1 यूहन्ना 5:1 (#3), 1 यूहन्ना 5:1 (#2), 1 यूहन्ना 5:1 (#4), 1 यूहन्ना 5:1 (#5), 1 यूहन्ना 5:2 (#1), 1 यूहन्ना 5:2 (#1), 1 यूहन्ना 5:2 (#2), 1 यूहन्ना 5:3 (#1), 1 यूहन्ना 5:3 (#1), 1 यूहन्ना 5:3 (#2), 1 यूहन्ना 5:3 (#2), 1 यूहन्ना 5:3 (#3), 1 यूहन्ना 5:4 (#1), 1 यूहन्ना 5:4 (#1), 1 यूहन्ना 5:4 (#2), 1 यूहन्ना 5:4 (#2), 1 यूहन्ना 5:4 (#3), 1 यूहन्ना 5:4 (#6), 1 यूहन्ना 5:4 (#4), 1 यूहन्ना 5:4 (#3), 1 यूहन्ना 5:4 (#4), 1 यूहन्ना 5:4 (#5), 1 यूहन्ना 5:4 (#6), 1 यूहन्ना 5:5 (#1), 1 यूहन्ना 5:5 (#2), 1 यूहन्ना 5:5 (#1), 1 यूहन्ना 5:5 (#3), 1 यूहन्ना 5:6 (#2), 1 यूहन्ना 5:6 (#1), 1 यूहन्ना 5:6 (#2), 1 यूहन्ना 5:6 (#3), 1 यूहन्ना 5:6 (#5), 1 यूहन्ना 5:7 (#1), 1 यूहन्ना 5:7 (#2), 1 यूहन्ना 5:7 (#3), 1 यूहन्ना 5:8 (#1), 1 यूहन्ना 5:8 (#2), 1 यूहन्ना 5:9 (#1), 1 यूहन्ना 5:9 (#2), 1 यूहन्ना 5:9 (#2), 1 यूहन्ना 5:9 (#1), 1 यूहन्ना 5:9 (#3), 1 यूहन्ना 5:9 (#3), 1 यूहन्ना 5:9 (#4), 1 यूहन्ना 5:9 (#4), 1 यूहन्ना 5:10 (#1), 1 यूहन्ना 5:10 (#2), 1 यूहन्ना 5:10 (#3), 1 यूहन्ना 5:10 (#4), 1 यूहन्ना 5:10 (#1), 1 यूहन्ना 5:10 (#5), 1 यूहन्ना 5:10 (#2), 1 यूहन्ना 5:10 (#3), 1 यूहन्ना 5:11 (#1), 1 यूहन्ना 5:11 (#3), 1 यूहन्ना 5:11 (#2), 1 यूहन्ना 5:11 (#4), 1 यूहन्ना 5:12 (#1), 1 यूहन्ना 5:12 (#1), 1 यूहन्ना 5:12 (#2), 1 यूहन्ना 5:13 (#1), 1 यूहन्ना 5:13 (#2), 1 यूहन्ना 5:13 (#3), 1 यूहन्ना 5:13 (#4), 1 यूहन्ना 5:13 (#2), 1 यूहन्ना 5:14 (#1), 1 यूहन्ना 5:14 (#1), 1 यूहन्ना 5:14 (#3), 1 यूहन्ना 5:14 (#2), 1 यूहन्ना 5:14 (#3), 1 यूहन्ना 5:15 (#1), 1 यूहन्ना 5:15 (#2), 1 यूहन्ना 5:15 (#3), 1 यूहन्ना 5:15 (#4), 1 यूहन्ना 5:16 (#1), 1 यूहन्ना 5:16 (#1), 1 यूहन्ना 5:16 (#2), 1 यूहन्ना 5:16 (#3), 1 यूहन्ना 5:16 (#4), 1 यूहन्ना 5:16 (#5), 1 यूहन्ना 5:16 (#2), 1 यूहन्ना 5:16 (#3), 1 यूहन्ना 5:17 (#1), 1 यूहन्ना 5:17 (#2), 1 यूहन्ना 5:17 (#3), 1 यूहन्ना 5:18 (#1), 1 यूहन्ना 5:18 (#2), 1 यूहन्ना 5:18 (#3), 1 यूहन्ना 5:18 (#4), 1 यूहन्ना 5:18 (#2), 1 यूहन्ना 5:18 (#6), 1 यूहन्ना 5:18 (#7), 1 यूहन्ना 5:19 (#1), 1 यूहन्ना 5:19 (#2), 1 यूहन्ना 5:19 (#1), 1 यूहन्ना 5:19 (#2), 1 यूहन्ना 5:20 (#1), 1 यूहन्ना 5:20 (#1), 1 यूहन्ना 5:20 (#2), 1 यूहन्ना 5:20 (#2), 1 यूहन्ना 5:20 (#4), 1 यूहन्ना 5:20 (#3), 1 यूहन्ना 5:20 (#3), 1 यूहन्ना 5:20 (#4), 1 यूहन्ना 5:20 (#5), 1 यूहन्ना 5:20 (#5), 1 यूहन्ना 5:20 (#6), 1 यूहन्ना 5:20 (#6), 1 यूहन्ना 5:21 (#1), 1 यूहन्ना 5:21 (#2), 1 यूहन्ना 5:21 (#1)</w:t>
       </w:r>
       <w:r>
         <w:rPr>

--- a/hin/docx/62.content.docx
+++ b/hin/docx/62.content.docx
@@ -19,7 +19,7 @@
         <w:rPr>
           <w:lang w:val="hi_IN" w:bidi="hi_IN"/>
         </w:rPr>
-        <w:t>Resource: अनुवाद नोट्स (अनफोल्डिंग वर्ड)</w:t>
+        <w:t>Resource: unfoldingWord® Translation Notes</w:t>
       </w:r>
       <w:r>
         <w:rPr>
@@ -90,7 +90,7 @@
         <w:rPr>
           <w:lang w:val="hi_IN" w:bidi="hi_IN"/>
         </w:rPr>
-        <w:t>अनुवाद नोट्स (अनफोल्डिंग वर्ड)</w:t>
+        <w:t>unfoldingWord® Translation Notes</w:t>
       </w:r>
     </w:p>
     <w:p>

--- a/hin/docx/62.content.docx
+++ b/hin/docx/62.content.docx
@@ -53659,7 +53659,7 @@
         <w:rPr>
           <w:lang w:val="hi_IN" w:bidi="hi_IN"/>
         </w:rPr>
-        <w:t>"यूहन्ना एक वास्तविक स्थिति को इस प्रकार व्यक्त कर रहा है कि जैसे वह काल्पनिक है| यदि आपकी भाषा में किसी शर्त आधारित बात को वास्तविक जैसा व्यक्त नहीं किया जा सकता है और आपके पाठक गलत समझें कि यूहन्ना जो कहता है वह वास्तविक नहीं है, तो आप उसके शब्दों को सकारात्मक कथन में अनुवाद कर सकते हैं| वैकल्पिक अनुवाद: ""परन्तु जब हम आपस में प्रेम रखते हैं तब परमेश्वर हमारे मध्य वास करता है और उसका प्रेम हम में सिद्ध होता है"" या ""परन्तु हम आपस में प्रेम रखते ही हैं अतः इसका अर्थ है, कि परमेश्वर हमारे मध्य वास करता है और उसका प्रेम हम में सिद्धता प्राप्त कर चुका है""</w:t>
+        <w:t>"यूहन्ना एक वास्तविक स्थिति को इस प्रकार व्यक्त कर रहा है कि जैसे वह काल्पनिक है| यदि आपकी भाषा में किसी शर्त आधारित बात को वास्तविक जैसा व्यक्त नहीं किया जा सकता है और आपके पाठक गलत समझें कि यूहन्ना जो कहता है वह वास्तविक नहीं है, तो आप उसके शब्दों का अनुवाद 'अगर' शब्द का इस्तेमाल किए बिना कर सकते हैं। वैकल्पिक अनुवाद: ""परन्तु जब हम आपस में प्रेम रखते हैं तब परमेश्वर हमारे मध्य वास करता है और उसका प्रेम हम में सिद्ध होता है"" या "परन्तु एक-दूसरे से प्रेम करने के द्वारा, हम जानते हैं कि परमेश्वर हम में बना रहता है, और उसका प्रेम हम में सिद्ध होता है।"</w:t>
       </w:r>
     </w:p>
     <w:p>
@@ -62643,7 +62643,7 @@
         <w:rPr>
           <w:lang w:val="hi_IN" w:bidi="hi_IN"/>
         </w:rPr>
-        <w:t>"यूहन्ना पानी और लहू रूपी रूपक द्वारा यीशु के आगमन को सिद्ध करता है या पानी और लहू के माध्यम से हमारे मध्य यीशु यीशु की उपस्थिति को दर्शाता है|इसका अर्थ है कि यीशु पानी में बपतिस्मा लेकर और क्रूस पर मृत्यु के अनुभव से हमारा उद्धारक हुआ| वैकल्पिक अनुवाद: ""हमारा उद्धारक होकर बप्तिम्बप्तिमा और मृत्यु स्वीकार की""</w:t>
+        <w:t>"यूहन्ना पानी और लहू रूपी रूपक द्वारा यीशु के आगमन को सिद्ध करता है या पानी और लहू के माध्यम से हमारे मध्य यीशु यीशु की उपस्थिति को दर्शाता है। इसका अर्थ या तो यह है कि: (1) यीशु पानी में बपतिस्मा लेकर और क्रूस पर मृत्यु के अनुभव से हमारा उद्धारकर्ता हुआ। वैकल्पिक अनुवाद: ""हमारा उद्धारक होकर बप्तिम्बप्तिमा और मृत्यु स्वीकार की"" या (2) यीशु हमारे उद्धारकर्ता बने, क्योंकि उन्होंने मानवीय जन्म का अनुभव किया और स्वयं को क्रूस पर मृत्यु के अधीन कर दिया। वैकल्पिक अनुवाद: "हमारे उद्धारकर्ता के रूप में, मानवीय जन्म और मृत्यु से गुज़रते हुए"</w:t>
       </w:r>
     </w:p>
     <w:p>
@@ -73382,7 +73382,7 @@
         <w:rPr>
           <w:lang w:val="hi_IN" w:bidi="hi_IN"/>
         </w:rPr>
-        <w:t xml:space="preserve">यह पूरी तरह से स्पष्ट नहीं है कि यूहन्ना इस वाक्यांश से क्या अभिप्राय रखते हैं। शब्द "मृत्यु" शारीरिक मृत्यु या आत्मिक मृत्यु, दोनों का संदर्भ हो सकता है जो परमेश्वर से अनन्त अलगाव है। </w:t>
+        <w:t xml:space="preserve">इस संदर्भ में, इस वाक्यांश में "मृत्यु" शब्द का अर्थ आत्मिक मृत्यु से है, जो परमेश्वर से हमेशा के लिए अलग हो जाना है। लेकिन यह पूरी तरह से स्पष्ट नहीं है कि यूहन्ना किस पाप की बात कर रहे हैं। इसकी संभावना कम ही है कि यूहन्ना किसी एक खास पाप का उल्लेख कर रहे हैं, बल्कि वे किसी खास तरह के पाप की बात कर रहे हैं। इस पत्र के संदर्भ को देखते हुए, वे शायद उस तरह के पाप का उल्लेख कर रहे हैं जो झूठे शिक्षक कर रहे थे—यह मानने से इनकार करना कि यीशु परमेश्वर के पुत्र थे और वे शरीर धारण करके आए थे, और उनके क्षमादान को ठुकराना। </w:t>
       </w:r>
       <w:hyperlink r:id="rId93">
         <w:r>
@@ -73400,19 +73400,7 @@
         <w:rPr>
           <w:lang w:val="hi_IN" w:bidi="hi_IN"/>
         </w:rPr>
-        <w:t xml:space="preserve"> के टिप्पणियों में आगे की चर्चा देखें। (देखें: </w:t>
-      </w:r>
-      <w:r>
-        <w:rPr>
-          <w:lang w:val="hi_IN" w:bidi="hi_IN"/>
-        </w:rPr>
-        <w:t>मृत्यु</w:t>
-      </w:r>
-      <w:r>
-        <w:rPr>
-          <w:lang w:val="hi_IN" w:bidi="hi_IN"/>
-        </w:rPr>
-        <w:t>)</w:t>
+        <w:t xml:space="preserve"> के टिप्पणियों में इस पर आगे की चर्चा देखें।</w:t>
       </w:r>
     </w:p>
     <w:p>

--- a/hin/docx/62.content.docx
+++ b/hin/docx/62.content.docx
@@ -1247,7 +1247,7 @@
           <w:b/>
           <w:lang w:val="hi_IN" w:bidi="hi_IN"/>
         </w:rPr>
-        <w:t>ὃ ἦν ἀπ’ ἀρχῆς, ὃ ἀκηκόαμεν, ὃ ἑωράκαμεν τοῖς ὀφθαλμοῖς ἡμῶν, ὃ ἐθεασάμεθα, καὶ αἱ χεῖρες ἡμῶν ἐψηλάφησαν, περὶ τοῦ λόγου τῆς ζωῆς—</w:t>
+        <w:t>ὃ ἦν ἀπ’ ἀρχῆς, ὃ ἀκηκόαμεν, ὃ ἑωράκαμεν τοῖς ὀφθαλμοῖς ἡμῶν, ὃ ἐθεασάμεθα, καὶ αἱ χεῖρες ἡμῶν ἐψηλάφησαν, περὶ τοῦ λόγου τῆς ζωῆς</w:t>
       </w:r>
     </w:p>
     <w:p>
@@ -3203,7 +3203,7 @@
           <w:b/>
           <w:lang w:val="hi_IN" w:bidi="hi_IN"/>
         </w:rPr>
-        <w:t>ἑωράκαμεν, καὶ μαρτυροῦμεν,</w:t>
+        <w:t>ἑωράκαμεν, καὶ μαρτυροῦμεν</w:t>
       </w:r>
     </w:p>
     <w:p>
@@ -11536,7 +11536,7 @@
           <w:b/>
           <w:lang w:val="hi_IN" w:bidi="hi_IN"/>
         </w:rPr>
-        <w:t>ὁ λέγων, ὅτι ἔγνωκα αὐτὸν, καὶ τὰς ἐντολὰς αὐτοῦ μὴ τηρῶν, ψεύστης ἐστίν</w:t>
+        <w:t>ὁ λέγων &amp; ἔγνωκα αὐτὸν, καὶ τὰς ἐντολὰς αὐτοῦ μὴ τηρῶν, ψεύστης ἐστίν</w:t>
       </w:r>
     </w:p>
     <w:p>
@@ -25921,7 +25921,7 @@
           <w:b/>
           <w:lang w:val="hi_IN" w:bidi="hi_IN"/>
         </w:rPr>
-        <w:t>τίς ἐστιν ὁ ψεύστης, εἰ μὴ ὁ ἀρνούμενος ὅτι Ἰησοῦς οὐκ ἔστιν ὁ Χριστός?</w:t>
+        <w:t>τίς ἐστιν ὁ ψεύστης, εἰ μὴ ὁ ἀρνούμενος ὅτι Ἰησοῦς οὐκ ἔστιν ὁ Χριστός</w:t>
       </w:r>
     </w:p>
     <w:p>
@@ -26019,7 +26019,7 @@
           <w:b/>
           <w:lang w:val="hi_IN" w:bidi="hi_IN"/>
         </w:rPr>
-        <w:t>ὁ ἀρνούμενος ὅτι Ἰησοῦς οὐκ ἔστιν ὁ Χριστός</w:t>
+        <w:t>μὴ ὁ ἀρνούμενος ὅτι Ἰησοῦς οὐκ ἔστιν ὁ Χριστός</w:t>
       </w:r>
     </w:p>
     <w:p>
@@ -36413,7 +36413,7 @@
           <w:b/>
           <w:lang w:val="hi_IN" w:bidi="hi_IN"/>
         </w:rPr>
-        <w:t>ὁ μὴ ποιῶν δικαιοσύνην</w:t>
+        <w:t>πᾶς ὁ μὴ ποιῶν δικαιοσύνην</w:t>
       </w:r>
     </w:p>
     <w:p>
@@ -40147,7 +40147,7 @@
           <w:b/>
           <w:lang w:val="hi_IN" w:bidi="hi_IN"/>
         </w:rPr>
-        <w:t>πῶς ἡ ἀγάπη τοῦ Θεοῦ μένει ἐν αὐτῷ?</w:t>
+        <w:t>πῶς ἡ ἀγάπη τοῦ Θεοῦ μένει ἐν αὐτῷ</w:t>
       </w:r>
     </w:p>
     <w:p>
@@ -43397,7 +43397,7 @@
           <w:b/>
           <w:lang w:val="hi_IN" w:bidi="hi_IN"/>
         </w:rPr>
-        <w:t>ἐὰν ἡ καρδία μὴ καταγινώσκῃ, παρρησίαν ἔχομεν πρὸς τὸν Θεόν,</w:t>
+        <w:t>ἐὰν ἡ καρδία μὴ καταγινώσκῃ, παρρησίαν ἔχομεν πρὸς τὸν Θεόν</w:t>
       </w:r>
     </w:p>
     <w:p>
@@ -47095,7 +47095,7 @@
           <w:b/>
           <w:lang w:val="hi_IN" w:bidi="hi_IN"/>
         </w:rPr>
-        <w:t>Ἰησοῦν</w:t>
+        <w:t>τὸν Ἰησοῦν</w:t>
       </w:r>
     </w:p>
     <w:p>
@@ -58514,7 +58514,7 @@
           <w:b/>
           <w:lang w:val="hi_IN" w:bidi="hi_IN"/>
         </w:rPr>
-        <w:t>ἐάν τις εἴπῃ, ὅτι ἀγαπῶ τὸν Θεόν, καὶ τὸν ἀδελφὸν αὐτοῦ μισῇ, ψεύστης ἐστίν</w:t>
+        <w:t>ἐάν τις εἴπῃ &amp; ἀγαπῶ τὸν Θεόν, καὶ τὸν ἀδελφὸν αὐτοῦ μισῇ, ψεύστης ἐστίν</w:t>
       </w:r>
     </w:p>
     <w:p>
@@ -61950,7 +61950,7 @@
           <w:b/>
           <w:lang w:val="hi_IN" w:bidi="hi_IN"/>
         </w:rPr>
-        <w:t>τίς ἐστιν δέ ὁ νικῶν τὸν κόσμον, εἰ μὴ ὁ πιστεύων ὅτι Ἰησοῦς ἐστιν ὁ Υἱὸς τοῦ Θεοῦ?</w:t>
+        <w:t>τίς ἐστιν δέ ὁ νικῶν τὸν κόσμον, εἰ μὴ ὁ πιστεύων ὅτι Ἰησοῦς ἐστιν ὁ Υἱὸς τοῦ Θεοῦ</w:t>
       </w:r>
     </w:p>
     <w:p>
@@ -62615,6 +62615,21 @@
         <w:rPr>
           <w:lang w:val="hi_IN" w:bidi="hi_IN"/>
         </w:rPr>
+      </w:r>
+    </w:p>
+    <w:p>
+      <w:pPr/>
+      <w:r>
+        <w:rPr>
+          <w:lang w:val="hi_IN" w:bidi="hi_IN"/>
+        </w:rPr>
+      </w:r>
+      <w:r>
+        <w:rPr>
+          <w:b/>
+          <w:lang w:val="hi_IN" w:bidi="hi_IN"/>
+        </w:rPr>
+        <w:t>δι’ ὕδατος καὶ αἵματος</w:t>
       </w:r>
     </w:p>
     <w:p>
@@ -66981,7 +66996,7 @@
           <w:b/>
           <w:lang w:val="hi_IN" w:bidi="hi_IN"/>
         </w:rPr>
-        <w:t>αὐτόν &amp; αὐτοῦ &amp; ἀκούει</w:t>
+        <w:t>αὐτόν &amp; αὐτοῦ, ἀκούει</w:t>
       </w:r>
     </w:p>
     <w:p>

--- a/hin/docx/62.content.docx
+++ b/hin/docx/62.content.docx
@@ -1150,6 +1150,393 @@
         <w:rPr>
           <w:lang w:val="hi_IN" w:bidi="hi_IN"/>
         </w:rPr>
+        <w:t>1 यूहन्ना - अध्याय 1 परिचय</w:t>
+      </w:r>
+      <w:r>
+        <w:rPr>
+          <w:lang w:val="hi_IN" w:bidi="hi_IN"/>
+        </w:rPr>
+      </w:r>
+    </w:p>
+    <w:p>
+      <w:pPr>
+        <w:pStyle w:val="Heading3"/>
+      </w:pPr>
+      <w:r>
+        <w:rPr>
+          <w:lang w:val="hi_IN" w:bidi="hi_IN"/>
+        </w:rPr>
+        <w:t>संरचना और संरूपण</w:t>
+      </w:r>
+    </w:p>
+    <w:p>
+      <w:pPr>
+        <w:pStyle w:val="ListNumber"/>
+        <w:numPr>
+          <w:ilvl w:val="0"/>
+          <w:numId w:val="16"/>
+        </w:numPr>
+        <w:spacing w:line="240" w:lineRule="auto"/>
+        <w:ind w:left="720"/>
+      </w:pPr>
+      <w:r>
+        <w:rPr>
+          <w:lang w:val="hi_IN" w:bidi="hi_IN"/>
+        </w:rPr>
+      </w:r>
+      <w:r>
+        <w:rPr>
+          <w:lang w:val="hi_IN" w:bidi="hi_IN"/>
+        </w:rPr>
+        <w:t>पत्र का आरम्भिक अभिवादन (1:1–4)</w:t>
+      </w:r>
+    </w:p>
+    <w:p>
+      <w:pPr>
+        <w:pStyle w:val="ListNumber"/>
+        <w:spacing w:line="240" w:lineRule="auto"/>
+        <w:ind w:left="720"/>
+      </w:pPr>
+      <w:r>
+        <w:rPr>
+          <w:lang w:val="hi_IN" w:bidi="hi_IN"/>
+        </w:rPr>
+      </w:r>
+      <w:r>
+        <w:rPr>
+          <w:lang w:val="hi_IN" w:bidi="hi_IN"/>
+        </w:rPr>
+        <w:t>सच्चे विश्वासी परमेश्वर की आज्ञाओं का पालन करते हैं और एक-दूसरे से प्रेम करते हैं (1:5–10 से लेकर 2:17 तक जारी रहता है)</w:t>
+      </w:r>
+    </w:p>
+    <w:p>
+      <w:pPr>
+        <w:pStyle w:val="Heading3"/>
+      </w:pPr>
+      <w:r>
+        <w:rPr>
+          <w:lang w:val="hi_IN" w:bidi="hi_IN"/>
+        </w:rPr>
+        <w:t>इस अध्याय में महत्वपूर्ण अनुवाद सम्बंधी मुद्दे</w:t>
+      </w:r>
+    </w:p>
+    <w:p>
+      <w:pPr>
+        <w:pStyle w:val="Heading4"/>
+      </w:pPr>
+      <w:r>
+        <w:rPr>
+          <w:lang w:val="hi_IN" w:bidi="hi_IN"/>
+        </w:rPr>
+        <w:t>जीवन का वचन</w:t>
+      </w:r>
+    </w:p>
+    <w:p>
+      <w:pPr/>
+      <w:r>
+        <w:rPr>
+          <w:lang w:val="hi_IN" w:bidi="hi_IN"/>
+        </w:rPr>
+      </w:r>
+      <w:r>
+        <w:rPr>
+          <w:lang w:val="hi_IN" w:bidi="hi_IN"/>
+        </w:rPr>
+        <w:t xml:space="preserve">यूहन्ना "जीवन का वचन" वाक्यांश का उपयोग </w:t>
+      </w:r>
+      <w:hyperlink r:id="rId17">
+        <w:r>
+          <w:rPr>
+            <w:lang w:val="hi_IN" w:bidi="hi_IN"/>
+          </w:rPr>
+          <w:rPr>
+            <w:color w:val="0000EE"/>
+            <w:u w:val="single"/>
+          </w:rPr>
+          <w:t>1:1</w:t>
+        </w:r>
+      </w:hyperlink>
+      <w:r>
+        <w:rPr>
+          <w:lang w:val="hi_IN" w:bidi="hi_IN"/>
+        </w:rPr>
+        <w:t xml:space="preserve"> में यीशु के लिए करते हैं। "वचन" एक शीर्षक है जो यूहन्ना यीशु के लिए उपयोग करते हैं। यदि आपने यूहन्ना रचित सुसमाचार के आरम्भ का अनुवाद किया है, तो देखें कि आपने वहाँ इसे कैसे अनुवादित किया था। यह शीर्षक किसी के द्वारा बोले गए शब्द का संदर्भ नहीं देता। यीशु के लिए इस शीर्षक का उपयोग करके, यूहन्ना कह रहे हैं कि यीशु सभी लोगों के लिए परमेश्वर का सबसे महत्वपूर्ण संदेश हैं। यीशु ही वह हैं जो प्रकट करते हैं कि परमेश्वर कौन हैं। इस शीर्षक के आपके अनुवाद में, यह स्पष्ट करने का प्रयास करें कि यह एक व्यक्ति का शीर्षक है जिसका कार्य संदेश को संप्रेषित करना है। कुछ ऐसा जैसे "संदेश" या "प्रकटकर्ता" उपयुक्त हो सकता है। अपने क्षेत्र में स्वीकृत अनुवाद में उपयोग किए गए शीर्षक पर भी विचार करें। यहाँ, यूहन्ना शीर्षक "वचन" को वाक्यांश "जीवन का" के साथ जोड़ते हैं। इससे, यूहन्ना का शायद यह मतलब है कि यीशु परमेश्वर को संसार पर प्रकट करते हैं और यीशु जीवन के स्रोत भी हैं। इस पूरे वाक्यांश का अनुवाद कुछ ऐसा हो सकता है, "यीशु, परमेश्वर का संदेश जो जीवन देते हैं।" (देखें: </w:t>
+      </w:r>
+      <w:r>
+        <w:rPr>
+          <w:lang w:val="hi_IN" w:bidi="hi_IN"/>
+        </w:rPr>
+        <w:t>परमेश्वर का वचन</w:t>
+      </w:r>
+      <w:r>
+        <w:rPr>
+          <w:lang w:val="hi_IN" w:bidi="hi_IN"/>
+        </w:rPr>
+        <w:t>)</w:t>
+      </w:r>
+    </w:p>
+    <w:p>
+      <w:pPr>
+        <w:pStyle w:val="Heading4"/>
+      </w:pPr>
+      <w:r>
+        <w:rPr>
+          <w:lang w:val="hi_IN" w:bidi="hi_IN"/>
+        </w:rPr>
+        <w:t>सूचना का क्रम</w:t>
+      </w:r>
+    </w:p>
+    <w:p>
+      <w:pPr/>
+      <w:r>
+        <w:rPr>
+          <w:lang w:val="hi_IN" w:bidi="hi_IN"/>
+        </w:rPr>
+      </w:r>
+      <w:r>
+        <w:rPr>
+          <w:lang w:val="hi_IN" w:bidi="hi_IN"/>
+        </w:rPr>
+        <w:t xml:space="preserve">इस समय की कई यूनानी रचनाओं की तरह, शैलीगत उद्देश्यों के लिए, यह पत्र एक बहुत लंबे वाक्य के साथ शुरू होता है। यह </w:t>
+      </w:r>
+      <w:hyperlink r:id="rId17">
+        <w:r>
+          <w:rPr>
+            <w:lang w:val="hi_IN" w:bidi="hi_IN"/>
+          </w:rPr>
+          <w:rPr>
+            <w:color w:val="0000EE"/>
+            <w:u w:val="single"/>
+          </w:rPr>
+          <w:t>1:1</w:t>
+        </w:r>
+      </w:hyperlink>
+      <w:r>
+        <w:rPr>
+          <w:lang w:val="hi_IN" w:bidi="hi_IN"/>
+        </w:rPr>
+        <w:t xml:space="preserve"> की शुरुआत से लेकर </w:t>
+      </w:r>
+      <w:hyperlink r:id="rId18">
+        <w:r>
+          <w:rPr>
+            <w:lang w:val="hi_IN" w:bidi="hi_IN"/>
+          </w:rPr>
+          <w:rPr>
+            <w:color w:val="0000EE"/>
+            <w:u w:val="single"/>
+          </w:rPr>
+          <w:t>1:3</w:t>
+        </w:r>
+      </w:hyperlink>
+      <w:r>
+        <w:rPr>
+          <w:lang w:val="hi_IN" w:bidi="hi_IN"/>
+        </w:rPr>
+        <w:t xml:space="preserve"> के मध्य तक जाता है। इस वाक्य के भाग कई भाषाओं में प्रचलित क्रम में नहीं हो सकते हैं। प्रत्यक्ष वस्तु पहले आता है, और यह बहुत लंबा है और कई अलग-अलग उपवाक्यों से बना है। कर्ता और क्रिया अंत के करीब आते हैं। और बीच में एक लंबा विषयांतर है। इसलिए इस वाक्य के भागों को अपनी भाषा में अनुवाद और व्यवस्थित करने का सबसे अच्छा तरीका सोचें।</w:t>
+      </w:r>
+    </w:p>
+    <w:p>
+      <w:pPr/>
+      <w:r>
+        <w:rPr>
+          <w:lang w:val="hi_IN" w:bidi="hi_IN"/>
+        </w:rPr>
+      </w:r>
+      <w:r>
+        <w:rPr>
+          <w:lang w:val="hi_IN" w:bidi="hi_IN"/>
+        </w:rPr>
+        <w:t>एक तरीका जो आपकी भाषा में कारगर हो सकता है, वह है एक ऐसा संयुक्त पद बनाना जिसमें 1:1–3 तक के सभी वाक्य शामिल हों। आप इस लंबे वाक्य को कई छोटे वाक्यों में बाँट सकते हैं, स्पष्टता के लिए कर्ता और क्रिया को दोहरा सकते हैं। इससे आप वाक्य के भागों को उस क्रम में प्रस्तुत कर पाएँगे जो आपकी भाषा में ज़्यादा प्रचलित हो और जिसे आपके पाठक बेहतर ढंग से समझ सकें। यहाँ 1 यूहन्ना 1:1–3 का एक उदाहरण है, जिसे आपकी भाषा में एक स्पष्ट क्रम में पुनर्व्यवस्थित किया गया है:</w:t>
+      </w:r>
+    </w:p>
+    <w:p>
+      <w:pPr/>
+      <w:r>
+        <w:rPr>
+          <w:lang w:val="hi_IN" w:bidi="hi_IN"/>
+        </w:rPr>
+      </w:r>
+      <w:r>
+        <w:rPr>
+          <w:lang w:val="hi_IN" w:bidi="hi_IN"/>
+        </w:rPr>
+        <w:t>"हम चाहते हैं कि तुम हमारे साथ, और पिता और उनके पुत्र यीशु मसीह के साथ भी सहभागी रहो। इसलिए, हम तुम्हें वही बता रहे हैं जो हमने देखा और सुना है। हम तुम्हें वही बता रहे हैं जो आरंभ से था, जिसे हमने सुना है, जिसे हमने अपनी आँखों से देखा है, जिसे हमने ध्यान से देखा है और जिसे हमारे हाथों ने छुआ है। इसका सम्बंध जीवन के वचन से है। वास्तव में, जीवन प्रकट हुआ है, और हमने उन्हें देखा है, और हम उनकी गवाही देते हैं। हाँ, हम तुम्हें उस अनन्त जीवन का समाचार दे रहे हैं जो पिता के साथ थे और जो फिर हमारे पास आए।"</w:t>
+      </w:r>
+    </w:p>
+    <w:p>
+      <w:pPr/>
+      <w:r>
+        <w:rPr>
+          <w:lang w:val="hi_IN" w:bidi="hi_IN"/>
+        </w:rPr>
+      </w:r>
+      <w:r>
+        <w:rPr>
+          <w:lang w:val="hi_IN" w:bidi="hi_IN"/>
+        </w:rPr>
+        <w:t>यदि आप इस दृष्टिकोण को अपनाते हैं, तो दूसरे और तीसरे वाक्य के संयोजन का अनुवाद करने का एक और तरीका यह होगा, "इसलिए हम तुमको बता रहे हैं कि आरम्भ से क्या था, जो हमने सुना है, जो हमने अपनी आँखों से देखा है, जो हमने ध्यान से देखा है और जिसे हमारे हाथों ने छुआ है।"</w:t>
+      </w:r>
+    </w:p>
+    <w:p>
+      <w:pPr/>
+      <w:r>
+        <w:rPr>
+          <w:lang w:val="hi_IN" w:bidi="hi_IN"/>
+        </w:rPr>
+      </w:r>
+      <w:r>
+        <w:rPr>
+          <w:lang w:val="hi_IN" w:bidi="hi_IN"/>
+        </w:rPr>
+        <w:t xml:space="preserve">एक और दृष्टिकोण जो अच्छी तरह से काम कर सकता है और जिसे संयुक्त पद की आवश्यकता नहीं होगी, वह यह होगा कि वाक्यांशों को उनके वर्तमान क्रम में छोड़ दिया जाए, लेकिन वाक्य को पद विभाजनों पर तीन भागों में विभाजित किया जाए। यदि आप ऐसा करते हैं, तो आप "जीवन के वचन के सम्बंध में" वाक्यांश का अनुवाद वाक्य के अंत के बजाय शुरुआत में रख सकते हैं और इसे पत्र के लिए एक विषयगत परिचय के रूप में प्रस्तुत कर सकते हैं। अन्यथा, आपके पाठक यह महसूस नहीं करेंगे कि यह एक पत्र है जब तक कि वे </w:t>
+      </w:r>
+      <w:hyperlink r:id="rId19">
+        <w:r>
+          <w:rPr>
+            <w:lang w:val="hi_IN" w:bidi="hi_IN"/>
+          </w:rPr>
+          <w:rPr>
+            <w:color w:val="0000EE"/>
+            <w:u w:val="single"/>
+          </w:rPr>
+          <w:t>1:4</w:t>
+        </w:r>
+      </w:hyperlink>
+      <w:r>
+        <w:rPr>
+          <w:lang w:val="hi_IN" w:bidi="hi_IN"/>
+        </w:rPr>
+        <w:t xml:space="preserve"> तक नहीं पहुँच जाते, जहाँ यूहन्ना औपचारिक रूप से अपने लेखन का उद्देश्य बताते हैं। इस क्रम में 1 यूहन्ना 1:1–3 का एक उदाहरण होगा:</w:t>
+      </w:r>
+    </w:p>
+    <w:p>
+      <w:pPr/>
+      <w:r>
+        <w:rPr>
+          <w:lang w:val="hi_IN" w:bidi="hi_IN"/>
+        </w:rPr>
+      </w:r>
+      <w:r>
+        <w:rPr>
+          <w:lang w:val="hi_IN" w:bidi="hi_IN"/>
+        </w:rPr>
+        <w:t>"1 यह जीवन के वचन के विषय में है। यह वचन आदि से था। हमने इन्हें सुना, हमने इन्हें अपनी आँखों से देखा, हमने इन्हें ध्यान से देखा और अपने हाथों से इन्हें छुआ। 2 वास्तव में, यह जो जीवन है, प्रकट हुए हैं और हमने इन्हें देखा है और हम इनकी गवाही देते हैं। हाँ, हम तुमको उस अनन्त जीवन का समाचार देते हैं जो पिता के साथ थे और फिर हमारे पास आए। 3 हम तुमको वही बताते हैं जो हमने देखा और सुना है ताकि तुम हमारे साथ सहभागी हो, और यह सहभागिता पिता के साथ और उनके पुत्र, यीशु मसीह के साथ भी हो।"</w:t>
+      </w:r>
+    </w:p>
+    <w:p>
+      <w:pPr/>
+      <w:r>
+        <w:rPr>
+          <w:lang w:val="hi_IN" w:bidi="hi_IN"/>
+        </w:rPr>
+      </w:r>
+      <w:hyperlink r:id="rId20">
+        <w:r>
+          <w:rPr>
+            <w:lang w:val="hi_IN" w:bidi="hi_IN"/>
+          </w:rPr>
+          <w:rPr>
+            <w:color w:val="0000EE"/>
+            <w:u w:val="single"/>
+          </w:rPr>
+          <w:t>1:1–4</w:t>
+        </w:r>
+      </w:hyperlink>
+      <w:r>
+        <w:rPr>
+          <w:lang w:val="hi_IN" w:bidi="hi_IN"/>
+        </w:rPr>
+        <w:t xml:space="preserve"> की टिप्पणियाँ इस लंबे प्रारम्भिक वाक्य के अनुवाद के लिए और विशिष्ट सुझाव प्रदान करती हैं। (देखें: </w:t>
+      </w:r>
+      <w:r>
+        <w:rPr>
+          <w:lang w:val="hi_IN" w:bidi="hi_IN"/>
+        </w:rPr>
+        <w:t>संयुक्त पद</w:t>
+      </w:r>
+      <w:r>
+        <w:rPr>
+          <w:lang w:val="hi_IN" w:bidi="hi_IN"/>
+        </w:rPr>
+        <w:t>)</w:t>
+      </w:r>
+    </w:p>
+    <w:p>
+      <w:pPr>
+        <w:pStyle w:val="Heading3"/>
+      </w:pPr>
+      <w:r>
+        <w:rPr>
+          <w:lang w:val="hi_IN" w:bidi="hi_IN"/>
+        </w:rPr>
+        <w:t>इस अध्याय के महत्वपूर्ण पाठ्य मुद्दे</w:t>
+      </w:r>
+    </w:p>
+    <w:p>
+      <w:pPr/>
+      <w:r>
+        <w:rPr>
+          <w:lang w:val="hi_IN" w:bidi="hi_IN"/>
+        </w:rPr>
+      </w:r>
+      <w:hyperlink r:id="rId19">
+        <w:r>
+          <w:rPr>
+            <w:lang w:val="hi_IN" w:bidi="hi_IN"/>
+          </w:rPr>
+          <w:rPr>
+            <w:color w:val="0000EE"/>
+            <w:u w:val="single"/>
+          </w:rPr>
+          <w:t>1:4</w:t>
+        </w:r>
+      </w:hyperlink>
+      <w:r>
+        <w:rPr>
+          <w:lang w:val="hi_IN" w:bidi="hi_IN"/>
+        </w:rPr>
+        <w:t xml:space="preserve"> में, सबसे सटीक प्राचीन हस्तलिपियों में लिखा है "ताकि हमारा आनन्द पूरा हो सके।" आई.आर.वी. इस पठन का अनुसरण करता है। हालांकि, कुछ अन्य प्राचीन हस्तलिपियों में "तुम्हारा आनन्द", "हमारे आनन्द" के बजाय लिखा है। यदि आपके क्षेत्र में बाइबल का अनुवाद पहले से मौजूद है, तो उस संस्करण में जो भी पठन पाया जाता है, उसका उपयोग करने पर विचार करें। यदि अनुवाद पहले से मौजूद नहीं है, तो हम अनुशंसा करते हैं कि आप आई.आर.वी. पाठ में दिए गए पठन का अनुसरण करें। (देखें: </w:t>
+      </w:r>
+      <w:r>
+        <w:rPr>
+          <w:lang w:val="hi_IN" w:bidi="hi_IN"/>
+        </w:rPr>
+        <w:t>पाठ्य भिन्नताएँ</w:t>
+      </w:r>
+      <w:r>
+        <w:rPr>
+          <w:lang w:val="hi_IN" w:bidi="hi_IN"/>
+        </w:rPr>
+        <w:t>)</w:t>
+      </w:r>
+      <w:r>
+        <w:rPr>
+          <w:lang w:val="hi_IN" w:bidi="hi_IN"/>
+        </w:rPr>
+      </w:r>
+      <w:r>
+        <w:rPr>
+          <w:lang w:val="hi_IN" w:bidi="hi_IN"/>
+        </w:rPr>
+      </w:r>
+    </w:p>
+    <w:p>
+      <w:pPr/>
+      <w:r>
+        <w:rPr>
+          <w:lang w:val="hi_IN" w:bidi="hi_IN"/>
+        </w:rPr>
+      </w:r>
+    </w:p>
+    <w:p>
+      <w:pPr>
+        <w:pStyle w:val="Heading2"/>
+      </w:pPr>
+      <w:r>
+        <w:rPr>
+          <w:lang w:val="hi_IN" w:bidi="hi_IN"/>
+        </w:rPr>
         <w:t>1 यूहन्ना 1:1 (#1)</w:t>
       </w:r>
       <w:r>
@@ -1278,7 +1665,7 @@
         </w:rPr>
         <w:t xml:space="preserve">"इस अध्याय के लिए सामान्य टिप्पणियों में परिचर्चा देखें कि </w:t>
       </w:r>
-      <w:hyperlink r:id="rId17">
+      <w:hyperlink r:id="rId21">
         <w:r>
           <w:rPr>
             <w:lang w:val="hi_IN" w:bidi="hi_IN"/>
@@ -3227,7 +3614,7 @@
         </w:rPr>
         <w:t xml:space="preserve">यदि आपने </w:t>
       </w:r>
-      <w:hyperlink r:id="rId18">
+      <w:hyperlink r:id="rId17">
         <w:r>
           <w:rPr>
             <w:lang w:val="hi_IN" w:bidi="hi_IN"/>
@@ -4336,7 +4723,7 @@
         </w:rPr>
         <w:t xml:space="preserve">"जैसा इस अध्याय की सामान्य टिप्पणियों में वर्णन किया गया है, यहाँ यूहन्ना पात्र लेखन में अपने उद्देश्य को औपचारिक रूप में प्रकट करता है|\nयदि आपने </w:t>
       </w:r>
-      <w:hyperlink r:id="rId18">
+      <w:hyperlink r:id="rId17">
         <w:r>
           <w:rPr>
             <w:lang w:val="hi_IN" w:bidi="hi_IN"/>
@@ -6016,7 +6403,7 @@
         </w:rPr>
         <w:t xml:space="preserve"> का अनुवाद </w:t>
       </w:r>
-      <w:hyperlink r:id="rId19">
+      <w:hyperlink r:id="rId18">
         <w:r>
           <w:rPr>
             <w:lang w:val="hi_IN" w:bidi="hi_IN"/>
@@ -6458,7 +6845,7 @@
         </w:rPr>
         <w:t xml:space="preserve">"जैसा </w:t>
       </w:r>
-      <w:hyperlink r:id="rId20">
+      <w:hyperlink r:id="rId22">
         <w:r>
           <w:rPr>
             <w:lang w:val="hi_IN" w:bidi="hi_IN"/>
@@ -7011,7 +7398,7 @@
         </w:rPr>
         <w:t xml:space="preserve">"जैसा </w:t>
       </w:r>
-      <w:hyperlink r:id="rId20">
+      <w:hyperlink r:id="rId22">
         <w:r>
           <w:rPr>
             <w:lang w:val="hi_IN" w:bidi="hi_IN"/>
@@ -7375,7 +7762,7 @@
         </w:rPr>
         <w:t xml:space="preserve"> में निहित विचार का अनुवाद \n</w:t>
       </w:r>
-      <w:hyperlink r:id="rId19">
+      <w:hyperlink r:id="rId18">
         <w:r>
           <w:rPr>
             <w:lang w:val="hi_IN" w:bidi="hi_IN"/>
@@ -8685,7 +9072,7 @@
         </w:rPr>
         <w:t xml:space="preserve">"जैसा </w:t>
       </w:r>
-      <w:hyperlink r:id="rId21">
+      <w:hyperlink r:id="rId23">
         <w:r>
           <w:rPr>
             <w:lang w:val="hi_IN" w:bidi="hi_IN"/>
@@ -9369,7 +9756,7 @@
         </w:rPr>
         <w:t xml:space="preserve">"जैसा उसने ""सत्य"" के विषय </w:t>
       </w:r>
-      <w:hyperlink r:id="rId22">
+      <w:hyperlink r:id="rId24">
         <w:r>
           <w:rPr>
             <w:lang w:val="hi_IN" w:bidi="hi_IN"/>
@@ -9447,6 +9834,292 @@
         <w:rPr>
           <w:lang w:val="hi_IN" w:bidi="hi_IN"/>
         </w:rPr>
+        <w:t>1 यूहन्ना - अध्याय 2 परिचय</w:t>
+      </w:r>
+      <w:r>
+        <w:rPr>
+          <w:lang w:val="hi_IN" w:bidi="hi_IN"/>
+        </w:rPr>
+      </w:r>
+    </w:p>
+    <w:p>
+      <w:pPr>
+        <w:pStyle w:val="Heading3"/>
+      </w:pPr>
+      <w:r>
+        <w:rPr>
+          <w:lang w:val="hi_IN" w:bidi="hi_IN"/>
+        </w:rPr>
+        <w:t>संरचना और संरूपण</w:t>
+      </w:r>
+    </w:p>
+    <w:p>
+      <w:pPr>
+        <w:pStyle w:val="ListNumber"/>
+        <w:numPr>
+          <w:ilvl w:val="0"/>
+          <w:numId w:val="17"/>
+        </w:numPr>
+        <w:spacing w:line="240" w:lineRule="auto"/>
+        <w:ind w:left="720"/>
+      </w:pPr>
+      <w:r>
+        <w:rPr>
+          <w:lang w:val="hi_IN" w:bidi="hi_IN"/>
+        </w:rPr>
+      </w:r>
+      <w:r>
+        <w:rPr>
+          <w:lang w:val="hi_IN" w:bidi="hi_IN"/>
+        </w:rPr>
+        <w:t>सच्चे विश्वासी परमेश्वर की आज्ञाओं का पालन करते हैं और एक-दूसरे से प्रेम करते हैं (1:5 से 2:1–17 तक जारी)</w:t>
+      </w:r>
+    </w:p>
+    <w:p>
+      <w:pPr>
+        <w:pStyle w:val="ListNumber"/>
+        <w:spacing w:line="240" w:lineRule="auto"/>
+        <w:ind w:left="720"/>
+      </w:pPr>
+      <w:r>
+        <w:rPr>
+          <w:lang w:val="hi_IN" w:bidi="hi_IN"/>
+        </w:rPr>
+      </w:r>
+      <w:r>
+        <w:rPr>
+          <w:lang w:val="hi_IN" w:bidi="hi_IN"/>
+        </w:rPr>
+        <w:t>यीशु का मसीहा होना अस्वीकार करना झूठी शिक्षा है (2:18–2:27)</w:t>
+      </w:r>
+    </w:p>
+    <w:p>
+      <w:pPr>
+        <w:pStyle w:val="ListNumber"/>
+        <w:spacing w:line="240" w:lineRule="auto"/>
+        <w:ind w:left="720"/>
+      </w:pPr>
+      <w:r>
+        <w:rPr>
+          <w:lang w:val="hi_IN" w:bidi="hi_IN"/>
+        </w:rPr>
+      </w:r>
+      <w:r>
+        <w:rPr>
+          <w:lang w:val="hi_IN" w:bidi="hi_IN"/>
+        </w:rPr>
+        <w:t>परमेश्वर की सच्ची संतान पाप नहीं करती (2:28–29 से 3:10 तक जारी)</w:t>
+      </w:r>
+    </w:p>
+    <w:p>
+      <w:pPr/>
+      <w:r>
+        <w:rPr>
+          <w:lang w:val="hi_IN" w:bidi="hi_IN"/>
+        </w:rPr>
+      </w:r>
+      <w:r>
+        <w:rPr>
+          <w:lang w:val="hi_IN" w:bidi="hi_IN"/>
+        </w:rPr>
+        <w:t xml:space="preserve">यह दिखाने के लिए कि यूहन्ना </w:t>
+      </w:r>
+      <w:hyperlink r:id="rId25">
+        <w:r>
+          <w:rPr>
+            <w:lang w:val="hi_IN" w:bidi="hi_IN"/>
+          </w:rPr>
+          <w:rPr>
+            <w:color w:val="0000EE"/>
+            <w:u w:val="single"/>
+          </w:rPr>
+          <w:t>2:12–14</w:t>
+        </w:r>
+      </w:hyperlink>
+      <w:r>
+        <w:rPr>
+          <w:lang w:val="hi_IN" w:bidi="hi_IN"/>
+        </w:rPr>
+        <w:t xml:space="preserve"> में कुछ कविता जैसे पद हैं, कुछ अनुवादों में उन पदों में दिए गए कथनों को शेष पाठ की अपेक्षा दाईं ओर रखा गया है, तथा प्रत्येक कथन के आरंभ में एक नई पंक्ति शुरू की गई है।</w:t>
+      </w:r>
+    </w:p>
+    <w:p>
+      <w:pPr>
+        <w:pStyle w:val="Heading3"/>
+      </w:pPr>
+      <w:r>
+        <w:rPr>
+          <w:lang w:val="hi_IN" w:bidi="hi_IN"/>
+        </w:rPr>
+        <w:t>इस अध्याय की मुख्य अवधारणाएँ</w:t>
+      </w:r>
+    </w:p>
+    <w:p>
+      <w:pPr>
+        <w:pStyle w:val="Heading4"/>
+      </w:pPr>
+      <w:r>
+        <w:rPr>
+          <w:lang w:val="hi_IN" w:bidi="hi_IN"/>
+        </w:rPr>
+        <w:t>मसीह का विरोधी</w:t>
+      </w:r>
+    </w:p>
+    <w:p>
+      <w:pPr/>
+      <w:r>
+        <w:rPr>
+          <w:lang w:val="hi_IN" w:bidi="hi_IN"/>
+        </w:rPr>
+      </w:r>
+      <w:hyperlink r:id="rId26">
+        <w:r>
+          <w:rPr>
+            <w:lang w:val="hi_IN" w:bidi="hi_IN"/>
+          </w:rPr>
+          <w:rPr>
+            <w:color w:val="0000EE"/>
+            <w:u w:val="single"/>
+          </w:rPr>
+          <w:t>2:18</w:t>
+        </w:r>
+      </w:hyperlink>
+      <w:r>
+        <w:rPr>
+          <w:lang w:val="hi_IN" w:bidi="hi_IN"/>
+        </w:rPr>
+        <w:t xml:space="preserve"> और </w:t>
+      </w:r>
+      <w:hyperlink r:id="rId27">
+        <w:r>
+          <w:rPr>
+            <w:lang w:val="hi_IN" w:bidi="hi_IN"/>
+          </w:rPr>
+          <w:rPr>
+            <w:color w:val="0000EE"/>
+            <w:u w:val="single"/>
+          </w:rPr>
+          <w:t>2:22</w:t>
+        </w:r>
+      </w:hyperlink>
+      <w:r>
+        <w:rPr>
+          <w:lang w:val="hi_IN" w:bidi="hi_IN"/>
+        </w:rPr>
+        <w:t xml:space="preserve"> में, यूहन्ना एक विशेष व्यक्ति के बारे में लिखते हैं जिसे मसीह का विरोधी कहा जाता है और कई लोगों के बारे में जो "मसीह के विरोधी" होंगे। शब्द "मसीह का विरोधी" का अर्थ है "मसीह के विरोध में है।" मसीह का विरोधी वह व्यक्ति है जो यीशु के वापस आने से पहले प्रकट होगा और यीशु के कार्यों की नकल करेगा, लेकिन वह ऐसा दुष्ट उद्देश्यों के लिए करेगा। उस व्यक्ति के आने से पहले, कई अन्य लोग होंगे जो मसीह के खिलाफ कार्य करेंगे। उन्हें भी "मसीह का विरोधी" कहा जाता है, लेकिन यह एक विवरण के रूप में है, नाम के रूप में नहीं। (देखें: </w:t>
+      </w:r>
+      <w:r>
+        <w:rPr>
+          <w:lang w:val="hi_IN" w:bidi="hi_IN"/>
+        </w:rPr>
+        <w:t>मसीह का विरोधी</w:t>
+      </w:r>
+      <w:r>
+        <w:rPr>
+          <w:lang w:val="hi_IN" w:bidi="hi_IN"/>
+        </w:rPr>
+        <w:t xml:space="preserve"> और </w:t>
+      </w:r>
+      <w:r>
+        <w:rPr>
+          <w:lang w:val="hi_IN" w:bidi="hi_IN"/>
+        </w:rPr>
+        <w:t>अंतिम दिन</w:t>
+      </w:r>
+      <w:r>
+        <w:rPr>
+          <w:lang w:val="hi_IN" w:bidi="hi_IN"/>
+        </w:rPr>
+        <w:t xml:space="preserve"> और </w:t>
+      </w:r>
+      <w:r>
+        <w:rPr>
+          <w:lang w:val="hi_IN" w:bidi="hi_IN"/>
+        </w:rPr>
+        <w:t>बुराई</w:t>
+      </w:r>
+      <w:r>
+        <w:rPr>
+          <w:lang w:val="hi_IN" w:bidi="hi_IN"/>
+        </w:rPr>
+        <w:t>)</w:t>
+      </w:r>
+    </w:p>
+    <w:p>
+      <w:pPr>
+        <w:pStyle w:val="Heading3"/>
+      </w:pPr>
+      <w:r>
+        <w:rPr>
+          <w:lang w:val="hi_IN" w:bidi="hi_IN"/>
+        </w:rPr>
+        <w:t>इस अध्याय में महत्वपूर्ण पाठ्य सम्बंधी मुद्दे</w:t>
+      </w:r>
+    </w:p>
+    <w:p>
+      <w:pPr/>
+      <w:r>
+        <w:rPr>
+          <w:lang w:val="hi_IN" w:bidi="hi_IN"/>
+        </w:rPr>
+      </w:r>
+      <w:hyperlink r:id="rId28">
+        <w:r>
+          <w:rPr>
+            <w:lang w:val="hi_IN" w:bidi="hi_IN"/>
+          </w:rPr>
+          <w:rPr>
+            <w:color w:val="0000EE"/>
+            <w:u w:val="single"/>
+          </w:rPr>
+          <w:t>2:20</w:t>
+        </w:r>
+      </w:hyperlink>
+      <w:r>
+        <w:rPr>
+          <w:lang w:val="hi_IN" w:bidi="hi_IN"/>
+        </w:rPr>
+        <w:t xml:space="preserve"> में, कुछ प्राचीन हस्तलिपियों में "तुम सब जानते हो" लिखा है, और यही आई.आर.वी. अनुसरण करता है। हालांकि, अन्य प्राचीन हस्तलिपियों में "तुम सब कुछ जानते हो" लिखा है। पत्र में अन्य सभी बातों के आधार पर, ऐसा लगता है कि "तुम सब जानते हो" सही मूल पाठ है, क्योंकि यूहन्ना झूठे शिक्षकों के दावे का खण्डन कर रहे हैं कि वे अन्य विश्वासियों से अधिक जानते हैं। ऐसा प्रतीत होता है कि “तुम सब कुछ जानते हो” यह वाक्य इसलिए आया क्योंकि प्रतिलिपिकारों को क्रिया “जानना” के लिए एक वस्तु की आवश्यकता महसूस हुई। फिर भी, यदि आपके क्षेत्र में पहले से ही बाइबल का अनुवाद मौजूद है, तो उस संस्करण में जो भी पठन है, उसका उपयोग करने पर विचार करें। यदि अनुवाद पहले से मौजूद नहीं है, तो हम अनुशंसा करते हैं कि आप आई.आर.वी. पाठ में दिए गए पठन का पालन करें। (देखें: </w:t>
+      </w:r>
+      <w:r>
+        <w:rPr>
+          <w:lang w:val="hi_IN" w:bidi="hi_IN"/>
+        </w:rPr>
+        <w:t>पाठ्य भिन्नताएं</w:t>
+      </w:r>
+      <w:r>
+        <w:rPr>
+          <w:lang w:val="hi_IN" w:bidi="hi_IN"/>
+        </w:rPr>
+        <w:t>)</w:t>
+      </w:r>
+      <w:r>
+        <w:rPr>
+          <w:lang w:val="hi_IN" w:bidi="hi_IN"/>
+        </w:rPr>
+      </w:r>
+      <w:r>
+        <w:rPr>
+          <w:lang w:val="hi_IN" w:bidi="hi_IN"/>
+        </w:rPr>
+      </w:r>
+    </w:p>
+    <w:p>
+      <w:pPr/>
+      <w:r>
+        <w:rPr>
+          <w:lang w:val="hi_IN" w:bidi="hi_IN"/>
+        </w:rPr>
+      </w:r>
+    </w:p>
+    <w:p>
+      <w:pPr>
+        <w:pStyle w:val="Heading2"/>
+      </w:pPr>
+      <w:r>
+        <w:rPr>
+          <w:lang w:val="hi_IN" w:bidi="hi_IN"/>
+        </w:rPr>
         <w:t>1 यूहन्ना 2:1 (#1)</w:t>
       </w:r>
       <w:r>
@@ -11743,7 +12416,7 @@
         </w:rPr>
         <w:t xml:space="preserve">"जैसा </w:t>
       </w:r>
-      <w:hyperlink r:id="rId23">
+      <w:hyperlink r:id="rId29">
         <w:r>
           <w:rPr>
             <w:lang w:val="hi_IN" w:bidi="hi_IN"/>
@@ -13708,7 +14381,7 @@
         </w:rPr>
         <w:t xml:space="preserve"> का अर्थ लगभग वही है जो </w:t>
       </w:r>
-      <w:hyperlink r:id="rId19">
+      <w:hyperlink r:id="rId18">
         <w:r>
           <w:rPr>
             <w:lang w:val="hi_IN" w:bidi="hi_IN"/>
@@ -13726,7 +14399,7 @@
         </w:rPr>
         <w:t xml:space="preserve"> और </w:t>
       </w:r>
-      <w:hyperlink r:id="rId24">
+      <w:hyperlink r:id="rId30">
         <w:r>
           <w:rPr>
             <w:lang w:val="hi_IN" w:bidi="hi_IN"/>
@@ -13744,7 +14417,7 @@
         </w:rPr>
         <w:t xml:space="preserve"> में और </w:t>
       </w:r>
-      <w:hyperlink r:id="rId25">
+      <w:hyperlink r:id="rId31">
         <w:r>
           <w:rPr>
             <w:lang w:val="hi_IN" w:bidi="hi_IN"/>
@@ -14062,7 +14735,7 @@
         </w:rPr>
         <w:t xml:space="preserve">जैसा </w:t>
       </w:r>
-      <w:hyperlink r:id="rId24">
+      <w:hyperlink r:id="rId30">
         <w:r>
           <w:rPr>
             <w:lang w:val="hi_IN" w:bidi="hi_IN"/>
@@ -14080,7 +14753,7 @@
         </w:rPr>
         <w:t xml:space="preserve"> और </w:t>
       </w:r>
-      <w:hyperlink r:id="rId21">
+      <w:hyperlink r:id="rId23">
         <w:r>
           <w:rPr>
             <w:lang w:val="hi_IN" w:bidi="hi_IN"/>
@@ -14670,7 +15343,7 @@
         </w:rPr>
         <w:t xml:space="preserve"> या सन्देश का वर्णन यूहन्ना कर रहा है वह यीशु के द्वारा विश्वासियों को दी गई आज्ञा है कि वे आपस में प्रेम रखें| देखें यूहन्ना रचित सुसमाचार, </w:t>
       </w:r>
-      <w:hyperlink r:id="rId26">
+      <w:hyperlink r:id="rId32">
         <w:r>
           <w:rPr>
             <w:lang w:val="hi_IN" w:bidi="hi_IN"/>
@@ -14688,7 +15361,7 @@
         </w:rPr>
         <w:t xml:space="preserve"> और </w:t>
       </w:r>
-      <w:hyperlink r:id="rId27">
+      <w:hyperlink r:id="rId33">
         <w:r>
           <w:rPr>
             <w:lang w:val="hi_IN" w:bidi="hi_IN"/>
@@ -14706,7 +15379,7 @@
         </w:rPr>
         <w:t xml:space="preserve"> जिसको यूहन्ना इस पत्र के पदों मेंमें स्पष्ट प्रकट करता है:</w:t>
       </w:r>
-      <w:hyperlink r:id="rId28">
+      <w:hyperlink r:id="rId34">
         <w:r>
           <w:rPr>
             <w:lang w:val="hi_IN" w:bidi="hi_IN"/>
@@ -14724,7 +15397,7 @@
         </w:rPr>
         <w:t xml:space="preserve"> और </w:t>
       </w:r>
-      <w:hyperlink r:id="rId29">
+      <w:hyperlink r:id="rId35">
         <w:r>
           <w:rPr>
             <w:lang w:val="hi_IN" w:bidi="hi_IN"/>
@@ -14924,7 +15597,7 @@
         </w:rPr>
         <w:t xml:space="preserve">यूहन्ना इस आज्ञा का स्नादार्भ </w:t>
       </w:r>
-      <w:hyperlink r:id="rId30">
+      <w:hyperlink r:id="rId36">
         <w:r>
           <w:rPr>
             <w:lang w:val="hi_IN" w:bidi="hi_IN"/>
@@ -15469,7 +16142,7 @@
         </w:rPr>
         <w:t xml:space="preserve">जैस </w:t>
       </w:r>
-      <w:hyperlink r:id="rId20">
+      <w:hyperlink r:id="rId22">
         <w:r>
           <w:rPr>
             <w:lang w:val="hi_IN" w:bidi="hi_IN"/>
@@ -15624,7 +16297,7 @@
         </w:rPr>
         <w:t xml:space="preserve">"यूहन्ना परमेश्वर को </w:t>
       </w:r>
-      <w:hyperlink r:id="rId31">
+      <w:hyperlink r:id="rId37">
         <w:r>
           <w:rPr>
             <w:lang w:val="hi_IN" w:bidi="hi_IN"/>
@@ -15815,7 +16488,7 @@
         </w:rPr>
         <w:t xml:space="preserve">जैसा </w:t>
       </w:r>
-      <w:hyperlink r:id="rId20">
+      <w:hyperlink r:id="rId22">
         <w:r>
           <w:rPr>
             <w:lang w:val="hi_IN" w:bidi="hi_IN"/>
@@ -16354,7 +17027,7 @@
         </w:rPr>
         <w:t xml:space="preserve">जैसा </w:t>
       </w:r>
-      <w:hyperlink r:id="rId20">
+      <w:hyperlink r:id="rId22">
         <w:r>
           <w:rPr>
             <w:lang w:val="hi_IN" w:bidi="hi_IN"/>
@@ -16581,7 +17254,7 @@
         </w:rPr>
         <w:t xml:space="preserve">"देखें कि आपने इसका अनुवाद </w:t>
       </w:r>
-      <w:hyperlink r:id="rId32">
+      <w:hyperlink r:id="rId38">
         <w:r>
           <w:rPr>
             <w:lang w:val="hi_IN" w:bidi="hi_IN"/>
@@ -17114,7 +17787,7 @@
         </w:rPr>
         <w:t xml:space="preserve"> या उसके भीतर है क्योंकि यह साथी विश्वासी के मन की घृणा का प्रतिनिधित्व करता है जिसका वह </w:t>
       </w:r>
-      <w:hyperlink r:id="rId32">
+      <w:hyperlink r:id="rId38">
         <w:r>
           <w:rPr>
             <w:lang w:val="hi_IN" w:bidi="hi_IN"/>
@@ -17223,7 +17896,7 @@
         </w:rPr>
         <w:t xml:space="preserve">देखें कि आपने इसका अनुवाद </w:t>
       </w:r>
-      <w:hyperlink r:id="rId32">
+      <w:hyperlink r:id="rId38">
         <w:r>
           <w:rPr>
             <w:lang w:val="hi_IN" w:bidi="hi_IN"/>
@@ -17423,7 +18096,7 @@
         </w:rPr>
         <w:t xml:space="preserve">जैसा </w:t>
       </w:r>
-      <w:hyperlink r:id="rId20">
+      <w:hyperlink r:id="rId22">
         <w:r>
           <w:rPr>
             <w:lang w:val="hi_IN" w:bidi="hi_IN"/>
@@ -17922,7 +18595,7 @@
         </w:rPr>
         <w:t xml:space="preserve">यूहन्ना </w:t>
       </w:r>
-      <w:hyperlink r:id="rId33">
+      <w:hyperlink r:id="rId39">
         <w:r>
           <w:rPr>
             <w:lang w:val="hi_IN" w:bidi="hi_IN"/>
@@ -17953,7 +18626,7 @@
         </w:rPr>
         <w:t xml:space="preserve"> शब्द का प्रयोग करता है जिसके माध्यम से वह उन सब विश्वासियों को संदर्भित करता है जिनको वह पत्र लिख रहा है| इसकी व्याख्या हेतु \n</w:t>
       </w:r>
-      <w:hyperlink r:id="rId33">
+      <w:hyperlink r:id="rId39">
         <w:r>
           <w:rPr>
             <w:lang w:val="hi_IN" w:bidi="hi_IN"/>
@@ -17971,7 +18644,7 @@
         </w:rPr>
         <w:t xml:space="preserve"> पर की गई दो टिप्पणियाँ देखें| UST में इस शब्द का यहाँ भी यही अर्थ अपनाती है| तथापि, यह भी संभव है कि इस स्थिति में, इस शब्द का अधिक विशिष्ट अर्थ है जो कुछ ही मनुष्यों को संदर्भित करता है क्योंकि ऐसा प्रतीत होता है कि यूहन्ना द्वारा \n</w:t>
       </w:r>
-      <w:hyperlink r:id="rId34">
+      <w:hyperlink r:id="rId25">
         <w:r>
           <w:rPr>
             <w:lang w:val="hi_IN" w:bidi="hi_IN"/>
@@ -18495,7 +19168,7 @@
         </w:rPr>
         <w:t xml:space="preserve">यदि </w:t>
       </w:r>
-      <w:hyperlink r:id="rId35">
+      <w:hyperlink r:id="rId40">
         <w:r>
           <w:rPr>
             <w:lang w:val="hi_IN" w:bidi="hi_IN"/>
@@ -18624,7 +19297,7 @@
         </w:rPr>
         <w:t xml:space="preserve">जैसा </w:t>
       </w:r>
-      <w:hyperlink r:id="rId35">
+      <w:hyperlink r:id="rId40">
         <w:r>
           <w:rPr>
             <w:lang w:val="hi_IN" w:bidi="hi_IN"/>
@@ -19392,7 +20065,7 @@
         </w:rPr>
         <w:t xml:space="preserve">"यह वाक्य </w:t>
       </w:r>
-      <w:hyperlink r:id="rId35">
+      <w:hyperlink r:id="rId40">
         <w:r>
           <w:rPr>
             <w:lang w:val="hi_IN" w:bidi="hi_IN"/>
@@ -19410,7 +20083,7 @@
         </w:rPr>
         <w:t xml:space="preserve"> के वाक्य का सहार्थी है| इस पद के अग्रिम दो वाक्यों का अर्थ मूल रूप में </w:t>
       </w:r>
-      <w:hyperlink r:id="rId36">
+      <w:hyperlink r:id="rId41">
         <w:r>
           <w:rPr>
             <w:lang w:val="hi_IN" w:bidi="hi_IN"/>
@@ -19526,7 +20199,7 @@
         </w:rPr>
         <w:t xml:space="preserve">"कुछ बाईबल अनुवादों में यह वाक्य इस पद, </w:t>
       </w:r>
-      <w:hyperlink r:id="rId36">
+      <w:hyperlink r:id="rId41">
         <w:r>
           <w:rPr>
             <w:lang w:val="hi_IN" w:bidi="hi_IN"/>
@@ -19655,7 +20328,7 @@
         </w:rPr>
         <w:t xml:space="preserve">, इस उक्ति के द्वारा यूहन्ना </w:t>
       </w:r>
-      <w:hyperlink r:id="rId37">
+      <w:hyperlink r:id="rId42">
         <w:r>
           <w:rPr>
             <w:lang w:val="hi_IN" w:bidi="hi_IN"/>
@@ -19784,7 +20457,7 @@
         </w:rPr>
         <w:t xml:space="preserve"> शब्द </w:t>
       </w:r>
-      <w:hyperlink r:id="rId35">
+      <w:hyperlink r:id="rId40">
         <w:r>
           <w:rPr>
             <w:lang w:val="hi_IN" w:bidi="hi_IN"/>
@@ -19885,7 +20558,7 @@
         </w:rPr>
         <w:t xml:space="preserve">"जैसा </w:t>
       </w:r>
-      <w:hyperlink r:id="rId38">
+      <w:hyperlink r:id="rId43">
         <w:r>
           <w:rPr>
             <w:lang w:val="hi_IN" w:bidi="hi_IN"/>
@@ -19916,7 +20589,7 @@
         </w:rPr>
         <w:t xml:space="preserve"> का उपयोग एक निश्चित भावार्थ में करता है| देखें कि आपने इसका अनुवाद वहाँ और \n</w:t>
       </w:r>
-      <w:hyperlink r:id="rId36">
+      <w:hyperlink r:id="rId41">
         <w:r>
           <w:rPr>
             <w:lang w:val="hi_IN" w:bidi="hi_IN"/>
@@ -20136,7 +20809,7 @@
         </w:rPr>
         <w:t xml:space="preserve"> शब्द का संभावित अर्थ लाक्षणिक भाषा में वैसा ही है जैसा </w:t>
       </w:r>
-      <w:hyperlink r:id="rId36">
+      <w:hyperlink r:id="rId41">
         <w:r>
           <w:rPr>
             <w:lang w:val="hi_IN" w:bidi="hi_IN"/>
@@ -20252,7 +20925,7 @@
         </w:rPr>
         <w:t xml:space="preserve">"जैसा </w:t>
       </w:r>
-      <w:hyperlink r:id="rId38">
+      <w:hyperlink r:id="rId43">
         <w:r>
           <w:rPr>
             <w:lang w:val="hi_IN" w:bidi="hi_IN"/>
@@ -20270,7 +20943,7 @@
         </w:rPr>
         <w:t xml:space="preserve">, </w:t>
       </w:r>
-      <w:hyperlink r:id="rId36">
+      <w:hyperlink r:id="rId41">
         <w:r>
           <w:rPr>
             <w:lang w:val="hi_IN" w:bidi="hi_IN"/>
@@ -20503,7 +21176,7 @@
         </w:rPr>
         <w:t xml:space="preserve"> शब्द का भी संभवतः लाक्षणिक अर्थ </w:t>
       </w:r>
-      <w:hyperlink r:id="rId36">
+      <w:hyperlink r:id="rId41">
         <w:r>
           <w:rPr>
             <w:lang w:val="hi_IN" w:bidi="hi_IN"/>
@@ -22040,7 +22713,7 @@
         </w:rPr>
         <w:t xml:space="preserve">"देखें कि आप०ने ऐसी ही अभिव्यक्ति का अनुवाद </w:t>
       </w:r>
-      <w:hyperlink r:id="rId39">
+      <w:hyperlink r:id="rId44">
         <w:r>
           <w:rPr>
             <w:lang w:val="hi_IN" w:bidi="hi_IN"/>
@@ -22350,7 +23023,7 @@
         </w:rPr>
         <w:t xml:space="preserve"> किया गया है, एक निश्चित भावार्थ में करता हैजिसका अर्थ है, ""संपत्ति"" जैसा </w:t>
       </w:r>
-      <w:hyperlink r:id="rId40">
+      <w:hyperlink r:id="rId45">
         <w:r>
           <w:rPr>
             <w:lang w:val="hi_IN" w:bidi="hi_IN"/>
@@ -22452,7 +23125,7 @@
         </w:rPr>
         <w:t xml:space="preserve"> शब्द का अनुवाद </w:t>
       </w:r>
-      <w:hyperlink r:id="rId39">
+      <w:hyperlink r:id="rId44">
         <w:r>
           <w:rPr>
             <w:lang w:val="hi_IN" w:bidi="hi_IN"/>
@@ -22659,7 +23332,7 @@
         </w:rPr>
         <w:t xml:space="preserve">"देखें कि आपने इस शब्द का अनुवाद </w:t>
       </w:r>
-      <w:hyperlink r:id="rId39">
+      <w:hyperlink r:id="rId44">
         <w:r>
           <w:rPr>
             <w:lang w:val="hi_IN" w:bidi="hi_IN"/>
@@ -23094,7 +23767,7 @@
         </w:rPr>
         <w:t xml:space="preserve"> के सन्दर्भ में कह रहा है जिनकी चर्चा उसने \n</w:t>
       </w:r>
-      <w:hyperlink r:id="rId41">
+      <w:hyperlink r:id="rId46">
         <w:r>
           <w:rPr>
             <w:lang w:val="hi_IN" w:bidi="hi_IN"/>
@@ -23473,7 +24146,7 @@
         </w:rPr>
         <w:t xml:space="preserve"> में नव विश्वासियो का वर्णन करने के लिए लाक्षणिक भाषा में </w:t>
       </w:r>
-      <w:hyperlink r:id="rId33">
+      <w:hyperlink r:id="rId39">
         <w:r>
           <w:rPr>
             <w:lang w:val="hi_IN" w:bidi="hi_IN"/>
@@ -24774,7 +25447,7 @@
         </w:rPr>
         <w:t xml:space="preserve"> शब्द का लाक्षणिक प्रयोग करता है जिसका सन्दर्भ पवित्र आत्मा से है| जिस प्रकार राजाओं और याजकों पर तेल उंडेला जाता था कि उनको परमेश्वर की सेवा निमित्त पृथक किया जाए ठीक उसी प्रकार परमेश्वर विश्वासियों को पवित्र आत्मा देता है कि उनको पृथक करके परमेश्वर की सेवा के लिए संपन्न किया जाए| यूहन्ना विशेष करके\n</w:t>
       </w:r>
-      <w:hyperlink r:id="rId42">
+      <w:hyperlink r:id="rId47">
         <w:r>
           <w:rPr>
             <w:lang w:val="hi_IN" w:bidi="hi_IN"/>
@@ -24792,7 +25465,7 @@
         </w:rPr>
         <w:t xml:space="preserve"> और </w:t>
       </w:r>
-      <w:hyperlink r:id="rId43">
+      <w:hyperlink r:id="rId48">
         <w:r>
           <w:rPr>
             <w:lang w:val="hi_IN" w:bidi="hi_IN"/>
@@ -26141,7 +26814,7 @@
         </w:rPr>
         <w:t xml:space="preserve">"यूहन्ना यहाँ उस अंतिम मसीह विरोधी का सन्दर्भ दे रहा है जो संसार के इतिहास के अंत समय में आएगा| यहाँ यूहन्ना के विचारों में कोई मनुष्य विशेष नहीं है| वह सामान्य रूप से उन सब मनुष्यों के सन्दर्भ में कह रहा है जो मसीह का विरोध करते हैं| देखें कि आपने </w:t>
       </w:r>
-      <w:hyperlink r:id="rId44">
+      <w:hyperlink r:id="rId26">
         <w:r>
           <w:rPr>
             <w:lang w:val="hi_IN" w:bidi="hi_IN"/>
@@ -27853,7 +28526,7 @@
         </w:rPr>
         <w:t xml:space="preserve"> शब्द या तो यीशु के सन्दर्भ में हो सकता है या पिता परमेश्वर के सन्दर्भ में हो सकता है| तथापि, अधिक संभावना है कि इसका सन्दर्भ यीशु से हो सकता है क्योंकि अभी-अभी यूहन्ना ने </w:t>
       </w:r>
-      <w:hyperlink r:id="rId45">
+      <w:hyperlink r:id="rId49">
         <w:r>
           <w:rPr>
             <w:lang w:val="hi_IN" w:bidi="hi_IN"/>
@@ -27871,7 +28544,7 @@
         </w:rPr>
         <w:t xml:space="preserve"> में यीशु के अंगीकार और इनकार की बात कही है और कहा है कि यीशु में विश्वास करने वाले हर एक जन से **अनंत जीवन की प्रतिज्ञा करने वाला यीशु ही है| उदाहरणार्थ देखें, यूहन्ना रचित सुसमाचार </w:t>
       </w:r>
-      <w:hyperlink r:id="rId46">
+      <w:hyperlink r:id="rId50">
         <w:r>
           <w:rPr>
             <w:lang w:val="hi_IN" w:bidi="hi_IN"/>
@@ -27889,7 +28562,7 @@
         </w:rPr>
         <w:t xml:space="preserve"> और </w:t>
       </w:r>
-      <w:hyperlink r:id="rId47">
+      <w:hyperlink r:id="rId51">
         <w:r>
           <w:rPr>
             <w:lang w:val="hi_IN" w:bidi="hi_IN"/>
@@ -28325,7 +28998,7 @@
         </w:rPr>
         <w:t xml:space="preserve">यहाँ यूहन्ना फिर से उस जोर को दोहराते हैं जो उन्होंने </w:t>
       </w:r>
-      <w:hyperlink r:id="rId48">
+      <w:hyperlink r:id="rId52">
         <w:r>
           <w:rPr>
             <w:lang w:val="hi_IN" w:bidi="hi_IN"/>
@@ -28454,7 +29127,7 @@
         </w:rPr>
         <w:t xml:space="preserve"> शब्द का अनुवाद </w:t>
       </w:r>
-      <w:hyperlink r:id="rId49">
+      <w:hyperlink r:id="rId28">
         <w:r>
           <w:rPr>
             <w:lang w:val="hi_IN" w:bidi="hi_IN"/>
@@ -28563,7 +29236,7 @@
         </w:rPr>
         <w:t xml:space="preserve">"जैसा </w:t>
       </w:r>
-      <w:hyperlink r:id="rId50">
+      <w:hyperlink r:id="rId53">
         <w:r>
           <w:rPr>
             <w:lang w:val="hi_IN" w:bidi="hi_IN"/>
@@ -29554,7 +30227,7 @@
         </w:rPr>
         <w:t>"यूहन्ना अपने पत्र में एक नया भाग आरम्भ करते समय प्राप्तिकर्ताओं को पुनः संबोधित करता है| देखें कि आपने इसका अनुवाद\n</w:t>
       </w:r>
-      <w:hyperlink r:id="rId33">
+      <w:hyperlink r:id="rId39">
         <w:r>
           <w:rPr>
             <w:lang w:val="hi_IN" w:bidi="hi_IN"/>
@@ -29663,7 +30336,7 @@
         </w:rPr>
         <w:t xml:space="preserve">"बने रहते"" पर परिचर्चा हेतु देखें, 1 यूहन्ना: प्रस्तावना,भाग 3. इस वाक्य में यूहन्ना इस अभिव्यक्ति को उसी प्रकार काम में लेता है जिस प्रकार उसने इसे </w:t>
       </w:r>
-      <w:hyperlink r:id="rId51">
+      <w:hyperlink r:id="rId54">
         <w:r>
           <w:rPr>
             <w:lang w:val="hi_IN" w:bidi="hi_IN"/>
@@ -30760,7 +31433,7 @@
         </w:rPr>
         <w:t xml:space="preserve">क्योंकि विश्वासी यथार्थतः परमेश्वर से जन्में नहीं हैं यूहन्ना का यह लाक्षणिक भावार्थ है| </w:t>
       </w:r>
-      <w:hyperlink r:id="rId52">
+      <w:hyperlink r:id="rId55">
         <w:r>
           <w:rPr>
             <w:lang w:val="hi_IN" w:bidi="hi_IN"/>
@@ -30825,6 +31498,368 @@
         <w:rPr>
           <w:lang w:val="hi_IN" w:bidi="hi_IN"/>
         </w:rPr>
+        <w:t>1 यूहन्ना - अध्याय 3 परिचय</w:t>
+      </w:r>
+      <w:r>
+        <w:rPr>
+          <w:lang w:val="hi_IN" w:bidi="hi_IN"/>
+        </w:rPr>
+      </w:r>
+    </w:p>
+    <w:p>
+      <w:pPr>
+        <w:pStyle w:val="Heading3"/>
+      </w:pPr>
+      <w:r>
+        <w:rPr>
+          <w:lang w:val="hi_IN" w:bidi="hi_IN"/>
+        </w:rPr>
+        <w:t>संरचना और संरूपण</w:t>
+      </w:r>
+    </w:p>
+    <w:p>
+      <w:pPr>
+        <w:pStyle w:val="ListNumber"/>
+        <w:numPr>
+          <w:ilvl w:val="0"/>
+          <w:numId w:val="18"/>
+        </w:numPr>
+        <w:spacing w:line="240" w:lineRule="auto"/>
+        <w:ind w:left="720"/>
+      </w:pPr>
+      <w:r>
+        <w:rPr>
+          <w:lang w:val="hi_IN" w:bidi="hi_IN"/>
+        </w:rPr>
+      </w:r>
+      <w:r>
+        <w:rPr>
+          <w:lang w:val="hi_IN" w:bidi="hi_IN"/>
+        </w:rPr>
+        <w:t xml:space="preserve">परमेश्वर की सच्ची </w:t>
+      </w:r>
+      <w:r>
+        <w:rPr>
+          <w:lang w:val="hi_IN" w:bidi="hi_IN"/>
+        </w:rPr>
+        <w:t>सन्तान</w:t>
+      </w:r>
+      <w:r>
+        <w:rPr>
+          <w:lang w:val="hi_IN" w:bidi="hi_IN"/>
+        </w:rPr>
+        <w:t xml:space="preserve"> पाप नहीं करती (2:28 से 3:1–10 तक जारी)</w:t>
+      </w:r>
+    </w:p>
+    <w:p>
+      <w:pPr>
+        <w:pStyle w:val="ListNumber"/>
+        <w:spacing w:line="240" w:lineRule="auto"/>
+        <w:ind w:left="720"/>
+      </w:pPr>
+      <w:r>
+        <w:rPr>
+          <w:lang w:val="hi_IN" w:bidi="hi_IN"/>
+        </w:rPr>
+      </w:r>
+      <w:r>
+        <w:rPr>
+          <w:lang w:val="hi_IN" w:bidi="hi_IN"/>
+        </w:rPr>
+        <w:t>सच्चे विश्वासी एक-दूसरे की सहायता त्यागपूर्वक करते हैं (3:11–18)</w:t>
+      </w:r>
+    </w:p>
+    <w:p>
+      <w:pPr>
+        <w:pStyle w:val="ListNumber"/>
+        <w:spacing w:line="240" w:lineRule="auto"/>
+        <w:ind w:left="720"/>
+      </w:pPr>
+      <w:r>
+        <w:rPr>
+          <w:lang w:val="hi_IN" w:bidi="hi_IN"/>
+        </w:rPr>
+      </w:r>
+      <w:r>
+        <w:rPr>
+          <w:lang w:val="hi_IN" w:bidi="hi_IN"/>
+        </w:rPr>
+        <w:t>सच्चे विश्वासियों को प्रार्थना में भरोसा होता है (3:19–24)</w:t>
+      </w:r>
+    </w:p>
+    <w:p>
+      <w:pPr>
+        <w:pStyle w:val="Heading3"/>
+      </w:pPr>
+      <w:r>
+        <w:rPr>
+          <w:lang w:val="hi_IN" w:bidi="hi_IN"/>
+        </w:rPr>
+        <w:t>इस अध्याय की विशेष अवधारणाएँ</w:t>
+      </w:r>
+    </w:p>
+    <w:p>
+      <w:pPr>
+        <w:pStyle w:val="Heading4"/>
+      </w:pPr>
+      <w:r>
+        <w:rPr>
+          <w:lang w:val="hi_IN" w:bidi="hi_IN"/>
+        </w:rPr>
+        <w:t xml:space="preserve">“परमेश्वर की </w:t>
+      </w:r>
+      <w:r>
+        <w:rPr>
+          <w:lang w:val="hi_IN" w:bidi="hi_IN"/>
+        </w:rPr>
+        <w:t>सन्तान</w:t>
+      </w:r>
+      <w:r>
+        <w:rPr>
+          <w:lang w:val="hi_IN" w:bidi="hi_IN"/>
+        </w:rPr>
+        <w:t>”</w:t>
+      </w:r>
+    </w:p>
+    <w:p>
+      <w:pPr/>
+      <w:r>
+        <w:rPr>
+          <w:lang w:val="hi_IN" w:bidi="hi_IN"/>
+        </w:rPr>
+      </w:r>
+      <w:r>
+        <w:rPr>
+          <w:lang w:val="hi_IN" w:bidi="hi_IN"/>
+        </w:rPr>
+        <w:t xml:space="preserve">लोगों को कभी-कभी "परमेश्वर की </w:t>
+      </w:r>
+      <w:r>
+        <w:rPr>
+          <w:lang w:val="hi_IN" w:bidi="hi_IN"/>
+        </w:rPr>
+        <w:t>सन्तान</w:t>
+      </w:r>
+      <w:r>
+        <w:rPr>
+          <w:lang w:val="hi_IN" w:bidi="hi_IN"/>
+        </w:rPr>
+        <w:t>" के रूप में वर्णित किया जाता है क्योंकि परमेश्वर ने उन्हें बनाया है। हालांकि, यूहन्ना इस अध्याय में इस अभिव्यक्ति का एक अलग अर्थ में उपयोग करते हैं। वह इसका उपयोग उन लोगों का वर्णन करने के लिए करते हैं जिन्होंने यीशु में अपना विश्वास और भरोसा रखकर परमेश्वर के साथ एक पिता-</w:t>
+      </w:r>
+      <w:r>
+        <w:rPr>
+          <w:lang w:val="hi_IN" w:bidi="hi_IN"/>
+        </w:rPr>
+        <w:t xml:space="preserve">सन्तान </w:t>
+      </w:r>
+      <w:r>
+        <w:rPr>
+          <w:lang w:val="hi_IN" w:bidi="hi_IN"/>
+        </w:rPr>
+        <w:t xml:space="preserve">सम्बंध में प्रवेश किया है। परमेश्वर ने वास्तव में सभी लोगों को बनाया है, लेकिन लोग केवल यीशु में विश्वास करके इस अर्थ में परमेश्वर की </w:t>
+      </w:r>
+      <w:r>
+        <w:rPr>
+          <w:lang w:val="hi_IN" w:bidi="hi_IN"/>
+        </w:rPr>
+        <w:t xml:space="preserve">सन्तान </w:t>
+      </w:r>
+      <w:r>
+        <w:rPr>
+          <w:lang w:val="hi_IN" w:bidi="hi_IN"/>
+        </w:rPr>
+        <w:t>बन सकते हैं। इस उपयोग में "</w:t>
+      </w:r>
+      <w:r>
+        <w:rPr>
+          <w:lang w:val="hi_IN" w:bidi="hi_IN"/>
+        </w:rPr>
+        <w:t>सन्तान</w:t>
+      </w:r>
+      <w:r>
+        <w:rPr>
+          <w:lang w:val="hi_IN" w:bidi="hi_IN"/>
+        </w:rPr>
+        <w:t xml:space="preserve">" का अर्थ उन लोगों से नहीं है जो जवान हैं, बल्कि केवल उस सम्बंध से है जो लोग किसी भी उम्र में अपने पिता के साथ रखते हैं। (देखें: </w:t>
+      </w:r>
+      <w:r>
+        <w:rPr>
+          <w:lang w:val="hi_IN" w:bidi="hi_IN"/>
+        </w:rPr>
+        <w:t>विश्वास करना</w:t>
+      </w:r>
+      <w:r>
+        <w:rPr>
+          <w:lang w:val="hi_IN" w:bidi="hi_IN"/>
+        </w:rPr>
+        <w:t>)</w:t>
+      </w:r>
+    </w:p>
+    <w:p>
+      <w:pPr>
+        <w:pStyle w:val="Heading3"/>
+      </w:pPr>
+      <w:r>
+        <w:rPr>
+          <w:lang w:val="hi_IN" w:bidi="hi_IN"/>
+        </w:rPr>
+        <w:t>इस अध्याय में अन्य संभावित अनुवाद कठिनाइयाँ</w:t>
+      </w:r>
+    </w:p>
+    <w:p>
+      <w:pPr>
+        <w:pStyle w:val="Heading4"/>
+      </w:pPr>
+      <w:r>
+        <w:rPr>
+          <w:lang w:val="hi_IN" w:bidi="hi_IN"/>
+        </w:rPr>
+        <w:t>“</w:t>
+      </w:r>
+      <w:r>
+        <w:rPr>
+          <w:lang w:val="hi_IN" w:bidi="hi_IN"/>
+        </w:rPr>
+        <w:t>और जो परमेश्वर की आज्ञाओं को मानता है, वह उसमें, और परमेश्वर उनमें बना रहता है</w:t>
+      </w:r>
+      <w:r>
+        <w:rPr>
+          <w:lang w:val="hi_IN" w:bidi="hi_IN"/>
+        </w:rPr>
+        <w:t>” (3:24)</w:t>
+      </w:r>
+    </w:p>
+    <w:p>
+      <w:pPr/>
+      <w:r>
+        <w:rPr>
+          <w:lang w:val="hi_IN" w:bidi="hi_IN"/>
+        </w:rPr>
+      </w:r>
+      <w:r>
+        <w:rPr>
+          <w:lang w:val="hi_IN" w:bidi="hi_IN"/>
+        </w:rPr>
+        <w:t xml:space="preserve">इसका अर्थ यह नहीं है कि हमारा उद्धार कुछ कार्यों पर निर्भर करता है। बल्कि, यूहन्ना उन आज्ञाओं के परिणामों का वर्णन कर रहे हैं जिन्हें उन्होंने </w:t>
+      </w:r>
+      <w:hyperlink r:id="rId56">
+        <w:r>
+          <w:rPr>
+            <w:lang w:val="hi_IN" w:bidi="hi_IN"/>
+          </w:rPr>
+          <w:rPr>
+            <w:color w:val="0000EE"/>
+            <w:u w:val="single"/>
+          </w:rPr>
+          <w:t>3:32</w:t>
+        </w:r>
+      </w:hyperlink>
+      <w:r>
+        <w:rPr>
+          <w:lang w:val="hi_IN" w:bidi="hi_IN"/>
+        </w:rPr>
+        <w:t xml:space="preserve"> में वर्णित किया है। वे आज्ञाएँ यीशु में विश्वास करना और एक-दूसरे से प्रेम करना हैं। यूहन्ना कह रहे हैं कि जो व्यक्ति यीशु में विश्वास करता है और दूसरों से प्रेम करता है, वह दिखाता है कि उसका परमेश्वर के साथ घनिष्ठ सम्बंध है, और यह कि वह इस आज्ञाकारिता के कारण उस घनिष्ठ सम्बंध को बनाए रखेगा। संसार भर के मसीही इस बात पर अलग-अलग विश्वास रखते हैं कि क्या उद्धार प्राप्त करने वाले लोग अपना उद्धार खो सकते हैं। यूहन्ना यहाँ इस मुद्दे को सम्बोधित नहीं कर रहे हैं, और अनुवादकों को इस बात का ध्यान रखना चाहिए कि वे इस मुद्दे को जिस तरह समझते हैं उसका प्रभाव इस अनुच्छेद के अनुवाद पर न पड़े। (देखें: </w:t>
+      </w:r>
+      <w:r>
+        <w:rPr>
+          <w:lang w:val="hi_IN" w:bidi="hi_IN"/>
+        </w:rPr>
+        <w:t>अनन्तता</w:t>
+      </w:r>
+      <w:r>
+        <w:rPr>
+          <w:lang w:val="hi_IN" w:bidi="hi_IN"/>
+        </w:rPr>
+        <w:t xml:space="preserve"> और </w:t>
+      </w:r>
+      <w:r>
+        <w:rPr>
+          <w:lang w:val="hi_IN" w:bidi="hi_IN"/>
+        </w:rPr>
+        <w:t>बचाना</w:t>
+      </w:r>
+      <w:r>
+        <w:rPr>
+          <w:lang w:val="hi_IN" w:bidi="hi_IN"/>
+        </w:rPr>
+        <w:t>)</w:t>
+      </w:r>
+    </w:p>
+    <w:p>
+      <w:pPr>
+        <w:pStyle w:val="Heading3"/>
+      </w:pPr>
+      <w:r>
+        <w:rPr>
+          <w:lang w:val="hi_IN" w:bidi="hi_IN"/>
+        </w:rPr>
+        <w:t>इस अध्याय में महत्वपूर्ण पाठ्य सम्बंधी मुद्दे</w:t>
+      </w:r>
+    </w:p>
+    <w:p>
+      <w:pPr/>
+      <w:r>
+        <w:rPr>
+          <w:lang w:val="hi_IN" w:bidi="hi_IN"/>
+        </w:rPr>
+      </w:r>
+      <w:hyperlink r:id="rId57">
+        <w:r>
+          <w:rPr>
+            <w:lang w:val="hi_IN" w:bidi="hi_IN"/>
+          </w:rPr>
+          <w:rPr>
+            <w:color w:val="0000EE"/>
+            <w:u w:val="single"/>
+          </w:rPr>
+          <w:t>3:1</w:t>
+        </w:r>
+      </w:hyperlink>
+      <w:r>
+        <w:rPr>
+          <w:lang w:val="hi_IN" w:bidi="hi_IN"/>
+        </w:rPr>
+        <w:t xml:space="preserve"> में, सबसे सटीक प्राचीन हस्तलिपियों में "और हम हैं" शब्द शामिल हैं। यही वह पठन है जिसका आई.आर.वी. अनुसरण करता है। हालांकि, कुछ अन्य प्राचीन हस्तलिपियों में ये शब्द शामिल नहीं हैं, और इसलिए कुछ बाइबलों में ये नहीं पाए जाते हैं। यदि आपके क्षेत्र में पहले से ही बाइबल का अनुवाद मौजूद है, तो उस संस्करण में जो भी पठन पाया जाता है, उसका उपयोग करने पर विचार करें। यदि अनुवाद पहले से मौजूद नहीं है, तो हम अनुशंसा करते हैं कि आप आई.आर.वी. में दिए गए पठन का अनुसरण करें। (देखें: </w:t>
+      </w:r>
+      <w:r>
+        <w:rPr>
+          <w:lang w:val="hi_IN" w:bidi="hi_IN"/>
+        </w:rPr>
+        <w:t>पाठ्य भिन्नताएँ</w:t>
+      </w:r>
+      <w:r>
+        <w:rPr>
+          <w:lang w:val="hi_IN" w:bidi="hi_IN"/>
+        </w:rPr>
+        <w:t>)</w:t>
+      </w:r>
+      <w:r>
+        <w:rPr>
+          <w:lang w:val="hi_IN" w:bidi="hi_IN"/>
+        </w:rPr>
+      </w:r>
+      <w:r>
+        <w:rPr>
+          <w:lang w:val="hi_IN" w:bidi="hi_IN"/>
+        </w:rPr>
+      </w:r>
+    </w:p>
+    <w:p>
+      <w:pPr/>
+      <w:r>
+        <w:rPr>
+          <w:lang w:val="hi_IN" w:bidi="hi_IN"/>
+        </w:rPr>
+      </w:r>
+    </w:p>
+    <w:p>
+      <w:pPr>
+        <w:pStyle w:val="Heading2"/>
+      </w:pPr>
+      <w:r>
+        <w:rPr>
+          <w:lang w:val="hi_IN" w:bidi="hi_IN"/>
+        </w:rPr>
         <w:t>1 यूहन्ना 3:1 (#2)</w:t>
       </w:r>
       <w:r>
@@ -31156,7 +32191,7 @@
         </w:rPr>
         <w:t xml:space="preserve">"यहाँ यूहन्ना वैसा ही रूपक काम में लेता है जैसा उसने </w:t>
       </w:r>
-      <w:hyperlink r:id="rId53">
+      <w:hyperlink r:id="rId58">
         <w:r>
           <w:rPr>
             <w:lang w:val="hi_IN" w:bidi="hi_IN"/>
@@ -32028,7 +33063,7 @@
         </w:rPr>
         <w:t xml:space="preserve">"देखें की आपने इसका अनुवाद </w:t>
       </w:r>
-      <w:hyperlink r:id="rId30">
+      <w:hyperlink r:id="rId36">
         <w:r>
           <w:rPr>
             <w:lang w:val="hi_IN" w:bidi="hi_IN"/>
@@ -32124,7 +33159,7 @@
         </w:rPr>
         <w:t xml:space="preserve">"देखें कि आपने </w:t>
       </w:r>
-      <w:hyperlink r:id="rId54">
+      <w:hyperlink r:id="rId57">
         <w:r>
           <w:rPr>
             <w:lang w:val="hi_IN" w:bidi="hi_IN"/>
@@ -32468,7 +33503,7 @@
         </w:rPr>
         <w:t xml:space="preserve">"प्रगट"" पर परिचर्चा देखें, 1 यूहन्ना: प्रस्तावना, भाग 3. यहाँ इस शब्द का अर्थ वही प्रतीत होता है जो </w:t>
       </w:r>
-      <w:hyperlink r:id="rId55">
+      <w:hyperlink r:id="rId59">
         <w:r>
           <w:rPr>
             <w:lang w:val="hi_IN" w:bidi="hi_IN"/>
@@ -34224,7 +35259,7 @@
         </w:rPr>
         <w:t xml:space="preserve">देखें कि आपने इसका अनुवाद </w:t>
       </w:r>
-      <w:hyperlink r:id="rId33">
+      <w:hyperlink r:id="rId39">
         <w:r>
           <w:rPr>
             <w:lang w:val="hi_IN" w:bidi="hi_IN"/>
@@ -34353,7 +35388,7 @@
         </w:rPr>
         <w:t xml:space="preserve">देखें कि आपने ऎसी ही अभिव्यक्ति का अनुवाद </w:t>
       </w:r>
-      <w:hyperlink r:id="rId56">
+      <w:hyperlink r:id="rId60">
         <w:r>
           <w:rPr>
             <w:lang w:val="hi_IN" w:bidi="hi_IN"/>
@@ -34469,7 +35504,7 @@
         </w:rPr>
         <w:t xml:space="preserve">"देखें कि आपने ऎसी ही अभिव्यक्ति का अनुवाद </w:t>
       </w:r>
-      <w:hyperlink r:id="rId53">
+      <w:hyperlink r:id="rId58">
         <w:r>
           <w:rPr>
             <w:lang w:val="hi_IN" w:bidi="hi_IN"/>
@@ -34800,7 +35835,7 @@
         </w:rPr>
         <w:t xml:space="preserve"> इसी के द्वारा समाविष्ट संज्ञा के प्रभाव का संकेत देता है| यहाँ किया गया प्रयोग \n</w:t>
       </w:r>
-      <w:hyperlink r:id="rId41">
+      <w:hyperlink r:id="rId46">
         <w:r>
           <w:rPr>
             <w:lang w:val="hi_IN" w:bidi="hi_IN"/>
@@ -35111,7 +36146,7 @@
         </w:rPr>
         <w:t xml:space="preserve">"प्रगट"" शब्द पर परिचर्चा हेतु देखें, 1 यूहन्ना: प्रस्तावना, भाग 3. यहाँ इस शब्द का अर्थ कर्तृवाच्य में प्रतीत होता है जो वैसा ही है जैसा </w:t>
       </w:r>
-      <w:hyperlink r:id="rId57">
+      <w:hyperlink r:id="rId61">
         <w:r>
           <w:rPr>
             <w:lang w:val="hi_IN" w:bidi="hi_IN"/>
@@ -35351,7 +36386,7 @@
         </w:rPr>
         <w:t xml:space="preserve">देखें कि आपने इसका अनुवाद </w:t>
       </w:r>
-      <w:hyperlink r:id="rId53">
+      <w:hyperlink r:id="rId58">
         <w:r>
           <w:rPr>
             <w:lang w:val="hi_IN" w:bidi="hi_IN"/>
@@ -35480,7 +36515,7 @@
         </w:rPr>
         <w:t xml:space="preserve">"देखें कि आपने </w:t>
       </w:r>
-      <w:hyperlink r:id="rId53">
+      <w:hyperlink r:id="rId58">
         <w:r>
           <w:rPr>
             <w:lang w:val="hi_IN" w:bidi="hi_IN"/>
@@ -35891,7 +36926,7 @@
         </w:rPr>
         <w:t xml:space="preserve">"बना रहता"" पर परिचर्चा हेतु देखें, 1 यूहन्ना: प्रस्तावना, भाग 3. जैसा </w:t>
       </w:r>
-      <w:hyperlink r:id="rId51">
+      <w:hyperlink r:id="rId54">
         <w:r>
           <w:rPr>
             <w:lang w:val="hi_IN" w:bidi="hi_IN"/>
@@ -36437,7 +37472,7 @@
         </w:rPr>
         <w:t>देखें किआपने ऎसी ही एक अभिव्यक्ति का अनुवाद\n</w:t>
       </w:r>
-      <w:hyperlink r:id="rId53">
+      <w:hyperlink r:id="rId58">
         <w:r>
           <w:rPr>
             <w:lang w:val="hi_IN" w:bidi="hi_IN"/>
@@ -36748,7 +37783,7 @@
         </w:rPr>
         <w:t xml:space="preserve">"देखें कि आपने इसका अनुवाद </w:t>
       </w:r>
-      <w:hyperlink r:id="rId32">
+      <w:hyperlink r:id="rId38">
         <w:r>
           <w:rPr>
             <w:lang w:val="hi_IN" w:bidi="hi_IN"/>
@@ -36920,7 +37955,7 @@
         </w:rPr>
         <w:t xml:space="preserve"> का उपयोग विविध रूपों में करता है| यहाँ इसका सन्दर्भ उस समय से है जब उसके पात्र प्राप्तिकर्ताओं ने सर्वप्रथम यीशु के बारे में सूना था या यीशु में विश्वास किया था| देखें कि आपने इस वाक्यांश का अनुवाद\n</w:t>
       </w:r>
-      <w:hyperlink r:id="rId30">
+      <w:hyperlink r:id="rId36">
         <w:r>
           <w:rPr>
             <w:lang w:val="hi_IN" w:bidi="hi_IN"/>
@@ -37192,7 +38227,7 @@
         </w:rPr>
         <w:t xml:space="preserve">यह </w:t>
       </w:r>
-      <w:hyperlink r:id="rId58">
+      <w:hyperlink r:id="rId62">
         <w:r>
           <w:rPr>
             <w:lang w:val="hi_IN" w:bidi="hi_IN"/>
@@ -37815,7 +38850,7 @@
         </w:rPr>
         <w:t xml:space="preserve">"देखें कि आपने इसका अनुवाद </w:t>
       </w:r>
-      <w:hyperlink r:id="rId32">
+      <w:hyperlink r:id="rId38">
         <w:r>
           <w:rPr>
             <w:lang w:val="hi_IN" w:bidi="hi_IN"/>
@@ -37924,7 +38959,7 @@
         </w:rPr>
         <w:t xml:space="preserve"> शब्द का उपयोग अनेक अर्थों में करता है| यहाँ लाक्षणिक भाषा में इसका सन्दर्भ उन लोगों से है जो परमेश्वर का मान-सम्मान नहीं करते हैं और परमेश्वर की इच्छा के अनुरूप जीवन निर्वाह नहीं करते हैं, जैसा </w:t>
       </w:r>
-      <w:hyperlink r:id="rId54">
+      <w:hyperlink r:id="rId57">
         <w:r>
           <w:rPr>
             <w:lang w:val="hi_IN" w:bidi="hi_IN"/>
@@ -38360,7 +39395,7 @@
         </w:rPr>
         <w:t xml:space="preserve">"देखें कि आपने इसका अनुव्वाद </w:t>
       </w:r>
-      <w:hyperlink r:id="rId32">
+      <w:hyperlink r:id="rId38">
         <w:r>
           <w:rPr>
             <w:lang w:val="hi_IN" w:bidi="hi_IN"/>
@@ -38691,7 +39726,7 @@
         </w:rPr>
         <w:t xml:space="preserve"> शब्द का लाक्षणिक प्रयोग करता है और वह मत्ती </w:t>
       </w:r>
-      <w:hyperlink r:id="rId59">
+      <w:hyperlink r:id="rId63">
         <w:r>
           <w:rPr>
             <w:lang w:val="hi_IN" w:bidi="hi_IN"/>
@@ -38807,7 +39842,7 @@
         </w:rPr>
         <w:t xml:space="preserve">"देखें कि आपने इसका अनुवाद </w:t>
       </w:r>
-      <w:hyperlink r:id="rId32">
+      <w:hyperlink r:id="rId38">
         <w:r>
           <w:rPr>
             <w:lang w:val="hi_IN" w:bidi="hi_IN"/>
@@ -39653,7 +40688,7 @@
         </w:rPr>
         <w:t xml:space="preserve">"देखेनकी आपने इसका अनुवाद </w:t>
       </w:r>
-      <w:hyperlink r:id="rId32">
+      <w:hyperlink r:id="rId38">
         <w:r>
           <w:rPr>
             <w:lang w:val="hi_IN" w:bidi="hi_IN"/>
@@ -39951,7 +40986,7 @@
         </w:rPr>
         <w:t xml:space="preserve">"देखें कि आपने इसका अनुवाद </w:t>
       </w:r>
-      <w:hyperlink r:id="rId32">
+      <w:hyperlink r:id="rId38">
         <w:r>
           <w:rPr>
             <w:lang w:val="hi_IN" w:bidi="hi_IN"/>
@@ -40392,7 +41427,7 @@
         </w:rPr>
         <w:t xml:space="preserve">"जैसा </w:t>
       </w:r>
-      <w:hyperlink r:id="rId25">
+      <w:hyperlink r:id="rId31">
         <w:r>
           <w:rPr>
             <w:lang w:val="hi_IN" w:bidi="hi_IN"/>
@@ -40521,7 +41556,7 @@
         </w:rPr>
         <w:t xml:space="preserve">"देखें कि आपने इसका अनुवाद </w:t>
       </w:r>
-      <w:hyperlink r:id="rId33">
+      <w:hyperlink r:id="rId39">
         <w:r>
           <w:rPr>
             <w:lang w:val="hi_IN" w:bidi="hi_IN"/>
@@ -41498,7 +42533,7 @@
         </w:rPr>
         <w:t>"इस पद में यूहन्ना परिणाम का उल्लेख करता है|वह अगले पद में प्रकट परिणाम का कारण देता है| यदि आपकी भाषा में स्पष्ट हो सके तो आप पद सेतु रच कर परिणाम से पहले कारण दर्शा सकते हैं| आप अपने अनुवाद में \n</w:t>
       </w:r>
-      <w:hyperlink r:id="rId60">
+      <w:hyperlink r:id="rId64">
         <w:r>
           <w:rPr>
             <w:lang w:val="hi_IN" w:bidi="hi_IN"/>
@@ -41953,7 +42988,7 @@
         </w:rPr>
         <w:t xml:space="preserve"> बोलता है और अपने वचन का पक्का है| वैकल्पिक अनुवाद: ""हम परमेश्वर के हैं जो सत्य है"" (2) जैसा \n</w:t>
       </w:r>
-      <w:hyperlink r:id="rId61">
+      <w:hyperlink r:id="rId65">
         <w:r>
           <w:rPr>
             <w:lang w:val="hi_IN" w:bidi="hi_IN"/>
@@ -42173,7 +43208,7 @@
         </w:rPr>
         <w:t xml:space="preserve">"देखें कि आपने इस अभिव्यक्ति का अनुवाद </w:t>
       </w:r>
-      <w:hyperlink r:id="rId62">
+      <w:hyperlink r:id="rId66">
         <w:r>
           <w:rPr>
             <w:lang w:val="hi_IN" w:bidi="hi_IN"/>
@@ -42844,7 +43879,7 @@
         </w:rPr>
         <w:t xml:space="preserve">"यहाँ का विषय </w:t>
       </w:r>
-      <w:hyperlink r:id="rId63">
+      <w:hyperlink r:id="rId67">
         <w:r>
           <w:rPr>
             <w:lang w:val="hi_IN" w:bidi="hi_IN"/>
@@ -43332,7 +44367,7 @@
         </w:rPr>
         <w:t xml:space="preserve">"देखें कि आपने इसका अनुवाद </w:t>
       </w:r>
-      <w:hyperlink r:id="rId30">
+      <w:hyperlink r:id="rId36">
         <w:r>
           <w:rPr>
             <w:lang w:val="hi_IN" w:bidi="hi_IN"/>
@@ -43526,7 +44561,7 @@
         </w:rPr>
         <w:t xml:space="preserve">"देखें कि आपने एक ऐसी ही अभिव्यक्ति का अनुवाद </w:t>
       </w:r>
-      <w:hyperlink r:id="rId60">
+      <w:hyperlink r:id="rId64">
         <w:r>
           <w:rPr>
             <w:lang w:val="hi_IN" w:bidi="hi_IN"/>
@@ -44112,7 +45147,7 @@
         </w:rPr>
         <w:t xml:space="preserve">"जैसा </w:t>
       </w:r>
-      <w:hyperlink r:id="rId23">
+      <w:hyperlink r:id="rId29">
         <w:r>
           <w:rPr>
             <w:lang w:val="hi_IN" w:bidi="hi_IN"/>
@@ -44600,7 +45635,7 @@
         </w:rPr>
         <w:t xml:space="preserve">"जैसा </w:t>
       </w:r>
-      <w:hyperlink r:id="rId35">
+      <w:hyperlink r:id="rId40">
         <w:r>
           <w:rPr>
             <w:lang w:val="hi_IN" w:bidi="hi_IN"/>
@@ -45936,6 +46971,248 @@
         <w:rPr>
           <w:lang w:val="hi_IN" w:bidi="hi_IN"/>
         </w:rPr>
+        <w:t>1 यूहन्ना - अध्याय 4 परिचय</w:t>
+      </w:r>
+      <w:r>
+        <w:rPr>
+          <w:lang w:val="hi_IN" w:bidi="hi_IN"/>
+        </w:rPr>
+      </w:r>
+    </w:p>
+    <w:p>
+      <w:pPr>
+        <w:pStyle w:val="Heading3"/>
+      </w:pPr>
+      <w:r>
+        <w:rPr>
+          <w:lang w:val="hi_IN" w:bidi="hi_IN"/>
+        </w:rPr>
+        <w:t xml:space="preserve">संरचना और रुपरेखा </w:t>
+      </w:r>
+    </w:p>
+    <w:p>
+      <w:pPr>
+        <w:pStyle w:val="ListNumber"/>
+        <w:numPr>
+          <w:ilvl w:val="0"/>
+          <w:numId w:val="19"/>
+        </w:numPr>
+        <w:spacing w:line="240" w:lineRule="auto"/>
+        <w:ind w:left="720"/>
+      </w:pPr>
+      <w:r>
+        <w:rPr>
+          <w:lang w:val="hi_IN" w:bidi="hi_IN"/>
+        </w:rPr>
+      </w:r>
+      <w:r>
+        <w:rPr>
+          <w:lang w:val="hi_IN" w:bidi="hi_IN"/>
+        </w:rPr>
+        <w:t>यीशु का मनुष्य बनने का इनकार करना झूठी शिक्षा है (4:1–6)</w:t>
+      </w:r>
+    </w:p>
+    <w:p>
+      <w:pPr>
+        <w:pStyle w:val="ListNumber"/>
+        <w:spacing w:line="240" w:lineRule="auto"/>
+        <w:ind w:left="720"/>
+      </w:pPr>
+      <w:r>
+        <w:rPr>
+          <w:lang w:val="hi_IN" w:bidi="hi_IN"/>
+        </w:rPr>
+      </w:r>
+      <w:r>
+        <w:rPr>
+          <w:lang w:val="hi_IN" w:bidi="hi_IN"/>
+        </w:rPr>
+        <w:t>सच्चे विश्वासियों को एक-दूसरे से वैसे ही प्रेम करना चाहिए जैसे परमेश्वर ने उनसे प्रेम किया है (4:7–21)</w:t>
+      </w:r>
+    </w:p>
+    <w:p>
+      <w:pPr>
+        <w:pStyle w:val="Heading3"/>
+      </w:pPr>
+      <w:r>
+        <w:rPr>
+          <w:lang w:val="hi_IN" w:bidi="hi_IN"/>
+        </w:rPr>
+        <w:t>इस अध्याय की विशेष अवधारणाएँ</w:t>
+      </w:r>
+    </w:p>
+    <w:p>
+      <w:pPr>
+        <w:pStyle w:val="Heading4"/>
+      </w:pPr>
+      <w:r>
+        <w:rPr>
+          <w:lang w:val="hi_IN" w:bidi="hi_IN"/>
+        </w:rPr>
+        <w:t>“पवित्र आत्मा” और “आत्मा”</w:t>
+      </w:r>
+    </w:p>
+    <w:p>
+      <w:pPr/>
+      <w:r>
+        <w:rPr>
+          <w:lang w:val="hi_IN" w:bidi="hi_IN"/>
+        </w:rPr>
+      </w:r>
+      <w:r>
+        <w:rPr>
+          <w:lang w:val="hi_IN" w:bidi="hi_IN"/>
+        </w:rPr>
+        <w:t>यूहन्ना इस अध्याय में "आत्मा" शब्द का विभिन्न तरीकों से उपयोग करते हैं। कभी-कभी "आत्मा" शब्द स्पष्ट रूप से एक अलौकिक प्राणी को संदर्भित करता है। कभी-कभी "आत्मा" शब्द मनुष्य की आत्मा, किसी चीज़ के चरित्र, या एक अलौकिक प्राणी को संदर्भित कर सकता है। इसलिए, "मसीह के विरोधी की आत्मा," "सत्य की आत्मा," और "</w:t>
+      </w:r>
+      <w:r>
+        <w:rPr>
+          <w:lang w:val="hi_IN" w:bidi="hi_IN"/>
+        </w:rPr>
+        <w:t>भ्रम की आत्मा</w:t>
+      </w:r>
+      <w:r>
+        <w:rPr>
+          <w:lang w:val="hi_IN" w:bidi="hi_IN"/>
+        </w:rPr>
+        <w:t>" जैसी अभिव्यक्तियाँ उन मनुष्यों की आत्मा को संदर्भित कर सकती हैं जो उन चीजों को बढ़ावा देते हैं, उन दृष्टिकोणों और सोच को जो उन चीजों के विशिष्ट हैं, या उन आत्मिक प्राणियों को संदर्भित कर सकती हैं जो उन चीजों को प्रेरित करते हैं। जब शब्द को बड़े अक्षर के साथ लिखा जाता है, जैसे "परमेश्वर की आत्मा" और "उनकी आत्मा" में, तो यह पवित्र आत्मा को संदर्भित करता है।</w:t>
+      </w:r>
+    </w:p>
+    <w:p>
+      <w:pPr>
+        <w:pStyle w:val="Heading3"/>
+      </w:pPr>
+      <w:r>
+        <w:rPr>
+          <w:lang w:val="hi_IN" w:bidi="hi_IN"/>
+        </w:rPr>
+        <w:t>इस अध्याय में अन्य संभावित अनुवाद कठिनाइयाँ</w:t>
+      </w:r>
+    </w:p>
+    <w:p>
+      <w:pPr>
+        <w:pStyle w:val="Heading4"/>
+      </w:pPr>
+      <w:r>
+        <w:rPr>
+          <w:lang w:val="hi_IN" w:bidi="hi_IN"/>
+        </w:rPr>
+        <w:t>परमेश्वर से प्रेम करना</w:t>
+      </w:r>
+    </w:p>
+    <w:p>
+      <w:pPr/>
+      <w:r>
+        <w:rPr>
+          <w:lang w:val="hi_IN" w:bidi="hi_IN"/>
+        </w:rPr>
+      </w:r>
+      <w:r>
+        <w:rPr>
+          <w:lang w:val="hi_IN" w:bidi="hi_IN"/>
+        </w:rPr>
+        <w:t>यदि लोग परमेश्वर से प्रेम करते हैं, तो उन्हें इसे अपने जीवन के तरीके और जिस तरह से वे अन्य लोगों के साथ व्यवहार करते हैं, उसमें दिखाना चाहिए। ऐसा करने से हमें यह आश्वासन मिल सकता है कि परमेश्वर ने हमें बचाया है और हम उनके हैं। लेकिन दूसरों से प्रेम करना हमें बचाता नहीं है। सुनिश्चित करें कि यह आपके अनुवाद में स्पष्ट है। यूहन्ना 4:7 में कहा गया है कि "</w:t>
+      </w:r>
+      <w:r>
+        <w:rPr>
+          <w:lang w:val="hi_IN" w:bidi="hi_IN"/>
+        </w:rPr>
+        <w:t>जो कोई प्रेम करता है, वह परमेश्वर से जन्मा है और परमेश्वर को जानता है।</w:t>
+      </w:r>
+      <w:r>
+        <w:rPr>
+          <w:lang w:val="hi_IN" w:bidi="hi_IN"/>
+        </w:rPr>
+        <w:t xml:space="preserve">" जैसा कि टिप्पणियों में समझाया गया है, इसका अर्थ है कि परमेश्वर हर उस व्यक्ति के आत्मिक पिता हैं जो प्रेम करता है, और जो कोई प्रेम करता है वह परमेश्वर के साथ एक घनिष्ठ सम्बंध में है। लेकिन परमेश्वर का यह प्रेम इस बात का संकेत है कि वे परमेश्वर के हैं, केवल इसलिए क्योंकि यीशु ने उनके लिए क्रूस पर जो किया, जैसा कि यूहन्ना 4:10 में कहते हैं। वे यीशु के कार्यों के कारण बचाए गए, न कि इसलिए कि उन्होंने स्वयं दूसरों से प्रेम किया। (देखें: </w:t>
+      </w:r>
+      <w:r>
+        <w:rPr>
+          <w:lang w:val="hi_IN" w:bidi="hi_IN"/>
+        </w:rPr>
+        <w:t>बचाना</w:t>
+      </w:r>
+      <w:r>
+        <w:rPr>
+          <w:lang w:val="hi_IN" w:bidi="hi_IN"/>
+        </w:rPr>
+        <w:t>)</w:t>
+      </w:r>
+    </w:p>
+    <w:p>
+      <w:pPr>
+        <w:pStyle w:val="Heading3"/>
+      </w:pPr>
+      <w:r>
+        <w:rPr>
+          <w:lang w:val="hi_IN" w:bidi="hi_IN"/>
+        </w:rPr>
+        <w:t>इस अध्याय में महत्वपूर्ण पाठ्य सम्बंधी मुद्दे</w:t>
+      </w:r>
+    </w:p>
+    <w:p>
+      <w:pPr/>
+      <w:r>
+        <w:rPr>
+          <w:lang w:val="hi_IN" w:bidi="hi_IN"/>
+        </w:rPr>
+      </w:r>
+      <w:hyperlink r:id="rId68">
+        <w:r>
+          <w:rPr>
+            <w:lang w:val="hi_IN" w:bidi="hi_IN"/>
+          </w:rPr>
+          <w:rPr>
+            <w:color w:val="0000EE"/>
+            <w:u w:val="single"/>
+          </w:rPr>
+          <w:t>4:3</w:t>
+        </w:r>
+      </w:hyperlink>
+      <w:r>
+        <w:rPr>
+          <w:lang w:val="hi_IN" w:bidi="hi_IN"/>
+        </w:rPr>
+        <w:t xml:space="preserve"> में, सबसे सटीक प्राचीन हस्तलिपियाँ कहती हैं "यीशु को मानना।" यही वह पठन है जिसका आई.आर.वी. अनुसरण करता है। कुछ अन्य प्राचीन हस्तलिपियाँ कहती हैं "देहधारी हुए यीशु मसीह को स्वीकार करें।" (इनमें से कुछ हस्तलिपियों में “यीशु मसीह” के स्थान पर “यीशु” या “प्रभु यीशु” लिखा है।) यदि आपके क्षेत्र में बाइबल का अनुवाद पहले से मौजूद है, तो उस संस्करण में जो भी पठन पाया जाता है, उसका उपयोग करने पर विचार करें। यदि अनुवाद पहले से मौजूद नहीं है, तो हम अनुशंसा करते हैं कि आप आई.आर.वी. में दिए गए पठन का अनुसरण करें। (देखें: </w:t>
+      </w:r>
+      <w:r>
+        <w:rPr>
+          <w:lang w:val="hi_IN" w:bidi="hi_IN"/>
+        </w:rPr>
+        <w:t>पाठ्य भिन्नताएँ</w:t>
+      </w:r>
+      <w:r>
+        <w:rPr>
+          <w:lang w:val="hi_IN" w:bidi="hi_IN"/>
+        </w:rPr>
+        <w:t>)</w:t>
+      </w:r>
+      <w:r>
+        <w:rPr>
+          <w:lang w:val="hi_IN" w:bidi="hi_IN"/>
+        </w:rPr>
+      </w:r>
+      <w:r>
+        <w:rPr>
+          <w:lang w:val="hi_IN" w:bidi="hi_IN"/>
+        </w:rPr>
+      </w:r>
+    </w:p>
+    <w:p>
+      <w:pPr/>
+      <w:r>
+        <w:rPr>
+          <w:lang w:val="hi_IN" w:bidi="hi_IN"/>
+        </w:rPr>
+      </w:r>
+    </w:p>
+    <w:p>
+      <w:pPr>
+        <w:pStyle w:val="Heading2"/>
+      </w:pPr>
+      <w:r>
+        <w:rPr>
+          <w:lang w:val="hi_IN" w:bidi="hi_IN"/>
+        </w:rPr>
         <w:t>1 यूहन्ना 4:1 (#1)</w:t>
       </w:r>
       <w:r>
@@ -46057,7 +47334,7 @@
         </w:rPr>
         <w:t xml:space="preserve">देखें कि आपने इसका अनुवाद </w:t>
       </w:r>
-      <w:hyperlink r:id="rId30">
+      <w:hyperlink r:id="rId36">
         <w:r>
           <w:rPr>
             <w:lang w:val="hi_IN" w:bidi="hi_IN"/>
@@ -46759,7 +48036,7 @@
         </w:rPr>
         <w:t xml:space="preserve">जैसा </w:t>
       </w:r>
-      <w:hyperlink r:id="rId41">
+      <w:hyperlink r:id="rId46">
         <w:r>
           <w:rPr>
             <w:lang w:val="hi_IN" w:bidi="hi_IN"/>
@@ -46901,7 +48178,7 @@
         </w:rPr>
         <w:t xml:space="preserve">"देखें कि आपने इस अभिव्यक्तिमका अनुवाद </w:t>
       </w:r>
-      <w:hyperlink r:id="rId64">
+      <w:hyperlink r:id="rId69">
         <w:r>
           <w:rPr>
             <w:lang w:val="hi_IN" w:bidi="hi_IN"/>
@@ -47010,7 +48287,7 @@
         </w:rPr>
         <w:t xml:space="preserve">"देखें कि आपने ऎसी ही अभिव्यक्ति का अनुवाद </w:t>
       </w:r>
-      <w:hyperlink r:id="rId65">
+      <w:hyperlink r:id="rId70">
         <w:r>
           <w:rPr>
             <w:lang w:val="hi_IN" w:bidi="hi_IN"/>
@@ -47641,7 +48918,7 @@
         </w:rPr>
         <w:t xml:space="preserve"> का अर्थ ""आत्मा"" है,तो इस अध्याय की निर्विशेष टिप्पणी में ""आत्मा"" पर परिचर्चा देखें| यहाँ यूहन्ना सन्दर्भ दे रहा है: (1) किसी बात का चारित्रिक स्वभाव, या (2) कोई अलौकि प्राणी जो ऐसे स्वाभाव को प्रेरित करता है| देखें की आपने </w:t>
       </w:r>
-      <w:hyperlink r:id="rId44">
+      <w:hyperlink r:id="rId26">
         <w:r>
           <w:rPr>
             <w:lang w:val="hi_IN" w:bidi="hi_IN"/>
@@ -48050,7 +49327,7 @@
         </w:rPr>
         <w:t xml:space="preserve"> इस पद में पिछले तीन पदों से भिन्न अभिप्राय में काम में ली गई है, क्योंकि इसका सन्दर्भ विश्वासियों से है न कि भविष्यद्वक्ताओं को प्रेरित करने वाली आत्मा से है| इसका अर्थ वही है जो </w:t>
       </w:r>
-      <w:hyperlink r:id="rId62">
+      <w:hyperlink r:id="rId66">
         <w:r>
           <w:rPr>
             <w:lang w:val="hi_IN" w:bidi="hi_IN"/>
@@ -48166,7 +49443,7 @@
         </w:rPr>
         <w:t xml:space="preserve">देखें कि आपने इसका अनुवाद </w:t>
       </w:r>
-      <w:hyperlink r:id="rId33">
+      <w:hyperlink r:id="rId39">
         <w:r>
           <w:rPr>
             <w:lang w:val="hi_IN" w:bidi="hi_IN"/>
@@ -48282,7 +49559,7 @@
         </w:rPr>
         <w:t>"जैसा</w:t>
       </w:r>
-      <w:hyperlink r:id="rId36">
+      <w:hyperlink r:id="rId41">
         <w:r>
           <w:rPr>
             <w:lang w:val="hi_IN" w:bidi="hi_IN"/>
@@ -48422,7 +49699,7 @@
         </w:rPr>
         <w:t xml:space="preserve"> झूठे भविष्यद्वक्ताओं के सन्दर्भ में है जिनकी चर्चा यूहन्ना </w:t>
       </w:r>
-      <w:hyperlink r:id="rId64">
+      <w:hyperlink r:id="rId69">
         <w:r>
           <w:rPr>
             <w:lang w:val="hi_IN" w:bidi="hi_IN"/>
@@ -48538,7 +49815,7 @@
         </w:rPr>
         <w:t xml:space="preserve">"जैसा </w:t>
       </w:r>
-      <w:hyperlink r:id="rId42">
+      <w:hyperlink r:id="rId47">
         <w:r>
           <w:rPr>
             <w:lang w:val="hi_IN" w:bidi="hi_IN"/>
@@ -48660,7 +49937,7 @@
         </w:rPr>
         <w:t xml:space="preserve">"यूहन्ना पूर्वोक्त पद में कहता है कि मसीह के विरोधी की आत्मा यहाँ और </w:t>
       </w:r>
-      <w:hyperlink r:id="rId66">
+      <w:hyperlink r:id="rId71">
         <w:r>
           <w:rPr>
             <w:lang w:val="hi_IN" w:bidi="hi_IN"/>
@@ -48691,7 +49968,7 @@
         </w:rPr>
         <w:t xml:space="preserve"> है, इसका अर्थ </w:t>
       </w:r>
-      <w:hyperlink r:id="rId64">
+      <w:hyperlink r:id="rId69">
         <w:r>
           <w:rPr>
             <w:lang w:val="hi_IN" w:bidi="hi_IN"/>
@@ -48709,7 +49986,7 @@
         </w:rPr>
         <w:t xml:space="preserve"> और </w:t>
       </w:r>
-      <w:hyperlink r:id="rId67">
+      <w:hyperlink r:id="rId68">
         <w:r>
           <w:rPr>
             <w:lang w:val="hi_IN" w:bidi="hi_IN"/>
@@ -48727,7 +50004,7 @@
         </w:rPr>
         <w:t xml:space="preserve"> की इस उक्ति से भिन्न है| वहाँ इसका सन्दर्भ स्थान से है, अतः जब यूहन्ना </w:t>
       </w:r>
-      <w:hyperlink r:id="rId66">
+      <w:hyperlink r:id="rId71">
         <w:r>
           <w:rPr>
             <w:lang w:val="hi_IN" w:bidi="hi_IN"/>
@@ -48980,7 +50257,7 @@
         </w:rPr>
         <w:t xml:space="preserve"> झूठे भविष्यद्वक्ताओं के सन्दर्भ में है जिनकी चर्चा यूहन्ना </w:t>
       </w:r>
-      <w:hyperlink r:id="rId64">
+      <w:hyperlink r:id="rId69">
         <w:r>
           <w:rPr>
             <w:lang w:val="hi_IN" w:bidi="hi_IN"/>
@@ -49344,7 +50621,7 @@
         </w:rPr>
         <w:t xml:space="preserve">"इस पद के आरंभिक तीन वाक्यों में प्रयुक्त सर्वनाम संभवतः अनन्य हैं| अतः यदि आपकी भाषा में इस अन्तर को उजागर किया जा सकता है तो हमारे सुझाव के अनुसार आप अपने अनुवाद में अनन्य रूपों का प्रयोग करें| ऐसा प्रतीत होता है कि यूहन्ना यहाँ अपने स्वयं के और यीशु के पुनरुत्थान के साक्षात गवाहों के बारे में कहता है कि वे यीशु के बारे में सत्य के शिक्षक हैं| वह पहले </w:t>
       </w:r>
-      <w:hyperlink r:id="rId68">
+      <w:hyperlink r:id="rId72">
         <w:r>
           <w:rPr>
             <w:lang w:val="hi_IN" w:bidi="hi_IN"/>
@@ -49473,7 +50750,7 @@
         </w:rPr>
         <w:t xml:space="preserve"> का अर्थ हो सकता है: (1) की यूहन्ना और उसके साथी गवाह यीशु के सत्य के शिक्षक हैं, क्योंकि परमेश्वर ने उनको इस काम के लिए भेजा है| वैकल्पिक अनुवाद: ""परमेश्वर ने हमको भेजा है"" (2) वही बात जो </w:t>
       </w:r>
-      <w:hyperlink r:id="rId68">
+      <w:hyperlink r:id="rId72">
         <w:r>
           <w:rPr>
             <w:lang w:val="hi_IN" w:bidi="hi_IN"/>
@@ -49491,7 +50768,7 @@
         </w:rPr>
         <w:t xml:space="preserve"> और </w:t>
       </w:r>
-      <w:hyperlink r:id="rId69">
+      <w:hyperlink r:id="rId73">
         <w:r>
           <w:rPr>
             <w:lang w:val="hi_IN" w:bidi="hi_IN"/>
@@ -49718,7 +50995,7 @@
         </w:rPr>
         <w:t xml:space="preserve">"जैसा </w:t>
       </w:r>
-      <w:hyperlink r:id="rId70">
+      <w:hyperlink r:id="rId74">
         <w:r>
           <w:rPr>
             <w:lang w:val="hi_IN" w:bidi="hi_IN"/>
@@ -49840,7 +51117,7 @@
         </w:rPr>
         <w:t xml:space="preserve">"जैसा </w:t>
       </w:r>
-      <w:hyperlink r:id="rId71">
+      <w:hyperlink r:id="rId75">
         <w:r>
           <w:rPr>
             <w:lang w:val="hi_IN" w:bidi="hi_IN"/>
@@ -49982,7 +51259,7 @@
         </w:rPr>
         <w:t xml:space="preserve"> इस अभिव्यक्ति का अर्थ इस पद में भी वही है जो </w:t>
       </w:r>
-      <w:hyperlink r:id="rId68">
+      <w:hyperlink r:id="rId72">
         <w:r>
           <w:rPr>
             <w:lang w:val="hi_IN" w:bidi="hi_IN"/>
@@ -50248,7 +51525,7 @@
         </w:rPr>
         <w:t xml:space="preserve"> से यूहन्ना का अभिप्राय यह भी हो सकता है कि उसने \n</w:t>
       </w:r>
-      <w:hyperlink r:id="rId72">
+      <w:hyperlink r:id="rId76">
         <w:r>
           <w:rPr>
             <w:lang w:val="hi_IN" w:bidi="hi_IN"/>
@@ -50377,7 +51654,7 @@
         </w:rPr>
         <w:t xml:space="preserve"> शब्द लिखा है वह समावेशी होगा| अतः यदि आपकी भाषा में ऐसा अंतर उजागर किया जा सकता है तो अपने अनुवाद में आप समावेशी रूप का प्रयोग करें| यह समावेशी प्रयोग </w:t>
       </w:r>
-      <w:hyperlink r:id="rId43">
+      <w:hyperlink r:id="rId48">
         <w:r>
           <w:rPr>
             <w:lang w:val="hi_IN" w:bidi="hi_IN"/>
@@ -50532,7 +51809,7 @@
         </w:rPr>
         <w:t xml:space="preserve"> का सन्दर्भ शैतान से है| ये वही हो सकती हैं जिनको यूहन्ना ""जो तुम में है"" और ""जो संसार में है"" कह कर संदर्भित करता है- </w:t>
       </w:r>
-      <w:hyperlink r:id="rId68">
+      <w:hyperlink r:id="rId72">
         <w:r>
           <w:rPr>
             <w:lang w:val="hi_IN" w:bidi="hi_IN"/>
@@ -50875,7 +52152,7 @@
         </w:rPr>
         <w:t xml:space="preserve">"देखें कि आपने इसका अनुवाद </w:t>
       </w:r>
-      <w:hyperlink r:id="rId30">
+      <w:hyperlink r:id="rId36">
         <w:r>
           <w:rPr>
             <w:lang w:val="hi_IN" w:bidi="hi_IN"/>
@@ -50984,7 +52261,7 @@
         </w:rPr>
         <w:t xml:space="preserve"> इस अभिव्यक्ति का अर्थ लगभग वैसा ही है जैसा </w:t>
       </w:r>
-      <w:hyperlink r:id="rId69">
+      <w:hyperlink r:id="rId73">
         <w:r>
           <w:rPr>
             <w:lang w:val="hi_IN" w:bidi="hi_IN"/>
@@ -51078,7 +52355,7 @@
         </w:rPr>
         <w:t xml:space="preserve">"देखें कि आपने </w:t>
       </w:r>
-      <w:hyperlink r:id="rId53">
+      <w:hyperlink r:id="rId58">
         <w:r>
           <w:rPr>
             <w:lang w:val="hi_IN" w:bidi="hi_IN"/>
@@ -51096,7 +52373,7 @@
         </w:rPr>
         <w:t xml:space="preserve">, और </w:t>
       </w:r>
-      <w:hyperlink r:id="rId73">
+      <w:hyperlink r:id="rId77">
         <w:r>
           <w:rPr>
             <w:lang w:val="hi_IN" w:bidi="hi_IN"/>
@@ -51290,7 +52567,7 @@
         </w:rPr>
         <w:t xml:space="preserve">"जैसा </w:t>
       </w:r>
-      <w:hyperlink r:id="rId38">
+      <w:hyperlink r:id="rId43">
         <w:r>
           <w:rPr>
             <w:lang w:val="hi_IN" w:bidi="hi_IN"/>
@@ -51497,7 +52774,7 @@
         </w:rPr>
         <w:t xml:space="preserve">"जैसा </w:t>
       </w:r>
-      <w:hyperlink r:id="rId38">
+      <w:hyperlink r:id="rId43">
         <w:r>
           <w:rPr>
             <w:lang w:val="hi_IN" w:bidi="hi_IN"/>
@@ -52853,7 +54130,7 @@
         </w:rPr>
         <w:t xml:space="preserve">"क्योंकि मनुष्य यीशु के आगमन से पूर्व यथार्थ में जीवित थे, यूहन्ना के कहने का अर्थ लाक्षणिक भाषा में है| संभवतः वह </w:t>
       </w:r>
-      <w:hyperlink r:id="rId74">
+      <w:hyperlink r:id="rId78">
         <w:r>
           <w:rPr>
             <w:lang w:val="hi_IN" w:bidi="hi_IN"/>
@@ -53275,7 +54552,7 @@
         </w:rPr>
         <w:t xml:space="preserve"> के अर्थ का अनुवाद एक समानार्थक अभिव्यक्ति के द्वारा कर सकते हैं| देखें कि आपने इस शब्द का अनुवाद </w:t>
       </w:r>
-      <w:hyperlink r:id="rId75">
+      <w:hyperlink r:id="rId79">
         <w:r>
           <w:rPr>
             <w:lang w:val="hi_IN" w:bidi="hi_IN"/>
@@ -53391,7 +54668,7 @@
         </w:rPr>
         <w:t xml:space="preserve">"देखें कि आपने इसका अनुवाद </w:t>
       </w:r>
-      <w:hyperlink r:id="rId30">
+      <w:hyperlink r:id="rId36">
         <w:r>
           <w:rPr>
             <w:lang w:val="hi_IN" w:bidi="hi_IN"/>
@@ -53875,7 +55152,7 @@
         </w:rPr>
         <w:t xml:space="preserve">"देखें कि आपने ऎसी ही अभिव्यक्ति का अनुवाद </w:t>
       </w:r>
-      <w:hyperlink r:id="rId25">
+      <w:hyperlink r:id="rId31">
         <w:r>
           <w:rPr>
             <w:lang w:val="hi_IN" w:bidi="hi_IN"/>
@@ -53971,7 +55248,7 @@
         </w:rPr>
         <w:t xml:space="preserve">"यह पद </w:t>
       </w:r>
-      <w:hyperlink r:id="rId42">
+      <w:hyperlink r:id="rId47">
         <w:r>
           <w:rPr>
             <w:lang w:val="hi_IN" w:bidi="hi_IN"/>
@@ -55044,7 +56321,7 @@
         </w:rPr>
         <w:t xml:space="preserve">"इस अभिव्यक्ति का अर्थ उस अभिव्यक्ति का सहार्थी है, ""जो पुत्र को मान लेता है"" </w:t>
       </w:r>
-      <w:hyperlink r:id="rId76">
+      <w:hyperlink r:id="rId80">
         <w:r>
           <w:rPr>
             <w:lang w:val="hi_IN" w:bidi="hi_IN"/>
@@ -55615,7 +56892,7 @@
         </w:rPr>
         <w:t xml:space="preserve"> किया गया है, वह वैसा ही है जिसका अनुवाद </w:t>
       </w:r>
-      <w:hyperlink r:id="rId52">
+      <w:hyperlink r:id="rId55">
         <w:r>
           <w:rPr>
             <w:lang w:val="hi_IN" w:bidi="hi_IN"/>
@@ -55783,7 +57060,7 @@
         </w:rPr>
         <w:t xml:space="preserve"> अपने गुण में कैसा है| देखें कि आपने इसका अनुवाद </w:t>
       </w:r>
-      <w:hyperlink r:id="rId77">
+      <w:hyperlink r:id="rId81">
         <w:r>
           <w:rPr>
             <w:lang w:val="hi_IN" w:bidi="hi_IN"/>
@@ -55892,7 +57169,7 @@
         </w:rPr>
         <w:t xml:space="preserve">"बना रहता"" पर परिचर्चा हेतु देखें, 1 यूहन्ना:प्रस्तावना, भाग 3. जैसा </w:t>
       </w:r>
-      <w:hyperlink r:id="rId48">
+      <w:hyperlink r:id="rId52">
         <w:r>
           <w:rPr>
             <w:lang w:val="hi_IN" w:bidi="hi_IN"/>
@@ -55999,7 +57276,7 @@
         </w:rPr>
         <w:t xml:space="preserve"> और </w:t>
       </w:r>
-      <w:hyperlink r:id="rId78">
+      <w:hyperlink r:id="rId82">
         <w:r>
           <w:rPr>
             <w:lang w:val="hi_IN" w:bidi="hi_IN"/>
@@ -56108,7 +57385,7 @@
         </w:rPr>
         <w:t xml:space="preserve">जैसा </w:t>
       </w:r>
-      <w:hyperlink r:id="rId52">
+      <w:hyperlink r:id="rId55">
         <w:r>
           <w:rPr>
             <w:lang w:val="hi_IN" w:bidi="hi_IN"/>
@@ -56354,7 +57631,7 @@
         </w:rPr>
         <w:t xml:space="preserve">देखें कि आपने ऎसी ही अभिव्यक्ति का अनुवाद </w:t>
       </w:r>
-      <w:hyperlink r:id="rId25">
+      <w:hyperlink r:id="rId31">
         <w:r>
           <w:rPr>
             <w:lang w:val="hi_IN" w:bidi="hi_IN"/>
@@ -57949,7 +59226,7 @@
         </w:rPr>
         <w:t xml:space="preserve">"देखें कि आपने ऎसी ही अभिव्यक्ति का अनुवाद </w:t>
       </w:r>
-      <w:hyperlink r:id="rId25">
+      <w:hyperlink r:id="rId31">
         <w:r>
           <w:rPr>
             <w:lang w:val="hi_IN" w:bidi="hi_IN"/>
@@ -57980,7 +59257,7 @@
         </w:rPr>
         <w:t xml:space="preserve">का अर्थ हो सकता है: (1) हमारे लिए परमेश्वर का प्रेम| वैकल्पिक अनुवाद: ""अतः यदि कोई डरता है तो परमेश्वर के प्रेम ने उसके जीवन में अपने उद्देश्य की प्राप्ति नहीं की है"" (2) इसका अर्थ हो सकता है, परमेश्वर के लिए हमारा प्रेम| वैकल्पिक अनुवाद; ""अतः, यदि किसी में भय है तो वह वास्तव में अभी तक परमेश्वर से सिद्ध प्रेम नहीं करता है"" इसके ये दोनों अर्थ हो सकते हैं, जैसा </w:t>
       </w:r>
-      <w:hyperlink r:id="rId40">
+      <w:hyperlink r:id="rId45">
         <w:r>
           <w:rPr>
             <w:lang w:val="hi_IN" w:bidi="hi_IN"/>
@@ -58207,7 +59484,7 @@
         </w:rPr>
         <w:t xml:space="preserve">"इस पद में पद </w:t>
       </w:r>
-      <w:hyperlink r:id="rId79">
+      <w:hyperlink r:id="rId83">
         <w:r>
           <w:rPr>
             <w:lang w:val="hi_IN" w:bidi="hi_IN"/>
@@ -58767,7 +60044,7 @@
         </w:rPr>
         <w:t xml:space="preserve">"देखें कि आपने इसका अनुवाद </w:t>
       </w:r>
-      <w:hyperlink r:id="rId32">
+      <w:hyperlink r:id="rId38">
         <w:r>
           <w:rPr>
             <w:lang w:val="hi_IN" w:bidi="hi_IN"/>
@@ -59307,7 +60584,7 @@
         </w:rPr>
         <w:t xml:space="preserve">"देखें कि आपने इसका अनुवाद </w:t>
       </w:r>
-      <w:hyperlink r:id="rId32">
+      <w:hyperlink r:id="rId38">
         <w:r>
           <w:rPr>
             <w:lang w:val="hi_IN" w:bidi="hi_IN"/>
@@ -59372,6 +60649,281 @@
         <w:rPr>
           <w:lang w:val="hi_IN" w:bidi="hi_IN"/>
         </w:rPr>
+        <w:t>1 यूहन्ना - अध्याय 5 परिचय</w:t>
+      </w:r>
+      <w:r>
+        <w:rPr>
+          <w:lang w:val="hi_IN" w:bidi="hi_IN"/>
+        </w:rPr>
+      </w:r>
+    </w:p>
+    <w:p>
+      <w:pPr>
+        <w:pStyle w:val="Heading3"/>
+      </w:pPr>
+      <w:r>
+        <w:rPr>
+          <w:lang w:val="hi_IN" w:bidi="hi_IN"/>
+        </w:rPr>
+        <w:t xml:space="preserve">संरचना और रुपरेखा </w:t>
+      </w:r>
+    </w:p>
+    <w:p>
+      <w:pPr>
+        <w:pStyle w:val="ListNumber"/>
+        <w:numPr>
+          <w:ilvl w:val="0"/>
+          <w:numId w:val="20"/>
+        </w:numPr>
+        <w:spacing w:line="240" w:lineRule="auto"/>
+        <w:ind w:left="720"/>
+      </w:pPr>
+      <w:r>
+        <w:rPr>
+          <w:lang w:val="hi_IN" w:bidi="hi_IN"/>
+        </w:rPr>
+      </w:r>
+      <w:r>
+        <w:rPr>
+          <w:lang w:val="hi_IN" w:bidi="hi_IN"/>
+        </w:rPr>
+        <w:t>यह झूठी शिक्षा है कि यीशु परमेश्वर के पुत्र नहीं हैं (5:1–12)</w:t>
+      </w:r>
+    </w:p>
+    <w:p>
+      <w:pPr>
+        <w:pStyle w:val="ListNumber"/>
+        <w:spacing w:line="240" w:lineRule="auto"/>
+        <w:ind w:left="720"/>
+      </w:pPr>
+      <w:r>
+        <w:rPr>
+          <w:lang w:val="hi_IN" w:bidi="hi_IN"/>
+        </w:rPr>
+      </w:r>
+      <w:r>
+        <w:rPr>
+          <w:lang w:val="hi_IN" w:bidi="hi_IN"/>
+        </w:rPr>
+        <w:t>पत्र का समापन (5:13–21)</w:t>
+      </w:r>
+    </w:p>
+    <w:p>
+      <w:pPr>
+        <w:pStyle w:val="Heading3"/>
+      </w:pPr>
+      <w:r>
+        <w:rPr>
+          <w:lang w:val="hi_IN" w:bidi="hi_IN"/>
+        </w:rPr>
+        <w:t xml:space="preserve">इस अध्याय में संभावित अनुवाद के कठिनाइयों </w:t>
+      </w:r>
+    </w:p>
+    <w:p>
+      <w:pPr>
+        <w:pStyle w:val="Heading4"/>
+      </w:pPr>
+      <w:r>
+        <w:rPr>
+          <w:lang w:val="hi_IN" w:bidi="hi_IN"/>
+        </w:rPr>
+        <w:t>“मृत्यु की ओर ले जाने वाला पाप”</w:t>
+      </w:r>
+    </w:p>
+    <w:p>
+      <w:pPr/>
+      <w:r>
+        <w:rPr>
+          <w:lang w:val="hi_IN" w:bidi="hi_IN"/>
+        </w:rPr>
+      </w:r>
+      <w:r>
+        <w:rPr>
+          <w:lang w:val="hi_IN" w:bidi="hi_IN"/>
+        </w:rPr>
+        <w:t xml:space="preserve">इस संदर्भ में, इस वाक्यांश में "मृत्यु" शब्द का अर्थ आत्मिक मृत्यु से है, जो परमेश्वर से हमेशा के लिए अलग हो जाना है। लेकिन यह पूरी तरह से स्पष्ट नहीं है कि यूहन्ना किस पाप की बात कर रहे हैं। इसकी संभावना कम ही है कि यूहन्ना किसी एक खास पाप का उल्लेख कर रहे हैं, बल्कि वे किसी खास तरह के पाप की बात कर रहे हैं। इस पत्र के संदर्भ को देखते हुए, वे शायद उस तरह के पाप का उल्लेख कर रहे हैं जो झूठे शिक्षक कर रहे थे—यह मानने से इनकार करना कि यीशु परमेश्वर के पुत्र थे और वे शरीर धारण करके आए थे, और उनके क्षमादान को ठुकराना। </w:t>
+      </w:r>
+      <w:hyperlink r:id="rId84">
+        <w:r>
+          <w:rPr>
+            <w:lang w:val="hi_IN" w:bidi="hi_IN"/>
+          </w:rPr>
+          <w:rPr>
+            <w:color w:val="0000EE"/>
+            <w:u w:val="single"/>
+          </w:rPr>
+          <w:t>5:16</w:t>
+        </w:r>
+      </w:hyperlink>
+      <w:r>
+        <w:rPr>
+          <w:lang w:val="hi_IN" w:bidi="hi_IN"/>
+        </w:rPr>
+        <w:t xml:space="preserve"> के टिप्पणियों में इस पर आगे की चर्चा देखें।</w:t>
+      </w:r>
+    </w:p>
+    <w:p>
+      <w:pPr>
+        <w:pStyle w:val="Heading4"/>
+      </w:pPr>
+      <w:r>
+        <w:rPr>
+          <w:lang w:val="hi_IN" w:bidi="hi_IN"/>
+        </w:rPr>
+        <w:t>“संपूर्ण संसार दुष्ट व्यक्ति की शक्ति के अधीन है”</w:t>
+      </w:r>
+    </w:p>
+    <w:p>
+      <w:pPr/>
+      <w:r>
+        <w:rPr>
+          <w:lang w:val="hi_IN" w:bidi="hi_IN"/>
+        </w:rPr>
+      </w:r>
+      <w:r>
+        <w:rPr>
+          <w:lang w:val="hi_IN" w:bidi="hi_IN"/>
+        </w:rPr>
+        <w:t xml:space="preserve">वाक्यांश "दुष्ट" शैतान को संदर्भित करता है। परमेश्वर ने उसे संसार पर शासन करने की अनुमति दी है, लेकिन अंततः, परमेश्वर सब कुछ पर नियंत्रण रखते हैं। परमेश्वर अपनी सन्तानो को दुष्ट से सुरक्षित रखते हैं। (देखें: </w:t>
+      </w:r>
+      <w:r>
+        <w:rPr>
+          <w:lang w:val="hi_IN" w:bidi="hi_IN"/>
+        </w:rPr>
+        <w:t>शैतान</w:t>
+      </w:r>
+      <w:r>
+        <w:rPr>
+          <w:lang w:val="hi_IN" w:bidi="hi_IN"/>
+        </w:rPr>
+        <w:t>)</w:t>
+      </w:r>
+    </w:p>
+    <w:p>
+      <w:pPr>
+        <w:pStyle w:val="Heading3"/>
+      </w:pPr>
+      <w:r>
+        <w:rPr>
+          <w:lang w:val="hi_IN" w:bidi="hi_IN"/>
+        </w:rPr>
+        <w:t>इस अध्याय में महत्वपूर्ण पाठ्य मुद्दे</w:t>
+      </w:r>
+    </w:p>
+    <w:p>
+      <w:pPr/>
+      <w:r>
+        <w:rPr>
+          <w:lang w:val="hi_IN" w:bidi="hi_IN"/>
+        </w:rPr>
+      </w:r>
+      <w:hyperlink r:id="rId85">
+        <w:r>
+          <w:rPr>
+            <w:lang w:val="hi_IN" w:bidi="hi_IN"/>
+          </w:rPr>
+          <w:rPr>
+            <w:color w:val="0000EE"/>
+            <w:u w:val="single"/>
+          </w:rPr>
+          <w:t>5:7–8</w:t>
+        </w:r>
+      </w:hyperlink>
+      <w:r>
+        <w:rPr>
+          <w:lang w:val="hi_IN" w:bidi="hi_IN"/>
+        </w:rPr>
+        <w:t xml:space="preserve"> में, सभी प्राचीन हस्तलिपियाँ कहती हैं: "</w:t>
+      </w:r>
+      <w:r>
+        <w:rPr>
+          <w:lang w:val="hi_IN" w:bidi="hi_IN"/>
+        </w:rPr>
+        <w:t>और गवाही देनेवाले तीन हैं; आत्मा, पानी, और लहू; और तीनों एक ही बात पर सहमत हैं।</w:t>
+      </w:r>
+      <w:r>
+        <w:rPr>
+          <w:lang w:val="hi_IN" w:bidi="hi_IN"/>
+        </w:rPr>
+        <w:t xml:space="preserve">" यही वह पठन है जिसका यू. एल. टी. अनुसरण करता है। कुछ बहुत बाद की हस्तलिपियाँ कहती हैं: "क्योंकि स्वर्ग में जो गवाही देते हैं वे तिन है: पिता, वचन, और पवित्र आत्मा, और ये तीन एक हैं; और तीन पृथ्वी पर गवाही देते हैं: आत्मा और पानी और लहू, और ये तीन एक हैं।" इस मामले में, अनुवादकों को सलाह दी जाती है कि वे इसे यू. एल. टी. पठन के अनुसार अनुवाद करें, क्योंकि व्यापक सहमति है कि यह सही पठन का अनुसरण करता है। हालांकि, यदि आपके क्षेत्र में बाइबल के पुराने संस्करण हैं जिनमें लंबा पठन है, तो आप इसे शामिल कर सकते हैं, लेकिन आपको इसे वर्ग कोष्ठक [ ] के अंदर रखना चाहिए और एक पाद टिप्पणी में संकेत देना चाहिए कि यह सबसे अधिक संभावना है कि 1 यूहन्ना के मूल संस्करण में यह नहीं था। (देखें: </w:t>
+      </w:r>
+      <w:r>
+        <w:rPr>
+          <w:lang w:val="hi_IN" w:bidi="hi_IN"/>
+        </w:rPr>
+        <w:t>पाठ्य भिन्नताएं</w:t>
+      </w:r>
+      <w:r>
+        <w:rPr>
+          <w:lang w:val="hi_IN" w:bidi="hi_IN"/>
+        </w:rPr>
+        <w:t>)</w:t>
+      </w:r>
+    </w:p>
+    <w:p>
+      <w:pPr/>
+      <w:r>
+        <w:rPr>
+          <w:lang w:val="hi_IN" w:bidi="hi_IN"/>
+        </w:rPr>
+      </w:r>
+      <w:hyperlink r:id="rId86">
+        <w:r>
+          <w:rPr>
+            <w:lang w:val="hi_IN" w:bidi="hi_IN"/>
+          </w:rPr>
+          <w:rPr>
+            <w:color w:val="0000EE"/>
+            <w:u w:val="single"/>
+          </w:rPr>
+          <w:t>5:18</w:t>
+        </w:r>
+      </w:hyperlink>
+      <w:r>
+        <w:rPr>
+          <w:lang w:val="hi_IN" w:bidi="hi_IN"/>
+        </w:rPr>
+        <w:t xml:space="preserve"> में, प्राचीन हस्तलिपियों के बहुमत कहते हैं: "</w:t>
+      </w:r>
+      <w:r>
+        <w:rPr>
+          <w:lang w:val="hi_IN" w:bidi="hi_IN"/>
+        </w:rPr>
+        <w:t>पर जो परमेश्वर से उत्पन्न हुआ, उसे वह बचाए रखता है।</w:t>
+      </w:r>
+      <w:r>
+        <w:rPr>
+          <w:lang w:val="hi_IN" w:bidi="hi_IN"/>
+        </w:rPr>
+        <w:t>" इसका अर्थ यह है कि विश्वासी, जिसके बारे में यूहन्ना ने अभी कहा है कि वह आत्मिक अर्थ में “परमेश्वर से उत्पन्न हुआ है”, स्वयं को पाप से दूर रखता है। लेकिन कई प्राचीन हस्तलिपियाँ कहती हैं: "परमेश्वर से उत्पन्न हुआ व्यक्ति उसे बचाए रखता है।" इसका अर्थ है कि यीशु, जो परमेश्वर के वास्तविक, एकमात्र उत्पन्न पुत्र हैं, विश्वासी को पाप से सुरक्षित रखते हैं। यू. एल. टी. प्राचीन हस्तलिपियों के बहुमत पठन का अनुसरण करता है, लेकिन अधिकांश अंग्रेजी अनुवाद दूसरे पठन का अनुसरण करते हैं। यह शायद इसलिए है क्योंकि "उसे" के साथ जो पठन है वह एक अधिक अर्थपूर्ण धर्मशास्त्रीय बयान लगता है। विद्वान इस विचार पर विभाजित हैं, इसलिए कोई भी विकल्प स्वीकार्य है। आप अपने क्षेत्र में सम्मानित अनुवादों के पठन का अनुसरण कर सकते हैं।</w:t>
+      </w:r>
+      <w:r>
+        <w:rPr>
+          <w:lang w:val="hi_IN" w:bidi="hi_IN"/>
+        </w:rPr>
+      </w:r>
+      <w:r>
+        <w:rPr>
+          <w:lang w:val="hi_IN" w:bidi="hi_IN"/>
+        </w:rPr>
+      </w:r>
+    </w:p>
+    <w:p>
+      <w:pPr/>
+      <w:r>
+        <w:rPr>
+          <w:lang w:val="hi_IN" w:bidi="hi_IN"/>
+        </w:rPr>
+      </w:r>
+    </w:p>
+    <w:p>
+      <w:pPr>
+        <w:pStyle w:val="Heading2"/>
+      </w:pPr>
+      <w:r>
+        <w:rPr>
+          <w:lang w:val="hi_IN" w:bidi="hi_IN"/>
+        </w:rPr>
         <w:t>1 यूहन्ना 5:1 (#1)</w:t>
       </w:r>
       <w:r>
@@ -59500,7 +61052,7 @@
         </w:rPr>
         <w:t xml:space="preserve">"देखें कि आपने एक ऎसी ही अभिव्यक्ति का अनुवाद </w:t>
       </w:r>
-      <w:hyperlink r:id="rId53">
+      <w:hyperlink r:id="rId58">
         <w:r>
           <w:rPr>
             <w:lang w:val="hi_IN" w:bidi="hi_IN"/>
@@ -59616,7 +61168,7 @@
         </w:rPr>
         <w:t xml:space="preserve">"देखें कि आपने </w:t>
       </w:r>
-      <w:hyperlink r:id="rId53">
+      <w:hyperlink r:id="rId58">
         <w:r>
           <w:rPr>
             <w:lang w:val="hi_IN" w:bidi="hi_IN"/>
@@ -59712,7 +61264,7 @@
         </w:rPr>
         <w:t xml:space="preserve">"यूहन्ना इस लघु कथन के समावेश द्वारा एक सामान्य तथ्य की शिक्षा देना चाहता है जो जीवन में सत्य सिद्ध है और उस बात से प्रासंगिक है जिसकी वह </w:t>
       </w:r>
-      <w:hyperlink r:id="rId80">
+      <w:hyperlink r:id="rId87">
         <w:r>
           <w:rPr>
             <w:lang w:val="hi_IN" w:bidi="hi_IN"/>
@@ -60819,7 +62371,7 @@
         </w:rPr>
         <w:t xml:space="preserve">"देखें कि आपने ऎसी ही अभिव्यक्ति का अनुवाद \n </w:t>
       </w:r>
-      <w:hyperlink r:id="rId53">
+      <w:hyperlink r:id="rId58">
         <w:r>
           <w:rPr>
             <w:lang w:val="hi_IN" w:bidi="hi_IN"/>
@@ -60915,7 +62467,7 @@
         </w:rPr>
         <w:t xml:space="preserve">"देखें कि आपने </w:t>
       </w:r>
-      <w:hyperlink r:id="rId53">
+      <w:hyperlink r:id="rId58">
         <w:r>
           <w:rPr>
             <w:lang w:val="hi_IN" w:bidi="hi_IN"/>
@@ -61031,7 +62583,7 @@
         </w:rPr>
         <w:t xml:space="preserve">"जैसा </w:t>
       </w:r>
-      <w:hyperlink r:id="rId36">
+      <w:hyperlink r:id="rId41">
         <w:r>
           <w:rPr>
             <w:lang w:val="hi_IN" w:bidi="hi_IN"/>
@@ -61153,7 +62705,7 @@
         </w:rPr>
         <w:t xml:space="preserve"> शब्द का अनुवाद </w:t>
       </w:r>
-      <w:hyperlink r:id="rId39">
+      <w:hyperlink r:id="rId44">
         <w:r>
           <w:rPr>
             <w:lang w:val="hi_IN" w:bidi="hi_IN"/>
@@ -62895,7 +64447,7 @@
         </w:rPr>
         <w:t xml:space="preserve">"जैसा </w:t>
       </w:r>
-      <w:hyperlink r:id="rId77">
+      <w:hyperlink r:id="rId81">
         <w:r>
           <w:rPr>
             <w:lang w:val="hi_IN" w:bidi="hi_IN"/>
@@ -62913,7 +64465,7 @@
         </w:rPr>
         <w:t xml:space="preserve"> और </w:t>
       </w:r>
-      <w:hyperlink r:id="rId81">
+      <w:hyperlink r:id="rId88">
         <w:r>
           <w:rPr>
             <w:lang w:val="hi_IN" w:bidi="hi_IN"/>
@@ -63029,7 +64581,7 @@
         </w:rPr>
         <w:t xml:space="preserve">"इस वक्तव्य में यूहन्ना पुनः पुष्टि करता है कि पद </w:t>
       </w:r>
-      <w:hyperlink r:id="rId82">
+      <w:hyperlink r:id="rId89">
         <w:r>
           <w:rPr>
             <w:lang w:val="hi_IN" w:bidi="hi_IN"/>
@@ -63380,7 +64932,7 @@
         </w:rPr>
         <w:t xml:space="preserve"> शब्दों का अनुवाद </w:t>
       </w:r>
-      <w:hyperlink r:id="rId82">
+      <w:hyperlink r:id="rId89">
         <w:r>
           <w:rPr>
             <w:lang w:val="hi_IN" w:bidi="hi_IN"/>
@@ -64103,7 +65655,7 @@
         </w:rPr>
         <w:t xml:space="preserve"> शब्द समावेश करा सकता है: (1) पुत्र के लिए परमेश्वर की गवाही की विषयवस्तु| इस स्थिति में, यह विषयवस्तु स्वयं ही </w:t>
       </w:r>
-      <w:hyperlink r:id="rId83">
+      <w:hyperlink r:id="rId90">
         <w:r>
           <w:rPr>
             <w:lang w:val="hi_IN" w:bidi="hi_IN"/>
@@ -64212,7 +65764,7 @@
         </w:rPr>
         <w:t xml:space="preserve"> शब्द का सन्दर्भ हो सकता है: (1) परमेश्वर की गवाही से जिसकी चर्चा यूहन्ना </w:t>
       </w:r>
-      <w:hyperlink r:id="rId66">
+      <w:hyperlink r:id="rId71">
         <w:r>
           <w:rPr>
             <w:lang w:val="hi_IN" w:bidi="hi_IN"/>
@@ -64230,7 +65782,7 @@
         </w:rPr>
         <w:t xml:space="preserve"> में करता है| वैकल्पिक अनुवाद: ""मैं तुम्हें बताऊँगा कि परमेश्वर की गवाही क्या है"" (2) </w:t>
       </w:r>
-      <w:hyperlink r:id="rId66">
+      <w:hyperlink r:id="rId71">
         <w:r>
           <w:rPr>
             <w:lang w:val="hi_IN" w:bidi="hi_IN"/>
@@ -65077,7 +66629,7 @@
         </w:rPr>
         <w:t xml:space="preserve">"जैसा </w:t>
       </w:r>
-      <w:hyperlink r:id="rId84">
+      <w:hyperlink r:id="rId91">
         <w:r>
           <w:rPr>
             <w:lang w:val="hi_IN" w:bidi="hi_IN"/>
@@ -65505,7 +67057,7 @@
         </w:rPr>
         <w:t xml:space="preserve">"जैसा </w:t>
       </w:r>
-      <w:hyperlink r:id="rId52">
+      <w:hyperlink r:id="rId55">
         <w:r>
           <w:rPr>
             <w:lang w:val="hi_IN" w:bidi="hi_IN"/>
@@ -65536,7 +67088,7 @@
         </w:rPr>
         <w:t xml:space="preserve"> एक ही में दो अर्थ रखता है| इसका अर्थ है, इस नवीन जीवन शैली के लिए परमेश्वर से सामर्थ्य प्राप्त करना और इसका एक और अर्थ है, मरणोपरांत परमेश्वर की उपस्थिति में सदा रहना| देखें कि आपने इस अभिव्यक्ति का अनुवाद \n</w:t>
       </w:r>
-      <w:hyperlink r:id="rId52">
+      <w:hyperlink r:id="rId55">
         <w:r>
           <w:rPr>
             <w:lang w:val="hi_IN" w:bidi="hi_IN"/>
@@ -65874,7 +67426,7 @@
         </w:rPr>
         <w:t xml:space="preserve">"क्योंकि मनुष्यों के ये दोनों समूह जीवित हैं, यूहन्ना का कथन बहुवचन में है| जैसा </w:t>
       </w:r>
-      <w:hyperlink r:id="rId52">
+      <w:hyperlink r:id="rId55">
         <w:r>
           <w:rPr>
             <w:lang w:val="hi_IN" w:bidi="hi_IN"/>
@@ -65892,7 +67444,7 @@
         </w:rPr>
         <w:t xml:space="preserve"> में है, वह संभवतः </w:t>
       </w:r>
-      <w:hyperlink r:id="rId74">
+      <w:hyperlink r:id="rId78">
         <w:r>
           <w:rPr>
             <w:lang w:val="hi_IN" w:bidi="hi_IN"/>
@@ -65910,7 +67462,7 @@
         </w:rPr>
         <w:t xml:space="preserve"> और </w:t>
       </w:r>
-      <w:hyperlink r:id="rId83">
+      <w:hyperlink r:id="rId90">
         <w:r>
           <w:rPr>
             <w:lang w:val="hi_IN" w:bidi="hi_IN"/>
@@ -66318,7 +67870,7 @@
         </w:rPr>
         <w:t xml:space="preserve">"जैसा </w:t>
       </w:r>
-      <w:hyperlink r:id="rId35">
+      <w:hyperlink r:id="rId40">
         <w:r>
           <w:rPr>
             <w:lang w:val="hi_IN" w:bidi="hi_IN"/>
@@ -66663,7 +68215,7 @@
         </w:rPr>
         <w:t xml:space="preserve">"यदि आपके पाठकों के लिए सहायक सिद्ध हो सके तो जैसा </w:t>
       </w:r>
-      <w:hyperlink r:id="rId85">
+      <w:hyperlink r:id="rId92">
         <w:r>
           <w:rPr>
             <w:lang w:val="hi_IN" w:bidi="hi_IN"/>
@@ -67190,7 +68742,7 @@
         </w:rPr>
         <w:t xml:space="preserve">"जैसा </w:t>
       </w:r>
-      <w:hyperlink r:id="rId71">
+      <w:hyperlink r:id="rId75">
         <w:r>
           <w:rPr>
             <w:lang w:val="hi_IN" w:bidi="hi_IN"/>
@@ -67430,7 +68982,7 @@
         </w:rPr>
         <w:t xml:space="preserve">"जैसा </w:t>
       </w:r>
-      <w:hyperlink r:id="rId86">
+      <w:hyperlink r:id="rId93">
         <w:r>
           <w:rPr>
             <w:lang w:val="hi_IN" w:bidi="hi_IN"/>
@@ -67918,7 +69470,7 @@
         </w:rPr>
         <w:t xml:space="preserve">"देखें कि आपने इसका अनुवाद </w:t>
       </w:r>
-      <w:hyperlink r:id="rId32">
+      <w:hyperlink r:id="rId38">
         <w:r>
           <w:rPr>
             <w:lang w:val="hi_IN" w:bidi="hi_IN"/>
@@ -68640,7 +70192,7 @@
         </w:rPr>
         <w:t xml:space="preserve"> से संभवतः यह है कि वह उस आचरण के सन्दर्भ में चर्चा कर रहा है जो झूठी शिक्षकों का था और जिसकी वे अनुशंसा करते थे| जैसा 1 यूहन्ना प्रस्तावना, भाग 3 में वर्णन किया गया है, इन शूठे शिक्षकों का दावा था कि मनुष्य अपने शरीर में क्या करता है उससे कोई अंतर नहीं पड़ता है, अतः वे अनेक गंभीर पाप करते थे, उनको अपने कुकर्मों का पाप बोध नहीं था| इससे प्रकट था कि उन्होंने यीशु में विश्वास को त्याग दिया था और पवित्र आत्मा के प्रभाव को अस्वीकार कर दिया था| यूहन्ना अभिप्रेत अर्थ में इस झूठी शिक्षा का </w:t>
       </w:r>
-      <w:hyperlink r:id="rId87">
+      <w:hyperlink r:id="rId86">
         <w:r>
           <w:rPr>
             <w:lang w:val="hi_IN" w:bidi="hi_IN"/>
@@ -69082,7 +70634,7 @@
         </w:rPr>
         <w:t xml:space="preserve">"देखें की आपने ऎसी ही अभिव्यक्ति का अनुवाद </w:t>
       </w:r>
-      <w:hyperlink r:id="rId53">
+      <w:hyperlink r:id="rId58">
         <w:r>
           <w:rPr>
             <w:lang w:val="hi_IN" w:bidi="hi_IN"/>
@@ -69198,7 +70750,7 @@
         </w:rPr>
         <w:t xml:space="preserve">"देखें कि आपने </w:t>
       </w:r>
-      <w:hyperlink r:id="rId53">
+      <w:hyperlink r:id="rId58">
         <w:r>
           <w:rPr>
             <w:lang w:val="hi_IN" w:bidi="hi_IN"/>
@@ -69314,7 +70866,7 @@
         </w:rPr>
         <w:t xml:space="preserve">"देखें कि आपने इस अभिव्यक्ति का अनुवाद </w:t>
       </w:r>
-      <w:hyperlink r:id="rId88">
+      <w:hyperlink r:id="rId94">
         <w:r>
           <w:rPr>
             <w:lang w:val="hi_IN" w:bidi="hi_IN"/>
@@ -69430,7 +70982,7 @@
         </w:rPr>
         <w:t xml:space="preserve">"यह यीशु का वर्णन है| यूहन्ना </w:t>
       </w:r>
-      <w:hyperlink r:id="rId52">
+      <w:hyperlink r:id="rId55">
         <w:r>
           <w:rPr>
             <w:lang w:val="hi_IN" w:bidi="hi_IN"/>
@@ -69539,7 +71091,7 @@
         </w:rPr>
         <w:t xml:space="preserve">"जैसा </w:t>
       </w:r>
-      <w:hyperlink r:id="rId36">
+      <w:hyperlink r:id="rId41">
         <w:r>
           <w:rPr>
             <w:lang w:val="hi_IN" w:bidi="hi_IN"/>
@@ -69870,7 +71422,7 @@
         </w:rPr>
         <w:t xml:space="preserve">"देखें कि आपने ऎसी अभिव्यक्ति का अनुवाद </w:t>
       </w:r>
-      <w:hyperlink r:id="rId68">
+      <w:hyperlink r:id="rId72">
         <w:r>
           <w:rPr>
             <w:lang w:val="hi_IN" w:bidi="hi_IN"/>
@@ -70221,7 +71773,7 @@
         </w:rPr>
         <w:t xml:space="preserve"> में निहित विचार का अनुवाद एक समानार्थक अभिव्यक्ति के द्वारा कर सकते हैं| इसका अर्थ हो सकता है: (1) यूहन्ना संभवतः शैतान के लिए लाक्षणिक भाषा का प्रयोग कर रहा है जैसा </w:t>
       </w:r>
-      <w:hyperlink r:id="rId36">
+      <w:hyperlink r:id="rId41">
         <w:r>
           <w:rPr>
             <w:lang w:val="hi_IN" w:bidi="hi_IN"/>
@@ -70442,7 +71994,7 @@
         </w:rPr>
         <w:t xml:space="preserve">"यदि आपके पाठकों के लिए सहायक सिद्ध हो सके तो आप स्पष्ट रूप से कह सकते हैं कि इसका अर्थ क्या है जैसा आपने </w:t>
       </w:r>
-      <w:hyperlink r:id="rId82">
+      <w:hyperlink r:id="rId89">
         <w:r>
           <w:rPr>
             <w:lang w:val="hi_IN" w:bidi="hi_IN"/>
@@ -71040,7 +72592,7 @@
         </w:rPr>
         <w:t xml:space="preserve">"जैसा </w:t>
       </w:r>
-      <w:hyperlink r:id="rId25">
+      <w:hyperlink r:id="rId31">
         <w:r>
           <w:rPr>
             <w:lang w:val="hi_IN" w:bidi="hi_IN"/>
@@ -71658,7 +73210,7 @@
         </w:rPr>
         <w:t xml:space="preserve">"जैसा </w:t>
       </w:r>
-      <w:hyperlink r:id="rId52">
+      <w:hyperlink r:id="rId55">
         <w:r>
           <w:rPr>
             <w:lang w:val="hi_IN" w:bidi="hi_IN"/>
@@ -71774,7 +73326,7 @@
         </w:rPr>
         <w:t xml:space="preserve">"देखें कि आपने इसका अनुवाद </w:t>
       </w:r>
-      <w:hyperlink r:id="rId33">
+      <w:hyperlink r:id="rId39">
         <w:r>
           <w:rPr>
             <w:lang w:val="hi_IN" w:bidi="hi_IN"/>
@@ -72000,1558 +73552,6 @@
           <w:lang w:val="hi_IN" w:bidi="hi_IN"/>
         </w:rPr>
         <w:t>रूपक</w:t>
-      </w:r>
-      <w:r>
-        <w:rPr>
-          <w:lang w:val="hi_IN" w:bidi="hi_IN"/>
-        </w:rPr>
-      </w:r>
-      <w:r>
-        <w:rPr>
-          <w:lang w:val="hi_IN" w:bidi="hi_IN"/>
-        </w:rPr>
-      </w:r>
-    </w:p>
-    <w:p>
-      <w:pPr/>
-      <w:r>
-        <w:rPr>
-          <w:lang w:val="hi_IN" w:bidi="hi_IN"/>
-        </w:rPr>
-      </w:r>
-    </w:p>
-    <w:p>
-      <w:pPr>
-        <w:pStyle w:val="Heading2"/>
-      </w:pPr>
-      <w:r>
-        <w:rPr>
-          <w:lang w:val="hi_IN" w:bidi="hi_IN"/>
-        </w:rPr>
-        <w:t>1 यूहन्ना - अध्याय 1 परिचय</w:t>
-      </w:r>
-      <w:r>
-        <w:rPr>
-          <w:lang w:val="hi_IN" w:bidi="hi_IN"/>
-        </w:rPr>
-      </w:r>
-    </w:p>
-    <w:p>
-      <w:pPr>
-        <w:pStyle w:val="Heading3"/>
-      </w:pPr>
-      <w:r>
-        <w:rPr>
-          <w:lang w:val="hi_IN" w:bidi="hi_IN"/>
-        </w:rPr>
-        <w:t>संरचना और संरूपण</w:t>
-      </w:r>
-    </w:p>
-    <w:p>
-      <w:pPr>
-        <w:pStyle w:val="ListNumber"/>
-        <w:numPr>
-          <w:ilvl w:val="0"/>
-          <w:numId w:val="16"/>
-        </w:numPr>
-        <w:spacing w:line="240" w:lineRule="auto"/>
-        <w:ind w:left="720"/>
-      </w:pPr>
-      <w:r>
-        <w:rPr>
-          <w:lang w:val="hi_IN" w:bidi="hi_IN"/>
-        </w:rPr>
-      </w:r>
-      <w:r>
-        <w:rPr>
-          <w:lang w:val="hi_IN" w:bidi="hi_IN"/>
-        </w:rPr>
-        <w:t>पत्र का आरम्भिक अभिवादन (1:1–4)</w:t>
-      </w:r>
-    </w:p>
-    <w:p>
-      <w:pPr>
-        <w:pStyle w:val="ListNumber"/>
-        <w:spacing w:line="240" w:lineRule="auto"/>
-        <w:ind w:left="720"/>
-      </w:pPr>
-      <w:r>
-        <w:rPr>
-          <w:lang w:val="hi_IN" w:bidi="hi_IN"/>
-        </w:rPr>
-      </w:r>
-      <w:r>
-        <w:rPr>
-          <w:lang w:val="hi_IN" w:bidi="hi_IN"/>
-        </w:rPr>
-        <w:t>सच्चे विश्वासी परमेश्वर की आज्ञाओं का पालन करते हैं और एक-दूसरे से प्रेम करते हैं (1:5–10 से लेकर 2:17 तक जारी रहता है)</w:t>
-      </w:r>
-    </w:p>
-    <w:p>
-      <w:pPr>
-        <w:pStyle w:val="Heading3"/>
-      </w:pPr>
-      <w:r>
-        <w:rPr>
-          <w:lang w:val="hi_IN" w:bidi="hi_IN"/>
-        </w:rPr>
-        <w:t>इस अध्याय में महत्वपूर्ण अनुवाद सम्बंधी मुद्दे</w:t>
-      </w:r>
-    </w:p>
-    <w:p>
-      <w:pPr>
-        <w:pStyle w:val="Heading4"/>
-      </w:pPr>
-      <w:r>
-        <w:rPr>
-          <w:lang w:val="hi_IN" w:bidi="hi_IN"/>
-        </w:rPr>
-        <w:t>जीवन का वचन</w:t>
-      </w:r>
-    </w:p>
-    <w:p>
-      <w:pPr/>
-      <w:r>
-        <w:rPr>
-          <w:lang w:val="hi_IN" w:bidi="hi_IN"/>
-        </w:rPr>
-      </w:r>
-      <w:r>
-        <w:rPr>
-          <w:lang w:val="hi_IN" w:bidi="hi_IN"/>
-        </w:rPr>
-        <w:t xml:space="preserve">यूहन्ना "जीवन का वचन" वाक्यांश का उपयोग </w:t>
-      </w:r>
-      <w:hyperlink r:id="rId18">
-        <w:r>
-          <w:rPr>
-            <w:lang w:val="hi_IN" w:bidi="hi_IN"/>
-          </w:rPr>
-          <w:rPr>
-            <w:color w:val="0000EE"/>
-            <w:u w:val="single"/>
-          </w:rPr>
-          <w:t>1:1</w:t>
-        </w:r>
-      </w:hyperlink>
-      <w:r>
-        <w:rPr>
-          <w:lang w:val="hi_IN" w:bidi="hi_IN"/>
-        </w:rPr>
-        <w:t xml:space="preserve"> में यीशु के लिए करते हैं। "वचन" एक शीर्षक है जो यूहन्ना यीशु के लिए उपयोग करते हैं। यदि आपने यूहन्ना रचित सुसमाचार के आरम्भ का अनुवाद किया है, तो देखें कि आपने वहाँ इसे कैसे अनुवादित किया था। यह शीर्षक किसी के द्वारा बोले गए शब्द का संदर्भ नहीं देता। यीशु के लिए इस शीर्षक का उपयोग करके, यूहन्ना कह रहे हैं कि यीशु सभी लोगों के लिए परमेश्वर का सबसे महत्वपूर्ण संदेश हैं। यीशु ही वह हैं जो प्रकट करते हैं कि परमेश्वर कौन हैं। इस शीर्षक के आपके अनुवाद में, यह स्पष्ट करने का प्रयास करें कि यह एक व्यक्ति का शीर्षक है जिसका कार्य संदेश को संप्रेषित करना है। कुछ ऐसा जैसे "संदेश" या "प्रकटकर्ता" उपयुक्त हो सकता है। अपने क्षेत्र में स्वीकृत अनुवाद में उपयोग किए गए शीर्षक पर भी विचार करें। यहाँ, यूहन्ना शीर्षक "वचन" को वाक्यांश "जीवन का" के साथ जोड़ते हैं। इससे, यूहन्ना का शायद यह मतलब है कि यीशु परमेश्वर को संसार पर प्रकट करते हैं और यीशु जीवन के स्रोत भी हैं। इस पूरे वाक्यांश का अनुवाद कुछ ऐसा हो सकता है, "यीशु, परमेश्वर का संदेश जो जीवन देते हैं।" (देखें: </w:t>
-      </w:r>
-      <w:r>
-        <w:rPr>
-          <w:lang w:val="hi_IN" w:bidi="hi_IN"/>
-        </w:rPr>
-        <w:t>परमेश्वर का वचन</w:t>
-      </w:r>
-      <w:r>
-        <w:rPr>
-          <w:lang w:val="hi_IN" w:bidi="hi_IN"/>
-        </w:rPr>
-        <w:t>)</w:t>
-      </w:r>
-    </w:p>
-    <w:p>
-      <w:pPr>
-        <w:pStyle w:val="Heading4"/>
-      </w:pPr>
-      <w:r>
-        <w:rPr>
-          <w:lang w:val="hi_IN" w:bidi="hi_IN"/>
-        </w:rPr>
-        <w:t>सूचना का क्रम</w:t>
-      </w:r>
-    </w:p>
-    <w:p>
-      <w:pPr/>
-      <w:r>
-        <w:rPr>
-          <w:lang w:val="hi_IN" w:bidi="hi_IN"/>
-        </w:rPr>
-      </w:r>
-      <w:r>
-        <w:rPr>
-          <w:lang w:val="hi_IN" w:bidi="hi_IN"/>
-        </w:rPr>
-        <w:t xml:space="preserve">इस समय की कई यूनानी रचनाओं की तरह, शैलीगत उद्देश्यों के लिए, यह पत्र एक बहुत लंबे वाक्य के साथ शुरू होता है। यह </w:t>
-      </w:r>
-      <w:hyperlink r:id="rId18">
-        <w:r>
-          <w:rPr>
-            <w:lang w:val="hi_IN" w:bidi="hi_IN"/>
-          </w:rPr>
-          <w:rPr>
-            <w:color w:val="0000EE"/>
-            <w:u w:val="single"/>
-          </w:rPr>
-          <w:t>1:1</w:t>
-        </w:r>
-      </w:hyperlink>
-      <w:r>
-        <w:rPr>
-          <w:lang w:val="hi_IN" w:bidi="hi_IN"/>
-        </w:rPr>
-        <w:t xml:space="preserve"> की शुरुआत से लेकर </w:t>
-      </w:r>
-      <w:hyperlink r:id="rId19">
-        <w:r>
-          <w:rPr>
-            <w:lang w:val="hi_IN" w:bidi="hi_IN"/>
-          </w:rPr>
-          <w:rPr>
-            <w:color w:val="0000EE"/>
-            <w:u w:val="single"/>
-          </w:rPr>
-          <w:t>1:3</w:t>
-        </w:r>
-      </w:hyperlink>
-      <w:r>
-        <w:rPr>
-          <w:lang w:val="hi_IN" w:bidi="hi_IN"/>
-        </w:rPr>
-        <w:t xml:space="preserve"> के मध्य तक जाता है। इस वाक्य के भाग कई भाषाओं में प्रचलित क्रम में नहीं हो सकते हैं। प्रत्यक्ष वस्तु पहले आता है, और यह बहुत लंबा है और कई अलग-अलग उपवाक्यों से बना है। कर्ता और क्रिया अंत के करीब आते हैं। और बीच में एक लंबा विषयांतर है। इसलिए इस वाक्य के भागों को अपनी भाषा में अनुवाद और व्यवस्थित करने का सबसे अच्छा तरीका सोचें।</w:t>
-      </w:r>
-    </w:p>
-    <w:p>
-      <w:pPr/>
-      <w:r>
-        <w:rPr>
-          <w:lang w:val="hi_IN" w:bidi="hi_IN"/>
-        </w:rPr>
-      </w:r>
-      <w:r>
-        <w:rPr>
-          <w:lang w:val="hi_IN" w:bidi="hi_IN"/>
-        </w:rPr>
-        <w:t>एक तरीका जो आपकी भाषा में कारगर हो सकता है, वह है एक ऐसा संयुक्त पद बनाना जिसमें 1:1–3 तक के सभी वाक्य शामिल हों। आप इस लंबे वाक्य को कई छोटे वाक्यों में बाँट सकते हैं, स्पष्टता के लिए कर्ता और क्रिया को दोहरा सकते हैं। इससे आप वाक्य के भागों को उस क्रम में प्रस्तुत कर पाएँगे जो आपकी भाषा में ज़्यादा प्रचलित हो और जिसे आपके पाठक बेहतर ढंग से समझ सकें। यहाँ 1 यूहन्ना 1:1–3 का एक उदाहरण है, जिसे आपकी भाषा में एक स्पष्ट क्रम में पुनर्व्यवस्थित किया गया है:</w:t>
-      </w:r>
-    </w:p>
-    <w:p>
-      <w:pPr/>
-      <w:r>
-        <w:rPr>
-          <w:lang w:val="hi_IN" w:bidi="hi_IN"/>
-        </w:rPr>
-      </w:r>
-      <w:r>
-        <w:rPr>
-          <w:lang w:val="hi_IN" w:bidi="hi_IN"/>
-        </w:rPr>
-        <w:t>"हम चाहते हैं कि तुम हमारे साथ, और पिता और उनके पुत्र यीशु मसीह के साथ भी सहभागी रहो। इसलिए, हम तुम्हें वही बता रहे हैं जो हमने देखा और सुना है। हम तुम्हें वही बता रहे हैं जो आरंभ से था, जिसे हमने सुना है, जिसे हमने अपनी आँखों से देखा है, जिसे हमने ध्यान से देखा है और जिसे हमारे हाथों ने छुआ है। इसका सम्बंध जीवन के वचन से है। वास्तव में, जीवन प्रकट हुआ है, और हमने उन्हें देखा है, और हम उनकी गवाही देते हैं। हाँ, हम तुम्हें उस अनन्त जीवन का समाचार दे रहे हैं जो पिता के साथ थे और जो फिर हमारे पास आए।"</w:t>
-      </w:r>
-    </w:p>
-    <w:p>
-      <w:pPr/>
-      <w:r>
-        <w:rPr>
-          <w:lang w:val="hi_IN" w:bidi="hi_IN"/>
-        </w:rPr>
-      </w:r>
-      <w:r>
-        <w:rPr>
-          <w:lang w:val="hi_IN" w:bidi="hi_IN"/>
-        </w:rPr>
-        <w:t>यदि आप इस दृष्टिकोण को अपनाते हैं, तो दूसरे और तीसरे वाक्य के संयोजन का अनुवाद करने का एक और तरीका यह होगा, "इसलिए हम तुमको बता रहे हैं कि आरम्भ से क्या था, जो हमने सुना है, जो हमने अपनी आँखों से देखा है, जो हमने ध्यान से देखा है और जिसे हमारे हाथों ने छुआ है।"</w:t>
-      </w:r>
-    </w:p>
-    <w:p>
-      <w:pPr/>
-      <w:r>
-        <w:rPr>
-          <w:lang w:val="hi_IN" w:bidi="hi_IN"/>
-        </w:rPr>
-      </w:r>
-      <w:r>
-        <w:rPr>
-          <w:lang w:val="hi_IN" w:bidi="hi_IN"/>
-        </w:rPr>
-        <w:t xml:space="preserve">एक और दृष्टिकोण जो अच्छी तरह से काम कर सकता है और जिसे संयुक्त पद की आवश्यकता नहीं होगी, वह यह होगा कि वाक्यांशों को उनके वर्तमान क्रम में छोड़ दिया जाए, लेकिन वाक्य को पद विभाजनों पर तीन भागों में विभाजित किया जाए। यदि आप ऐसा करते हैं, तो आप "जीवन के वचन के सम्बंध में" वाक्यांश का अनुवाद वाक्य के अंत के बजाय शुरुआत में रख सकते हैं और इसे पत्र के लिए एक विषयगत परिचय के रूप में प्रस्तुत कर सकते हैं। अन्यथा, आपके पाठक यह महसूस नहीं करेंगे कि यह एक पत्र है जब तक कि वे </w:t>
-      </w:r>
-      <w:hyperlink r:id="rId89">
-        <w:r>
-          <w:rPr>
-            <w:lang w:val="hi_IN" w:bidi="hi_IN"/>
-          </w:rPr>
-          <w:rPr>
-            <w:color w:val="0000EE"/>
-            <w:u w:val="single"/>
-          </w:rPr>
-          <w:t>1:4</w:t>
-        </w:r>
-      </w:hyperlink>
-      <w:r>
-        <w:rPr>
-          <w:lang w:val="hi_IN" w:bidi="hi_IN"/>
-        </w:rPr>
-        <w:t xml:space="preserve"> तक नहीं पहुँच जाते, जहाँ यूहन्ना औपचारिक रूप से अपने लेखन का उद्देश्य बताते हैं। इस क्रम में 1 यूहन्ना 1:1–3 का एक उदाहरण होगा:</w:t>
-      </w:r>
-    </w:p>
-    <w:p>
-      <w:pPr/>
-      <w:r>
-        <w:rPr>
-          <w:lang w:val="hi_IN" w:bidi="hi_IN"/>
-        </w:rPr>
-      </w:r>
-      <w:r>
-        <w:rPr>
-          <w:lang w:val="hi_IN" w:bidi="hi_IN"/>
-        </w:rPr>
-        <w:t>"1 यह जीवन के वचन के विषय में है। यह वचन आदि से था। हमने इन्हें सुना, हमने इन्हें अपनी आँखों से देखा, हमने इन्हें ध्यान से देखा और अपने हाथों से इन्हें छुआ। 2 वास्तव में, यह जो जीवन है, प्रकट हुए हैं और हमने इन्हें देखा है और हम इनकी गवाही देते हैं। हाँ, हम तुमको उस अनन्त जीवन का समाचार देते हैं जो पिता के साथ थे और फिर हमारे पास आए। 3 हम तुमको वही बताते हैं जो हमने देखा और सुना है ताकि तुम हमारे साथ सहभागी हो, और यह सहभागिता पिता के साथ और उनके पुत्र, यीशु मसीह के साथ भी हो।"</w:t>
-      </w:r>
-    </w:p>
-    <w:p>
-      <w:pPr/>
-      <w:r>
-        <w:rPr>
-          <w:lang w:val="hi_IN" w:bidi="hi_IN"/>
-        </w:rPr>
-      </w:r>
-      <w:hyperlink r:id="rId90">
-        <w:r>
-          <w:rPr>
-            <w:lang w:val="hi_IN" w:bidi="hi_IN"/>
-          </w:rPr>
-          <w:rPr>
-            <w:color w:val="0000EE"/>
-            <w:u w:val="single"/>
-          </w:rPr>
-          <w:t>1:1–4</w:t>
-        </w:r>
-      </w:hyperlink>
-      <w:r>
-        <w:rPr>
-          <w:lang w:val="hi_IN" w:bidi="hi_IN"/>
-        </w:rPr>
-        <w:t xml:space="preserve"> की टिप्पणियाँ इस लंबे प्रारम्भिक वाक्य के अनुवाद के लिए और विशिष्ट सुझाव प्रदान करती हैं। (देखें: </w:t>
-      </w:r>
-      <w:r>
-        <w:rPr>
-          <w:lang w:val="hi_IN" w:bidi="hi_IN"/>
-        </w:rPr>
-        <w:t>संयुक्त पद</w:t>
-      </w:r>
-      <w:r>
-        <w:rPr>
-          <w:lang w:val="hi_IN" w:bidi="hi_IN"/>
-        </w:rPr>
-        <w:t>)</w:t>
-      </w:r>
-    </w:p>
-    <w:p>
-      <w:pPr>
-        <w:pStyle w:val="Heading3"/>
-      </w:pPr>
-      <w:r>
-        <w:rPr>
-          <w:lang w:val="hi_IN" w:bidi="hi_IN"/>
-        </w:rPr>
-        <w:t>इस अध्याय के महत्वपूर्ण पाठ्य मुद्दे</w:t>
-      </w:r>
-    </w:p>
-    <w:p>
-      <w:pPr/>
-      <w:r>
-        <w:rPr>
-          <w:lang w:val="hi_IN" w:bidi="hi_IN"/>
-        </w:rPr>
-      </w:r>
-      <w:hyperlink r:id="rId89">
-        <w:r>
-          <w:rPr>
-            <w:lang w:val="hi_IN" w:bidi="hi_IN"/>
-          </w:rPr>
-          <w:rPr>
-            <w:color w:val="0000EE"/>
-            <w:u w:val="single"/>
-          </w:rPr>
-          <w:t>1:4</w:t>
-        </w:r>
-      </w:hyperlink>
-      <w:r>
-        <w:rPr>
-          <w:lang w:val="hi_IN" w:bidi="hi_IN"/>
-        </w:rPr>
-        <w:t xml:space="preserve"> में, सबसे सटीक प्राचीन हस्तलिपियों में लिखा है "ताकि हमारा आनन्द पूरा हो सके।" आई.आर.वी. इस पठन का अनुसरण करता है। हालांकि, कुछ अन्य प्राचीन हस्तलिपियों में "तुम्हारा आनन्द", "हमारे आनन्द" के बजाय लिखा है। यदि आपके क्षेत्र में बाइबल का अनुवाद पहले से मौजूद है, तो उस संस्करण में जो भी पठन पाया जाता है, उसका उपयोग करने पर विचार करें। यदि अनुवाद पहले से मौजूद नहीं है, तो हम अनुशंसा करते हैं कि आप आई.आर.वी. पाठ में दिए गए पठन का अनुसरण करें। (देखें: </w:t>
-      </w:r>
-      <w:r>
-        <w:rPr>
-          <w:lang w:val="hi_IN" w:bidi="hi_IN"/>
-        </w:rPr>
-        <w:t>पाठ्य भिन्नताएँ</w:t>
-      </w:r>
-      <w:r>
-        <w:rPr>
-          <w:lang w:val="hi_IN" w:bidi="hi_IN"/>
-        </w:rPr>
-        <w:t>)</w:t>
-      </w:r>
-      <w:r>
-        <w:rPr>
-          <w:lang w:val="hi_IN" w:bidi="hi_IN"/>
-        </w:rPr>
-      </w:r>
-      <w:r>
-        <w:rPr>
-          <w:lang w:val="hi_IN" w:bidi="hi_IN"/>
-        </w:rPr>
-      </w:r>
-    </w:p>
-    <w:p>
-      <w:pPr/>
-      <w:r>
-        <w:rPr>
-          <w:lang w:val="hi_IN" w:bidi="hi_IN"/>
-        </w:rPr>
-      </w:r>
-    </w:p>
-    <w:p>
-      <w:pPr>
-        <w:pStyle w:val="Heading2"/>
-      </w:pPr>
-      <w:r>
-        <w:rPr>
-          <w:lang w:val="hi_IN" w:bidi="hi_IN"/>
-        </w:rPr>
-        <w:t>1 यूहन्ना - अध्याय 2 परिचय</w:t>
-      </w:r>
-      <w:r>
-        <w:rPr>
-          <w:lang w:val="hi_IN" w:bidi="hi_IN"/>
-        </w:rPr>
-      </w:r>
-    </w:p>
-    <w:p>
-      <w:pPr>
-        <w:pStyle w:val="Heading3"/>
-      </w:pPr>
-      <w:r>
-        <w:rPr>
-          <w:lang w:val="hi_IN" w:bidi="hi_IN"/>
-        </w:rPr>
-        <w:t>संरचना और संरूपण</w:t>
-      </w:r>
-    </w:p>
-    <w:p>
-      <w:pPr>
-        <w:pStyle w:val="ListNumber"/>
-        <w:numPr>
-          <w:ilvl w:val="0"/>
-          <w:numId w:val="17"/>
-        </w:numPr>
-        <w:spacing w:line="240" w:lineRule="auto"/>
-        <w:ind w:left="720"/>
-      </w:pPr>
-      <w:r>
-        <w:rPr>
-          <w:lang w:val="hi_IN" w:bidi="hi_IN"/>
-        </w:rPr>
-      </w:r>
-      <w:r>
-        <w:rPr>
-          <w:lang w:val="hi_IN" w:bidi="hi_IN"/>
-        </w:rPr>
-        <w:t>सच्चे विश्वासी परमेश्वर की आज्ञाओं का पालन करते हैं और एक-दूसरे से प्रेम करते हैं (1:5 से 2:1–17 तक जारी)</w:t>
-      </w:r>
-    </w:p>
-    <w:p>
-      <w:pPr>
-        <w:pStyle w:val="ListNumber"/>
-        <w:spacing w:line="240" w:lineRule="auto"/>
-        <w:ind w:left="720"/>
-      </w:pPr>
-      <w:r>
-        <w:rPr>
-          <w:lang w:val="hi_IN" w:bidi="hi_IN"/>
-        </w:rPr>
-      </w:r>
-      <w:r>
-        <w:rPr>
-          <w:lang w:val="hi_IN" w:bidi="hi_IN"/>
-        </w:rPr>
-        <w:t>यीशु का मसीहा होना अस्वीकार करना झूठी शिक्षा है (2:18–2:27)</w:t>
-      </w:r>
-    </w:p>
-    <w:p>
-      <w:pPr>
-        <w:pStyle w:val="ListNumber"/>
-        <w:spacing w:line="240" w:lineRule="auto"/>
-        <w:ind w:left="720"/>
-      </w:pPr>
-      <w:r>
-        <w:rPr>
-          <w:lang w:val="hi_IN" w:bidi="hi_IN"/>
-        </w:rPr>
-      </w:r>
-      <w:r>
-        <w:rPr>
-          <w:lang w:val="hi_IN" w:bidi="hi_IN"/>
-        </w:rPr>
-        <w:t>परमेश्वर की सच्ची संतान पाप नहीं करती (2:28–29 से 3:10 तक जारी)</w:t>
-      </w:r>
-    </w:p>
-    <w:p>
-      <w:pPr/>
-      <w:r>
-        <w:rPr>
-          <w:lang w:val="hi_IN" w:bidi="hi_IN"/>
-        </w:rPr>
-      </w:r>
-      <w:r>
-        <w:rPr>
-          <w:lang w:val="hi_IN" w:bidi="hi_IN"/>
-        </w:rPr>
-        <w:t xml:space="preserve">यह दिखाने के लिए कि यूहन्ना </w:t>
-      </w:r>
-      <w:hyperlink r:id="rId34">
-        <w:r>
-          <w:rPr>
-            <w:lang w:val="hi_IN" w:bidi="hi_IN"/>
-          </w:rPr>
-          <w:rPr>
-            <w:color w:val="0000EE"/>
-            <w:u w:val="single"/>
-          </w:rPr>
-          <w:t>2:12–14</w:t>
-        </w:r>
-      </w:hyperlink>
-      <w:r>
-        <w:rPr>
-          <w:lang w:val="hi_IN" w:bidi="hi_IN"/>
-        </w:rPr>
-        <w:t xml:space="preserve"> में कुछ कविता जैसे पद हैं, कुछ अनुवादों में उन पदों में दिए गए कथनों को शेष पाठ की अपेक्षा दाईं ओर रखा गया है, तथा प्रत्येक कथन के आरंभ में एक नई पंक्ति शुरू की गई है।</w:t>
-      </w:r>
-    </w:p>
-    <w:p>
-      <w:pPr>
-        <w:pStyle w:val="Heading3"/>
-      </w:pPr>
-      <w:r>
-        <w:rPr>
-          <w:lang w:val="hi_IN" w:bidi="hi_IN"/>
-        </w:rPr>
-        <w:t>इस अध्याय की मुख्य अवधारणाएँ</w:t>
-      </w:r>
-    </w:p>
-    <w:p>
-      <w:pPr>
-        <w:pStyle w:val="Heading4"/>
-      </w:pPr>
-      <w:r>
-        <w:rPr>
-          <w:lang w:val="hi_IN" w:bidi="hi_IN"/>
-        </w:rPr>
-        <w:t>मसीह का विरोधी</w:t>
-      </w:r>
-    </w:p>
-    <w:p>
-      <w:pPr/>
-      <w:r>
-        <w:rPr>
-          <w:lang w:val="hi_IN" w:bidi="hi_IN"/>
-        </w:rPr>
-      </w:r>
-      <w:hyperlink r:id="rId44">
-        <w:r>
-          <w:rPr>
-            <w:lang w:val="hi_IN" w:bidi="hi_IN"/>
-          </w:rPr>
-          <w:rPr>
-            <w:color w:val="0000EE"/>
-            <w:u w:val="single"/>
-          </w:rPr>
-          <w:t>2:18</w:t>
-        </w:r>
-      </w:hyperlink>
-      <w:r>
-        <w:rPr>
-          <w:lang w:val="hi_IN" w:bidi="hi_IN"/>
-        </w:rPr>
-        <w:t xml:space="preserve"> और </w:t>
-      </w:r>
-      <w:hyperlink r:id="rId91">
-        <w:r>
-          <w:rPr>
-            <w:lang w:val="hi_IN" w:bidi="hi_IN"/>
-          </w:rPr>
-          <w:rPr>
-            <w:color w:val="0000EE"/>
-            <w:u w:val="single"/>
-          </w:rPr>
-          <w:t>2:22</w:t>
-        </w:r>
-      </w:hyperlink>
-      <w:r>
-        <w:rPr>
-          <w:lang w:val="hi_IN" w:bidi="hi_IN"/>
-        </w:rPr>
-        <w:t xml:space="preserve"> में, यूहन्ना एक विशेष व्यक्ति के बारे में लिखते हैं जिसे मसीह का विरोधी कहा जाता है और कई लोगों के बारे में जो "मसीह के विरोधी" होंगे। शब्द "मसीह का विरोधी" का अर्थ है "मसीह के विरोध में है।" मसीह का विरोधी वह व्यक्ति है जो यीशु के वापस आने से पहले प्रकट होगा और यीशु के कार्यों की नकल करेगा, लेकिन वह ऐसा दुष्ट उद्देश्यों के लिए करेगा। उस व्यक्ति के आने से पहले, कई अन्य लोग होंगे जो मसीह के खिलाफ कार्य करेंगे। उन्हें भी "मसीह का विरोधी" कहा जाता है, लेकिन यह एक विवरण के रूप में है, नाम के रूप में नहीं। (देखें: </w:t>
-      </w:r>
-      <w:r>
-        <w:rPr>
-          <w:lang w:val="hi_IN" w:bidi="hi_IN"/>
-        </w:rPr>
-        <w:t>मसीह का विरोधी</w:t>
-      </w:r>
-      <w:r>
-        <w:rPr>
-          <w:lang w:val="hi_IN" w:bidi="hi_IN"/>
-        </w:rPr>
-        <w:t xml:space="preserve"> और </w:t>
-      </w:r>
-      <w:r>
-        <w:rPr>
-          <w:lang w:val="hi_IN" w:bidi="hi_IN"/>
-        </w:rPr>
-        <w:t>अंतिम दिन</w:t>
-      </w:r>
-      <w:r>
-        <w:rPr>
-          <w:lang w:val="hi_IN" w:bidi="hi_IN"/>
-        </w:rPr>
-        <w:t xml:space="preserve"> और </w:t>
-      </w:r>
-      <w:r>
-        <w:rPr>
-          <w:lang w:val="hi_IN" w:bidi="hi_IN"/>
-        </w:rPr>
-        <w:t>बुराई</w:t>
-      </w:r>
-      <w:r>
-        <w:rPr>
-          <w:lang w:val="hi_IN" w:bidi="hi_IN"/>
-        </w:rPr>
-        <w:t>)</w:t>
-      </w:r>
-    </w:p>
-    <w:p>
-      <w:pPr>
-        <w:pStyle w:val="Heading3"/>
-      </w:pPr>
-      <w:r>
-        <w:rPr>
-          <w:lang w:val="hi_IN" w:bidi="hi_IN"/>
-        </w:rPr>
-        <w:t>इस अध्याय में महत्वपूर्ण पाठ्य सम्बंधी मुद्दे</w:t>
-      </w:r>
-    </w:p>
-    <w:p>
-      <w:pPr/>
-      <w:r>
-        <w:rPr>
-          <w:lang w:val="hi_IN" w:bidi="hi_IN"/>
-        </w:rPr>
-      </w:r>
-      <w:hyperlink r:id="rId49">
-        <w:r>
-          <w:rPr>
-            <w:lang w:val="hi_IN" w:bidi="hi_IN"/>
-          </w:rPr>
-          <w:rPr>
-            <w:color w:val="0000EE"/>
-            <w:u w:val="single"/>
-          </w:rPr>
-          <w:t>2:20</w:t>
-        </w:r>
-      </w:hyperlink>
-      <w:r>
-        <w:rPr>
-          <w:lang w:val="hi_IN" w:bidi="hi_IN"/>
-        </w:rPr>
-        <w:t xml:space="preserve"> में, कुछ प्राचीन हस्तलिपियों में "तुम सब जानते हो" लिखा है, और यही आई.आर.वी. अनुसरण करता है। हालांकि, अन्य प्राचीन हस्तलिपियों में "तुम सब कुछ जानते हो" लिखा है। पत्र में अन्य सभी बातों के आधार पर, ऐसा लगता है कि "तुम सब जानते हो" सही मूल पाठ है, क्योंकि यूहन्ना झूठे शिक्षकों के दावे का खण्डन कर रहे हैं कि वे अन्य विश्वासियों से अधिक जानते हैं। ऐसा प्रतीत होता है कि “तुम सब कुछ जानते हो” यह वाक्य इसलिए आया क्योंकि प्रतिलिपिकारों को क्रिया “जानना” के लिए एक वस्तु की आवश्यकता महसूस हुई। फिर भी, यदि आपके क्षेत्र में पहले से ही बाइबल का अनुवाद मौजूद है, तो उस संस्करण में जो भी पठन है, उसका उपयोग करने पर विचार करें। यदि अनुवाद पहले से मौजूद नहीं है, तो हम अनुशंसा करते हैं कि आप आई.आर.वी. पाठ में दिए गए पठन का पालन करें। (देखें: </w:t>
-      </w:r>
-      <w:r>
-        <w:rPr>
-          <w:lang w:val="hi_IN" w:bidi="hi_IN"/>
-        </w:rPr>
-        <w:t>पाठ्य भिन्नताएं</w:t>
-      </w:r>
-      <w:r>
-        <w:rPr>
-          <w:lang w:val="hi_IN" w:bidi="hi_IN"/>
-        </w:rPr>
-        <w:t>)</w:t>
-      </w:r>
-      <w:r>
-        <w:rPr>
-          <w:lang w:val="hi_IN" w:bidi="hi_IN"/>
-        </w:rPr>
-      </w:r>
-      <w:r>
-        <w:rPr>
-          <w:lang w:val="hi_IN" w:bidi="hi_IN"/>
-        </w:rPr>
-      </w:r>
-    </w:p>
-    <w:p>
-      <w:pPr/>
-      <w:r>
-        <w:rPr>
-          <w:lang w:val="hi_IN" w:bidi="hi_IN"/>
-        </w:rPr>
-      </w:r>
-    </w:p>
-    <w:p>
-      <w:pPr>
-        <w:pStyle w:val="Heading2"/>
-      </w:pPr>
-      <w:r>
-        <w:rPr>
-          <w:lang w:val="hi_IN" w:bidi="hi_IN"/>
-        </w:rPr>
-        <w:t>1 यूहन्ना - अध्याय 3 परिचय</w:t>
-      </w:r>
-      <w:r>
-        <w:rPr>
-          <w:lang w:val="hi_IN" w:bidi="hi_IN"/>
-        </w:rPr>
-      </w:r>
-    </w:p>
-    <w:p>
-      <w:pPr>
-        <w:pStyle w:val="Heading3"/>
-      </w:pPr>
-      <w:r>
-        <w:rPr>
-          <w:lang w:val="hi_IN" w:bidi="hi_IN"/>
-        </w:rPr>
-        <w:t>संरचना और संरूपण</w:t>
-      </w:r>
-    </w:p>
-    <w:p>
-      <w:pPr>
-        <w:pStyle w:val="ListNumber"/>
-        <w:numPr>
-          <w:ilvl w:val="0"/>
-          <w:numId w:val="18"/>
-        </w:numPr>
-        <w:spacing w:line="240" w:lineRule="auto"/>
-        <w:ind w:left="720"/>
-      </w:pPr>
-      <w:r>
-        <w:rPr>
-          <w:lang w:val="hi_IN" w:bidi="hi_IN"/>
-        </w:rPr>
-      </w:r>
-      <w:r>
-        <w:rPr>
-          <w:lang w:val="hi_IN" w:bidi="hi_IN"/>
-        </w:rPr>
-        <w:t xml:space="preserve">परमेश्वर की सच्ची </w:t>
-      </w:r>
-      <w:r>
-        <w:rPr>
-          <w:lang w:val="hi_IN" w:bidi="hi_IN"/>
-        </w:rPr>
-        <w:t>सन्तान</w:t>
-      </w:r>
-      <w:r>
-        <w:rPr>
-          <w:lang w:val="hi_IN" w:bidi="hi_IN"/>
-        </w:rPr>
-        <w:t xml:space="preserve"> पाप नहीं करती (2:28 से 3:1–10 तक जारी)</w:t>
-      </w:r>
-    </w:p>
-    <w:p>
-      <w:pPr>
-        <w:pStyle w:val="ListNumber"/>
-        <w:spacing w:line="240" w:lineRule="auto"/>
-        <w:ind w:left="720"/>
-      </w:pPr>
-      <w:r>
-        <w:rPr>
-          <w:lang w:val="hi_IN" w:bidi="hi_IN"/>
-        </w:rPr>
-      </w:r>
-      <w:r>
-        <w:rPr>
-          <w:lang w:val="hi_IN" w:bidi="hi_IN"/>
-        </w:rPr>
-        <w:t>सच्चे विश्वासी एक-दूसरे की सहायता त्यागपूर्वक करते हैं (3:11–18)</w:t>
-      </w:r>
-    </w:p>
-    <w:p>
-      <w:pPr>
-        <w:pStyle w:val="ListNumber"/>
-        <w:spacing w:line="240" w:lineRule="auto"/>
-        <w:ind w:left="720"/>
-      </w:pPr>
-      <w:r>
-        <w:rPr>
-          <w:lang w:val="hi_IN" w:bidi="hi_IN"/>
-        </w:rPr>
-      </w:r>
-      <w:r>
-        <w:rPr>
-          <w:lang w:val="hi_IN" w:bidi="hi_IN"/>
-        </w:rPr>
-        <w:t>सच्चे विश्वासियों को प्रार्थना में भरोसा होता है (3:19–24)</w:t>
-      </w:r>
-    </w:p>
-    <w:p>
-      <w:pPr>
-        <w:pStyle w:val="Heading3"/>
-      </w:pPr>
-      <w:r>
-        <w:rPr>
-          <w:lang w:val="hi_IN" w:bidi="hi_IN"/>
-        </w:rPr>
-        <w:t>इस अध्याय की विशेष अवधारणाएँ</w:t>
-      </w:r>
-    </w:p>
-    <w:p>
-      <w:pPr>
-        <w:pStyle w:val="Heading4"/>
-      </w:pPr>
-      <w:r>
-        <w:rPr>
-          <w:lang w:val="hi_IN" w:bidi="hi_IN"/>
-        </w:rPr>
-        <w:t xml:space="preserve">“परमेश्वर की </w:t>
-      </w:r>
-      <w:r>
-        <w:rPr>
-          <w:lang w:val="hi_IN" w:bidi="hi_IN"/>
-        </w:rPr>
-        <w:t>सन्तान</w:t>
-      </w:r>
-      <w:r>
-        <w:rPr>
-          <w:lang w:val="hi_IN" w:bidi="hi_IN"/>
-        </w:rPr>
-        <w:t>”</w:t>
-      </w:r>
-    </w:p>
-    <w:p>
-      <w:pPr/>
-      <w:r>
-        <w:rPr>
-          <w:lang w:val="hi_IN" w:bidi="hi_IN"/>
-        </w:rPr>
-      </w:r>
-      <w:r>
-        <w:rPr>
-          <w:lang w:val="hi_IN" w:bidi="hi_IN"/>
-        </w:rPr>
-        <w:t xml:space="preserve">लोगों को कभी-कभी "परमेश्वर की </w:t>
-      </w:r>
-      <w:r>
-        <w:rPr>
-          <w:lang w:val="hi_IN" w:bidi="hi_IN"/>
-        </w:rPr>
-        <w:t>सन्तान</w:t>
-      </w:r>
-      <w:r>
-        <w:rPr>
-          <w:lang w:val="hi_IN" w:bidi="hi_IN"/>
-        </w:rPr>
-        <w:t>" के रूप में वर्णित किया जाता है क्योंकि परमेश्वर ने उन्हें बनाया है। हालांकि, यूहन्ना इस अध्याय में इस अभिव्यक्ति का एक अलग अर्थ में उपयोग करते हैं। वह इसका उपयोग उन लोगों का वर्णन करने के लिए करते हैं जिन्होंने यीशु में अपना विश्वास और भरोसा रखकर परमेश्वर के साथ एक पिता-</w:t>
-      </w:r>
-      <w:r>
-        <w:rPr>
-          <w:lang w:val="hi_IN" w:bidi="hi_IN"/>
-        </w:rPr>
-        <w:t xml:space="preserve">सन्तान </w:t>
-      </w:r>
-      <w:r>
-        <w:rPr>
-          <w:lang w:val="hi_IN" w:bidi="hi_IN"/>
-        </w:rPr>
-        <w:t xml:space="preserve">सम्बंध में प्रवेश किया है। परमेश्वर ने वास्तव में सभी लोगों को बनाया है, लेकिन लोग केवल यीशु में विश्वास करके इस अर्थ में परमेश्वर की </w:t>
-      </w:r>
-      <w:r>
-        <w:rPr>
-          <w:lang w:val="hi_IN" w:bidi="hi_IN"/>
-        </w:rPr>
-        <w:t xml:space="preserve">सन्तान </w:t>
-      </w:r>
-      <w:r>
-        <w:rPr>
-          <w:lang w:val="hi_IN" w:bidi="hi_IN"/>
-        </w:rPr>
-        <w:t>बन सकते हैं। इस उपयोग में "</w:t>
-      </w:r>
-      <w:r>
-        <w:rPr>
-          <w:lang w:val="hi_IN" w:bidi="hi_IN"/>
-        </w:rPr>
-        <w:t>सन्तान</w:t>
-      </w:r>
-      <w:r>
-        <w:rPr>
-          <w:lang w:val="hi_IN" w:bidi="hi_IN"/>
-        </w:rPr>
-        <w:t xml:space="preserve">" का अर्थ उन लोगों से नहीं है जो जवान हैं, बल्कि केवल उस सम्बंध से है जो लोग किसी भी उम्र में अपने पिता के साथ रखते हैं। (देखें: </w:t>
-      </w:r>
-      <w:r>
-        <w:rPr>
-          <w:lang w:val="hi_IN" w:bidi="hi_IN"/>
-        </w:rPr>
-        <w:t>विश्वास करना</w:t>
-      </w:r>
-      <w:r>
-        <w:rPr>
-          <w:lang w:val="hi_IN" w:bidi="hi_IN"/>
-        </w:rPr>
-        <w:t>)</w:t>
-      </w:r>
-    </w:p>
-    <w:p>
-      <w:pPr>
-        <w:pStyle w:val="Heading3"/>
-      </w:pPr>
-      <w:r>
-        <w:rPr>
-          <w:lang w:val="hi_IN" w:bidi="hi_IN"/>
-        </w:rPr>
-        <w:t>इस अध्याय में अन्य संभावित अनुवाद कठिनाइयाँ</w:t>
-      </w:r>
-    </w:p>
-    <w:p>
-      <w:pPr>
-        <w:pStyle w:val="Heading4"/>
-      </w:pPr>
-      <w:r>
-        <w:rPr>
-          <w:lang w:val="hi_IN" w:bidi="hi_IN"/>
-        </w:rPr>
-        <w:t>“</w:t>
-      </w:r>
-      <w:r>
-        <w:rPr>
-          <w:lang w:val="hi_IN" w:bidi="hi_IN"/>
-        </w:rPr>
-        <w:t>और जो परमेश्वर की आज्ञाओं को मानता है, वह उसमें, और परमेश्वर उनमें बना रहता है</w:t>
-      </w:r>
-      <w:r>
-        <w:rPr>
-          <w:lang w:val="hi_IN" w:bidi="hi_IN"/>
-        </w:rPr>
-        <w:t>” (3:24)</w:t>
-      </w:r>
-    </w:p>
-    <w:p>
-      <w:pPr/>
-      <w:r>
-        <w:rPr>
-          <w:lang w:val="hi_IN" w:bidi="hi_IN"/>
-        </w:rPr>
-      </w:r>
-      <w:r>
-        <w:rPr>
-          <w:lang w:val="hi_IN" w:bidi="hi_IN"/>
-        </w:rPr>
-        <w:t xml:space="preserve">इसका अर्थ यह नहीं है कि हमारा उद्धार कुछ कार्यों पर निर्भर करता है। बल्कि, यूहन्ना उन आज्ञाओं के परिणामों का वर्णन कर रहे हैं जिन्हें उन्होंने </w:t>
-      </w:r>
-      <w:hyperlink r:id="rId92">
-        <w:r>
-          <w:rPr>
-            <w:lang w:val="hi_IN" w:bidi="hi_IN"/>
-          </w:rPr>
-          <w:rPr>
-            <w:color w:val="0000EE"/>
-            <w:u w:val="single"/>
-          </w:rPr>
-          <w:t>3:32</w:t>
-        </w:r>
-      </w:hyperlink>
-      <w:r>
-        <w:rPr>
-          <w:lang w:val="hi_IN" w:bidi="hi_IN"/>
-        </w:rPr>
-        <w:t xml:space="preserve"> में वर्णित किया है। वे आज्ञाएँ यीशु में विश्वास करना और एक-दूसरे से प्रेम करना हैं। यूहन्ना कह रहे हैं कि जो व्यक्ति यीशु में विश्वास करता है और दूसरों से प्रेम करता है, वह दिखाता है कि उसका परमेश्वर के साथ घनिष्ठ सम्बंध है, और यह कि वह इस आज्ञाकारिता के कारण उस घनिष्ठ सम्बंध को बनाए रखेगा। संसार भर के मसीही इस बात पर अलग-अलग विश्वास रखते हैं कि क्या उद्धार प्राप्त करने वाले लोग अपना उद्धार खो सकते हैं। यूहन्ना यहाँ इस मुद्दे को सम्बोधित नहीं कर रहे हैं, और अनुवादकों को इस बात का ध्यान रखना चाहिए कि वे इस मुद्दे को जिस तरह समझते हैं उसका प्रभाव इस अनुच्छेद के अनुवाद पर न पड़े। (देखें: </w:t>
-      </w:r>
-      <w:r>
-        <w:rPr>
-          <w:lang w:val="hi_IN" w:bidi="hi_IN"/>
-        </w:rPr>
-        <w:t>अनन्तता</w:t>
-      </w:r>
-      <w:r>
-        <w:rPr>
-          <w:lang w:val="hi_IN" w:bidi="hi_IN"/>
-        </w:rPr>
-        <w:t xml:space="preserve"> और </w:t>
-      </w:r>
-      <w:r>
-        <w:rPr>
-          <w:lang w:val="hi_IN" w:bidi="hi_IN"/>
-        </w:rPr>
-        <w:t>बचाना</w:t>
-      </w:r>
-      <w:r>
-        <w:rPr>
-          <w:lang w:val="hi_IN" w:bidi="hi_IN"/>
-        </w:rPr>
-        <w:t>)</w:t>
-      </w:r>
-    </w:p>
-    <w:p>
-      <w:pPr>
-        <w:pStyle w:val="Heading3"/>
-      </w:pPr>
-      <w:r>
-        <w:rPr>
-          <w:lang w:val="hi_IN" w:bidi="hi_IN"/>
-        </w:rPr>
-        <w:t>इस अध्याय में महत्वपूर्ण पाठ्य सम्बंधी मुद्दे</w:t>
-      </w:r>
-    </w:p>
-    <w:p>
-      <w:pPr/>
-      <w:r>
-        <w:rPr>
-          <w:lang w:val="hi_IN" w:bidi="hi_IN"/>
-        </w:rPr>
-      </w:r>
-      <w:hyperlink r:id="rId54">
-        <w:r>
-          <w:rPr>
-            <w:lang w:val="hi_IN" w:bidi="hi_IN"/>
-          </w:rPr>
-          <w:rPr>
-            <w:color w:val="0000EE"/>
-            <w:u w:val="single"/>
-          </w:rPr>
-          <w:t>3:1</w:t>
-        </w:r>
-      </w:hyperlink>
-      <w:r>
-        <w:rPr>
-          <w:lang w:val="hi_IN" w:bidi="hi_IN"/>
-        </w:rPr>
-        <w:t xml:space="preserve"> में, सबसे सटीक प्राचीन हस्तलिपियों में "और हम हैं" शब्द शामिल हैं। यही वह पठन है जिसका आई.आर.वी. अनुसरण करता है। हालांकि, कुछ अन्य प्राचीन हस्तलिपियों में ये शब्द शामिल नहीं हैं, और इसलिए कुछ बाइबलों में ये नहीं पाए जाते हैं। यदि आपके क्षेत्र में पहले से ही बाइबल का अनुवाद मौजूद है, तो उस संस्करण में जो भी पठन पाया जाता है, उसका उपयोग करने पर विचार करें। यदि अनुवाद पहले से मौजूद नहीं है, तो हम अनुशंसा करते हैं कि आप आई.आर.वी. में दिए गए पठन का अनुसरण करें। (देखें: </w:t>
-      </w:r>
-      <w:r>
-        <w:rPr>
-          <w:lang w:val="hi_IN" w:bidi="hi_IN"/>
-        </w:rPr>
-        <w:t>पाठ्य भिन्नताएँ</w:t>
-      </w:r>
-      <w:r>
-        <w:rPr>
-          <w:lang w:val="hi_IN" w:bidi="hi_IN"/>
-        </w:rPr>
-        <w:t>)</w:t>
-      </w:r>
-      <w:r>
-        <w:rPr>
-          <w:lang w:val="hi_IN" w:bidi="hi_IN"/>
-        </w:rPr>
-      </w:r>
-      <w:r>
-        <w:rPr>
-          <w:lang w:val="hi_IN" w:bidi="hi_IN"/>
-        </w:rPr>
-      </w:r>
-    </w:p>
-    <w:p>
-      <w:pPr/>
-      <w:r>
-        <w:rPr>
-          <w:lang w:val="hi_IN" w:bidi="hi_IN"/>
-        </w:rPr>
-      </w:r>
-    </w:p>
-    <w:p>
-      <w:pPr>
-        <w:pStyle w:val="Heading2"/>
-      </w:pPr>
-      <w:r>
-        <w:rPr>
-          <w:lang w:val="hi_IN" w:bidi="hi_IN"/>
-        </w:rPr>
-        <w:t>1 यूहन्ना - अध्याय 4 परिचय</w:t>
-      </w:r>
-      <w:r>
-        <w:rPr>
-          <w:lang w:val="hi_IN" w:bidi="hi_IN"/>
-        </w:rPr>
-      </w:r>
-    </w:p>
-    <w:p>
-      <w:pPr>
-        <w:pStyle w:val="Heading3"/>
-      </w:pPr>
-      <w:r>
-        <w:rPr>
-          <w:lang w:val="hi_IN" w:bidi="hi_IN"/>
-        </w:rPr>
-        <w:t xml:space="preserve">संरचना और रुपरेखा </w:t>
-      </w:r>
-    </w:p>
-    <w:p>
-      <w:pPr>
-        <w:pStyle w:val="ListNumber"/>
-        <w:numPr>
-          <w:ilvl w:val="0"/>
-          <w:numId w:val="19"/>
-        </w:numPr>
-        <w:spacing w:line="240" w:lineRule="auto"/>
-        <w:ind w:left="720"/>
-      </w:pPr>
-      <w:r>
-        <w:rPr>
-          <w:lang w:val="hi_IN" w:bidi="hi_IN"/>
-        </w:rPr>
-      </w:r>
-      <w:r>
-        <w:rPr>
-          <w:lang w:val="hi_IN" w:bidi="hi_IN"/>
-        </w:rPr>
-        <w:t>यीशु का मनुष्य बनने का इनकार करना झूठी शिक्षा है (4:1–6)</w:t>
-      </w:r>
-    </w:p>
-    <w:p>
-      <w:pPr>
-        <w:pStyle w:val="ListNumber"/>
-        <w:spacing w:line="240" w:lineRule="auto"/>
-        <w:ind w:left="720"/>
-      </w:pPr>
-      <w:r>
-        <w:rPr>
-          <w:lang w:val="hi_IN" w:bidi="hi_IN"/>
-        </w:rPr>
-      </w:r>
-      <w:r>
-        <w:rPr>
-          <w:lang w:val="hi_IN" w:bidi="hi_IN"/>
-        </w:rPr>
-        <w:t>सच्चे विश्वासियों को एक-दूसरे से वैसे ही प्रेम करना चाहिए जैसे परमेश्वर ने उनसे प्रेम किया है (4:7–21)</w:t>
-      </w:r>
-    </w:p>
-    <w:p>
-      <w:pPr>
-        <w:pStyle w:val="Heading3"/>
-      </w:pPr>
-      <w:r>
-        <w:rPr>
-          <w:lang w:val="hi_IN" w:bidi="hi_IN"/>
-        </w:rPr>
-        <w:t>इस अध्याय की विशेष अवधारणाएँ</w:t>
-      </w:r>
-    </w:p>
-    <w:p>
-      <w:pPr>
-        <w:pStyle w:val="Heading4"/>
-      </w:pPr>
-      <w:r>
-        <w:rPr>
-          <w:lang w:val="hi_IN" w:bidi="hi_IN"/>
-        </w:rPr>
-        <w:t>“पवित्र आत्मा” और “आत्मा”</w:t>
-      </w:r>
-    </w:p>
-    <w:p>
-      <w:pPr/>
-      <w:r>
-        <w:rPr>
-          <w:lang w:val="hi_IN" w:bidi="hi_IN"/>
-        </w:rPr>
-      </w:r>
-      <w:r>
-        <w:rPr>
-          <w:lang w:val="hi_IN" w:bidi="hi_IN"/>
-        </w:rPr>
-        <w:t>यूहन्ना इस अध्याय में "आत्मा" शब्द का विभिन्न तरीकों से उपयोग करते हैं। कभी-कभी "आत्मा" शब्द स्पष्ट रूप से एक अलौकिक प्राणी को संदर्भित करता है। कभी-कभी "आत्मा" शब्द मनुष्य की आत्मा, किसी चीज़ के चरित्र, या एक अलौकिक प्राणी को संदर्भित कर सकता है। इसलिए, "मसीह के विरोधी की आत्मा," "सत्य की आत्मा," और "</w:t>
-      </w:r>
-      <w:r>
-        <w:rPr>
-          <w:lang w:val="hi_IN" w:bidi="hi_IN"/>
-        </w:rPr>
-        <w:t>भ्रम की आत्मा</w:t>
-      </w:r>
-      <w:r>
-        <w:rPr>
-          <w:lang w:val="hi_IN" w:bidi="hi_IN"/>
-        </w:rPr>
-        <w:t>" जैसी अभिव्यक्तियाँ उन मनुष्यों की आत्मा को संदर्भित कर सकती हैं जो उन चीजों को बढ़ावा देते हैं, उन दृष्टिकोणों और सोच को जो उन चीजों के विशिष्ट हैं, या उन आत्मिक प्राणियों को संदर्भित कर सकती हैं जो उन चीजों को प्रेरित करते हैं। जब शब्द को बड़े अक्षर के साथ लिखा जाता है, जैसे "परमेश्वर की आत्मा" और "उनकी आत्मा" में, तो यह पवित्र आत्मा को संदर्भित करता है।</w:t>
-      </w:r>
-    </w:p>
-    <w:p>
-      <w:pPr>
-        <w:pStyle w:val="Heading3"/>
-      </w:pPr>
-      <w:r>
-        <w:rPr>
-          <w:lang w:val="hi_IN" w:bidi="hi_IN"/>
-        </w:rPr>
-        <w:t>इस अध्याय में अन्य संभावित अनुवाद कठिनाइयाँ</w:t>
-      </w:r>
-    </w:p>
-    <w:p>
-      <w:pPr>
-        <w:pStyle w:val="Heading4"/>
-      </w:pPr>
-      <w:r>
-        <w:rPr>
-          <w:lang w:val="hi_IN" w:bidi="hi_IN"/>
-        </w:rPr>
-        <w:t>परमेश्वर से प्रेम करना</w:t>
-      </w:r>
-    </w:p>
-    <w:p>
-      <w:pPr/>
-      <w:r>
-        <w:rPr>
-          <w:lang w:val="hi_IN" w:bidi="hi_IN"/>
-        </w:rPr>
-      </w:r>
-      <w:r>
-        <w:rPr>
-          <w:lang w:val="hi_IN" w:bidi="hi_IN"/>
-        </w:rPr>
-        <w:t>यदि लोग परमेश्वर से प्रेम करते हैं, तो उन्हें इसे अपने जीवन के तरीके और जिस तरह से वे अन्य लोगों के साथ व्यवहार करते हैं, उसमें दिखाना चाहिए। ऐसा करने से हमें यह आश्वासन मिल सकता है कि परमेश्वर ने हमें बचाया है और हम उनके हैं। लेकिन दूसरों से प्रेम करना हमें बचाता नहीं है। सुनिश्चित करें कि यह आपके अनुवाद में स्पष्ट है। यूहन्ना 4:7 में कहा गया है कि "</w:t>
-      </w:r>
-      <w:r>
-        <w:rPr>
-          <w:lang w:val="hi_IN" w:bidi="hi_IN"/>
-        </w:rPr>
-        <w:t>जो कोई प्रेम करता है, वह परमेश्वर से जन्मा है और परमेश्वर को जानता है।</w:t>
-      </w:r>
-      <w:r>
-        <w:rPr>
-          <w:lang w:val="hi_IN" w:bidi="hi_IN"/>
-        </w:rPr>
-        <w:t xml:space="preserve">" जैसा कि टिप्पणियों में समझाया गया है, इसका अर्थ है कि परमेश्वर हर उस व्यक्ति के आत्मिक पिता हैं जो प्रेम करता है, और जो कोई प्रेम करता है वह परमेश्वर के साथ एक घनिष्ठ सम्बंध में है। लेकिन परमेश्वर का यह प्रेम इस बात का संकेत है कि वे परमेश्वर के हैं, केवल इसलिए क्योंकि यीशु ने उनके लिए क्रूस पर जो किया, जैसा कि यूहन्ना 4:10 में कहते हैं। वे यीशु के कार्यों के कारण बचाए गए, न कि इसलिए कि उन्होंने स्वयं दूसरों से प्रेम किया। (देखें: </w:t>
-      </w:r>
-      <w:r>
-        <w:rPr>
-          <w:lang w:val="hi_IN" w:bidi="hi_IN"/>
-        </w:rPr>
-        <w:t>बचाना</w:t>
-      </w:r>
-      <w:r>
-        <w:rPr>
-          <w:lang w:val="hi_IN" w:bidi="hi_IN"/>
-        </w:rPr>
-        <w:t>)</w:t>
-      </w:r>
-    </w:p>
-    <w:p>
-      <w:pPr>
-        <w:pStyle w:val="Heading3"/>
-      </w:pPr>
-      <w:r>
-        <w:rPr>
-          <w:lang w:val="hi_IN" w:bidi="hi_IN"/>
-        </w:rPr>
-        <w:t>इस अध्याय में महत्वपूर्ण पाठ्य सम्बंधी मुद्दे</w:t>
-      </w:r>
-    </w:p>
-    <w:p>
-      <w:pPr/>
-      <w:r>
-        <w:rPr>
-          <w:lang w:val="hi_IN" w:bidi="hi_IN"/>
-        </w:rPr>
-      </w:r>
-      <w:hyperlink r:id="rId67">
-        <w:r>
-          <w:rPr>
-            <w:lang w:val="hi_IN" w:bidi="hi_IN"/>
-          </w:rPr>
-          <w:rPr>
-            <w:color w:val="0000EE"/>
-            <w:u w:val="single"/>
-          </w:rPr>
-          <w:t>4:3</w:t>
-        </w:r>
-      </w:hyperlink>
-      <w:r>
-        <w:rPr>
-          <w:lang w:val="hi_IN" w:bidi="hi_IN"/>
-        </w:rPr>
-        <w:t xml:space="preserve"> में, सबसे सटीक प्राचीन हस्तलिपियाँ कहती हैं "यीशु को मानना।" यही वह पठन है जिसका आई.आर.वी. अनुसरण करता है। कुछ अन्य प्राचीन हस्तलिपियाँ कहती हैं "देहधारी हुए यीशु मसीह को स्वीकार करें।" (इनमें से कुछ हस्तलिपियों में “यीशु मसीह” के स्थान पर “यीशु” या “प्रभु यीशु” लिखा है।) यदि आपके क्षेत्र में बाइबल का अनुवाद पहले से मौजूद है, तो उस संस्करण में जो भी पठन पाया जाता है, उसका उपयोग करने पर विचार करें। यदि अनुवाद पहले से मौजूद नहीं है, तो हम अनुशंसा करते हैं कि आप आई.आर.वी. में दिए गए पठन का अनुसरण करें। (देखें: </w:t>
-      </w:r>
-      <w:r>
-        <w:rPr>
-          <w:lang w:val="hi_IN" w:bidi="hi_IN"/>
-        </w:rPr>
-        <w:t>पाठ्य भिन्नताएँ</w:t>
-      </w:r>
-      <w:r>
-        <w:rPr>
-          <w:lang w:val="hi_IN" w:bidi="hi_IN"/>
-        </w:rPr>
-        <w:t>)</w:t>
-      </w:r>
-      <w:r>
-        <w:rPr>
-          <w:lang w:val="hi_IN" w:bidi="hi_IN"/>
-        </w:rPr>
-      </w:r>
-      <w:r>
-        <w:rPr>
-          <w:lang w:val="hi_IN" w:bidi="hi_IN"/>
-        </w:rPr>
-      </w:r>
-    </w:p>
-    <w:p>
-      <w:pPr/>
-      <w:r>
-        <w:rPr>
-          <w:lang w:val="hi_IN" w:bidi="hi_IN"/>
-        </w:rPr>
-      </w:r>
-    </w:p>
-    <w:p>
-      <w:pPr>
-        <w:pStyle w:val="Heading2"/>
-      </w:pPr>
-      <w:r>
-        <w:rPr>
-          <w:lang w:val="hi_IN" w:bidi="hi_IN"/>
-        </w:rPr>
-        <w:t>1 यूहन्ना - अध्याय 5 परिचय</w:t>
-      </w:r>
-      <w:r>
-        <w:rPr>
-          <w:lang w:val="hi_IN" w:bidi="hi_IN"/>
-        </w:rPr>
-      </w:r>
-    </w:p>
-    <w:p>
-      <w:pPr>
-        <w:pStyle w:val="Heading3"/>
-      </w:pPr>
-      <w:r>
-        <w:rPr>
-          <w:lang w:val="hi_IN" w:bidi="hi_IN"/>
-        </w:rPr>
-        <w:t xml:space="preserve">संरचना और रुपरेखा </w:t>
-      </w:r>
-    </w:p>
-    <w:p>
-      <w:pPr>
-        <w:pStyle w:val="ListNumber"/>
-        <w:numPr>
-          <w:ilvl w:val="0"/>
-          <w:numId w:val="20"/>
-        </w:numPr>
-        <w:spacing w:line="240" w:lineRule="auto"/>
-        <w:ind w:left="720"/>
-      </w:pPr>
-      <w:r>
-        <w:rPr>
-          <w:lang w:val="hi_IN" w:bidi="hi_IN"/>
-        </w:rPr>
-      </w:r>
-      <w:r>
-        <w:rPr>
-          <w:lang w:val="hi_IN" w:bidi="hi_IN"/>
-        </w:rPr>
-        <w:t>यह झूठी शिक्षा है कि यीशु परमेश्वर के पुत्र नहीं हैं (5:1–12)</w:t>
-      </w:r>
-    </w:p>
-    <w:p>
-      <w:pPr>
-        <w:pStyle w:val="ListNumber"/>
-        <w:spacing w:line="240" w:lineRule="auto"/>
-        <w:ind w:left="720"/>
-      </w:pPr>
-      <w:r>
-        <w:rPr>
-          <w:lang w:val="hi_IN" w:bidi="hi_IN"/>
-        </w:rPr>
-      </w:r>
-      <w:r>
-        <w:rPr>
-          <w:lang w:val="hi_IN" w:bidi="hi_IN"/>
-        </w:rPr>
-        <w:t>पत्र का समापन (5:13–21)</w:t>
-      </w:r>
-    </w:p>
-    <w:p>
-      <w:pPr>
-        <w:pStyle w:val="Heading3"/>
-      </w:pPr>
-      <w:r>
-        <w:rPr>
-          <w:lang w:val="hi_IN" w:bidi="hi_IN"/>
-        </w:rPr>
-        <w:t xml:space="preserve">इस अध्याय में संभावित अनुवाद के कठिनाइयों </w:t>
-      </w:r>
-    </w:p>
-    <w:p>
-      <w:pPr>
-        <w:pStyle w:val="Heading4"/>
-      </w:pPr>
-      <w:r>
-        <w:rPr>
-          <w:lang w:val="hi_IN" w:bidi="hi_IN"/>
-        </w:rPr>
-        <w:t>“मृत्यु की ओर ले जाने वाला पाप”</w:t>
-      </w:r>
-    </w:p>
-    <w:p>
-      <w:pPr/>
-      <w:r>
-        <w:rPr>
-          <w:lang w:val="hi_IN" w:bidi="hi_IN"/>
-        </w:rPr>
-      </w:r>
-      <w:r>
-        <w:rPr>
-          <w:lang w:val="hi_IN" w:bidi="hi_IN"/>
-        </w:rPr>
-        <w:t xml:space="preserve">इस संदर्भ में, इस वाक्यांश में "मृत्यु" शब्द का अर्थ आत्मिक मृत्यु से है, जो परमेश्वर से हमेशा के लिए अलग हो जाना है। लेकिन यह पूरी तरह से स्पष्ट नहीं है कि यूहन्ना किस पाप की बात कर रहे हैं। इसकी संभावना कम ही है कि यूहन्ना किसी एक खास पाप का उल्लेख कर रहे हैं, बल्कि वे किसी खास तरह के पाप की बात कर रहे हैं। इस पत्र के संदर्भ को देखते हुए, वे शायद उस तरह के पाप का उल्लेख कर रहे हैं जो झूठे शिक्षक कर रहे थे—यह मानने से इनकार करना कि यीशु परमेश्वर के पुत्र थे और वे शरीर धारण करके आए थे, और उनके क्षमादान को ठुकराना। </w:t>
-      </w:r>
-      <w:hyperlink r:id="rId93">
-        <w:r>
-          <w:rPr>
-            <w:lang w:val="hi_IN" w:bidi="hi_IN"/>
-          </w:rPr>
-          <w:rPr>
-            <w:color w:val="0000EE"/>
-            <w:u w:val="single"/>
-          </w:rPr>
-          <w:t>5:16</w:t>
-        </w:r>
-      </w:hyperlink>
-      <w:r>
-        <w:rPr>
-          <w:lang w:val="hi_IN" w:bidi="hi_IN"/>
-        </w:rPr>
-        <w:t xml:space="preserve"> के टिप्पणियों में इस पर आगे की चर्चा देखें।</w:t>
-      </w:r>
-    </w:p>
-    <w:p>
-      <w:pPr>
-        <w:pStyle w:val="Heading4"/>
-      </w:pPr>
-      <w:r>
-        <w:rPr>
-          <w:lang w:val="hi_IN" w:bidi="hi_IN"/>
-        </w:rPr>
-        <w:t>“संपूर्ण संसार दुष्ट व्यक्ति की शक्ति के अधीन है”</w:t>
-      </w:r>
-    </w:p>
-    <w:p>
-      <w:pPr/>
-      <w:r>
-        <w:rPr>
-          <w:lang w:val="hi_IN" w:bidi="hi_IN"/>
-        </w:rPr>
-      </w:r>
-      <w:r>
-        <w:rPr>
-          <w:lang w:val="hi_IN" w:bidi="hi_IN"/>
-        </w:rPr>
-        <w:t xml:space="preserve">वाक्यांश "दुष्ट" शैतान को संदर्भित करता है। परमेश्वर ने उसे संसार पर शासन करने की अनुमति दी है, लेकिन अंततः, परमेश्वर सब कुछ पर नियंत्रण रखते हैं। परमेश्वर अपनी सन्तानो को दुष्ट से सुरक्षित रखते हैं। (देखें: </w:t>
-      </w:r>
-      <w:r>
-        <w:rPr>
-          <w:lang w:val="hi_IN" w:bidi="hi_IN"/>
-        </w:rPr>
-        <w:t>शैतान</w:t>
-      </w:r>
-      <w:r>
-        <w:rPr>
-          <w:lang w:val="hi_IN" w:bidi="hi_IN"/>
-        </w:rPr>
-        <w:t>)</w:t>
-      </w:r>
-    </w:p>
-    <w:p>
-      <w:pPr>
-        <w:pStyle w:val="Heading3"/>
-      </w:pPr>
-      <w:r>
-        <w:rPr>
-          <w:lang w:val="hi_IN" w:bidi="hi_IN"/>
-        </w:rPr>
-        <w:t>इस अध्याय में महत्वपूर्ण पाठ्य मुद्दे</w:t>
-      </w:r>
-    </w:p>
-    <w:p>
-      <w:pPr/>
-      <w:r>
-        <w:rPr>
-          <w:lang w:val="hi_IN" w:bidi="hi_IN"/>
-        </w:rPr>
-      </w:r>
-      <w:hyperlink r:id="rId94">
-        <w:r>
-          <w:rPr>
-            <w:lang w:val="hi_IN" w:bidi="hi_IN"/>
-          </w:rPr>
-          <w:rPr>
-            <w:color w:val="0000EE"/>
-            <w:u w:val="single"/>
-          </w:rPr>
-          <w:t>5:7–8</w:t>
-        </w:r>
-      </w:hyperlink>
-      <w:r>
-        <w:rPr>
-          <w:lang w:val="hi_IN" w:bidi="hi_IN"/>
-        </w:rPr>
-        <w:t xml:space="preserve"> में, सभी प्राचीन हस्तलिपियाँ कहती हैं: "</w:t>
-      </w:r>
-      <w:r>
-        <w:rPr>
-          <w:lang w:val="hi_IN" w:bidi="hi_IN"/>
-        </w:rPr>
-        <w:t>और गवाही देनेवाले तीन हैं; आत्मा, पानी, और लहू; और तीनों एक ही बात पर सहमत हैं।</w:t>
-      </w:r>
-      <w:r>
-        <w:rPr>
-          <w:lang w:val="hi_IN" w:bidi="hi_IN"/>
-        </w:rPr>
-        <w:t xml:space="preserve">" यही वह पठन है जिसका यू. एल. टी. अनुसरण करता है। कुछ बहुत बाद की हस्तलिपियाँ कहती हैं: "क्योंकि स्वर्ग में जो गवाही देते हैं वे तिन है: पिता, वचन, और पवित्र आत्मा, और ये तीन एक हैं; और तीन पृथ्वी पर गवाही देते हैं: आत्मा और पानी और लहू, और ये तीन एक हैं।" इस मामले में, अनुवादकों को सलाह दी जाती है कि वे इसे यू. एल. टी. पठन के अनुसार अनुवाद करें, क्योंकि व्यापक सहमति है कि यह सही पठन का अनुसरण करता है। हालांकि, यदि आपके क्षेत्र में बाइबल के पुराने संस्करण हैं जिनमें लंबा पठन है, तो आप इसे शामिल कर सकते हैं, लेकिन आपको इसे वर्ग कोष्ठक [ ] के अंदर रखना चाहिए और एक पाद टिप्पणी में संकेत देना चाहिए कि यह सबसे अधिक संभावना है कि 1 यूहन्ना के मूल संस्करण में यह नहीं था। (देखें: </w:t>
-      </w:r>
-      <w:r>
-        <w:rPr>
-          <w:lang w:val="hi_IN" w:bidi="hi_IN"/>
-        </w:rPr>
-        <w:t>पाठ्य भिन्नताएं</w:t>
-      </w:r>
-      <w:r>
-        <w:rPr>
-          <w:lang w:val="hi_IN" w:bidi="hi_IN"/>
-        </w:rPr>
-        <w:t>)</w:t>
-      </w:r>
-    </w:p>
-    <w:p>
-      <w:pPr/>
-      <w:r>
-        <w:rPr>
-          <w:lang w:val="hi_IN" w:bidi="hi_IN"/>
-        </w:rPr>
-      </w:r>
-      <w:hyperlink r:id="rId87">
-        <w:r>
-          <w:rPr>
-            <w:lang w:val="hi_IN" w:bidi="hi_IN"/>
-          </w:rPr>
-          <w:rPr>
-            <w:color w:val="0000EE"/>
-            <w:u w:val="single"/>
-          </w:rPr>
-          <w:t>5:18</w:t>
-        </w:r>
-      </w:hyperlink>
-      <w:r>
-        <w:rPr>
-          <w:lang w:val="hi_IN" w:bidi="hi_IN"/>
-        </w:rPr>
-        <w:t xml:space="preserve"> में, प्राचीन हस्तलिपियों के बहुमत कहते हैं: "</w:t>
-      </w:r>
-      <w:r>
-        <w:rPr>
-          <w:lang w:val="hi_IN" w:bidi="hi_IN"/>
-        </w:rPr>
-        <w:t>पर जो परमेश्वर से उत्पन्न हुआ, उसे वह बचाए रखता है।</w:t>
-      </w:r>
-      <w:r>
-        <w:rPr>
-          <w:lang w:val="hi_IN" w:bidi="hi_IN"/>
-        </w:rPr>
-        <w:t>" इसका अर्थ यह है कि विश्वासी, जिसके बारे में यूहन्ना ने अभी कहा है कि वह आत्मिक अर्थ में “परमेश्वर से उत्पन्न हुआ है”, स्वयं को पाप से दूर रखता है। लेकिन कई प्राचीन हस्तलिपियाँ कहती हैं: "परमेश्वर से उत्पन्न हुआ व्यक्ति उसे बचाए रखता है।" इसका अर्थ है कि यीशु, जो परमेश्वर के वास्तविक, एकमात्र उत्पन्न पुत्र हैं, विश्वासी को पाप से सुरक्षित रखते हैं। यू. एल. टी. प्राचीन हस्तलिपियों के बहुमत पठन का अनुसरण करता है, लेकिन अधिकांश अंग्रेजी अनुवाद दूसरे पठन का अनुसरण करते हैं। यह शायद इसलिए है क्योंकि "उसे" के साथ जो पठन है वह एक अधिक अर्थपूर्ण धर्मशास्त्रीय बयान लगता है। विद्वान इस विचार पर विभाजित हैं, इसलिए कोई भी विकल्प स्वीकार्य है। आप अपने क्षेत्र में सम्मानित अनुवादों के पठन का अनुसरण कर सकते हैं।</w:t>
       </w:r>
       <w:r>
         <w:rPr>

--- a/hin/docx/62.content.docx
+++ b/hin/docx/62.content.docx
@@ -1634,21 +1634,6 @@
           <w:b/>
           <w:lang w:val="hi_IN" w:bidi="hi_IN"/>
         </w:rPr>
-        <w:t>ὃ ἦν ἀπ’ ἀρχῆς, ὃ ἀκηκόαμεν, ὃ ἑωράκαμεν τοῖς ὀφθαλμοῖς ἡμῶν, ὃ ἐθεασάμεθα, καὶ αἱ χεῖρες ἡμῶν ἐψηλάφησαν, περὶ τοῦ λόγου τῆς ζωῆς</w:t>
-      </w:r>
-    </w:p>
-    <w:p>
-      <w:pPr/>
-      <w:r>
-        <w:rPr>
-          <w:lang w:val="hi_IN" w:bidi="hi_IN"/>
-        </w:rPr>
-      </w:r>
-      <w:r>
-        <w:rPr>
-          <w:b/>
-          <w:lang w:val="hi_IN" w:bidi="hi_IN"/>
-        </w:rPr>
         <w:t>"जो आदि से था जिसे हमने सुना और हाथों अपनी हमने आँखों से देखा वरन् ध्यान से देखा और हाथों से छुआ"</w:t>
       </w:r>
     </w:p>
@@ -1861,21 +1846,6 @@
           <w:b/>
           <w:lang w:val="hi_IN" w:bidi="hi_IN"/>
         </w:rPr>
-        <w:t>ἀκηκόαμεν &amp; ἑωράκαμεν &amp; ἡμῶν &amp; ἐθεασάμεθα &amp; ἡμῶν</w:t>
-      </w:r>
-    </w:p>
-    <w:p>
-      <w:pPr/>
-      <w:r>
-        <w:rPr>
-          <w:lang w:val="hi_IN" w:bidi="hi_IN"/>
-        </w:rPr>
-      </w:r>
-      <w:r>
-        <w:rPr>
-          <w:b/>
-          <w:lang w:val="hi_IN" w:bidi="hi_IN"/>
-        </w:rPr>
         <w:t>"हमने सुना"</w:t>
       </w:r>
       <w:r>
@@ -2128,21 +2098,6 @@
           <w:b/>
           <w:lang w:val="hi_IN" w:bidi="hi_IN"/>
         </w:rPr>
-        <w:t>ὃ ἑωράκαμεν τοῖς ὀφθαλμοῖς ἡμῶν, ὃ ἐθεασάμεθα</w:t>
-      </w:r>
-    </w:p>
-    <w:p>
-      <w:pPr/>
-      <w:r>
-        <w:rPr>
-          <w:lang w:val="hi_IN" w:bidi="hi_IN"/>
-        </w:rPr>
-      </w:r>
-      <w:r>
-        <w:rPr>
-          <w:b/>
-          <w:lang w:val="hi_IN" w:bidi="hi_IN"/>
-        </w:rPr>
         <w:t>""</w:t>
       </w:r>
     </w:p>
@@ -2449,21 +2404,6 @@
           <w:b/>
           <w:lang w:val="hi_IN" w:bidi="hi_IN"/>
         </w:rPr>
-        <w:t>ἑωράκαμεν τοῖς ὀφθαλμοῖς ἡμῶν &amp; αἱ χεῖρες ἡμῶν ἐψηλάφησαν</w:t>
-      </w:r>
-    </w:p>
-    <w:p>
-      <w:pPr/>
-      <w:r>
-        <w:rPr>
-          <w:lang w:val="hi_IN" w:bidi="hi_IN"/>
-        </w:rPr>
-      </w:r>
-      <w:r>
-        <w:rPr>
-          <w:b/>
-          <w:lang w:val="hi_IN" w:bidi="hi_IN"/>
-        </w:rPr>
         <w:t>"हाथों अपनी हमने आँखों से देखा"</w:t>
       </w:r>
       <w:r>
@@ -3316,21 +3256,6 @@
           <w:b/>
           <w:lang w:val="hi_IN" w:bidi="hi_IN"/>
         </w:rPr>
-        <w:t>ἑωράκαμεν &amp; μαρτυροῦμεν &amp; ἀπαγγέλλομεν &amp; ἡμῖν</w:t>
-      </w:r>
-    </w:p>
-    <w:p>
-      <w:pPr/>
-      <w:r>
-        <w:rPr>
-          <w:lang w:val="hi_IN" w:bidi="hi_IN"/>
-        </w:rPr>
-      </w:r>
-      <w:r>
-        <w:rPr>
-          <w:b/>
-          <w:lang w:val="hi_IN" w:bidi="hi_IN"/>
-        </w:rPr>
         <w:t>"देखा हमने उसे देखा"</w:t>
       </w:r>
       <w:r>
@@ -3576,21 +3501,6 @@
         <w:rPr>
           <w:lang w:val="hi_IN" w:bidi="hi_IN"/>
         </w:rPr>
-      </w:r>
-    </w:p>
-    <w:p>
-      <w:pPr/>
-      <w:r>
-        <w:rPr>
-          <w:lang w:val="hi_IN" w:bidi="hi_IN"/>
-        </w:rPr>
-      </w:r>
-      <w:r>
-        <w:rPr>
-          <w:b/>
-          <w:lang w:val="hi_IN" w:bidi="hi_IN"/>
-        </w:rPr>
-        <w:t>ἑωράκαμεν, καὶ μαρτυροῦμεν</w:t>
       </w:r>
     </w:p>
     <w:p>
@@ -3674,21 +3584,6 @@
           <w:lang w:val="hi_IN" w:bidi="hi_IN"/>
         </w:rPr>
       </w:r>
-      <w:r>
-        <w:rPr>
-          <w:b/>
-          <w:lang w:val="hi_IN" w:bidi="hi_IN"/>
-        </w:rPr>
-        <w:t>μαρτυροῦμεν, καὶ ἀπαγγέλλομεν ὑμῖν</w:t>
-      </w:r>
-    </w:p>
-    <w:p>
-      <w:pPr/>
-      <w:r>
-        <w:rPr>
-          <w:lang w:val="hi_IN" w:bidi="hi_IN"/>
-        </w:rPr>
-      </w:r>
     </w:p>
     <w:p>
       <w:pPr/>
@@ -4023,21 +3918,6 @@
           <w:b/>
           <w:lang w:val="hi_IN" w:bidi="hi_IN"/>
         </w:rPr>
-        <w:t>ὃ ἑωράκαμεν, καὶ ἀκηκόαμεν, ἀπαγγέλλομεν καὶ ὑμῖν, ἵνα καὶ ὑμεῖς κοινωνίαν ἔχητε μεθ’ ἡμῶν</w:t>
-      </w:r>
-    </w:p>
-    <w:p>
-      <w:pPr/>
-      <w:r>
-        <w:rPr>
-          <w:lang w:val="hi_IN" w:bidi="hi_IN"/>
-        </w:rPr>
-      </w:r>
-      <w:r>
-        <w:rPr>
-          <w:b/>
-          <w:lang w:val="hi_IN" w:bidi="hi_IN"/>
-        </w:rPr>
         <w:t>"कुछ हमने देखा और इसलिए साथ सुना है उसका समाचार तुम्हें तुम हमारे साथ सहभागिता"</w:t>
       </w:r>
       <w:r>
@@ -4283,21 +4163,6 @@
           <w:b/>
           <w:lang w:val="hi_IN" w:bidi="hi_IN"/>
         </w:rPr>
-        <w:t>ἑωράκαμεν, καὶ ἀκηκόαμεν, ἀπαγγέλλομεν &amp; ἡμῶν</w:t>
-      </w:r>
-    </w:p>
-    <w:p>
-      <w:pPr/>
-      <w:r>
-        <w:rPr>
-          <w:lang w:val="hi_IN" w:bidi="hi_IN"/>
-        </w:rPr>
-      </w:r>
-      <w:r>
-        <w:rPr>
-          <w:b/>
-          <w:lang w:val="hi_IN" w:bidi="hi_IN"/>
-        </w:rPr>
         <w:t>"कुछ हमने देखा और इसलिए साथ सुना है"</w:t>
       </w:r>
       <w:r>
@@ -4428,21 +4293,6 @@
           <w:lang w:val="hi_IN" w:bidi="hi_IN"/>
         </w:rPr>
       </w:r>
-      <w:r>
-        <w:rPr>
-          <w:b/>
-          <w:lang w:val="hi_IN" w:bidi="hi_IN"/>
-        </w:rPr>
-        <w:t>καὶ ὑμεῖς κοινωνίαν ἔχητε μεθ’ ἡμῶν &amp; ἡ κοινωνία &amp; ἡ ἡμετέρα μετὰ τοῦ Πατρὸς, καὶ μετὰ τοῦ Υἱοῦ αὐτοῦ</w:t>
-      </w:r>
-    </w:p>
-    <w:p>
-      <w:pPr/>
-      <w:r>
-        <w:rPr>
-          <w:lang w:val="hi_IN" w:bidi="hi_IN"/>
-        </w:rPr>
-      </w:r>
     </w:p>
     <w:p>
       <w:pPr/>
@@ -4587,21 +4437,6 @@
         <w:rPr>
           <w:lang w:val="hi_IN" w:bidi="hi_IN"/>
         </w:rPr>
-      </w:r>
-    </w:p>
-    <w:p>
-      <w:pPr/>
-      <w:r>
-        <w:rPr>
-          <w:lang w:val="hi_IN" w:bidi="hi_IN"/>
-        </w:rPr>
-      </w:r>
-      <w:r>
-        <w:rPr>
-          <w:b/>
-          <w:lang w:val="hi_IN" w:bidi="hi_IN"/>
-        </w:rPr>
-        <w:t>τοῦ Πατρὸς &amp; τοῦ Υἱοῦ αὐτοῦ</w:t>
       </w:r>
     </w:p>
     <w:p>
@@ -5175,6 +5010,158 @@
           <w:lang w:val="hi_IN" w:bidi="hi_IN"/>
         </w:rPr>
       </w:r>
+    </w:p>
+    <w:p>
+      <w:pPr/>
+      <w:r>
+        <w:rPr>
+          <w:lang w:val="hi_IN" w:bidi="hi_IN"/>
+        </w:rPr>
+      </w:r>
+      <w:r>
+        <w:rPr>
+          <w:lang w:val="hi_IN" w:bidi="hi_IN"/>
+        </w:rPr>
+        <w:t xml:space="preserve">यदि आपकी भाषा में स्पष्ट हो सके तो आप इस भाववाचक संज्ञा शब्द, </w:t>
+      </w:r>
+      <w:r>
+        <w:rPr>
+          <w:b/>
+          <w:lang w:val="hi_IN" w:bidi="hi_IN"/>
+        </w:rPr>
+        <w:t>आनंद</w:t>
+      </w:r>
+      <w:r>
+        <w:rPr>
+          <w:lang w:val="hi_IN" w:bidi="hi_IN"/>
+        </w:rPr>
+        <w:t xml:space="preserve"> में निहित विचार को ""हर्षित"" जैसे विशेषण शब्द के द्वारा अनुवाद कर सकते हैं| वैकल्पिक अनुवाद: ""कि हम पूर्णतः हर्षित हो जाएं""\n</w:t>
+      </w:r>
+      <w:r>
+        <w:rPr>
+          <w:lang w:val="hi_IN" w:bidi="hi_IN"/>
+        </w:rPr>
+      </w:r>
+      <w:r>
+        <w:rPr>
+          <w:lang w:val="hi_IN" w:bidi="hi_IN"/>
+        </w:rPr>
+      </w:r>
+    </w:p>
+    <w:p>
+      <w:pPr/>
+      <w:r>
+        <w:rPr>
+          <w:lang w:val="hi_IN" w:bidi="hi_IN"/>
+        </w:rPr>
+      </w:r>
+    </w:p>
+    <w:p>
+      <w:pPr>
+        <w:pStyle w:val="Heading2"/>
+      </w:pPr>
+      <w:r>
+        <w:rPr>
+          <w:lang w:val="hi_IN" w:bidi="hi_IN"/>
+        </w:rPr>
+        <w:t>1 यूहन्ना 1:4 (#5)</w:t>
+      </w:r>
+      <w:r>
+        <w:rPr>
+          <w:lang w:val="hi_IN" w:bidi="hi_IN"/>
+        </w:rPr>
+      </w:r>
+    </w:p>
+    <w:p>
+      <w:pPr/>
+      <w:r>
+        <w:rPr>
+          <w:lang w:val="hi_IN" w:bidi="hi_IN"/>
+        </w:rPr>
+      </w:r>
+      <w:r>
+        <w:rPr>
+          <w:b/>
+          <w:lang w:val="hi_IN" w:bidi="hi_IN"/>
+        </w:rPr>
+        <w:t>"कि तुम्हारा आनन्द पूरा हो जाए"</w:t>
+      </w:r>
+    </w:p>
+    <w:p>
+      <w:pPr/>
+      <w:r>
+        <w:rPr>
+          <w:lang w:val="hi_IN" w:bidi="hi_IN"/>
+        </w:rPr>
+      </w:r>
+      <w:r>
+        <w:rPr>
+          <w:lang w:val="hi_IN" w:bidi="hi_IN"/>
+        </w:rPr>
+        <w:t>"यदि आपकी भाषा में स्पष्ट हो सके तो आप इसका अनुवाद कर्तृवाच्य में कर सकते हैं| वैकल्पिक अनुवाद: ""जिससे कि हम पूर्ण आनंद को प्राप्त कर पाएं"" \n</w:t>
+      </w:r>
+    </w:p>
+    <w:p>
+      <w:pPr/>
+      <w:r>
+        <w:rPr>
+          <w:lang w:val="hi_IN" w:bidi="hi_IN"/>
+        </w:rPr>
+      </w:r>
+      <w:r>
+        <w:rPr>
+          <w:lang w:val="hi_IN" w:bidi="hi_IN"/>
+        </w:rPr>
+        <w:t xml:space="preserve">देखें: </w:t>
+      </w:r>
+      <w:r>
+        <w:rPr>
+          <w:lang w:val="hi_IN" w:bidi="hi_IN"/>
+        </w:rPr>
+        <w:t>सक्रिय या निष्क्रिय</w:t>
+      </w:r>
+      <w:r>
+        <w:rPr>
+          <w:lang w:val="hi_IN" w:bidi="hi_IN"/>
+        </w:rPr>
+      </w:r>
+      <w:r>
+        <w:rPr>
+          <w:lang w:val="hi_IN" w:bidi="hi_IN"/>
+        </w:rPr>
+      </w:r>
+    </w:p>
+    <w:p>
+      <w:pPr/>
+      <w:r>
+        <w:rPr>
+          <w:lang w:val="hi_IN" w:bidi="hi_IN"/>
+        </w:rPr>
+      </w:r>
+    </w:p>
+    <w:p>
+      <w:pPr>
+        <w:pStyle w:val="Heading2"/>
+      </w:pPr>
+      <w:r>
+        <w:rPr>
+          <w:lang w:val="hi_IN" w:bidi="hi_IN"/>
+        </w:rPr>
+        <w:t>1 यूहन्ना 1:4 (#6)</w:t>
+      </w:r>
+      <w:r>
+        <w:rPr>
+          <w:lang w:val="hi_IN" w:bidi="hi_IN"/>
+        </w:rPr>
+      </w:r>
+    </w:p>
+    <w:p>
+      <w:pPr/>
+      <w:r>
+        <w:rPr>
+          <w:lang w:val="hi_IN" w:bidi="hi_IN"/>
+        </w:rPr>
+      </w:r>
       <w:r>
         <w:rPr>
           <w:b/>
@@ -5190,32 +5177,46 @@
           <w:lang w:val="hi_IN" w:bidi="hi_IN"/>
         </w:rPr>
       </w:r>
-    </w:p>
-    <w:p>
-      <w:pPr/>
-      <w:r>
-        <w:rPr>
-          <w:lang w:val="hi_IN" w:bidi="hi_IN"/>
-        </w:rPr>
-      </w:r>
-      <w:r>
-        <w:rPr>
-          <w:lang w:val="hi_IN" w:bidi="hi_IN"/>
-        </w:rPr>
-        <w:t xml:space="preserve">यदि आपकी भाषा में स्पष्ट हो सके तो आप इस भाववाचक संज्ञा शब्द, </w:t>
-      </w:r>
-      <w:r>
-        <w:rPr>
-          <w:b/>
-          <w:lang w:val="hi_IN" w:bidi="hi_IN"/>
-        </w:rPr>
-        <w:t>आनंद</w:t>
-      </w:r>
-      <w:r>
-        <w:rPr>
-          <w:lang w:val="hi_IN" w:bidi="hi_IN"/>
-        </w:rPr>
-        <w:t xml:space="preserve"> में निहित विचार को ""हर्षित"" जैसे विशेषण शब्द के द्वारा अनुवाद कर सकते हैं| वैकल्पिक अनुवाद: ""कि हम पूर्णतः हर्षित हो जाएं""\n</w:t>
+      <w:r>
+        <w:rPr>
+          <w:b/>
+          <w:lang w:val="hi_IN" w:bidi="hi_IN"/>
+        </w:rPr>
+        <w:t>"कि तुम्हारा आनन्द पूरा हो जाए"</w:t>
+      </w:r>
+    </w:p>
+    <w:p>
+      <w:pPr/>
+      <w:r>
+        <w:rPr>
+          <w:lang w:val="hi_IN" w:bidi="hi_IN"/>
+        </w:rPr>
+      </w:r>
+      <w:r>
+        <w:rPr>
+          <w:lang w:val="hi_IN" w:bidi="hi_IN"/>
+        </w:rPr>
+        <w:t>"इसके निहितार्थ हैं कि यूहन्ना और उसके पाठक पूर्ण आनंद के भागी होंगे यदि उसके पाठक उस सत्य को अंतर्ग्रहण कर लें जिसके विषय वह लिख रहा है| यदि आपके पाठकों के लिए सहायक सिद्ध हो सके तो आप इसका सविस्तार वर्णन कर सकते हैं,जैसा UST में है|</w:t>
+      </w:r>
+    </w:p>
+    <w:p>
+      <w:pPr/>
+      <w:r>
+        <w:rPr>
+          <w:lang w:val="hi_IN" w:bidi="hi_IN"/>
+        </w:rPr>
+      </w:r>
+      <w:r>
+        <w:rPr>
+          <w:lang w:val="hi_IN" w:bidi="hi_IN"/>
+        </w:rPr>
+        <w:t xml:space="preserve">देखें: </w:t>
+      </w:r>
+      <w:r>
+        <w:rPr>
+          <w:lang w:val="hi_IN" w:bidi="hi_IN"/>
+        </w:rPr>
+        <w:t>अनुमानित ज्ञान और निहित जानकारी</w:t>
       </w:r>
       <w:r>
         <w:rPr>
@@ -5244,56 +5245,244 @@
         <w:rPr>
           <w:lang w:val="hi_IN" w:bidi="hi_IN"/>
         </w:rPr>
-        <w:t>1 यूहन्ना 1:4 (#5)</w:t>
-      </w:r>
-      <w:r>
-        <w:rPr>
-          <w:lang w:val="hi_IN" w:bidi="hi_IN"/>
-        </w:rPr>
-      </w:r>
-    </w:p>
-    <w:p>
-      <w:pPr/>
-      <w:r>
-        <w:rPr>
-          <w:lang w:val="hi_IN" w:bidi="hi_IN"/>
-        </w:rPr>
-      </w:r>
-      <w:r>
-        <w:rPr>
-          <w:b/>
-          <w:lang w:val="hi_IN" w:bidi="hi_IN"/>
-        </w:rPr>
-        <w:t>ἵνα ἡ χαρὰ ἡμῶν ᾖ πεπληρωμένη</w:t>
-      </w:r>
-    </w:p>
-    <w:p>
-      <w:pPr/>
-      <w:r>
-        <w:rPr>
-          <w:lang w:val="hi_IN" w:bidi="hi_IN"/>
-        </w:rPr>
-      </w:r>
-      <w:r>
-        <w:rPr>
-          <w:b/>
-          <w:lang w:val="hi_IN" w:bidi="hi_IN"/>
-        </w:rPr>
-        <w:t>"कि तुम्हारा आनन्द पूरा हो जाए"</w:t>
-      </w:r>
-    </w:p>
-    <w:p>
-      <w:pPr/>
-      <w:r>
-        <w:rPr>
-          <w:lang w:val="hi_IN" w:bidi="hi_IN"/>
-        </w:rPr>
-      </w:r>
-      <w:r>
-        <w:rPr>
-          <w:lang w:val="hi_IN" w:bidi="hi_IN"/>
-        </w:rPr>
-        <w:t>"यदि आपकी भाषा में स्पष्ट हो सके तो आप इसका अनुवाद कर्तृवाच्य में कर सकते हैं| वैकल्पिक अनुवाद: ""जिससे कि हम पूर्ण आनंद को प्राप्त कर पाएं"" \n</w:t>
+        <w:t>1 यूहन्ना 1:5 (#1)</w:t>
+      </w:r>
+      <w:r>
+        <w:rPr>
+          <w:lang w:val="hi_IN" w:bidi="hi_IN"/>
+        </w:rPr>
+      </w:r>
+    </w:p>
+    <w:p>
+      <w:pPr/>
+      <w:r>
+        <w:rPr>
+          <w:lang w:val="hi_IN" w:bidi="hi_IN"/>
+        </w:rPr>
+      </w:r>
+      <w:r>
+        <w:rPr>
+          <w:b/>
+          <w:lang w:val="hi_IN" w:bidi="hi_IN"/>
+        </w:rPr>
+        <w:t>""</w:t>
+      </w:r>
+    </w:p>
+    <w:p>
+      <w:pPr/>
+      <w:r>
+        <w:rPr>
+          <w:lang w:val="hi_IN" w:bidi="hi_IN"/>
+        </w:rPr>
+      </w:r>
+      <w:r>
+        <w:rPr>
+          <w:lang w:val="hi_IN" w:bidi="hi_IN"/>
+        </w:rPr>
+        <w:t>"यदि आप अनुभागो को शीर्षक दे रहे हैं, तो आप यहाँ पद 5 से पहले एक शीर्षक दे सकते हैं| सुझावित शीर्षक: ""पाप परमेश्वर के साथ सहभागिता में बाधक है""\n</w:t>
+      </w:r>
+    </w:p>
+    <w:p>
+      <w:pPr/>
+      <w:r>
+        <w:rPr>
+          <w:lang w:val="hi_IN" w:bidi="hi_IN"/>
+        </w:rPr>
+      </w:r>
+      <w:r>
+        <w:rPr>
+          <w:lang w:val="hi_IN" w:bidi="hi_IN"/>
+        </w:rPr>
+        <w:t>देखें:</w:t>
+      </w:r>
+      <w:r>
+        <w:rPr>
+          <w:lang w:val="hi_IN" w:bidi="hi_IN"/>
+        </w:rPr>
+      </w:r>
+      <w:r>
+        <w:rPr>
+          <w:lang w:val="hi_IN" w:bidi="hi_IN"/>
+        </w:rPr>
+      </w:r>
+    </w:p>
+    <w:p>
+      <w:pPr/>
+      <w:r>
+        <w:rPr>
+          <w:lang w:val="hi_IN" w:bidi="hi_IN"/>
+        </w:rPr>
+      </w:r>
+    </w:p>
+    <w:p>
+      <w:pPr>
+        <w:pStyle w:val="Heading2"/>
+      </w:pPr>
+      <w:r>
+        <w:rPr>
+          <w:lang w:val="hi_IN" w:bidi="hi_IN"/>
+        </w:rPr>
+        <w:t>1 यूहन्ना 1:5 (#1)</w:t>
+      </w:r>
+      <w:r>
+        <w:rPr>
+          <w:lang w:val="hi_IN" w:bidi="hi_IN"/>
+        </w:rPr>
+      </w:r>
+    </w:p>
+    <w:p>
+      <w:pPr/>
+      <w:r>
+        <w:rPr>
+          <w:lang w:val="hi_IN" w:bidi="hi_IN"/>
+        </w:rPr>
+      </w:r>
+      <w:r>
+        <w:rPr>
+          <w:b/>
+          <w:lang w:val="hi_IN" w:bidi="hi_IN"/>
+        </w:rPr>
+        <w:t>ἀκηκόαμεν</w:t>
+      </w:r>
+    </w:p>
+    <w:p>
+      <w:pPr/>
+      <w:r>
+        <w:rPr>
+          <w:lang w:val="hi_IN" w:bidi="hi_IN"/>
+        </w:rPr>
+      </w:r>
+    </w:p>
+    <w:p>
+      <w:pPr/>
+      <w:r>
+        <w:rPr>
+          <w:lang w:val="hi_IN" w:bidi="hi_IN"/>
+        </w:rPr>
+      </w:r>
+      <w:r>
+        <w:rPr>
+          <w:lang w:val="hi_IN" w:bidi="hi_IN"/>
+        </w:rPr>
+        <w:t xml:space="preserve">General Information:\n\nयहाँ </w:t>
+      </w:r>
+      <w:r>
+        <w:rPr>
+          <w:b/>
+          <w:lang w:val="hi_IN" w:bidi="hi_IN"/>
+        </w:rPr>
+        <w:t>हम</w:t>
+      </w:r>
+      <w:r>
+        <w:rPr>
+          <w:lang w:val="hi_IN" w:bidi="hi_IN"/>
+        </w:rPr>
+        <w:t xml:space="preserve"> शब्द अनन्य है क्योंकि यूहन्ना स्वयं और उन्प्रत्याक्स गवाहों की और से कह रहा है जिन्हों यीशु के सांसारिक जीवन को देखा था|</w:t>
+      </w:r>
+    </w:p>
+    <w:p>
+      <w:pPr/>
+      <w:r>
+        <w:rPr>
+          <w:lang w:val="hi_IN" w:bidi="hi_IN"/>
+        </w:rPr>
+      </w:r>
+      <w:r>
+        <w:rPr>
+          <w:lang w:val="hi_IN" w:bidi="hi_IN"/>
+        </w:rPr>
+        <w:t>देखें:</w:t>
+      </w:r>
+      <w:r>
+        <w:rPr>
+          <w:lang w:val="hi_IN" w:bidi="hi_IN"/>
+        </w:rPr>
+      </w:r>
+      <w:r>
+        <w:rPr>
+          <w:lang w:val="hi_IN" w:bidi="hi_IN"/>
+        </w:rPr>
+      </w:r>
+    </w:p>
+    <w:p>
+      <w:pPr/>
+      <w:r>
+        <w:rPr>
+          <w:lang w:val="hi_IN" w:bidi="hi_IN"/>
+        </w:rPr>
+      </w:r>
+    </w:p>
+    <w:p>
+      <w:pPr>
+        <w:pStyle w:val="Heading2"/>
+      </w:pPr>
+      <w:r>
+        <w:rPr>
+          <w:lang w:val="hi_IN" w:bidi="hi_IN"/>
+        </w:rPr>
+        <w:t>1 यूहन्ना 1:5 (#2)</w:t>
+      </w:r>
+      <w:r>
+        <w:rPr>
+          <w:lang w:val="hi_IN" w:bidi="hi_IN"/>
+        </w:rPr>
+      </w:r>
+    </w:p>
+    <w:p>
+      <w:pPr/>
+      <w:r>
+        <w:rPr>
+          <w:lang w:val="hi_IN" w:bidi="hi_IN"/>
+        </w:rPr>
+      </w:r>
+      <w:r>
+        <w:rPr>
+          <w:b/>
+          <w:lang w:val="hi_IN" w:bidi="hi_IN"/>
+        </w:rPr>
+        <w:t>ἀπ’ αὐτοῦ</w:t>
+      </w:r>
+    </w:p>
+    <w:p>
+      <w:pPr/>
+      <w:r>
+        <w:rPr>
+          <w:lang w:val="hi_IN" w:bidi="hi_IN"/>
+        </w:rPr>
+      </w:r>
+      <w:r>
+        <w:rPr>
+          <w:b/>
+          <w:lang w:val="hi_IN" w:bidi="hi_IN"/>
+        </w:rPr>
+        <w:t>"हमने उससे सुना सुनाते"</w:t>
+      </w:r>
+    </w:p>
+    <w:p>
+      <w:pPr/>
+      <w:r>
+        <w:rPr>
+          <w:lang w:val="hi_IN" w:bidi="hi_IN"/>
+        </w:rPr>
+      </w:r>
+      <w:r>
+        <w:rPr>
+          <w:lang w:val="hi_IN" w:bidi="hi_IN"/>
+        </w:rPr>
+        <w:t xml:space="preserve">"पद में, इस प्रथम चरण में सर्वनाम, </w:t>
+      </w:r>
+      <w:r>
+        <w:rPr>
+          <w:b/>
+          <w:lang w:val="hi_IN" w:bidi="hi_IN"/>
+        </w:rPr>
+        <w:t>उसका</w:t>
+      </w:r>
+      <w:r>
+        <w:rPr>
+          <w:lang w:val="hi_IN" w:bidi="hi_IN"/>
+        </w:rPr>
+        <w:t xml:space="preserve"> यीशु के सन्दर्भ में है क्योंकि यूहन्ना उस सन्देश की चर्चा करता है जो उसने और अन्य प्रत्यक्ष गवाहों ने यीशु से सुना था| वैकल्पिक अनुवाद: ""यीशु से"" \n</w:t>
       </w:r>
     </w:p>
     <w:p>
@@ -5313,7 +5502,7 @@
         <w:rPr>
           <w:lang w:val="hi_IN" w:bidi="hi_IN"/>
         </w:rPr>
-        <w:t>सक्रिय या निष्क्रिय</w:t>
+        <w:t>सर्वनाम — When to Use Them</w:t>
       </w:r>
       <w:r>
         <w:rPr>
@@ -5342,56 +5531,56 @@
         <w:rPr>
           <w:lang w:val="hi_IN" w:bidi="hi_IN"/>
         </w:rPr>
-        <w:t>1 यूहन्ना 1:4 (#6)</w:t>
-      </w:r>
-      <w:r>
-        <w:rPr>
-          <w:lang w:val="hi_IN" w:bidi="hi_IN"/>
-        </w:rPr>
-      </w:r>
-    </w:p>
-    <w:p>
-      <w:pPr/>
-      <w:r>
-        <w:rPr>
-          <w:lang w:val="hi_IN" w:bidi="hi_IN"/>
-        </w:rPr>
-      </w:r>
-      <w:r>
-        <w:rPr>
-          <w:b/>
-          <w:lang w:val="hi_IN" w:bidi="hi_IN"/>
-        </w:rPr>
-        <w:t>ἵνα ἡ χαρὰ ἡμῶν ᾖ πεπληρωμένη</w:t>
-      </w:r>
-    </w:p>
-    <w:p>
-      <w:pPr/>
-      <w:r>
-        <w:rPr>
-          <w:lang w:val="hi_IN" w:bidi="hi_IN"/>
-        </w:rPr>
-      </w:r>
-      <w:r>
-        <w:rPr>
-          <w:b/>
-          <w:lang w:val="hi_IN" w:bidi="hi_IN"/>
-        </w:rPr>
-        <w:t>"कि तुम्हारा आनन्द पूरा हो जाए"</w:t>
-      </w:r>
-    </w:p>
-    <w:p>
-      <w:pPr/>
-      <w:r>
-        <w:rPr>
-          <w:lang w:val="hi_IN" w:bidi="hi_IN"/>
-        </w:rPr>
-      </w:r>
-      <w:r>
-        <w:rPr>
-          <w:lang w:val="hi_IN" w:bidi="hi_IN"/>
-        </w:rPr>
-        <w:t>"इसके निहितार्थ हैं कि यूहन्ना और उसके पाठक पूर्ण आनंद के भागी होंगे यदि उसके पाठक उस सत्य को अंतर्ग्रहण कर लें जिसके विषय वह लिख रहा है| यदि आपके पाठकों के लिए सहायक सिद्ध हो सके तो आप इसका सविस्तार वर्णन कर सकते हैं,जैसा UST में है|</w:t>
+        <w:t>1 यूहन्ना 1:5 (#3)</w:t>
+      </w:r>
+      <w:r>
+        <w:rPr>
+          <w:lang w:val="hi_IN" w:bidi="hi_IN"/>
+        </w:rPr>
+      </w:r>
+    </w:p>
+    <w:p>
+      <w:pPr/>
+      <w:r>
+        <w:rPr>
+          <w:lang w:val="hi_IN" w:bidi="hi_IN"/>
+        </w:rPr>
+      </w:r>
+      <w:r>
+        <w:rPr>
+          <w:b/>
+          <w:lang w:val="hi_IN" w:bidi="hi_IN"/>
+        </w:rPr>
+        <w:t>ὁ Θεὸς φῶς ἐστιν, καὶ σκοτία ἐν αὐτῷ, οὐκ ἔστιν οὐδεμία</w:t>
+      </w:r>
+    </w:p>
+    <w:p>
+      <w:pPr/>
+      <w:r>
+        <w:rPr>
+          <w:lang w:val="hi_IN" w:bidi="hi_IN"/>
+        </w:rPr>
+      </w:r>
+      <w:r>
+        <w:rPr>
+          <w:b/>
+          <w:lang w:val="hi_IN" w:bidi="hi_IN"/>
+        </w:rPr>
+        <w:t>"परमेश्वर ज्योति हैं और उसमें कुछ भी अंधकार नहीं"</w:t>
+      </w:r>
+    </w:p>
+    <w:p>
+      <w:pPr/>
+      <w:r>
+        <w:rPr>
+          <w:lang w:val="hi_IN" w:bidi="hi_IN"/>
+        </w:rPr>
+      </w:r>
+      <w:r>
+        <w:rPr>
+          <w:lang w:val="hi_IN" w:bidi="hi_IN"/>
+        </w:rPr>
+        <w:t>"इन दोनों वाक्यांशों के अर्थ एक ही हैं|संभव है कि यूहन्ना बलाघात हेतु इन दोनों का एक साथ उपयोग करता है| यदि आपकी भाषा में स्पष्ट हो सके तो आप इन वाक्यांशों को संयुक्त कर सकते हैं और बलाघात को किसी और प्रकार व्यक्त कर सकते हैं| वैकल्पिक अनुवाद: ""परमेश्वर पूर्णतः ज्योति है"" या आप यदि इन रूपकों को अलंकर रहित प्रस्तुत करना चाहते हैं (देखें अगली दो टिप्पणियाँ) तो ""परमेश्वर पूर्णतः पवित्र है""\n</w:t>
       </w:r>
     </w:p>
     <w:p>
@@ -5411,7 +5600,7 @@
         <w:rPr>
           <w:lang w:val="hi_IN" w:bidi="hi_IN"/>
         </w:rPr>
-        <w:t>अनुमानित ज्ञान और निहित जानकारी</w:t>
+        <w:t>समांतरता</w:t>
       </w:r>
       <w:r>
         <w:rPr>
@@ -5440,55 +5629,82 @@
         <w:rPr>
           <w:lang w:val="hi_IN" w:bidi="hi_IN"/>
         </w:rPr>
-        <w:t>1 यूहन्ना 1:5 (#1)</w:t>
-      </w:r>
-      <w:r>
-        <w:rPr>
-          <w:lang w:val="hi_IN" w:bidi="hi_IN"/>
-        </w:rPr>
-      </w:r>
-    </w:p>
-    <w:p>
-      <w:pPr/>
-      <w:r>
-        <w:rPr>
-          <w:lang w:val="hi_IN" w:bidi="hi_IN"/>
-        </w:rPr>
-      </w:r>
-      <w:r>
-        <w:rPr>
-          <w:b/>
-          <w:lang w:val="hi_IN" w:bidi="hi_IN"/>
-        </w:rPr>
-        <w:t>""</w:t>
-      </w:r>
-    </w:p>
-    <w:p>
-      <w:pPr/>
-      <w:r>
-        <w:rPr>
-          <w:lang w:val="hi_IN" w:bidi="hi_IN"/>
-        </w:rPr>
-      </w:r>
-      <w:r>
-        <w:rPr>
-          <w:lang w:val="hi_IN" w:bidi="hi_IN"/>
-        </w:rPr>
-        <w:t>"यदि आप अनुभागो को शीर्षक दे रहे हैं, तो आप यहाँ पद 5 से पहले एक शीर्षक दे सकते हैं| सुझावित शीर्षक: ""पाप परमेश्वर के साथ सहभागिता में बाधक है""\n</w:t>
-      </w:r>
-    </w:p>
-    <w:p>
-      <w:pPr/>
-      <w:r>
-        <w:rPr>
-          <w:lang w:val="hi_IN" w:bidi="hi_IN"/>
-        </w:rPr>
-      </w:r>
-      <w:r>
-        <w:rPr>
-          <w:lang w:val="hi_IN" w:bidi="hi_IN"/>
-        </w:rPr>
-        <w:t>देखें:</w:t>
+        <w:t>1 यूहन्ना 1:5 (#3)</w:t>
+      </w:r>
+      <w:r>
+        <w:rPr>
+          <w:lang w:val="hi_IN" w:bidi="hi_IN"/>
+        </w:rPr>
+      </w:r>
+    </w:p>
+    <w:p>
+      <w:pPr/>
+      <w:r>
+        <w:rPr>
+          <w:lang w:val="hi_IN" w:bidi="hi_IN"/>
+        </w:rPr>
+      </w:r>
+      <w:r>
+        <w:rPr>
+          <w:b/>
+          <w:lang w:val="hi_IN" w:bidi="hi_IN"/>
+        </w:rPr>
+        <w:t>ὁ Θεὸς φῶς ἐστιν</w:t>
+      </w:r>
+    </w:p>
+    <w:p>
+      <w:pPr/>
+      <w:r>
+        <w:rPr>
+          <w:lang w:val="hi_IN" w:bidi="hi_IN"/>
+        </w:rPr>
+      </w:r>
+    </w:p>
+    <w:p>
+      <w:pPr/>
+      <w:r>
+        <w:rPr>
+          <w:lang w:val="hi_IN" w:bidi="hi_IN"/>
+        </w:rPr>
+      </w:r>
+      <w:r>
+        <w:rPr>
+          <w:lang w:val="hi_IN" w:bidi="hi_IN"/>
+        </w:rPr>
+        <w:t xml:space="preserve">यूहन्ना इस पत्र में </w:t>
+      </w:r>
+      <w:r>
+        <w:rPr>
+          <w:b/>
+          <w:lang w:val="hi_IN" w:bidi="hi_IN"/>
+        </w:rPr>
+        <w:t>ज्योति</w:t>
+      </w:r>
+      <w:r>
+        <w:rPr>
+          <w:lang w:val="hi_IN" w:bidi="hi_IN"/>
+        </w:rPr>
+        <w:t xml:space="preserve"> शब्द का प्रयोग प्रायः लाक्षणिक भाषा में करता है जिससे उसका अभिप्राय है, पवित्र, न्यायोचित और भली वस्तु| यहाँ, परमेश्वर के सन्दर्भ में यह शब्द पवित्रता का संकेत देता है| वैकल्पिक अनुवाद: ""परमेश्वर पवित्र है""</w:t>
+      </w:r>
+    </w:p>
+    <w:p>
+      <w:pPr/>
+      <w:r>
+        <w:rPr>
+          <w:lang w:val="hi_IN" w:bidi="hi_IN"/>
+        </w:rPr>
+      </w:r>
+      <w:r>
+        <w:rPr>
+          <w:lang w:val="hi_IN" w:bidi="hi_IN"/>
+        </w:rPr>
+        <w:t xml:space="preserve">देखें: </w:t>
+      </w:r>
+      <w:r>
+        <w:rPr>
+          <w:lang w:val="hi_IN" w:bidi="hi_IN"/>
+        </w:rPr>
+        <w:t>प्रतिन्यास</w:t>
       </w:r>
       <w:r>
         <w:rPr>
@@ -5517,76 +5733,67 @@
         <w:rPr>
           <w:lang w:val="hi_IN" w:bidi="hi_IN"/>
         </w:rPr>
-        <w:t>1 यूहन्ना 1:5 (#1)</w:t>
-      </w:r>
-      <w:r>
-        <w:rPr>
-          <w:lang w:val="hi_IN" w:bidi="hi_IN"/>
-        </w:rPr>
-      </w:r>
-    </w:p>
-    <w:p>
-      <w:pPr/>
-      <w:r>
-        <w:rPr>
-          <w:lang w:val="hi_IN" w:bidi="hi_IN"/>
-        </w:rPr>
-      </w:r>
-      <w:r>
-        <w:rPr>
-          <w:b/>
-          <w:lang w:val="hi_IN" w:bidi="hi_IN"/>
-        </w:rPr>
-        <w:t>ἀκηκόαμεν</w:t>
-      </w:r>
-    </w:p>
-    <w:p>
-      <w:pPr/>
-      <w:r>
-        <w:rPr>
-          <w:lang w:val="hi_IN" w:bidi="hi_IN"/>
-        </w:rPr>
-      </w:r>
-    </w:p>
-    <w:p>
-      <w:pPr/>
-      <w:r>
-        <w:rPr>
-          <w:lang w:val="hi_IN" w:bidi="hi_IN"/>
-        </w:rPr>
-      </w:r>
-      <w:r>
-        <w:rPr>
-          <w:lang w:val="hi_IN" w:bidi="hi_IN"/>
-        </w:rPr>
-        <w:t xml:space="preserve">General Information:\n\nयहाँ </w:t>
-      </w:r>
-      <w:r>
-        <w:rPr>
-          <w:b/>
-          <w:lang w:val="hi_IN" w:bidi="hi_IN"/>
-        </w:rPr>
-        <w:t>हम</w:t>
-      </w:r>
-      <w:r>
-        <w:rPr>
-          <w:lang w:val="hi_IN" w:bidi="hi_IN"/>
-        </w:rPr>
-        <w:t xml:space="preserve"> शब्द अनन्य है क्योंकि यूहन्ना स्वयं और उन्प्रत्याक्स गवाहों की और से कह रहा है जिन्हों यीशु के सांसारिक जीवन को देखा था|</w:t>
-      </w:r>
-    </w:p>
-    <w:p>
-      <w:pPr/>
-      <w:r>
-        <w:rPr>
-          <w:lang w:val="hi_IN" w:bidi="hi_IN"/>
-        </w:rPr>
-      </w:r>
-      <w:r>
-        <w:rPr>
-          <w:lang w:val="hi_IN" w:bidi="hi_IN"/>
-        </w:rPr>
-        <w:t>देखें:</w:t>
+        <w:t>1 यूहन्ना 1:5 (#4)</w:t>
+      </w:r>
+      <w:r>
+        <w:rPr>
+          <w:lang w:val="hi_IN" w:bidi="hi_IN"/>
+        </w:rPr>
+      </w:r>
+    </w:p>
+    <w:p>
+      <w:pPr/>
+      <w:r>
+        <w:rPr>
+          <w:lang w:val="hi_IN" w:bidi="hi_IN"/>
+        </w:rPr>
+      </w:r>
+    </w:p>
+    <w:p>
+      <w:pPr/>
+      <w:r>
+        <w:rPr>
+          <w:lang w:val="hi_IN" w:bidi="hi_IN"/>
+        </w:rPr>
+      </w:r>
+      <w:r>
+        <w:rPr>
+          <w:lang w:val="hi_IN" w:bidi="hi_IN"/>
+        </w:rPr>
+        <w:t xml:space="preserve">इस पत्र में यूहन्ना </w:t>
+      </w:r>
+      <w:r>
+        <w:rPr>
+          <w:b/>
+          <w:lang w:val="hi_IN" w:bidi="hi_IN"/>
+        </w:rPr>
+        <w:t>अन्धकार</w:t>
+      </w:r>
+      <w:r>
+        <w:rPr>
+          <w:lang w:val="hi_IN" w:bidi="hi_IN"/>
+        </w:rPr>
+        <w:t>शब्द का प्रयोग लाक्षणिक भाषा में प्रायः दुष्टता के भाव में करता है| वैकल्पिक अनुवाद: ""परमेश्वर कदापि बुरा नहीं है""</w:t>
+      </w:r>
+    </w:p>
+    <w:p>
+      <w:pPr/>
+      <w:r>
+        <w:rPr>
+          <w:lang w:val="hi_IN" w:bidi="hi_IN"/>
+        </w:rPr>
+      </w:r>
+      <w:r>
+        <w:rPr>
+          <w:lang w:val="hi_IN" w:bidi="hi_IN"/>
+        </w:rPr>
+        <w:t xml:space="preserve">देखें: </w:t>
+      </w:r>
+      <w:r>
+        <w:rPr>
+          <w:lang w:val="hi_IN" w:bidi="hi_IN"/>
+        </w:rPr>
+        <w:t>रूपक</w:t>
       </w:r>
       <w:r>
         <w:rPr>
@@ -5615,56 +5822,154 @@
         <w:rPr>
           <w:lang w:val="hi_IN" w:bidi="hi_IN"/>
         </w:rPr>
-        <w:t>1 यूहन्ना 1:5 (#2)</w:t>
-      </w:r>
-      <w:r>
-        <w:rPr>
-          <w:lang w:val="hi_IN" w:bidi="hi_IN"/>
-        </w:rPr>
-      </w:r>
-    </w:p>
-    <w:p>
-      <w:pPr/>
-      <w:r>
-        <w:rPr>
-          <w:lang w:val="hi_IN" w:bidi="hi_IN"/>
-        </w:rPr>
-      </w:r>
-      <w:r>
-        <w:rPr>
-          <w:b/>
-          <w:lang w:val="hi_IN" w:bidi="hi_IN"/>
-        </w:rPr>
-        <w:t>ἀπ’ αὐτοῦ</w:t>
-      </w:r>
-    </w:p>
-    <w:p>
-      <w:pPr/>
-      <w:r>
-        <w:rPr>
-          <w:lang w:val="hi_IN" w:bidi="hi_IN"/>
-        </w:rPr>
-      </w:r>
-      <w:r>
-        <w:rPr>
-          <w:b/>
-          <w:lang w:val="hi_IN" w:bidi="hi_IN"/>
-        </w:rPr>
-        <w:t>"हमने उससे सुना सुनाते"</w:t>
-      </w:r>
-    </w:p>
-    <w:p>
-      <w:pPr/>
-      <w:r>
-        <w:rPr>
-          <w:lang w:val="hi_IN" w:bidi="hi_IN"/>
-        </w:rPr>
-      </w:r>
-      <w:r>
-        <w:rPr>
-          <w:lang w:val="hi_IN" w:bidi="hi_IN"/>
-        </w:rPr>
-        <w:t xml:space="preserve">"पद में, इस प्रथम चरण में सर्वनाम, </w:t>
+        <w:t>1 यूहन्ना 1:5 (#4)</w:t>
+      </w:r>
+      <w:r>
+        <w:rPr>
+          <w:lang w:val="hi_IN" w:bidi="hi_IN"/>
+        </w:rPr>
+      </w:r>
+    </w:p>
+    <w:p>
+      <w:pPr/>
+      <w:r>
+        <w:rPr>
+          <w:lang w:val="hi_IN" w:bidi="hi_IN"/>
+        </w:rPr>
+      </w:r>
+      <w:r>
+        <w:rPr>
+          <w:b/>
+          <w:lang w:val="hi_IN" w:bidi="hi_IN"/>
+        </w:rPr>
+        <w:t>σκοτία ἐν αὐτῷ, οὐκ ἔστιν οὐδεμία</w:t>
+      </w:r>
+    </w:p>
+    <w:p>
+      <w:pPr/>
+      <w:r>
+        <w:rPr>
+          <w:lang w:val="hi_IN" w:bidi="hi_IN"/>
+        </w:rPr>
+      </w:r>
+      <w:r>
+        <w:rPr>
+          <w:b/>
+          <w:lang w:val="hi_IN" w:bidi="hi_IN"/>
+        </w:rPr>
+        <w:t>"उसमें कुछ भी अंधकार नहीं"</w:t>
+      </w:r>
+    </w:p>
+    <w:p>
+      <w:pPr/>
+      <w:r>
+        <w:rPr>
+          <w:lang w:val="hi_IN" w:bidi="hi_IN"/>
+        </w:rPr>
+      </w:r>
+      <w:r>
+        <w:rPr>
+          <w:lang w:val="hi_IN" w:bidi="hi_IN"/>
+        </w:rPr>
+        <w:t>"यूनानी भाषा में यूहन्ना दो नकारात्मक शब्दों का प्रयोग करता है| अंग्रेजी भाषा में यह इस प्रकार होगा, ""अन्धकार उसमें नहीं है कदापि नहीं|"" यूनानी भाषा में प्रथम नकारात्मक शब्द दूसरे नकारात्मक शब्द का निराकरण करके सकारात्मक अर्थ उजागर नहीं करता है| अंग्रेज़ी भाषा में इसका आर्ट अनुचित सकारात्मकता में होगा| यही कारण है कि ULT में एक ही नकारात्मक शब्द काम में लिया गया है, ""उसमें अन्धकार कदापि नहीं है|"" यदि आपकी भाषा मेंबलाघट हेतु दोहरे नाकारात्मक शब्दों का उपयोग किया जाता है जो परस्पर निराकारी नहीं हैं तो आपके अनुवाद में उस रचना का उपयोग उचित ही होगा|\n</w:t>
+      </w:r>
+    </w:p>
+    <w:p>
+      <w:pPr/>
+      <w:r>
+        <w:rPr>
+          <w:lang w:val="hi_IN" w:bidi="hi_IN"/>
+        </w:rPr>
+      </w:r>
+      <w:r>
+        <w:rPr>
+          <w:lang w:val="hi_IN" w:bidi="hi_IN"/>
+        </w:rPr>
+        <w:t xml:space="preserve">देखें: </w:t>
+      </w:r>
+      <w:r>
+        <w:rPr>
+          <w:lang w:val="hi_IN" w:bidi="hi_IN"/>
+        </w:rPr>
+        <w:t>दोहरे नकारात्मक</w:t>
+      </w:r>
+      <w:r>
+        <w:rPr>
+          <w:lang w:val="hi_IN" w:bidi="hi_IN"/>
+        </w:rPr>
+      </w:r>
+      <w:r>
+        <w:rPr>
+          <w:lang w:val="hi_IN" w:bidi="hi_IN"/>
+        </w:rPr>
+      </w:r>
+    </w:p>
+    <w:p>
+      <w:pPr/>
+      <w:r>
+        <w:rPr>
+          <w:lang w:val="hi_IN" w:bidi="hi_IN"/>
+        </w:rPr>
+      </w:r>
+    </w:p>
+    <w:p>
+      <w:pPr>
+        <w:pStyle w:val="Heading2"/>
+      </w:pPr>
+      <w:r>
+        <w:rPr>
+          <w:lang w:val="hi_IN" w:bidi="hi_IN"/>
+        </w:rPr>
+        <w:t>1 यूहन्ना 1:5 (#5)</w:t>
+      </w:r>
+      <w:r>
+        <w:rPr>
+          <w:lang w:val="hi_IN" w:bidi="hi_IN"/>
+        </w:rPr>
+      </w:r>
+    </w:p>
+    <w:p>
+      <w:pPr/>
+      <w:r>
+        <w:rPr>
+          <w:lang w:val="hi_IN" w:bidi="hi_IN"/>
+        </w:rPr>
+      </w:r>
+      <w:r>
+        <w:rPr>
+          <w:b/>
+          <w:lang w:val="hi_IN" w:bidi="hi_IN"/>
+        </w:rPr>
+        <w:t>ἐν αὐτῷ</w:t>
+      </w:r>
+    </w:p>
+    <w:p>
+      <w:pPr/>
+      <w:r>
+        <w:rPr>
+          <w:lang w:val="hi_IN" w:bidi="hi_IN"/>
+        </w:rPr>
+      </w:r>
+      <w:r>
+        <w:rPr>
+          <w:b/>
+          <w:lang w:val="hi_IN" w:bidi="hi_IN"/>
+        </w:rPr>
+        <w:t>"उसमें"</w:t>
+      </w:r>
+    </w:p>
+    <w:p>
+      <w:pPr/>
+      <w:r>
+        <w:rPr>
+          <w:lang w:val="hi_IN" w:bidi="hi_IN"/>
+        </w:rPr>
+      </w:r>
+      <w:r>
+        <w:rPr>
+          <w:lang w:val="hi_IN" w:bidi="hi_IN"/>
+        </w:rPr>
+        <w:t xml:space="preserve">"पद के इस दूसरे चरण में, सर्वनाम शब्द, </w:t>
       </w:r>
       <w:r>
         <w:rPr>
@@ -5677,7 +5982,7 @@
         <w:rPr>
           <w:lang w:val="hi_IN" w:bidi="hi_IN"/>
         </w:rPr>
-        <w:t xml:space="preserve"> यीशु के सन्दर्भ में है क्योंकि यूहन्ना उस सन्देश की चर्चा करता है जो उसने और अन्य प्रत्यक्ष गवाहों ने यीशु से सुना था| वैकल्पिक अनुवाद: ""यीशु से"" \n</w:t>
+        <w:t xml:space="preserve"> परमेश्वर के सन्दर्भ में है| वैकल्पिक अनुवाद: ""परमेश्वर में"" \n</w:t>
       </w:r>
     </w:p>
     <w:p>
@@ -5726,56 +6031,41 @@
         <w:rPr>
           <w:lang w:val="hi_IN" w:bidi="hi_IN"/>
         </w:rPr>
-        <w:t>1 यूहन्ना 1:5 (#3)</w:t>
-      </w:r>
-      <w:r>
-        <w:rPr>
-          <w:lang w:val="hi_IN" w:bidi="hi_IN"/>
-        </w:rPr>
-      </w:r>
-    </w:p>
-    <w:p>
-      <w:pPr/>
-      <w:r>
-        <w:rPr>
-          <w:lang w:val="hi_IN" w:bidi="hi_IN"/>
-        </w:rPr>
-      </w:r>
-      <w:r>
-        <w:rPr>
-          <w:b/>
-          <w:lang w:val="hi_IN" w:bidi="hi_IN"/>
-        </w:rPr>
-        <w:t>ὁ Θεὸς φῶς ἐστιν, καὶ σκοτία ἐν αὐτῷ, οὐκ ἔστιν οὐδεμία</w:t>
-      </w:r>
-    </w:p>
-    <w:p>
-      <w:pPr/>
-      <w:r>
-        <w:rPr>
-          <w:lang w:val="hi_IN" w:bidi="hi_IN"/>
-        </w:rPr>
-      </w:r>
-      <w:r>
-        <w:rPr>
-          <w:b/>
-          <w:lang w:val="hi_IN" w:bidi="hi_IN"/>
-        </w:rPr>
-        <w:t>"परमेश्वर ज्योति हैं और उसमें कुछ भी अंधकार नहीं"</w:t>
-      </w:r>
-    </w:p>
-    <w:p>
-      <w:pPr/>
-      <w:r>
-        <w:rPr>
-          <w:lang w:val="hi_IN" w:bidi="hi_IN"/>
-        </w:rPr>
-      </w:r>
-      <w:r>
-        <w:rPr>
-          <w:lang w:val="hi_IN" w:bidi="hi_IN"/>
-        </w:rPr>
-        <w:t>"इन दोनों वाक्यांशों के अर्थ एक ही हैं|संभव है कि यूहन्ना बलाघात हेतु इन दोनों का एक साथ उपयोग करता है| यदि आपकी भाषा में स्पष्ट हो सके तो आप इन वाक्यांशों को संयुक्त कर सकते हैं और बलाघात को किसी और प्रकार व्यक्त कर सकते हैं| वैकल्पिक अनुवाद: ""परमेश्वर पूर्णतः ज्योति है"" या आप यदि इन रूपकों को अलंकर रहित प्रस्तुत करना चाहते हैं (देखें अगली दो टिप्पणियाँ) तो ""परमेश्वर पूर्णतः पवित्र है""\n</w:t>
+        <w:t>1 यूहन्ना 1:6 (#1)</w:t>
+      </w:r>
+      <w:r>
+        <w:rPr>
+          <w:lang w:val="hi_IN" w:bidi="hi_IN"/>
+        </w:rPr>
+      </w:r>
+    </w:p>
+    <w:p>
+      <w:pPr/>
+      <w:r>
+        <w:rPr>
+          <w:lang w:val="hi_IN" w:bidi="hi_IN"/>
+        </w:rPr>
+      </w:r>
+      <w:r>
+        <w:rPr>
+          <w:b/>
+          <w:lang w:val="hi_IN" w:bidi="hi_IN"/>
+        </w:rPr>
+        <w:t>"यदि पर कहें बोलते कि उसके साथ हमारी सहभागिता है और तो और फिर अंधकार में चलें तो हम झूठ बोलते है और सत्य पर नहीं चलते"</w:t>
+      </w:r>
+    </w:p>
+    <w:p>
+      <w:pPr/>
+      <w:r>
+        <w:rPr>
+          <w:lang w:val="hi_IN" w:bidi="hi_IN"/>
+        </w:rPr>
+      </w:r>
+      <w:r>
+        <w:rPr>
+          <w:lang w:val="hi_IN" w:bidi="hi_IN"/>
+        </w:rPr>
+        <w:t>"यूहन्ना एक काल्पनिक परिदृश्य के माध्यम से अपने पाठकों को शब्दों और कार्यों में एकरूपता का महत्त्व समझाना चाहता है| वैकल्पिक अनुवाद: ""मान लो कि हम कहते हैं, उसके साथ हमारी सहभागिता है परन्तु हम चलते तो अन्धकार में हैं| इस प्रकार तो हम झूठ कहते हैं और सत्य का पालन नहीं करते हैं"" \n</w:t>
       </w:r>
     </w:p>
     <w:p>
@@ -5795,7 +6085,7 @@
         <w:rPr>
           <w:lang w:val="hi_IN" w:bidi="hi_IN"/>
         </w:rPr>
-        <w:t>समांतरता</w:t>
+        <w:t>काल्पनिक स्थितियाँ</w:t>
       </w:r>
       <w:r>
         <w:rPr>
@@ -5824,542 +6114,12 @@
         <w:rPr>
           <w:lang w:val="hi_IN" w:bidi="hi_IN"/>
         </w:rPr>
-        <w:t>1 यूहन्ना 1:5 (#3)</w:t>
-      </w:r>
-      <w:r>
-        <w:rPr>
-          <w:lang w:val="hi_IN" w:bidi="hi_IN"/>
-        </w:rPr>
-      </w:r>
-    </w:p>
-    <w:p>
-      <w:pPr/>
-      <w:r>
-        <w:rPr>
-          <w:lang w:val="hi_IN" w:bidi="hi_IN"/>
-        </w:rPr>
-      </w:r>
-      <w:r>
-        <w:rPr>
-          <w:b/>
-          <w:lang w:val="hi_IN" w:bidi="hi_IN"/>
-        </w:rPr>
-        <w:t>ὁ Θεὸς φῶς ἐστιν</w:t>
-      </w:r>
-    </w:p>
-    <w:p>
-      <w:pPr/>
-      <w:r>
-        <w:rPr>
-          <w:lang w:val="hi_IN" w:bidi="hi_IN"/>
-        </w:rPr>
-      </w:r>
-    </w:p>
-    <w:p>
-      <w:pPr/>
-      <w:r>
-        <w:rPr>
-          <w:lang w:val="hi_IN" w:bidi="hi_IN"/>
-        </w:rPr>
-      </w:r>
-      <w:r>
-        <w:rPr>
-          <w:lang w:val="hi_IN" w:bidi="hi_IN"/>
-        </w:rPr>
-        <w:t xml:space="preserve">यूहन्ना इस पत्र में </w:t>
-      </w:r>
-      <w:r>
-        <w:rPr>
-          <w:b/>
-          <w:lang w:val="hi_IN" w:bidi="hi_IN"/>
-        </w:rPr>
-        <w:t>ज्योति</w:t>
-      </w:r>
-      <w:r>
-        <w:rPr>
-          <w:lang w:val="hi_IN" w:bidi="hi_IN"/>
-        </w:rPr>
-        <w:t xml:space="preserve"> शब्द का प्रयोग प्रायः लाक्षणिक भाषा में करता है जिससे उसका अभिप्राय है, पवित्र, न्यायोचित और भली वस्तु| यहाँ, परमेश्वर के सन्दर्भ में यह शब्द पवित्रता का संकेत देता है| वैकल्पिक अनुवाद: ""परमेश्वर पवित्र है""</w:t>
-      </w:r>
-    </w:p>
-    <w:p>
-      <w:pPr/>
-      <w:r>
-        <w:rPr>
-          <w:lang w:val="hi_IN" w:bidi="hi_IN"/>
-        </w:rPr>
-      </w:r>
-      <w:r>
-        <w:rPr>
-          <w:lang w:val="hi_IN" w:bidi="hi_IN"/>
-        </w:rPr>
-        <w:t xml:space="preserve">देखें: </w:t>
-      </w:r>
-      <w:r>
-        <w:rPr>
-          <w:lang w:val="hi_IN" w:bidi="hi_IN"/>
-        </w:rPr>
-        <w:t>प्रतिन्यास</w:t>
-      </w:r>
-      <w:r>
-        <w:rPr>
-          <w:lang w:val="hi_IN" w:bidi="hi_IN"/>
-        </w:rPr>
-      </w:r>
-      <w:r>
-        <w:rPr>
-          <w:lang w:val="hi_IN" w:bidi="hi_IN"/>
-        </w:rPr>
-      </w:r>
-    </w:p>
-    <w:p>
-      <w:pPr/>
-      <w:r>
-        <w:rPr>
-          <w:lang w:val="hi_IN" w:bidi="hi_IN"/>
-        </w:rPr>
-      </w:r>
-    </w:p>
-    <w:p>
-      <w:pPr>
-        <w:pStyle w:val="Heading2"/>
-      </w:pPr>
-      <w:r>
-        <w:rPr>
-          <w:lang w:val="hi_IN" w:bidi="hi_IN"/>
-        </w:rPr>
-        <w:t>1 यूहन्ना 1:5 (#4)</w:t>
-      </w:r>
-      <w:r>
-        <w:rPr>
-          <w:lang w:val="hi_IN" w:bidi="hi_IN"/>
-        </w:rPr>
-      </w:r>
-    </w:p>
-    <w:p>
-      <w:pPr/>
-      <w:r>
-        <w:rPr>
-          <w:lang w:val="hi_IN" w:bidi="hi_IN"/>
-        </w:rPr>
-      </w:r>
-      <w:r>
-        <w:rPr>
-          <w:b/>
-          <w:lang w:val="hi_IN" w:bidi="hi_IN"/>
-        </w:rPr>
-        <w:t>σκοτία ἐν αὐτῷ, οὐκ ἔστιν οὐδεμία</w:t>
-      </w:r>
-    </w:p>
-    <w:p>
-      <w:pPr/>
-      <w:r>
-        <w:rPr>
-          <w:lang w:val="hi_IN" w:bidi="hi_IN"/>
-        </w:rPr>
-      </w:r>
-    </w:p>
-    <w:p>
-      <w:pPr/>
-      <w:r>
-        <w:rPr>
-          <w:lang w:val="hi_IN" w:bidi="hi_IN"/>
-        </w:rPr>
-      </w:r>
-      <w:r>
-        <w:rPr>
-          <w:lang w:val="hi_IN" w:bidi="hi_IN"/>
-        </w:rPr>
-        <w:t xml:space="preserve">इस पत्र में यूहन्ना </w:t>
-      </w:r>
-      <w:r>
-        <w:rPr>
-          <w:b/>
-          <w:lang w:val="hi_IN" w:bidi="hi_IN"/>
-        </w:rPr>
-        <w:t>अन्धकार</w:t>
-      </w:r>
-      <w:r>
-        <w:rPr>
-          <w:lang w:val="hi_IN" w:bidi="hi_IN"/>
-        </w:rPr>
-        <w:t>शब्द का प्रयोग लाक्षणिक भाषा में प्रायः दुष्टता के भाव में करता है| वैकल्पिक अनुवाद: ""परमेश्वर कदापि बुरा नहीं है""</w:t>
-      </w:r>
-    </w:p>
-    <w:p>
-      <w:pPr/>
-      <w:r>
-        <w:rPr>
-          <w:lang w:val="hi_IN" w:bidi="hi_IN"/>
-        </w:rPr>
-      </w:r>
-      <w:r>
-        <w:rPr>
-          <w:lang w:val="hi_IN" w:bidi="hi_IN"/>
-        </w:rPr>
-        <w:t xml:space="preserve">देखें: </w:t>
-      </w:r>
-      <w:r>
-        <w:rPr>
-          <w:lang w:val="hi_IN" w:bidi="hi_IN"/>
-        </w:rPr>
-        <w:t>रूपक</w:t>
-      </w:r>
-      <w:r>
-        <w:rPr>
-          <w:lang w:val="hi_IN" w:bidi="hi_IN"/>
-        </w:rPr>
-      </w:r>
-      <w:r>
-        <w:rPr>
-          <w:lang w:val="hi_IN" w:bidi="hi_IN"/>
-        </w:rPr>
-      </w:r>
-    </w:p>
-    <w:p>
-      <w:pPr/>
-      <w:r>
-        <w:rPr>
-          <w:lang w:val="hi_IN" w:bidi="hi_IN"/>
-        </w:rPr>
-      </w:r>
-    </w:p>
-    <w:p>
-      <w:pPr>
-        <w:pStyle w:val="Heading2"/>
-      </w:pPr>
-      <w:r>
-        <w:rPr>
-          <w:lang w:val="hi_IN" w:bidi="hi_IN"/>
-        </w:rPr>
-        <w:t>1 यूहन्ना 1:5 (#4)</w:t>
-      </w:r>
-      <w:r>
-        <w:rPr>
-          <w:lang w:val="hi_IN" w:bidi="hi_IN"/>
-        </w:rPr>
-      </w:r>
-    </w:p>
-    <w:p>
-      <w:pPr/>
-      <w:r>
-        <w:rPr>
-          <w:lang w:val="hi_IN" w:bidi="hi_IN"/>
-        </w:rPr>
-      </w:r>
-      <w:r>
-        <w:rPr>
-          <w:b/>
-          <w:lang w:val="hi_IN" w:bidi="hi_IN"/>
-        </w:rPr>
-        <w:t>σκοτία ἐν αὐτῷ, οὐκ ἔστιν οὐδεμία</w:t>
-      </w:r>
-    </w:p>
-    <w:p>
-      <w:pPr/>
-      <w:r>
-        <w:rPr>
-          <w:lang w:val="hi_IN" w:bidi="hi_IN"/>
-        </w:rPr>
-      </w:r>
-      <w:r>
-        <w:rPr>
-          <w:b/>
-          <w:lang w:val="hi_IN" w:bidi="hi_IN"/>
-        </w:rPr>
-        <w:t>"उसमें कुछ भी अंधकार नहीं"</w:t>
-      </w:r>
-    </w:p>
-    <w:p>
-      <w:pPr/>
-      <w:r>
-        <w:rPr>
-          <w:lang w:val="hi_IN" w:bidi="hi_IN"/>
-        </w:rPr>
-      </w:r>
-      <w:r>
-        <w:rPr>
-          <w:lang w:val="hi_IN" w:bidi="hi_IN"/>
-        </w:rPr>
-        <w:t>"यूनानी भाषा में यूहन्ना दो नकारात्मक शब्दों का प्रयोग करता है| अंग्रेजी भाषा में यह इस प्रकार होगा, ""अन्धकार उसमें नहीं है कदापि नहीं|"" यूनानी भाषा में प्रथम नकारात्मक शब्द दूसरे नकारात्मक शब्द का निराकरण करके सकारात्मक अर्थ उजागर नहीं करता है| अंग्रेज़ी भाषा में इसका आर्ट अनुचित सकारात्मकता में होगा| यही कारण है कि ULT में एक ही नकारात्मक शब्द काम में लिया गया है, ""उसमें अन्धकार कदापि नहीं है|"" यदि आपकी भाषा मेंबलाघट हेतु दोहरे नाकारात्मक शब्दों का उपयोग किया जाता है जो परस्पर निराकारी नहीं हैं तो आपके अनुवाद में उस रचना का उपयोग उचित ही होगा|\n</w:t>
-      </w:r>
-    </w:p>
-    <w:p>
-      <w:pPr/>
-      <w:r>
-        <w:rPr>
-          <w:lang w:val="hi_IN" w:bidi="hi_IN"/>
-        </w:rPr>
-      </w:r>
-      <w:r>
-        <w:rPr>
-          <w:lang w:val="hi_IN" w:bidi="hi_IN"/>
-        </w:rPr>
-        <w:t xml:space="preserve">देखें: </w:t>
-      </w:r>
-      <w:r>
-        <w:rPr>
-          <w:lang w:val="hi_IN" w:bidi="hi_IN"/>
-        </w:rPr>
-        <w:t>दोहरे नकारात्मक</w:t>
-      </w:r>
-      <w:r>
-        <w:rPr>
-          <w:lang w:val="hi_IN" w:bidi="hi_IN"/>
-        </w:rPr>
-      </w:r>
-      <w:r>
-        <w:rPr>
-          <w:lang w:val="hi_IN" w:bidi="hi_IN"/>
-        </w:rPr>
-      </w:r>
-    </w:p>
-    <w:p>
-      <w:pPr/>
-      <w:r>
-        <w:rPr>
-          <w:lang w:val="hi_IN" w:bidi="hi_IN"/>
-        </w:rPr>
-      </w:r>
-    </w:p>
-    <w:p>
-      <w:pPr>
-        <w:pStyle w:val="Heading2"/>
-      </w:pPr>
-      <w:r>
-        <w:rPr>
-          <w:lang w:val="hi_IN" w:bidi="hi_IN"/>
-        </w:rPr>
-        <w:t>1 यूहन्ना 1:5 (#5)</w:t>
-      </w:r>
-      <w:r>
-        <w:rPr>
-          <w:lang w:val="hi_IN" w:bidi="hi_IN"/>
-        </w:rPr>
-      </w:r>
-    </w:p>
-    <w:p>
-      <w:pPr/>
-      <w:r>
-        <w:rPr>
-          <w:lang w:val="hi_IN" w:bidi="hi_IN"/>
-        </w:rPr>
-      </w:r>
-      <w:r>
-        <w:rPr>
-          <w:b/>
-          <w:lang w:val="hi_IN" w:bidi="hi_IN"/>
-        </w:rPr>
-        <w:t>ἐν αὐτῷ</w:t>
-      </w:r>
-    </w:p>
-    <w:p>
-      <w:pPr/>
-      <w:r>
-        <w:rPr>
-          <w:lang w:val="hi_IN" w:bidi="hi_IN"/>
-        </w:rPr>
-      </w:r>
-      <w:r>
-        <w:rPr>
-          <w:b/>
-          <w:lang w:val="hi_IN" w:bidi="hi_IN"/>
-        </w:rPr>
-        <w:t>"उसमें"</w:t>
-      </w:r>
-    </w:p>
-    <w:p>
-      <w:pPr/>
-      <w:r>
-        <w:rPr>
-          <w:lang w:val="hi_IN" w:bidi="hi_IN"/>
-        </w:rPr>
-      </w:r>
-      <w:r>
-        <w:rPr>
-          <w:lang w:val="hi_IN" w:bidi="hi_IN"/>
-        </w:rPr>
-        <w:t xml:space="preserve">"पद के इस दूसरे चरण में, सर्वनाम शब्द, </w:t>
-      </w:r>
-      <w:r>
-        <w:rPr>
-          <w:b/>
-          <w:lang w:val="hi_IN" w:bidi="hi_IN"/>
-        </w:rPr>
-        <w:t>उसका</w:t>
-      </w:r>
-      <w:r>
-        <w:rPr>
-          <w:lang w:val="hi_IN" w:bidi="hi_IN"/>
-        </w:rPr>
-        <w:t xml:space="preserve"> परमेश्वर के सन्दर्भ में है| वैकल्पिक अनुवाद: ""परमेश्वर में"" \n</w:t>
-      </w:r>
-    </w:p>
-    <w:p>
-      <w:pPr/>
-      <w:r>
-        <w:rPr>
-          <w:lang w:val="hi_IN" w:bidi="hi_IN"/>
-        </w:rPr>
-      </w:r>
-      <w:r>
-        <w:rPr>
-          <w:lang w:val="hi_IN" w:bidi="hi_IN"/>
-        </w:rPr>
-        <w:t xml:space="preserve">देखें: </w:t>
-      </w:r>
-      <w:r>
-        <w:rPr>
-          <w:lang w:val="hi_IN" w:bidi="hi_IN"/>
-        </w:rPr>
-        <w:t>सर्वनाम — When to Use Them</w:t>
-      </w:r>
-      <w:r>
-        <w:rPr>
-          <w:lang w:val="hi_IN" w:bidi="hi_IN"/>
-        </w:rPr>
-      </w:r>
-      <w:r>
-        <w:rPr>
-          <w:lang w:val="hi_IN" w:bidi="hi_IN"/>
-        </w:rPr>
-      </w:r>
-    </w:p>
-    <w:p>
-      <w:pPr/>
-      <w:r>
-        <w:rPr>
-          <w:lang w:val="hi_IN" w:bidi="hi_IN"/>
-        </w:rPr>
-      </w:r>
-    </w:p>
-    <w:p>
-      <w:pPr>
-        <w:pStyle w:val="Heading2"/>
-      </w:pPr>
-      <w:r>
-        <w:rPr>
-          <w:lang w:val="hi_IN" w:bidi="hi_IN"/>
-        </w:rPr>
-        <w:t>1 यूहन्ना 1:6 (#1)</w:t>
-      </w:r>
-      <w:r>
-        <w:rPr>
-          <w:lang w:val="hi_IN" w:bidi="hi_IN"/>
-        </w:rPr>
-      </w:r>
-    </w:p>
-    <w:p>
-      <w:pPr/>
-      <w:r>
-        <w:rPr>
-          <w:lang w:val="hi_IN" w:bidi="hi_IN"/>
-        </w:rPr>
-      </w:r>
-      <w:r>
-        <w:rPr>
-          <w:b/>
-          <w:lang w:val="hi_IN" w:bidi="hi_IN"/>
-        </w:rPr>
-        <w:t>ἐὰν εἴπωμεν ὅτι κοινωνίαν ἔχομεν μετ’ αὐτοῦ, καὶ ἐν τῷ σκότει περιπατῶμεν, ψευδόμεθα καὶ οὐ ποιοῦμεν τὴν ἀλήθειαν</w:t>
-      </w:r>
-    </w:p>
-    <w:p>
-      <w:pPr/>
-      <w:r>
-        <w:rPr>
-          <w:lang w:val="hi_IN" w:bidi="hi_IN"/>
-        </w:rPr>
-      </w:r>
-      <w:r>
-        <w:rPr>
-          <w:b/>
-          <w:lang w:val="hi_IN" w:bidi="hi_IN"/>
-        </w:rPr>
-        <w:t>"यदि पर कहें बोलते कि उसके साथ हमारी सहभागिता है और तो और फिर अंधकार में चलें तो हम झूठ बोलते है और सत्य पर नहीं चलते"</w:t>
-      </w:r>
-    </w:p>
-    <w:p>
-      <w:pPr/>
-      <w:r>
-        <w:rPr>
-          <w:lang w:val="hi_IN" w:bidi="hi_IN"/>
-        </w:rPr>
-      </w:r>
-      <w:r>
-        <w:rPr>
-          <w:lang w:val="hi_IN" w:bidi="hi_IN"/>
-        </w:rPr>
-        <w:t>"यूहन्ना एक काल्पनिक परिदृश्य के माध्यम से अपने पाठकों को शब्दों और कार्यों में एकरूपता का महत्त्व समझाना चाहता है| वैकल्पिक अनुवाद: ""मान लो कि हम कहते हैं, उसके साथ हमारी सहभागिता है परन्तु हम चलते तो अन्धकार में हैं| इस प्रकार तो हम झूठ कहते हैं और सत्य का पालन नहीं करते हैं"" \n</w:t>
-      </w:r>
-    </w:p>
-    <w:p>
-      <w:pPr/>
-      <w:r>
-        <w:rPr>
-          <w:lang w:val="hi_IN" w:bidi="hi_IN"/>
-        </w:rPr>
-      </w:r>
-      <w:r>
-        <w:rPr>
-          <w:lang w:val="hi_IN" w:bidi="hi_IN"/>
-        </w:rPr>
-        <w:t xml:space="preserve">देखें: </w:t>
-      </w:r>
-      <w:r>
-        <w:rPr>
-          <w:lang w:val="hi_IN" w:bidi="hi_IN"/>
-        </w:rPr>
-        <w:t>काल्पनिक स्थितियाँ</w:t>
-      </w:r>
-      <w:r>
-        <w:rPr>
-          <w:lang w:val="hi_IN" w:bidi="hi_IN"/>
-        </w:rPr>
-      </w:r>
-      <w:r>
-        <w:rPr>
-          <w:lang w:val="hi_IN" w:bidi="hi_IN"/>
-        </w:rPr>
-      </w:r>
-    </w:p>
-    <w:p>
-      <w:pPr/>
-      <w:r>
-        <w:rPr>
-          <w:lang w:val="hi_IN" w:bidi="hi_IN"/>
-        </w:rPr>
-      </w:r>
-    </w:p>
-    <w:p>
-      <w:pPr>
-        <w:pStyle w:val="Heading2"/>
-      </w:pPr>
-      <w:r>
-        <w:rPr>
-          <w:lang w:val="hi_IN" w:bidi="hi_IN"/>
-        </w:rPr>
         <w:t>1 यूहन्ना 1:6 (#2)</w:t>
       </w:r>
       <w:r>
         <w:rPr>
           <w:lang w:val="hi_IN" w:bidi="hi_IN"/>
         </w:rPr>
-      </w:r>
-    </w:p>
-    <w:p>
-      <w:pPr/>
-      <w:r>
-        <w:rPr>
-          <w:lang w:val="hi_IN" w:bidi="hi_IN"/>
-        </w:rPr>
-      </w:r>
-      <w:r>
-        <w:rPr>
-          <w:b/>
-          <w:lang w:val="hi_IN" w:bidi="hi_IN"/>
-        </w:rPr>
-        <w:t>ἐὰν εἴπωμεν ὅτι κοινωνίαν ἔχομεν μετ’ αὐτοῦ</w:t>
       </w:r>
     </w:p>
     <w:p>
@@ -6705,21 +6465,6 @@
           <w:lang w:val="hi_IN" w:bidi="hi_IN"/>
         </w:rPr>
       </w:r>
-      <w:r>
-        <w:rPr>
-          <w:b/>
-          <w:lang w:val="hi_IN" w:bidi="hi_IN"/>
-        </w:rPr>
-        <w:t>ἐν τῷ σκότει περιπατῶμεν</w:t>
-      </w:r>
-    </w:p>
-    <w:p>
-      <w:pPr/>
-      <w:r>
-        <w:rPr>
-          <w:lang w:val="hi_IN" w:bidi="hi_IN"/>
-        </w:rPr>
-      </w:r>
     </w:p>
     <w:p>
       <w:pPr/>
@@ -6800,21 +6545,6 @@
         <w:rPr>
           <w:lang w:val="hi_IN" w:bidi="hi_IN"/>
         </w:rPr>
-      </w:r>
-    </w:p>
-    <w:p>
-      <w:pPr/>
-      <w:r>
-        <w:rPr>
-          <w:lang w:val="hi_IN" w:bidi="hi_IN"/>
-        </w:rPr>
-      </w:r>
-      <w:r>
-        <w:rPr>
-          <w:b/>
-          <w:lang w:val="hi_IN" w:bidi="hi_IN"/>
-        </w:rPr>
-        <w:t>ἐν τῷ σκότει περιπατῶμεν</w:t>
       </w:r>
     </w:p>
     <w:p>
@@ -7165,21 +6895,6 @@
           <w:b/>
           <w:lang w:val="hi_IN" w:bidi="hi_IN"/>
         </w:rPr>
-        <w:t>ἐὰν δὲ ἐν τῷ φωτὶ περιπατῶμεν, ὡς αὐτός ἐστιν ἐν τῷ φωτί, κοινωνίαν ἔχομεν μετ’ ἀλλήλων</w:t>
-      </w:r>
-    </w:p>
-    <w:p>
-      <w:pPr/>
-      <w:r>
-        <w:rPr>
-          <w:lang w:val="hi_IN" w:bidi="hi_IN"/>
-        </w:rPr>
-      </w:r>
-      <w:r>
-        <w:rPr>
-          <w:b/>
-          <w:lang w:val="hi_IN" w:bidi="hi_IN"/>
-        </w:rPr>
         <w:t>"पर यदि जैसा भी और ज्योति में में वैसे ही हम हमें ज्योति में चलें तो एक दूसरे से सहभागिता रखते हैं"</w:t>
       </w:r>
     </w:p>
@@ -7249,21 +6964,6 @@
         <w:rPr>
           <w:lang w:val="hi_IN" w:bidi="hi_IN"/>
         </w:rPr>
-      </w:r>
-    </w:p>
-    <w:p>
-      <w:pPr/>
-      <w:r>
-        <w:rPr>
-          <w:lang w:val="hi_IN" w:bidi="hi_IN"/>
-        </w:rPr>
-      </w:r>
-      <w:r>
-        <w:rPr>
-          <w:b/>
-          <w:lang w:val="hi_IN" w:bidi="hi_IN"/>
-        </w:rPr>
-        <w:t>ἐν τῷ φωτὶ περιπατῶμεν</w:t>
       </w:r>
     </w:p>
     <w:p>
@@ -7496,21 +7196,6 @@
           <w:b/>
           <w:lang w:val="hi_IN" w:bidi="hi_IN"/>
         </w:rPr>
-        <w:t>ὡς αὐτός ἐστιν ἐν τῷ φωτί</w:t>
-      </w:r>
-    </w:p>
-    <w:p>
-      <w:pPr/>
-      <w:r>
-        <w:rPr>
-          <w:lang w:val="hi_IN" w:bidi="hi_IN"/>
-        </w:rPr>
-      </w:r>
-      <w:r>
-        <w:rPr>
-          <w:b/>
-          <w:lang w:val="hi_IN" w:bidi="hi_IN"/>
-        </w:rPr>
         <w:t>"जैसा भी और ज्योति में में वैसे ही"</w:t>
       </w:r>
     </w:p>
@@ -7607,21 +7292,6 @@
           <w:b/>
           <w:lang w:val="hi_IN" w:bidi="hi_IN"/>
         </w:rPr>
-        <w:t>ὡς αὐτός ἐστιν ἐν τῷ φωτί</w:t>
-      </w:r>
-    </w:p>
-    <w:p>
-      <w:pPr/>
-      <w:r>
-        <w:rPr>
-          <w:lang w:val="hi_IN" w:bidi="hi_IN"/>
-        </w:rPr>
-      </w:r>
-      <w:r>
-        <w:rPr>
-          <w:b/>
-          <w:lang w:val="hi_IN" w:bidi="hi_IN"/>
-        </w:rPr>
         <w:t>"जैसा भी और ज्योति में में वैसे ही"</w:t>
       </w:r>
     </w:p>
@@ -7704,21 +7374,6 @@
         <w:rPr>
           <w:lang w:val="hi_IN" w:bidi="hi_IN"/>
         </w:rPr>
-      </w:r>
-    </w:p>
-    <w:p>
-      <w:pPr/>
-      <w:r>
-        <w:rPr>
-          <w:lang w:val="hi_IN" w:bidi="hi_IN"/>
-        </w:rPr>
-      </w:r>
-      <w:r>
-        <w:rPr>
-          <w:b/>
-          <w:lang w:val="hi_IN" w:bidi="hi_IN"/>
-        </w:rPr>
-        <w:t>κοινωνίαν ἔχομεν μετ’ ἀλλήλων</w:t>
       </w:r>
     </w:p>
     <w:p>
@@ -7972,21 +7627,6 @@
           <w:lang w:val="hi_IN" w:bidi="hi_IN"/>
         </w:rPr>
       </w:r>
-      <w:r>
-        <w:rPr>
-          <w:b/>
-          <w:lang w:val="hi_IN" w:bidi="hi_IN"/>
-        </w:rPr>
-        <w:t>Ἰησοῦ τοῦ Υἱοῦ αὐτοῦ</w:t>
-      </w:r>
-    </w:p>
-    <w:p>
-      <w:pPr/>
-      <w:r>
-        <w:rPr>
-          <w:lang w:val="hi_IN" w:bidi="hi_IN"/>
-        </w:rPr>
-      </w:r>
     </w:p>
     <w:p>
       <w:pPr/>
@@ -8199,21 +7839,6 @@
           <w:b/>
           <w:lang w:val="hi_IN" w:bidi="hi_IN"/>
         </w:rPr>
-        <w:t>ἐὰν εἴπωμεν ὅτι ἁμαρτίαν οὐκ ἔχομεν, ἑαυτοὺς πλανῶμεν καὶ ἡ ἀλήθεια οὐκ ἔστιν ἐν ἡμῖν</w:t>
-      </w:r>
-    </w:p>
-    <w:p>
-      <w:pPr/>
-      <w:r>
-        <w:rPr>
-          <w:lang w:val="hi_IN" w:bidi="hi_IN"/>
-        </w:rPr>
-      </w:r>
-      <w:r>
-        <w:rPr>
-          <w:b/>
-          <w:lang w:val="hi_IN" w:bidi="hi_IN"/>
-        </w:rPr>
         <w:t>"यदि हम हम हम कहें कि हम में कुछ भी पाप नहीं तो अपने आप को धोखा देते हैं और हम में सत्य नहीं"</w:t>
       </w:r>
     </w:p>
@@ -8297,21 +7922,6 @@
           <w:b/>
           <w:lang w:val="hi_IN" w:bidi="hi_IN"/>
         </w:rPr>
-        <w:t>ἑαυτοὺς πλανῶμεν</w:t>
-      </w:r>
-    </w:p>
-    <w:p>
-      <w:pPr/>
-      <w:r>
-        <w:rPr>
-          <w:lang w:val="hi_IN" w:bidi="hi_IN"/>
-        </w:rPr>
-      </w:r>
-      <w:r>
-        <w:rPr>
-          <w:b/>
-          <w:lang w:val="hi_IN" w:bidi="hi_IN"/>
-        </w:rPr>
         <w:t>"धोखा देते हैं"</w:t>
       </w:r>
     </w:p>
@@ -8597,21 +8207,6 @@
           <w:b/>
           <w:lang w:val="hi_IN" w:bidi="hi_IN"/>
         </w:rPr>
-        <w:t>ἐὰν ὁμολογῶμεν τὰς ἁμαρτίας ἡμῶν, πιστός ἐστιν καὶ δίκαιος</w:t>
-      </w:r>
-    </w:p>
-    <w:p>
-      <w:pPr/>
-      <w:r>
-        <w:rPr>
-          <w:lang w:val="hi_IN" w:bidi="hi_IN"/>
-        </w:rPr>
-      </w:r>
-      <w:r>
-        <w:rPr>
-          <w:b/>
-          <w:lang w:val="hi_IN" w:bidi="hi_IN"/>
-        </w:rPr>
         <w:t>"हम अपने पापों को मान लें तो"</w:t>
       </w:r>
       <w:r>
@@ -8806,21 +8401,6 @@
           <w:b/>
           <w:lang w:val="hi_IN" w:bidi="hi_IN"/>
         </w:rPr>
-        <w:t>πιστός ἐστιν &amp; ἵνα ἀφῇ</w:t>
-      </w:r>
-    </w:p>
-    <w:p>
-      <w:pPr/>
-      <w:r>
-        <w:rPr>
-          <w:lang w:val="hi_IN" w:bidi="hi_IN"/>
-        </w:rPr>
-      </w:r>
-      <w:r>
-        <w:rPr>
-          <w:b/>
-          <w:lang w:val="hi_IN" w:bidi="hi_IN"/>
-        </w:rPr>
         <w:t>"क्षमा करने"</w:t>
       </w:r>
       <w:r>
@@ -8943,21 +8523,6 @@
           <w:b/>
           <w:lang w:val="hi_IN" w:bidi="hi_IN"/>
         </w:rPr>
-        <w:t>ἵνα ἀφῇ ἡμῖν τὰς ἁμαρτίας, καὶ καθαρίσῃ ἡμᾶς ἀπὸ πάσης ἀδικίας</w:t>
-      </w:r>
-    </w:p>
-    <w:p>
-      <w:pPr/>
-      <w:r>
-        <w:rPr>
-          <w:lang w:val="hi_IN" w:bidi="hi_IN"/>
-        </w:rPr>
-      </w:r>
-      <w:r>
-        <w:rPr>
-          <w:b/>
-          <w:lang w:val="hi_IN" w:bidi="hi_IN"/>
-        </w:rPr>
         <w:t>"वह हमारे पापों को क्षमा करने और हमें सब अधर्म से शुद्ध करने में"</w:t>
       </w:r>
     </w:p>
@@ -9027,21 +8592,6 @@
         <w:rPr>
           <w:lang w:val="hi_IN" w:bidi="hi_IN"/>
         </w:rPr>
-      </w:r>
-    </w:p>
-    <w:p>
-      <w:pPr/>
-      <w:r>
-        <w:rPr>
-          <w:lang w:val="hi_IN" w:bidi="hi_IN"/>
-        </w:rPr>
-      </w:r>
-      <w:r>
-        <w:rPr>
-          <w:b/>
-          <w:lang w:val="hi_IN" w:bidi="hi_IN"/>
-        </w:rPr>
-        <w:t>ἀφῇ ἡμῖν τὰς ἁμαρτίας, καὶ καθαρίσῃ ἡμᾶς ἀπὸ πάσης ἀδικίας</w:t>
       </w:r>
     </w:p>
     <w:p>
@@ -9281,21 +8831,6 @@
           <w:b/>
           <w:lang w:val="hi_IN" w:bidi="hi_IN"/>
         </w:rPr>
-        <w:t>ἐὰν εἴπωμεν ὅτι οὐχ ἡμαρτήκαμεν, ψεύστην ποιοῦμεν αὐτὸν</w:t>
-      </w:r>
-    </w:p>
-    <w:p>
-      <w:pPr/>
-      <w:r>
-        <w:rPr>
-          <w:lang w:val="hi_IN" w:bidi="hi_IN"/>
-        </w:rPr>
-      </w:r>
-      <w:r>
-        <w:rPr>
-          <w:b/>
-          <w:lang w:val="hi_IN" w:bidi="hi_IN"/>
-        </w:rPr>
         <w:t>"यदि हम हमने हम कहें कि हमने पाप नहीं किया तो और उसे झूठा ठहराते हैं"</w:t>
       </w:r>
     </w:p>
@@ -9613,21 +9148,6 @@
         <w:rPr>
           <w:lang w:val="hi_IN" w:bidi="hi_IN"/>
         </w:rPr>
-      </w:r>
-    </w:p>
-    <w:p>
-      <w:pPr/>
-      <w:r>
-        <w:rPr>
-          <w:lang w:val="hi_IN" w:bidi="hi_IN"/>
-        </w:rPr>
-      </w:r>
-      <w:r>
-        <w:rPr>
-          <w:b/>
-          <w:lang w:val="hi_IN" w:bidi="hi_IN"/>
-        </w:rPr>
-        <w:t>ὁ λόγος αὐτοῦ οὐκ ἔστιν ἐν ἡμῖν</w:t>
       </w:r>
     </w:p>
     <w:p>
@@ -10342,21 +9862,6 @@
           <w:b/>
           <w:lang w:val="hi_IN" w:bidi="hi_IN"/>
         </w:rPr>
-        <w:t>ταῦτα γράφω</w:t>
-      </w:r>
-    </w:p>
-    <w:p>
-      <w:pPr/>
-      <w:r>
-        <w:rPr>
-          <w:lang w:val="hi_IN" w:bidi="hi_IN"/>
-        </w:rPr>
-      </w:r>
-      <w:r>
-        <w:rPr>
-          <w:b/>
-          <w:lang w:val="hi_IN" w:bidi="hi_IN"/>
-        </w:rPr>
         <w:t>"मैं लिखता हूँ बातें तुम्हें इसलिए लिखता हूँ"</w:t>
       </w:r>
     </w:p>
@@ -10531,21 +10036,6 @@
           <w:b/>
           <w:lang w:val="hi_IN" w:bidi="hi_IN"/>
         </w:rPr>
-        <w:t>ἐάν τις ἁμάρτῃ, Παράκλητον ἔχομεν πρὸς τὸν Πατέρα</w:t>
-      </w:r>
-    </w:p>
-    <w:p>
-      <w:pPr/>
-      <w:r>
-        <w:rPr>
-          <w:lang w:val="hi_IN" w:bidi="hi_IN"/>
-        </w:rPr>
-      </w:r>
-      <w:r>
-        <w:rPr>
-          <w:b/>
-          <w:lang w:val="hi_IN" w:bidi="hi_IN"/>
-        </w:rPr>
         <w:t>"और यदि कोई पाप करे तो"</w:t>
       </w:r>
     </w:p>
@@ -10609,21 +10099,6 @@
           <w:b/>
           <w:lang w:val="hi_IN" w:bidi="hi_IN"/>
         </w:rPr>
-        <w:t>Παράκλητον ἔχομεν πρὸς τὸν Πατέρα, Ἰησοῦν Χριστὸν δίκαιον</w:t>
-      </w:r>
-    </w:p>
-    <w:p>
-      <w:pPr/>
-      <w:r>
-        <w:rPr>
-          <w:lang w:val="hi_IN" w:bidi="hi_IN"/>
-        </w:rPr>
-      </w:r>
-      <w:r>
-        <w:rPr>
-          <w:b/>
-          <w:lang w:val="hi_IN" w:bidi="hi_IN"/>
-        </w:rPr>
         <w:t>"पिता के पास हमारा है एक सहायक है अर्थात् धर्मी यीशु मसीह"</w:t>
       </w:r>
     </w:p>
@@ -11040,21 +10515,6 @@
           <w:b/>
           <w:lang w:val="hi_IN" w:bidi="hi_IN"/>
         </w:rPr>
-        <w:t>αὐτὸς ἱλασμός ἐστιν περὶ τῶν ἁμαρτιῶν ἡμῶν, οὐ περὶ τῶν ἡμετέρων δὲ μόνον, ἀλλὰ καὶ περὶ ὅλου τοῦ κόσμου</w:t>
-      </w:r>
-    </w:p>
-    <w:p>
-      <w:pPr/>
-      <w:r>
-        <w:rPr>
-          <w:lang w:val="hi_IN" w:bidi="hi_IN"/>
-        </w:rPr>
-      </w:r>
-      <w:r>
-        <w:rPr>
-          <w:b/>
-          <w:lang w:val="hi_IN" w:bidi="hi_IN"/>
-        </w:rPr>
         <w:t>"वही हमारे पापों का प्रायश्चित है"</w:t>
       </w:r>
     </w:p>
@@ -11229,21 +10689,6 @@
           <w:b/>
           <w:lang w:val="hi_IN" w:bidi="hi_IN"/>
         </w:rPr>
-        <w:t>οὐ περὶ τῶν ἡμετέρων δὲ μόνον, ἀλλὰ καὶ περὶ ὅλου τοῦ κόσμου</w:t>
-      </w:r>
-    </w:p>
-    <w:p>
-      <w:pPr/>
-      <w:r>
-        <w:rPr>
-          <w:lang w:val="hi_IN" w:bidi="hi_IN"/>
-        </w:rPr>
-      </w:r>
-      <w:r>
-        <w:rPr>
-          <w:b/>
-          <w:lang w:val="hi_IN" w:bidi="hi_IN"/>
-        </w:rPr>
         <w:t>"और केवल हमारे ही नहीं वरन् सारे जगत के पापों का भी"</w:t>
       </w:r>
     </w:p>
@@ -11327,21 +10772,6 @@
           <w:b/>
           <w:lang w:val="hi_IN" w:bidi="hi_IN"/>
         </w:rPr>
-        <w:t>ἐν τούτῳ γινώσκομεν ὅτι ἐγνώκαμεν αὐτόν, ἐὰν τὰς ἐντολὰς αὐτοῦ τηρῶμεν</w:t>
-      </w:r>
-    </w:p>
-    <w:p>
-      <w:pPr/>
-      <w:r>
-        <w:rPr>
-          <w:lang w:val="hi_IN" w:bidi="hi_IN"/>
-        </w:rPr>
-      </w:r>
-      <w:r>
-        <w:rPr>
-          <w:b/>
-          <w:lang w:val="hi_IN" w:bidi="hi_IN"/>
-        </w:rPr>
         <w:t>"हम उसकी आज्ञाओं को मानेंगे तो इससे हम लेंगे हम गए जान लेंगे कि हम उसे जान गए हैं"</w:t>
       </w:r>
     </w:p>
@@ -11425,21 +10855,6 @@
           <w:b/>
           <w:lang w:val="hi_IN" w:bidi="hi_IN"/>
         </w:rPr>
-        <w:t>ἐν τούτῳ γινώσκομεν ὅτι ἐγνώκαμεν αὐτόν, ἐὰν τὰς ἐντολὰς αὐτοῦ τηρῶμεν</w:t>
-      </w:r>
-    </w:p>
-    <w:p>
-      <w:pPr/>
-      <w:r>
-        <w:rPr>
-          <w:lang w:val="hi_IN" w:bidi="hi_IN"/>
-        </w:rPr>
-      </w:r>
-      <w:r>
-        <w:rPr>
-          <w:b/>
-          <w:lang w:val="hi_IN" w:bidi="hi_IN"/>
-        </w:rPr>
         <w:t>"हम उसकी आज्ञाओं को मानेंगे तो इससे हम लेंगे हम गए जान लेंगे कि हम उसे जान गए हैं"</w:t>
       </w:r>
     </w:p>
@@ -12006,21 +11421,6 @@
           <w:b/>
           <w:lang w:val="hi_IN" w:bidi="hi_IN"/>
         </w:rPr>
-        <w:t>ἐὰν τὰς ἐντολὰς αὐτοῦ τηρῶμεν</w:t>
-      </w:r>
-    </w:p>
-    <w:p>
-      <w:pPr/>
-      <w:r>
-        <w:rPr>
-          <w:lang w:val="hi_IN" w:bidi="hi_IN"/>
-        </w:rPr>
-      </w:r>
-      <w:r>
-        <w:rPr>
-          <w:b/>
-          <w:lang w:val="hi_IN" w:bidi="hi_IN"/>
-        </w:rPr>
         <w:t>"हम उसकी आज्ञाओं को मानेंगे तो"</w:t>
       </w:r>
     </w:p>
@@ -12097,21 +11497,6 @@
           <w:b/>
           <w:lang w:val="hi_IN" w:bidi="hi_IN"/>
         </w:rPr>
-        <w:t>ἐὰν τὰς ἐντολὰς αὐτοῦ τηρῶμεν</w:t>
-      </w:r>
-    </w:p>
-    <w:p>
-      <w:pPr/>
-      <w:r>
-        <w:rPr>
-          <w:lang w:val="hi_IN" w:bidi="hi_IN"/>
-        </w:rPr>
-      </w:r>
-      <w:r>
-        <w:rPr>
-          <w:b/>
-          <w:lang w:val="hi_IN" w:bidi="hi_IN"/>
-        </w:rPr>
         <w:t>"</w:t>
       </w:r>
       <w:r>
@@ -12195,21 +11580,6 @@
         <w:rPr>
           <w:lang w:val="hi_IN" w:bidi="hi_IN"/>
         </w:rPr>
-      </w:r>
-    </w:p>
-    <w:p>
-      <w:pPr/>
-      <w:r>
-        <w:rPr>
-          <w:lang w:val="hi_IN" w:bidi="hi_IN"/>
-        </w:rPr>
-      </w:r>
-      <w:r>
-        <w:rPr>
-          <w:b/>
-          <w:lang w:val="hi_IN" w:bidi="hi_IN"/>
-        </w:rPr>
-        <w:t>ὁ λέγων &amp; ἔγνωκα αὐτὸν, καὶ τὰς ἐντολὰς αὐτοῦ μὴ τηρῶν, ψεύστης ἐστίν</w:t>
       </w:r>
     </w:p>
     <w:p>
@@ -12833,21 +12203,6 @@
           <w:b/>
           <w:lang w:val="hi_IN" w:bidi="hi_IN"/>
         </w:rPr>
-        <w:t>ψεύστης ἐστίν, καὶ ἐν τούτῳ ἡ ἀλήθεια οὐκ ἔστιν</w:t>
-      </w:r>
-    </w:p>
-    <w:p>
-      <w:pPr/>
-      <w:r>
-        <w:rPr>
-          <w:lang w:val="hi_IN" w:bidi="hi_IN"/>
-        </w:rPr>
-      </w:r>
-      <w:r>
-        <w:rPr>
-          <w:b/>
-          <w:lang w:val="hi_IN" w:bidi="hi_IN"/>
-        </w:rPr>
         <w:t>"वह झूठा है और उसमें सत्य नहीं"</w:t>
       </w:r>
     </w:p>
@@ -13042,21 +12397,6 @@
           <w:b/>
           <w:lang w:val="hi_IN" w:bidi="hi_IN"/>
         </w:rPr>
-        <w:t>καὶ ἐν τούτῳ ἡ ἀλήθεια οὐκ ἔστιν</w:t>
-      </w:r>
-    </w:p>
-    <w:p>
-      <w:pPr/>
-      <w:r>
-        <w:rPr>
-          <w:lang w:val="hi_IN" w:bidi="hi_IN"/>
-        </w:rPr>
-      </w:r>
-      <w:r>
-        <w:rPr>
-          <w:b/>
-          <w:lang w:val="hi_IN" w:bidi="hi_IN"/>
-        </w:rPr>
         <w:t>"और उसमें सत्य नहीं"</w:t>
       </w:r>
     </w:p>
@@ -13264,21 +12604,6 @@
           <w:b/>
           <w:lang w:val="hi_IN" w:bidi="hi_IN"/>
         </w:rPr>
-        <w:t>ὃς δ’ ἂν τηρῇ αὐτοῦ τὸν λόγον, ἀληθῶς ἐν τούτῳ ἡ ἀγάπη τοῦ Θεοῦ τετελείωται</w:t>
-      </w:r>
-    </w:p>
-    <w:p>
-      <w:pPr/>
-      <w:r>
-        <w:rPr>
-          <w:lang w:val="hi_IN" w:bidi="hi_IN"/>
-        </w:rPr>
-      </w:r>
-      <w:r>
-        <w:rPr>
-          <w:b/>
-          <w:lang w:val="hi_IN" w:bidi="hi_IN"/>
-        </w:rPr>
         <w:t>"जो कोई उसके उसमें वचन पर चले उसमें सचमुच परमेश्वर का प्रेम सिद्ध हुआ है"</w:t>
       </w:r>
     </w:p>
@@ -13747,6 +13072,102 @@
           <w:b/>
           <w:lang w:val="hi_IN" w:bidi="hi_IN"/>
         </w:rPr>
+        <w:t>"उसमें सचमुच परमेश्वर का प्रेम सिद्ध हुआ है"</w:t>
+      </w:r>
+    </w:p>
+    <w:p>
+      <w:pPr/>
+      <w:r>
+        <w:rPr>
+          <w:lang w:val="hi_IN" w:bidi="hi_IN"/>
+        </w:rPr>
+      </w:r>
+      <w:r>
+        <w:rPr>
+          <w:lang w:val="hi_IN" w:bidi="hi_IN"/>
+        </w:rPr>
+        <w:t>"</w:t>
+      </w:r>
+      <w:r>
+        <w:rPr>
+          <w:b/>
+          <w:lang w:val="hi_IN" w:bidi="hi_IN"/>
+        </w:rPr>
+        <w:t>परमेश्वर का प्रेम</w:t>
+      </w:r>
+      <w:r>
+        <w:rPr>
+          <w:lang w:val="hi_IN" w:bidi="hi_IN"/>
+        </w:rPr>
+        <w:t xml:space="preserve"> इस उक्ति के अभीप्राय हो सकते हैं: (1) इसका सन्दर्भ उस मनुष्य से है जो परमेश्वर से प्रेम करता है| वैकल्पिक अनुवाद: ""वह मनुष्य निश्चय ही परमेश्वर से पूर्णतः प्रेम करता है"" (2) इसका सन्दर्भ परमेश्वर के प्रेम से है जो वह मनुष्यों से रखता है| वैकल्पिक अनुवाद: ""परमेश्वर के प्रेम ने उस मनुष्य के जीवन में अपना उद्देश्य पूरा कर लिया है""</w:t>
+      </w:r>
+    </w:p>
+    <w:p>
+      <w:pPr/>
+      <w:r>
+        <w:rPr>
+          <w:lang w:val="hi_IN" w:bidi="hi_IN"/>
+        </w:rPr>
+      </w:r>
+      <w:r>
+        <w:rPr>
+          <w:lang w:val="hi_IN" w:bidi="hi_IN"/>
+        </w:rPr>
+        <w:t xml:space="preserve">देखें: </w:t>
+      </w:r>
+      <w:r>
+        <w:rPr>
+          <w:lang w:val="hi_IN" w:bidi="hi_IN"/>
+        </w:rPr>
+        <w:t>स्वामित्व</w:t>
+      </w:r>
+      <w:r>
+        <w:rPr>
+          <w:lang w:val="hi_IN" w:bidi="hi_IN"/>
+        </w:rPr>
+      </w:r>
+      <w:r>
+        <w:rPr>
+          <w:lang w:val="hi_IN" w:bidi="hi_IN"/>
+        </w:rPr>
+      </w:r>
+    </w:p>
+    <w:p>
+      <w:pPr/>
+      <w:r>
+        <w:rPr>
+          <w:lang w:val="hi_IN" w:bidi="hi_IN"/>
+        </w:rPr>
+      </w:r>
+    </w:p>
+    <w:p>
+      <w:pPr>
+        <w:pStyle w:val="Heading2"/>
+      </w:pPr>
+      <w:r>
+        <w:rPr>
+          <w:lang w:val="hi_IN" w:bidi="hi_IN"/>
+        </w:rPr>
+        <w:t>1 यूहन्ना 2:5 (#5)</w:t>
+      </w:r>
+      <w:r>
+        <w:rPr>
+          <w:lang w:val="hi_IN" w:bidi="hi_IN"/>
+        </w:rPr>
+      </w:r>
+    </w:p>
+    <w:p>
+      <w:pPr/>
+      <w:r>
+        <w:rPr>
+          <w:lang w:val="hi_IN" w:bidi="hi_IN"/>
+        </w:rPr>
+      </w:r>
+      <w:r>
+        <w:rPr>
+          <w:b/>
+          <w:lang w:val="hi_IN" w:bidi="hi_IN"/>
+        </w:rPr>
         <w:t>ἀληθῶς ἐν τούτῳ ἡ ἀγάπη τοῦ Θεοῦ τετελείωται</w:t>
       </w:r>
     </w:p>
@@ -13776,6 +13197,130 @@
         <w:rPr>
           <w:lang w:val="hi_IN" w:bidi="hi_IN"/>
         </w:rPr>
+        <w:t xml:space="preserve">"यदि आपकी भाषा में स्पष्ट हो सके तो आप इस कर्मवाच्य रूप, </w:t>
+      </w:r>
+      <w:r>
+        <w:rPr>
+          <w:b/>
+          <w:lang w:val="hi_IN" w:bidi="hi_IN"/>
+        </w:rPr>
+        <w:t>सिद्ध किया जा चुका है</w:t>
+      </w:r>
+      <w:r>
+        <w:rPr>
+          <w:lang w:val="hi_IN" w:bidi="hi_IN"/>
+        </w:rPr>
+        <w:t xml:space="preserve"> को कर्तृवाच्य ​ में अनुवाद कर सकते हैं| काम का करने वाला- मनुष्य या वस्तु, निर्भर करेगा कि आपने </w:t>
+      </w:r>
+      <w:r>
+        <w:rPr>
+          <w:b/>
+          <w:lang w:val="hi_IN" w:bidi="hi_IN"/>
+        </w:rPr>
+        <w:t>परमेश्वर का प्रेम</w:t>
+      </w:r>
+      <w:r>
+        <w:rPr>
+          <w:lang w:val="hi_IN" w:bidi="hi_IN"/>
+        </w:rPr>
+        <w:t xml:space="preserve"> को कैसे अनुवाद करने का निर्णय लिया है| वैकल्पिक अनुवाद: ""वह मनुष्य निःसंदेह परमेश्वर से अचूक प्रेम करता है"" या ""उस मनुष्य के जीवन में परमेश्वर का प्रेम अपनी उद्देश्य प्राप्ति में पूर्णतः सफल हो चुका है|</w:t>
+      </w:r>
+    </w:p>
+    <w:p>
+      <w:pPr/>
+      <w:r>
+        <w:rPr>
+          <w:lang w:val="hi_IN" w:bidi="hi_IN"/>
+        </w:rPr>
+      </w:r>
+      <w:r>
+        <w:rPr>
+          <w:lang w:val="hi_IN" w:bidi="hi_IN"/>
+        </w:rPr>
+        <w:t xml:space="preserve">देखें: </w:t>
+      </w:r>
+      <w:r>
+        <w:rPr>
+          <w:lang w:val="hi_IN" w:bidi="hi_IN"/>
+        </w:rPr>
+        <w:t>सक्रिय या निष्क्रिय</w:t>
+      </w:r>
+      <w:r>
+        <w:rPr>
+          <w:lang w:val="hi_IN" w:bidi="hi_IN"/>
+        </w:rPr>
+      </w:r>
+      <w:r>
+        <w:rPr>
+          <w:lang w:val="hi_IN" w:bidi="hi_IN"/>
+        </w:rPr>
+      </w:r>
+    </w:p>
+    <w:p>
+      <w:pPr/>
+      <w:r>
+        <w:rPr>
+          <w:lang w:val="hi_IN" w:bidi="hi_IN"/>
+        </w:rPr>
+      </w:r>
+    </w:p>
+    <w:p>
+      <w:pPr>
+        <w:pStyle w:val="Heading2"/>
+      </w:pPr>
+      <w:r>
+        <w:rPr>
+          <w:lang w:val="hi_IN" w:bidi="hi_IN"/>
+        </w:rPr>
+        <w:t>1 यूहन्ना 2:5 (#6)</w:t>
+      </w:r>
+      <w:r>
+        <w:rPr>
+          <w:lang w:val="hi_IN" w:bidi="hi_IN"/>
+        </w:rPr>
+      </w:r>
+    </w:p>
+    <w:p>
+      <w:pPr/>
+      <w:r>
+        <w:rPr>
+          <w:lang w:val="hi_IN" w:bidi="hi_IN"/>
+        </w:rPr>
+      </w:r>
+      <w:r>
+        <w:rPr>
+          <w:b/>
+          <w:lang w:val="hi_IN" w:bidi="hi_IN"/>
+        </w:rPr>
+        <w:t>ἐν τούτῳ γινώσκομεν ὅτι ἐν αὐτῷ ἐσμεν</w:t>
+      </w:r>
+    </w:p>
+    <w:p>
+      <w:pPr/>
+      <w:r>
+        <w:rPr>
+          <w:lang w:val="hi_IN" w:bidi="hi_IN"/>
+        </w:rPr>
+      </w:r>
+      <w:r>
+        <w:rPr>
+          <w:b/>
+          <w:lang w:val="hi_IN" w:bidi="hi_IN"/>
+        </w:rPr>
+        <w:t>"हमें मालूम होता है इसी से कि हम उसमें हैं"</w:t>
+      </w:r>
+    </w:p>
+    <w:p>
+      <w:pPr/>
+      <w:r>
+        <w:rPr>
+          <w:lang w:val="hi_IN" w:bidi="hi_IN"/>
+        </w:rPr>
+      </w:r>
+      <w:r>
+        <w:rPr>
+          <w:lang w:val="hi_IN" w:bidi="hi_IN"/>
+        </w:rPr>
         <w:t>"</w:t>
       </w:r>
       <w:r>
@@ -13783,13 +13328,13 @@
           <w:b/>
           <w:lang w:val="hi_IN" w:bidi="hi_IN"/>
         </w:rPr>
-        <w:t>परमेश्वर का प्रेम</w:t>
-      </w:r>
-      <w:r>
-        <w:rPr>
-          <w:lang w:val="hi_IN" w:bidi="hi_IN"/>
-        </w:rPr>
-        <w:t xml:space="preserve"> इस उक्ति के अभीप्राय हो सकते हैं: (1) इसका सन्दर्भ उस मनुष्य से है जो परमेश्वर से प्रेम करता है| वैकल्पिक अनुवाद: ""वह मनुष्य निश्चय ही परमेश्वर से पूर्णतः प्रेम करता है"" (2) इसका सन्दर्भ परमेश्वर के प्रेम से है जो वह मनुष्यों से रखता है| वैकल्पिक अनुवाद: ""परमेश्वर के प्रेम ने उस मनुष्य के जीवन में अपना उद्देश्य पूरा कर लिया है""</w:t>
+        <w:t>इसी से</w:t>
+      </w:r>
+      <w:r>
+        <w:rPr>
+          <w:lang w:val="hi_IN" w:bidi="hi_IN"/>
+        </w:rPr>
+        <w:t xml:space="preserve"> इस उक्ति का सन्दर्भ हो सकता है: (1) यूहन्ना पद 6 में कया कहने जा रहा है या (2) यूहन्ना ने अभी-अभी पद 5 में क्या कहा है, या (3) दोनों| यदि आपकी भाषा में अनुमति हो तो आप विकल्प (3) का चुनाव कर सकते हैं क्योंकि दोनों पदों में परमेश्वर के पूर्ण आज्ञा पालन की बात कही गई है, परन्तु अधिकाँश भाषाओं में आवश्यक होगा कि किसी एक को या दूसरे का चुनाव करें|</w:t>
       </w:r>
     </w:p>
     <w:p>
@@ -13809,7 +13354,7 @@
         <w:rPr>
           <w:lang w:val="hi_IN" w:bidi="hi_IN"/>
         </w:rPr>
-        <w:t>स्वामित्व</w:t>
+        <w:t>रूपक</w:t>
       </w:r>
       <w:r>
         <w:rPr>
@@ -13838,82 +13383,82 @@
         <w:rPr>
           <w:lang w:val="hi_IN" w:bidi="hi_IN"/>
         </w:rPr>
-        <w:t>1 यूहन्ना 2:5 (#5)</w:t>
-      </w:r>
-      <w:r>
-        <w:rPr>
-          <w:lang w:val="hi_IN" w:bidi="hi_IN"/>
-        </w:rPr>
-      </w:r>
-    </w:p>
-    <w:p>
-      <w:pPr/>
-      <w:r>
-        <w:rPr>
-          <w:lang w:val="hi_IN" w:bidi="hi_IN"/>
-        </w:rPr>
-      </w:r>
-      <w:r>
-        <w:rPr>
-          <w:b/>
-          <w:lang w:val="hi_IN" w:bidi="hi_IN"/>
-        </w:rPr>
-        <w:t>ἀληθῶς ἐν τούτῳ ἡ ἀγάπη τοῦ Θεοῦ τετελείωται</w:t>
-      </w:r>
-    </w:p>
-    <w:p>
-      <w:pPr/>
-      <w:r>
-        <w:rPr>
-          <w:lang w:val="hi_IN" w:bidi="hi_IN"/>
-        </w:rPr>
-      </w:r>
-      <w:r>
-        <w:rPr>
-          <w:b/>
-          <w:lang w:val="hi_IN" w:bidi="hi_IN"/>
-        </w:rPr>
-        <w:t>"उसमें सचमुच परमेश्वर का प्रेम सिद्ध हुआ है"</w:t>
-      </w:r>
-    </w:p>
-    <w:p>
-      <w:pPr/>
-      <w:r>
-        <w:rPr>
-          <w:lang w:val="hi_IN" w:bidi="hi_IN"/>
-        </w:rPr>
-      </w:r>
-      <w:r>
-        <w:rPr>
-          <w:lang w:val="hi_IN" w:bidi="hi_IN"/>
-        </w:rPr>
-        <w:t xml:space="preserve">"यदि आपकी भाषा में स्पष्ट हो सके तो आप इस कर्मवाच्य रूप, </w:t>
-      </w:r>
-      <w:r>
-        <w:rPr>
-          <w:b/>
-          <w:lang w:val="hi_IN" w:bidi="hi_IN"/>
-        </w:rPr>
-        <w:t>सिद्ध किया जा चुका है</w:t>
-      </w:r>
-      <w:r>
-        <w:rPr>
-          <w:lang w:val="hi_IN" w:bidi="hi_IN"/>
-        </w:rPr>
-        <w:t xml:space="preserve"> को कर्तृवाच्य ​ में अनुवाद कर सकते हैं| काम का करने वाला- मनुष्य या वस्तु, निर्भर करेगा कि आपने </w:t>
-      </w:r>
-      <w:r>
-        <w:rPr>
-          <w:b/>
-          <w:lang w:val="hi_IN" w:bidi="hi_IN"/>
-        </w:rPr>
-        <w:t>परमेश्वर का प्रेम</w:t>
-      </w:r>
-      <w:r>
-        <w:rPr>
-          <w:lang w:val="hi_IN" w:bidi="hi_IN"/>
-        </w:rPr>
-        <w:t xml:space="preserve"> को कैसे अनुवाद करने का निर्णय लिया है| वैकल्पिक अनुवाद: ""वह मनुष्य निःसंदेह परमेश्वर से अचूक प्रेम करता है"" या ""उस मनुष्य के जीवन में परमेश्वर का प्रेम अपनी उद्देश्य प्राप्ति में पूर्णतः सफल हो चुका है|</w:t>
+        <w:t>1 यूहन्ना 2:5 (#3)</w:t>
+      </w:r>
+      <w:r>
+        <w:rPr>
+          <w:lang w:val="hi_IN" w:bidi="hi_IN"/>
+        </w:rPr>
+      </w:r>
+    </w:p>
+    <w:p>
+      <w:pPr/>
+      <w:r>
+        <w:rPr>
+          <w:lang w:val="hi_IN" w:bidi="hi_IN"/>
+        </w:rPr>
+      </w:r>
+      <w:r>
+        <w:rPr>
+          <w:b/>
+          <w:lang w:val="hi_IN" w:bidi="hi_IN"/>
+        </w:rPr>
+        <w:t>ἐν αὐτῷ ἐσμεν</w:t>
+      </w:r>
+    </w:p>
+    <w:p>
+      <w:pPr/>
+      <w:r>
+        <w:rPr>
+          <w:lang w:val="hi_IN" w:bidi="hi_IN"/>
+        </w:rPr>
+      </w:r>
+      <w:r>
+        <w:rPr>
+          <w:b/>
+          <w:lang w:val="hi_IN" w:bidi="hi_IN"/>
+        </w:rPr>
+        <w:t>"उसमें"</w:t>
+      </w:r>
+      <w:r>
+        <w:rPr>
+          <w:lang w:val="hi_IN" w:bidi="hi_IN"/>
+        </w:rPr>
+        <w:t xml:space="preserve"> - </w:t>
+      </w:r>
+      <w:r>
+        <w:rPr>
+          <w:b/>
+          <w:lang w:val="hi_IN" w:bidi="hi_IN"/>
+        </w:rPr>
+        <w:t>"हमें मालूम होता है"</w:t>
+      </w:r>
+      <w:r>
+        <w:rPr>
+          <w:lang w:val="hi_IN" w:bidi="hi_IN"/>
+        </w:rPr>
+        <w:t xml:space="preserve"> - </w:t>
+      </w:r>
+      <w:r>
+        <w:rPr>
+          <w:b/>
+          <w:lang w:val="hi_IN" w:bidi="hi_IN"/>
+        </w:rPr>
+        <w:t>"कि हम उसमें हैं"</w:t>
+      </w:r>
+    </w:p>
+    <w:p>
+      <w:pPr/>
+      <w:r>
+        <w:rPr>
+          <w:lang w:val="hi_IN" w:bidi="hi_IN"/>
+        </w:rPr>
+      </w:r>
+      <w:r>
+        <w:rPr>
+          <w:lang w:val="hi_IN" w:bidi="hi_IN"/>
+        </w:rPr>
+        <w:t>"यूहन्ना लाक्षणिक भाषा में इस प्रकार कहता है कि जैसे विश्वासी परमेश्वर में अन्तर्वास कर सकते हो| इस अभिव्यक्ति के द्वारा घनिष्ट संबंधों का वर्णन किया गया है| वैकल्पिक अनुवाद: ""परमेश्वर के साथ हमारा घनिष्ट सम्बन्ध है""</w:t>
       </w:r>
     </w:p>
     <w:p>
@@ -13933,7 +13478,7 @@
         <w:rPr>
           <w:lang w:val="hi_IN" w:bidi="hi_IN"/>
         </w:rPr>
-        <w:t>सक्रिय या निष्क्रिय</w:t>
+        <w:t>रूपक</w:t>
       </w:r>
       <w:r>
         <w:rPr>
@@ -13962,262 +13507,12 @@
         <w:rPr>
           <w:lang w:val="hi_IN" w:bidi="hi_IN"/>
         </w:rPr>
-        <w:t>1 यूहन्ना 2:5 (#6)</w:t>
-      </w:r>
-      <w:r>
-        <w:rPr>
-          <w:lang w:val="hi_IN" w:bidi="hi_IN"/>
-        </w:rPr>
-      </w:r>
-    </w:p>
-    <w:p>
-      <w:pPr/>
-      <w:r>
-        <w:rPr>
-          <w:lang w:val="hi_IN" w:bidi="hi_IN"/>
-        </w:rPr>
-      </w:r>
-      <w:r>
-        <w:rPr>
-          <w:b/>
-          <w:lang w:val="hi_IN" w:bidi="hi_IN"/>
-        </w:rPr>
-        <w:t>ἐν τούτῳ γινώσκομεν ὅτι ἐν αὐτῷ ἐσμεν</w:t>
-      </w:r>
-    </w:p>
-    <w:p>
-      <w:pPr/>
-      <w:r>
-        <w:rPr>
-          <w:lang w:val="hi_IN" w:bidi="hi_IN"/>
-        </w:rPr>
-      </w:r>
-      <w:r>
-        <w:rPr>
-          <w:b/>
-          <w:lang w:val="hi_IN" w:bidi="hi_IN"/>
-        </w:rPr>
-        <w:t>"हमें मालूम होता है इसी से कि हम उसमें हैं"</w:t>
-      </w:r>
-    </w:p>
-    <w:p>
-      <w:pPr/>
-      <w:r>
-        <w:rPr>
-          <w:lang w:val="hi_IN" w:bidi="hi_IN"/>
-        </w:rPr>
-      </w:r>
-      <w:r>
-        <w:rPr>
-          <w:lang w:val="hi_IN" w:bidi="hi_IN"/>
-        </w:rPr>
-        <w:t>"</w:t>
-      </w:r>
-      <w:r>
-        <w:rPr>
-          <w:b/>
-          <w:lang w:val="hi_IN" w:bidi="hi_IN"/>
-        </w:rPr>
-        <w:t>इसी से</w:t>
-      </w:r>
-      <w:r>
-        <w:rPr>
-          <w:lang w:val="hi_IN" w:bidi="hi_IN"/>
-        </w:rPr>
-        <w:t xml:space="preserve"> इस उक्ति का सन्दर्भ हो सकता है: (1) यूहन्ना पद 6 में कया कहने जा रहा है या (2) यूहन्ना ने अभी-अभी पद 5 में क्या कहा है, या (3) दोनों| यदि आपकी भाषा में अनुमति हो तो आप विकल्प (3) का चुनाव कर सकते हैं क्योंकि दोनों पदों में परमेश्वर के पूर्ण आज्ञा पालन की बात कही गई है, परन्तु अधिकाँश भाषाओं में आवश्यक होगा कि किसी एक को या दूसरे का चुनाव करें|</w:t>
-      </w:r>
-    </w:p>
-    <w:p>
-      <w:pPr/>
-      <w:r>
-        <w:rPr>
-          <w:lang w:val="hi_IN" w:bidi="hi_IN"/>
-        </w:rPr>
-      </w:r>
-      <w:r>
-        <w:rPr>
-          <w:lang w:val="hi_IN" w:bidi="hi_IN"/>
-        </w:rPr>
-        <w:t xml:space="preserve">देखें: </w:t>
-      </w:r>
-      <w:r>
-        <w:rPr>
-          <w:lang w:val="hi_IN" w:bidi="hi_IN"/>
-        </w:rPr>
-        <w:t>रूपक</w:t>
-      </w:r>
-      <w:r>
-        <w:rPr>
-          <w:lang w:val="hi_IN" w:bidi="hi_IN"/>
-        </w:rPr>
-      </w:r>
-      <w:r>
-        <w:rPr>
-          <w:lang w:val="hi_IN" w:bidi="hi_IN"/>
-        </w:rPr>
-      </w:r>
-    </w:p>
-    <w:p>
-      <w:pPr/>
-      <w:r>
-        <w:rPr>
-          <w:lang w:val="hi_IN" w:bidi="hi_IN"/>
-        </w:rPr>
-      </w:r>
-    </w:p>
-    <w:p>
-      <w:pPr>
-        <w:pStyle w:val="Heading2"/>
-      </w:pPr>
-      <w:r>
-        <w:rPr>
-          <w:lang w:val="hi_IN" w:bidi="hi_IN"/>
-        </w:rPr>
-        <w:t>1 यूहन्ना 2:5 (#3)</w:t>
-      </w:r>
-      <w:r>
-        <w:rPr>
-          <w:lang w:val="hi_IN" w:bidi="hi_IN"/>
-        </w:rPr>
-      </w:r>
-    </w:p>
-    <w:p>
-      <w:pPr/>
-      <w:r>
-        <w:rPr>
-          <w:lang w:val="hi_IN" w:bidi="hi_IN"/>
-        </w:rPr>
-      </w:r>
-      <w:r>
-        <w:rPr>
-          <w:b/>
-          <w:lang w:val="hi_IN" w:bidi="hi_IN"/>
-        </w:rPr>
-        <w:t>ἐν αὐτῷ ἐσμεν</w:t>
-      </w:r>
-    </w:p>
-    <w:p>
-      <w:pPr/>
-      <w:r>
-        <w:rPr>
-          <w:lang w:val="hi_IN" w:bidi="hi_IN"/>
-        </w:rPr>
-      </w:r>
-      <w:r>
-        <w:rPr>
-          <w:b/>
-          <w:lang w:val="hi_IN" w:bidi="hi_IN"/>
-        </w:rPr>
-        <w:t>"उसमें"</w:t>
-      </w:r>
-      <w:r>
-        <w:rPr>
-          <w:lang w:val="hi_IN" w:bidi="hi_IN"/>
-        </w:rPr>
-        <w:t xml:space="preserve"> - </w:t>
-      </w:r>
-      <w:r>
-        <w:rPr>
-          <w:b/>
-          <w:lang w:val="hi_IN" w:bidi="hi_IN"/>
-        </w:rPr>
-        <w:t>"हमें मालूम होता है"</w:t>
-      </w:r>
-      <w:r>
-        <w:rPr>
-          <w:lang w:val="hi_IN" w:bidi="hi_IN"/>
-        </w:rPr>
-        <w:t xml:space="preserve"> - </w:t>
-      </w:r>
-      <w:r>
-        <w:rPr>
-          <w:b/>
-          <w:lang w:val="hi_IN" w:bidi="hi_IN"/>
-        </w:rPr>
-        <w:t>"कि हम उसमें हैं"</w:t>
-      </w:r>
-    </w:p>
-    <w:p>
-      <w:pPr/>
-      <w:r>
-        <w:rPr>
-          <w:lang w:val="hi_IN" w:bidi="hi_IN"/>
-        </w:rPr>
-      </w:r>
-      <w:r>
-        <w:rPr>
-          <w:lang w:val="hi_IN" w:bidi="hi_IN"/>
-        </w:rPr>
-        <w:t>"यूहन्ना लाक्षणिक भाषा में इस प्रकार कहता है कि जैसे विश्वासी परमेश्वर में अन्तर्वास कर सकते हो| इस अभिव्यक्ति के द्वारा घनिष्ट संबंधों का वर्णन किया गया है| वैकल्पिक अनुवाद: ""परमेश्वर के साथ हमारा घनिष्ट सम्बन्ध है""</w:t>
-      </w:r>
-    </w:p>
-    <w:p>
-      <w:pPr/>
-      <w:r>
-        <w:rPr>
-          <w:lang w:val="hi_IN" w:bidi="hi_IN"/>
-        </w:rPr>
-      </w:r>
-      <w:r>
-        <w:rPr>
-          <w:lang w:val="hi_IN" w:bidi="hi_IN"/>
-        </w:rPr>
-        <w:t xml:space="preserve">देखें: </w:t>
-      </w:r>
-      <w:r>
-        <w:rPr>
-          <w:lang w:val="hi_IN" w:bidi="hi_IN"/>
-        </w:rPr>
-        <w:t>रूपक</w:t>
-      </w:r>
-      <w:r>
-        <w:rPr>
-          <w:lang w:val="hi_IN" w:bidi="hi_IN"/>
-        </w:rPr>
-      </w:r>
-      <w:r>
-        <w:rPr>
-          <w:lang w:val="hi_IN" w:bidi="hi_IN"/>
-        </w:rPr>
-      </w:r>
-    </w:p>
-    <w:p>
-      <w:pPr/>
-      <w:r>
-        <w:rPr>
-          <w:lang w:val="hi_IN" w:bidi="hi_IN"/>
-        </w:rPr>
-      </w:r>
-    </w:p>
-    <w:p>
-      <w:pPr>
-        <w:pStyle w:val="Heading2"/>
-      </w:pPr>
-      <w:r>
-        <w:rPr>
-          <w:lang w:val="hi_IN" w:bidi="hi_IN"/>
-        </w:rPr>
         <w:t>1 यूहन्ना 2:5–6 (#1)</w:t>
       </w:r>
       <w:r>
         <w:rPr>
           <w:lang w:val="hi_IN" w:bidi="hi_IN"/>
         </w:rPr>
-      </w:r>
-    </w:p>
-    <w:p>
-      <w:pPr/>
-      <w:r>
-        <w:rPr>
-          <w:lang w:val="hi_IN" w:bidi="hi_IN"/>
-        </w:rPr>
-      </w:r>
-      <w:r>
-        <w:rPr>
-          <w:b/>
-          <w:lang w:val="hi_IN" w:bidi="hi_IN"/>
-        </w:rPr>
-        <w:t>ἐν τούτῳ γινώσκομεν ὅτι ἐν αὐτῷ ἐσμεν: ὁ λέγων ἐν αὐτῷ μένειν, ὀφείλει καθὼς ἐκεῖνος περιεπάτησεν, καὶ αὐτὸς περιπατεῖν</w:t>
       </w:r>
     </w:p>
     <w:p>
@@ -14706,21 +14001,6 @@
           <w:lang w:val="hi_IN" w:bidi="hi_IN"/>
         </w:rPr>
       </w:r>
-      <w:r>
-        <w:rPr>
-          <w:b/>
-          <w:lang w:val="hi_IN" w:bidi="hi_IN"/>
-        </w:rPr>
-        <w:t>ὀφείλει καθὼς ἐκεῖνος περιεπάτησεν, καὶ αὐτὸς περιπατεῖν</w:t>
-      </w:r>
-    </w:p>
-    <w:p>
-      <w:pPr/>
-      <w:r>
-        <w:rPr>
-          <w:lang w:val="hi_IN" w:bidi="hi_IN"/>
-        </w:rPr>
-      </w:r>
     </w:p>
     <w:p>
       <w:pPr/>
@@ -14851,21 +14131,6 @@
           <w:b/>
           <w:lang w:val="hi_IN" w:bidi="hi_IN"/>
         </w:rPr>
-        <w:t>ὀφείλει καθὼς ἐκεῖνος περιεπάτησεν, καὶ αὐτὸς περιπατεῖν</w:t>
-      </w:r>
-    </w:p>
-    <w:p>
-      <w:pPr/>
-      <w:r>
-        <w:rPr>
-          <w:lang w:val="hi_IN" w:bidi="hi_IN"/>
-        </w:rPr>
-      </w:r>
-      <w:r>
-        <w:rPr>
-          <w:b/>
-          <w:lang w:val="hi_IN" w:bidi="hi_IN"/>
-        </w:rPr>
         <w:t>"उसे चाहिए कि वह स्वयं भी वैसे ही जैसे चले जैसे यीशु मसीह चलता था"</w:t>
       </w:r>
     </w:p>
@@ -15727,21 +14992,6 @@
           <w:b/>
           <w:lang w:val="hi_IN" w:bidi="hi_IN"/>
         </w:rPr>
-        <w:t>ὅ ἐστιν ἀληθὲς ἐν αὐτῷ καὶ ἐν ὑμῖν, ὅτι ἡ σκοτία παράγεται, καὶ τὸ φῶς τὸ ἀληθινὸν ἤδη φαίνει</w:t>
-      </w:r>
-    </w:p>
-    <w:p>
-      <w:pPr/>
-      <w:r>
-        <w:rPr>
-          <w:lang w:val="hi_IN" w:bidi="hi_IN"/>
-        </w:rPr>
-      </w:r>
-      <w:r>
-        <w:rPr>
-          <w:b/>
-          <w:lang w:val="hi_IN" w:bidi="hi_IN"/>
-        </w:rPr>
         <w:t>"और यह तो उसमें और तुम में सच्ची ठहरती है क्योंकि अंधकार मिटता जा रहा है और सत्य की ज्योति अभी चमकने लगी है"</w:t>
       </w:r>
     </w:p>
@@ -16104,21 +15354,6 @@
         <w:rPr>
           <w:lang w:val="hi_IN" w:bidi="hi_IN"/>
         </w:rPr>
-      </w:r>
-    </w:p>
-    <w:p>
-      <w:pPr/>
-      <w:r>
-        <w:rPr>
-          <w:lang w:val="hi_IN" w:bidi="hi_IN"/>
-        </w:rPr>
-      </w:r>
-      <w:r>
-        <w:rPr>
-          <w:b/>
-          <w:lang w:val="hi_IN" w:bidi="hi_IN"/>
-        </w:rPr>
-        <w:t>ἡ σκοτία παράγεται, καὶ τὸ φῶς τὸ ἀληθινὸν ἤδη φαίνει</w:t>
       </w:r>
     </w:p>
     <w:p>
@@ -16403,21 +15638,6 @@
           <w:lang w:val="hi_IN" w:bidi="hi_IN"/>
         </w:rPr>
       </w:r>
-      <w:r>
-        <w:rPr>
-          <w:b/>
-          <w:lang w:val="hi_IN" w:bidi="hi_IN"/>
-        </w:rPr>
-        <w:t>ὁ λέγων ἐν τῷ φωτὶ εἶναι, καὶ τὸν ἀδελφὸν αὐτοῦ μισῶν, ἐν τῇ σκοτίᾳ ἐστὶν ἕως ἄρτι</w:t>
-      </w:r>
-    </w:p>
-    <w:p>
-      <w:pPr/>
-      <w:r>
-        <w:rPr>
-          <w:lang w:val="hi_IN" w:bidi="hi_IN"/>
-        </w:rPr>
-      </w:r>
     </w:p>
     <w:p>
       <w:pPr/>
@@ -16465,6 +15685,21 @@
         <w:rPr>
           <w:lang w:val="hi_IN" w:bidi="hi_IN"/>
         </w:rPr>
+      </w:r>
+    </w:p>
+    <w:p>
+      <w:pPr/>
+      <w:r>
+        <w:rPr>
+          <w:lang w:val="hi_IN" w:bidi="hi_IN"/>
+        </w:rPr>
+      </w:r>
+      <w:r>
+        <w:rPr>
+          <w:b/>
+          <w:lang w:val="hi_IN" w:bidi="hi_IN"/>
+        </w:rPr>
+        <w:t>ἐν τῷ φωτὶ εἶναι</w:t>
       </w:r>
     </w:p>
     <w:p>
@@ -17125,21 +16360,6 @@
           <w:b/>
           <w:lang w:val="hi_IN" w:bidi="hi_IN"/>
         </w:rPr>
-        <w:t>ὁ ἀγαπῶν τὸν ἀδελφὸν αὐτοῦ, ἐν τῷ φωτὶ μένει</w:t>
-      </w:r>
-    </w:p>
-    <w:p>
-      <w:pPr/>
-      <w:r>
-        <w:rPr>
-          <w:lang w:val="hi_IN" w:bidi="hi_IN"/>
-        </w:rPr>
-      </w:r>
-      <w:r>
-        <w:rPr>
-          <w:b/>
-          <w:lang w:val="hi_IN" w:bidi="hi_IN"/>
-        </w:rPr>
         <w:t>"जो कोई अपने भाई से प्रेम रखता है वह ज्योति में रहता है"</w:t>
       </w:r>
     </w:p>
@@ -17437,21 +16657,6 @@
           <w:b/>
           <w:lang w:val="hi_IN" w:bidi="hi_IN"/>
         </w:rPr>
-        <w:t>ἐν τῷ φωτὶ μένει</w:t>
-      </w:r>
-    </w:p>
-    <w:p>
-      <w:pPr/>
-      <w:r>
-        <w:rPr>
-          <w:lang w:val="hi_IN" w:bidi="hi_IN"/>
-        </w:rPr>
-      </w:r>
-      <w:r>
-        <w:rPr>
-          <w:b/>
-          <w:lang w:val="hi_IN" w:bidi="hi_IN"/>
-        </w:rPr>
         <w:t>"वह ज्योति में रहता है"</w:t>
       </w:r>
     </w:p>
@@ -18067,21 +17272,6 @@
           <w:lang w:val="hi_IN" w:bidi="hi_IN"/>
         </w:rPr>
       </w:r>
-      <w:r>
-        <w:rPr>
-          <w:b/>
-          <w:lang w:val="hi_IN" w:bidi="hi_IN"/>
-        </w:rPr>
-        <w:t>ἐν τῇ σκοτίᾳ ἐστὶν, καὶ ἐν τῇ σκοτίᾳ περιπατεῖ</w:t>
-      </w:r>
-    </w:p>
-    <w:p>
-      <w:pPr/>
-      <w:r>
-        <w:rPr>
-          <w:lang w:val="hi_IN" w:bidi="hi_IN"/>
-        </w:rPr>
-      </w:r>
     </w:p>
     <w:p>
       <w:pPr/>
@@ -18189,21 +17379,6 @@
           <w:lang w:val="hi_IN" w:bidi="hi_IN"/>
         </w:rPr>
       </w:r>
-      <w:r>
-        <w:rPr>
-          <w:b/>
-          <w:lang w:val="hi_IN" w:bidi="hi_IN"/>
-        </w:rPr>
-        <w:t>ἐν τῇ σκοτίᾳ περιπατεῖ</w:t>
-      </w:r>
-    </w:p>
-    <w:p>
-      <w:pPr/>
-      <w:r>
-        <w:rPr>
-          <w:lang w:val="hi_IN" w:bidi="hi_IN"/>
-        </w:rPr>
-      </w:r>
     </w:p>
     <w:p>
       <w:pPr/>
@@ -18293,21 +17468,6 @@
           <w:lang w:val="hi_IN" w:bidi="hi_IN"/>
         </w:rPr>
       </w:r>
-      <w:r>
-        <w:rPr>
-          <w:b/>
-          <w:lang w:val="hi_IN" w:bidi="hi_IN"/>
-        </w:rPr>
-        <w:t>οὐκ οἶδεν ποῦ ὑπάγει, ὅτι ἡ σκοτία ἐτύφλωσεν τοὺς ὀφθαλμοὺς αὐτοῦ</w:t>
-      </w:r>
-    </w:p>
-    <w:p>
-      <w:pPr/>
-      <w:r>
-        <w:rPr>
-          <w:lang w:val="hi_IN" w:bidi="hi_IN"/>
-        </w:rPr>
-      </w:r>
     </w:p>
     <w:p>
       <w:pPr/>
@@ -18384,21 +17544,6 @@
           <w:lang w:val="hi_IN" w:bidi="hi_IN"/>
         </w:rPr>
       </w:r>
-      <w:r>
-        <w:rPr>
-          <w:b/>
-          <w:lang w:val="hi_IN" w:bidi="hi_IN"/>
-        </w:rPr>
-        <w:t>οὐκ οἶδεν ποῦ ὑπάγει</w:t>
-      </w:r>
-    </w:p>
-    <w:p>
-      <w:pPr/>
-      <w:r>
-        <w:rPr>
-          <w:lang w:val="hi_IN" w:bidi="hi_IN"/>
-        </w:rPr>
-      </w:r>
     </w:p>
     <w:p>
       <w:pPr/>
@@ -18466,21 +17611,6 @@
         <w:rPr>
           <w:lang w:val="hi_IN" w:bidi="hi_IN"/>
         </w:rPr>
-      </w:r>
-    </w:p>
-    <w:p>
-      <w:pPr/>
-      <w:r>
-        <w:rPr>
-          <w:lang w:val="hi_IN" w:bidi="hi_IN"/>
-        </w:rPr>
-      </w:r>
-      <w:r>
-        <w:rPr>
-          <w:b/>
-          <w:lang w:val="hi_IN" w:bidi="hi_IN"/>
-        </w:rPr>
-        <w:t>ὅτι ἡ σκοτία ἐτύφλωσεν τοὺς ὀφθαλμοὺς αὐτοῦ</w:t>
       </w:r>
     </w:p>
     <w:p>
@@ -18929,21 +18059,6 @@
           <w:b/>
           <w:lang w:val="hi_IN" w:bidi="hi_IN"/>
         </w:rPr>
-        <w:t>διὰ τὸ ὄνομα αὐτοῦ</w:t>
-      </w:r>
-    </w:p>
-    <w:p>
-      <w:pPr/>
-      <w:r>
-        <w:rPr>
-          <w:lang w:val="hi_IN" w:bidi="hi_IN"/>
-        </w:rPr>
-      </w:r>
-      <w:r>
-        <w:rPr>
-          <w:b/>
-          <w:lang w:val="hi_IN" w:bidi="hi_IN"/>
-        </w:rPr>
         <w:t>"उसके नाम से"</w:t>
       </w:r>
     </w:p>
@@ -19026,21 +18141,6 @@
         <w:rPr>
           <w:lang w:val="hi_IN" w:bidi="hi_IN"/>
         </w:rPr>
-      </w:r>
-    </w:p>
-    <w:p>
-      <w:pPr/>
-      <w:r>
-        <w:rPr>
-          <w:lang w:val="hi_IN" w:bidi="hi_IN"/>
-        </w:rPr>
-      </w:r>
-      <w:r>
-        <w:rPr>
-          <w:b/>
-          <w:lang w:val="hi_IN" w:bidi="hi_IN"/>
-        </w:rPr>
-        <w:t>διὰ τὸ ὄνομα αὐτοῦ</w:t>
       </w:r>
     </w:p>
     <w:p>
@@ -19701,21 +18801,6 @@
           <w:b/>
           <w:lang w:val="hi_IN" w:bidi="hi_IN"/>
         </w:rPr>
-        <w:t>νενικήκατε τὸν πονηρόν</w:t>
-      </w:r>
-    </w:p>
-    <w:p>
-      <w:pPr/>
-      <w:r>
-        <w:rPr>
-          <w:lang w:val="hi_IN" w:bidi="hi_IN"/>
-        </w:rPr>
-      </w:r>
-      <w:r>
-        <w:rPr>
-          <w:b/>
-          <w:lang w:val="hi_IN" w:bidi="hi_IN"/>
-        </w:rPr>
         <w:t>"तुम ने जय पाई है"</w:t>
       </w:r>
     </w:p>
@@ -20542,6 +19627,21 @@
           <w:b/>
           <w:lang w:val="hi_IN" w:bidi="hi_IN"/>
         </w:rPr>
+        <w:t>ἐγνώκατε</w:t>
+      </w:r>
+    </w:p>
+    <w:p>
+      <w:pPr/>
+      <w:r>
+        <w:rPr>
+          <w:lang w:val="hi_IN" w:bidi="hi_IN"/>
+        </w:rPr>
+      </w:r>
+      <w:r>
+        <w:rPr>
+          <w:b/>
+          <w:lang w:val="hi_IN" w:bidi="hi_IN"/>
+        </w:rPr>
         <w:t>""</w:t>
       </w:r>
     </w:p>
@@ -21685,21 +20785,6 @@
           <w:b/>
           <w:lang w:val="hi_IN" w:bidi="hi_IN"/>
         </w:rPr>
-        <w:t>νενικήκατε τὸν πονηρόν</w:t>
-      </w:r>
-    </w:p>
-    <w:p>
-      <w:pPr/>
-      <w:r>
-        <w:rPr>
-          <w:lang w:val="hi_IN" w:bidi="hi_IN"/>
-        </w:rPr>
-      </w:r>
-      <w:r>
-        <w:rPr>
-          <w:b/>
-          <w:lang w:val="hi_IN" w:bidi="hi_IN"/>
-        </w:rPr>
         <w:t>"उस दुष्ट पर जय पाई है"</w:t>
       </w:r>
     </w:p>
@@ -22286,21 +21371,6 @@
           <w:lang w:val="hi_IN" w:bidi="hi_IN"/>
         </w:rPr>
       </w:r>
-      <w:r>
-        <w:rPr>
-          <w:b/>
-          <w:lang w:val="hi_IN" w:bidi="hi_IN"/>
-        </w:rPr>
-        <w:t>ἐάν τις ἀγαπᾷ τὸν κόσμον, οὐκ ἔστιν ἡ ἀγάπη τοῦ Πατρὸς ἐν αὐτῷ</w:t>
-      </w:r>
-    </w:p>
-    <w:p>
-      <w:pPr/>
-      <w:r>
-        <w:rPr>
-          <w:lang w:val="hi_IN" w:bidi="hi_IN"/>
-        </w:rPr>
-      </w:r>
     </w:p>
     <w:p>
       <w:pPr/>
@@ -22460,21 +21530,6 @@
           <w:b/>
           <w:lang w:val="hi_IN" w:bidi="hi_IN"/>
         </w:rPr>
-        <w:t>τοῦ Πατρὸς</w:t>
-      </w:r>
-    </w:p>
-    <w:p>
-      <w:pPr/>
-      <w:r>
-        <w:rPr>
-          <w:lang w:val="hi_IN" w:bidi="hi_IN"/>
-        </w:rPr>
-      </w:r>
-      <w:r>
-        <w:rPr>
-          <w:b/>
-          <w:lang w:val="hi_IN" w:bidi="hi_IN"/>
-        </w:rPr>
         <w:t>"पिता का"</w:t>
       </w:r>
     </w:p>
@@ -22682,7 +21737,7 @@
           <w:b/>
           <w:lang w:val="hi_IN" w:bidi="hi_IN"/>
         </w:rPr>
-        <w:t>πᾶν τὸ ἐν τῷ κόσμῳ</w:t>
+        <w:t>οὐκ ἔστιν ἐκ τοῦ Πατρός, ἀλλὰ ἐκ τοῦ κόσμου ἐστίν</w:t>
       </w:r>
     </w:p>
     <w:p>
@@ -22890,21 +21945,6 @@
           <w:lang w:val="hi_IN" w:bidi="hi_IN"/>
         </w:rPr>
       </w:r>
-      <w:r>
-        <w:rPr>
-          <w:b/>
-          <w:lang w:val="hi_IN" w:bidi="hi_IN"/>
-        </w:rPr>
-        <w:t>ἡ ἐπιθυμία τῶν ὀφθαλμῶν</w:t>
-      </w:r>
-    </w:p>
-    <w:p>
-      <w:pPr/>
-      <w:r>
-        <w:rPr>
-          <w:lang w:val="hi_IN" w:bidi="hi_IN"/>
-        </w:rPr>
-      </w:r>
     </w:p>
     <w:p>
       <w:pPr/>
@@ -23083,21 +22123,6 @@
           <w:lang w:val="hi_IN" w:bidi="hi_IN"/>
         </w:rPr>
       </w:r>
-      <w:r>
-        <w:rPr>
-          <w:b/>
-          <w:lang w:val="hi_IN" w:bidi="hi_IN"/>
-        </w:rPr>
-        <w:t>οὐκ ἔστιν ἐκ τοῦ Πατρός, ἀλλὰ ἐκ τοῦ κόσμου ἐστίν</w:t>
-      </w:r>
-    </w:p>
-    <w:p>
-      <w:pPr/>
-      <w:r>
-        <w:rPr>
-          <w:lang w:val="hi_IN" w:bidi="hi_IN"/>
-        </w:rPr>
-      </w:r>
     </w:p>
     <w:p>
       <w:pPr/>
@@ -23412,21 +22437,6 @@
           <w:lang w:val="hi_IN" w:bidi="hi_IN"/>
         </w:rPr>
       </w:r>
-      <w:r>
-        <w:rPr>
-          <w:b/>
-          <w:lang w:val="hi_IN" w:bidi="hi_IN"/>
-        </w:rPr>
-        <w:t>ὁ κόσμος παράγεται</w:t>
-      </w:r>
-    </w:p>
-    <w:p>
-      <w:pPr/>
-      <w:r>
-        <w:rPr>
-          <w:lang w:val="hi_IN" w:bidi="hi_IN"/>
-        </w:rPr>
-      </w:r>
     </w:p>
     <w:p>
       <w:pPr/>
@@ -24328,21 +23338,6 @@
           <w:b/>
           <w:lang w:val="hi_IN" w:bidi="hi_IN"/>
         </w:rPr>
-        <w:t>ἀντίχριστος ἔρχεται, καὶ νῦν ἀντίχριστοι πολλοὶ γεγόνασιν</w:t>
-      </w:r>
-    </w:p>
-    <w:p>
-      <w:pPr/>
-      <w:r>
-        <w:rPr>
-          <w:lang w:val="hi_IN" w:bidi="hi_IN"/>
-        </w:rPr>
-      </w:r>
-      <w:r>
-        <w:rPr>
-          <w:b/>
-          <w:lang w:val="hi_IN" w:bidi="hi_IN"/>
-        </w:rPr>
         <w:t>"परमेश्वर का वचन तुम में बना रहता है"</w:t>
       </w:r>
     </w:p>
@@ -24694,21 +23689,6 @@
           <w:lang w:val="hi_IN" w:bidi="hi_IN"/>
         </w:rPr>
       </w:r>
-      <w:r>
-        <w:rPr>
-          <w:b/>
-          <w:lang w:val="hi_IN" w:bidi="hi_IN"/>
-        </w:rPr>
-        <w:t>εἰ γὰρ ἐξ ἡμῶν ἦσαν, μεμενήκεισαν ἂν μεθ’ ἡμῶν</w:t>
-      </w:r>
-    </w:p>
-    <w:p>
-      <w:pPr/>
-      <w:r>
-        <w:rPr>
-          <w:lang w:val="hi_IN" w:bidi="hi_IN"/>
-        </w:rPr>
-      </w:r>
     </w:p>
     <w:p>
       <w:pPr/>
@@ -24876,21 +23856,6 @@
           <w:lang w:val="hi_IN" w:bidi="hi_IN"/>
         </w:rPr>
       </w:r>
-      <w:r>
-        <w:rPr>
-          <w:b/>
-          <w:lang w:val="hi_IN" w:bidi="hi_IN"/>
-        </w:rPr>
-        <w:t>ἀλλ’ ἵνα φανερωθῶσιν ὅτι οὐκ εἰσὶν πάντες ἐξ ἡμῶν</w:t>
-      </w:r>
-    </w:p>
-    <w:p>
-      <w:pPr/>
-      <w:r>
-        <w:rPr>
-          <w:lang w:val="hi_IN" w:bidi="hi_IN"/>
-        </w:rPr>
-      </w:r>
     </w:p>
     <w:p>
       <w:pPr/>
@@ -25167,21 +24132,6 @@
         <w:rPr>
           <w:lang w:val="hi_IN" w:bidi="hi_IN"/>
         </w:rPr>
-      </w:r>
-    </w:p>
-    <w:p>
-      <w:pPr/>
-      <w:r>
-        <w:rPr>
-          <w:lang w:val="hi_IN" w:bidi="hi_IN"/>
-        </w:rPr>
-      </w:r>
-      <w:r>
-        <w:rPr>
-          <w:b/>
-          <w:lang w:val="hi_IN" w:bidi="hi_IN"/>
-        </w:rPr>
-        <w:t>ὑμεῖς χρῖσμα ἔχετε ἀπὸ τοῦ Ἁγίου</w:t>
       </w:r>
     </w:p>
     <w:p>
@@ -25896,21 +24846,6 @@
           <w:b/>
           <w:lang w:val="hi_IN" w:bidi="hi_IN"/>
         </w:rPr>
-        <w:t>οὐκ ἔγραψα ὑμῖν ὅτι οὐκ οἴδατε τὴν ἀλήθειαν, ἀλλ’ ὅτι οἴδατε αὐτήν</w:t>
-      </w:r>
-    </w:p>
-    <w:p>
-      <w:pPr/>
-      <w:r>
-        <w:rPr>
-          <w:lang w:val="hi_IN" w:bidi="hi_IN"/>
-        </w:rPr>
-      </w:r>
-      <w:r>
-        <w:rPr>
-          <w:b/>
-          <w:lang w:val="hi_IN" w:bidi="hi_IN"/>
-        </w:rPr>
         <w:t>"मैंने लिखा तुम्हें इसलिए नहीं लिखा कि तुम जानते सत्य को नहीं जानते पर इसलिए कि तुम जानते हो उसे जानते हो"</w:t>
       </w:r>
     </w:p>
@@ -25994,21 +24929,6 @@
           <w:b/>
           <w:lang w:val="hi_IN" w:bidi="hi_IN"/>
         </w:rPr>
-        <w:t>οὐκ ἔγραψα ὑμῖν ὅτι οὐκ οἴδατε τὴν ἀλήθειαν, ἀλλ’ ὅτι οἴδατε αὐτήν</w:t>
-      </w:r>
-    </w:p>
-    <w:p>
-      <w:pPr/>
-      <w:r>
-        <w:rPr>
-          <w:lang w:val="hi_IN" w:bidi="hi_IN"/>
-        </w:rPr>
-      </w:r>
-      <w:r>
-        <w:rPr>
-          <w:b/>
-          <w:lang w:val="hi_IN" w:bidi="hi_IN"/>
-        </w:rPr>
         <w:t>"मैंने लिखा तुम्हें इसलिए नहीं लिखा कि तुम जानते सत्य को नहीं जानते पर इसलिए कि तुम जानते हो उसे जानते हो"</w:t>
       </w:r>
     </w:p>
@@ -26327,21 +25247,6 @@
           <w:b/>
           <w:lang w:val="hi_IN" w:bidi="hi_IN"/>
         </w:rPr>
-        <w:t>καὶ ὅτι πᾶν ψεῦδος ἐκ τῆς ἀληθείας οὐκ ἔστιν</w:t>
-      </w:r>
-    </w:p>
-    <w:p>
-      <w:pPr/>
-      <w:r>
-        <w:rPr>
-          <w:lang w:val="hi_IN" w:bidi="hi_IN"/>
-        </w:rPr>
-      </w:r>
-      <w:r>
-        <w:rPr>
-          <w:b/>
-          <w:lang w:val="hi_IN" w:bidi="hi_IN"/>
-        </w:rPr>
         <w:t>"और इसलिए कि कोई झूठ सत्य की ओर से नहीं"</w:t>
       </w:r>
     </w:p>
@@ -26425,21 +25330,6 @@
           <w:b/>
           <w:lang w:val="hi_IN" w:bidi="hi_IN"/>
         </w:rPr>
-        <w:t>πᾶν ψεῦδος ἐκ τῆς ἀληθείας οὐκ ἔστιν</w:t>
-      </w:r>
-    </w:p>
-    <w:p>
-      <w:pPr/>
-      <w:r>
-        <w:rPr>
-          <w:lang w:val="hi_IN" w:bidi="hi_IN"/>
-        </w:rPr>
-      </w:r>
-      <w:r>
-        <w:rPr>
-          <w:b/>
-          <w:lang w:val="hi_IN" w:bidi="hi_IN"/>
-        </w:rPr>
         <w:t>"कोई झूठ सत्य की ओर से नहीं"</w:t>
       </w:r>
     </w:p>
@@ -26580,21 +25470,6 @@
         <w:rPr>
           <w:lang w:val="hi_IN" w:bidi="hi_IN"/>
         </w:rPr>
-      </w:r>
-    </w:p>
-    <w:p>
-      <w:pPr/>
-      <w:r>
-        <w:rPr>
-          <w:lang w:val="hi_IN" w:bidi="hi_IN"/>
-        </w:rPr>
-      </w:r>
-      <w:r>
-        <w:rPr>
-          <w:b/>
-          <w:lang w:val="hi_IN" w:bidi="hi_IN"/>
-        </w:rPr>
-        <w:t>τίς ἐστιν ὁ ψεύστης, εἰ μὴ ὁ ἀρνούμενος ὅτι Ἰησοῦς οὐκ ἔστιν ὁ Χριστός</w:t>
       </w:r>
     </w:p>
     <w:p>
@@ -27225,21 +26100,6 @@
           <w:b/>
           <w:lang w:val="hi_IN" w:bidi="hi_IN"/>
         </w:rPr>
-        <w:t>τὸν Υἱὸν</w:t>
-      </w:r>
-    </w:p>
-    <w:p>
-      <w:pPr/>
-      <w:r>
-        <w:rPr>
-          <w:lang w:val="hi_IN" w:bidi="hi_IN"/>
-        </w:rPr>
-      </w:r>
-      <w:r>
-        <w:rPr>
-          <w:b/>
-          <w:lang w:val="hi_IN" w:bidi="hi_IN"/>
-        </w:rPr>
         <w:t>"पुत्र का"</w:t>
       </w:r>
       <w:r>
@@ -27349,21 +26209,6 @@
           <w:b/>
           <w:lang w:val="hi_IN" w:bidi="hi_IN"/>
         </w:rPr>
-        <w:t>οὐδὲ τὸν Πατέρα ἔχει &amp; καὶ τὸν Πατέρα ἔχει</w:t>
-      </w:r>
-    </w:p>
-    <w:p>
-      <w:pPr/>
-      <w:r>
-        <w:rPr>
-          <w:lang w:val="hi_IN" w:bidi="hi_IN"/>
-        </w:rPr>
-      </w:r>
-      <w:r>
-        <w:rPr>
-          <w:b/>
-          <w:lang w:val="hi_IN" w:bidi="hi_IN"/>
-        </w:rPr>
         <w:t>"पुत्र का"</w:t>
       </w:r>
       <w:r>
@@ -27780,21 +26625,6 @@
           <w:b/>
           <w:lang w:val="hi_IN" w:bidi="hi_IN"/>
         </w:rPr>
-        <w:t>ὃ ἠκούσατε &amp; ὃ &amp; ἠκούσατε</w:t>
-      </w:r>
-    </w:p>
-    <w:p>
-      <w:pPr/>
-      <w:r>
-        <w:rPr>
-          <w:lang w:val="hi_IN" w:bidi="hi_IN"/>
-        </w:rPr>
-      </w:r>
-      <w:r>
-        <w:rPr>
-          <w:b/>
-          <w:lang w:val="hi_IN" w:bidi="hi_IN"/>
-        </w:rPr>
         <w:t>"तुम ने आरम्भ से सुना है वही तुम में बना रहे"</w:t>
       </w:r>
     </w:p>
@@ -28053,21 +26883,6 @@
           <w:b/>
           <w:lang w:val="hi_IN" w:bidi="hi_IN"/>
         </w:rPr>
-        <w:t>ἐὰν ἐν ὑμῖν μείνῃ ὃ ἀπ’ ἀρχῆς ἠκούσατε, καὶ ὑμεῖς ἐν τῷ Υἱῷ καὶ ἐν τῷ Πατρὶ μενεῖτε</w:t>
-      </w:r>
-    </w:p>
-    <w:p>
-      <w:pPr/>
-      <w:r>
-        <w:rPr>
-          <w:lang w:val="hi_IN" w:bidi="hi_IN"/>
-        </w:rPr>
-      </w:r>
-      <w:r>
-        <w:rPr>
-          <w:b/>
-          <w:lang w:val="hi_IN" w:bidi="hi_IN"/>
-        </w:rPr>
         <w:t>"जो तुम ने आरम्भ से सुना है यदि वह तुम में बना रहे तो तुम भी पुत्र में और पिता में बने रहोगे"</w:t>
       </w:r>
     </w:p>
@@ -28137,21 +26952,6 @@
         <w:rPr>
           <w:lang w:val="hi_IN" w:bidi="hi_IN"/>
         </w:rPr>
-      </w:r>
-    </w:p>
-    <w:p>
-      <w:pPr/>
-      <w:r>
-        <w:rPr>
-          <w:lang w:val="hi_IN" w:bidi="hi_IN"/>
-        </w:rPr>
-      </w:r>
-      <w:r>
-        <w:rPr>
-          <w:b/>
-          <w:lang w:val="hi_IN" w:bidi="hi_IN"/>
-        </w:rPr>
-        <w:t>καὶ ὑμεῖς ἐν τῷ Υἱῷ καὶ ἐν τῷ Πατρὶ μενεῖτε</w:t>
       </w:r>
     </w:p>
     <w:p>
@@ -29083,21 +27883,6 @@
           <w:b/>
           <w:lang w:val="hi_IN" w:bidi="hi_IN"/>
         </w:rPr>
-        <w:t>τὸ χρῖσμα ὃ ἐλάβετε ἀπ’ αὐτοῦ</w:t>
-      </w:r>
-    </w:p>
-    <w:p>
-      <w:pPr/>
-      <w:r>
-        <w:rPr>
-          <w:lang w:val="hi_IN" w:bidi="hi_IN"/>
-        </w:rPr>
-      </w:r>
-      <w:r>
-        <w:rPr>
-          <w:b/>
-          <w:lang w:val="hi_IN" w:bidi="hi_IN"/>
-        </w:rPr>
         <w:t>"वह अभिषेक"</w:t>
       </w:r>
     </w:p>
@@ -30637,21 +29422,6 @@
           <w:lang w:val="hi_IN" w:bidi="hi_IN"/>
         </w:rPr>
       </w:r>
-      <w:r>
-        <w:rPr>
-          <w:b/>
-          <w:lang w:val="hi_IN" w:bidi="hi_IN"/>
-        </w:rPr>
-        <w:t>σχῶμεν παρρησίαν, καὶ μὴ αἰσχυνθῶμεν ἀπ’ αὐτοῦ</w:t>
-      </w:r>
-    </w:p>
-    <w:p>
-      <w:pPr/>
-      <w:r>
-        <w:rPr>
-          <w:lang w:val="hi_IN" w:bidi="hi_IN"/>
-        </w:rPr>
-      </w:r>
     </w:p>
     <w:p>
       <w:pPr/>
@@ -30824,21 +29594,6 @@
           <w:b/>
           <w:lang w:val="hi_IN" w:bidi="hi_IN"/>
         </w:rPr>
-        <w:t>μὴ αἰσχυνθῶμεν ἀπ’ αὐτοῦ</w:t>
-      </w:r>
-    </w:p>
-    <w:p>
-      <w:pPr/>
-      <w:r>
-        <w:rPr>
-          <w:lang w:val="hi_IN" w:bidi="hi_IN"/>
-        </w:rPr>
-      </w:r>
-      <w:r>
-        <w:rPr>
-          <w:b/>
-          <w:lang w:val="hi_IN" w:bidi="hi_IN"/>
-        </w:rPr>
         <w:t>"उसके सामने लज्जित न हों"</w:t>
       </w:r>
     </w:p>
@@ -30910,21 +29665,6 @@
           <w:lang w:val="hi_IN" w:bidi="hi_IN"/>
         </w:rPr>
       </w:r>
-      <w:r>
-        <w:rPr>
-          <w:b/>
-          <w:lang w:val="hi_IN" w:bidi="hi_IN"/>
-        </w:rPr>
-        <w:t>μὴ αἰσχυνθῶμεν ἀπ’ αὐτοῦ</w:t>
-      </w:r>
-    </w:p>
-    <w:p>
-      <w:pPr/>
-      <w:r>
-        <w:rPr>
-          <w:lang w:val="hi_IN" w:bidi="hi_IN"/>
-        </w:rPr>
-      </w:r>
     </w:p>
     <w:p>
       <w:pPr/>
@@ -31317,21 +30057,6 @@
         <w:rPr>
           <w:lang w:val="hi_IN" w:bidi="hi_IN"/>
         </w:rPr>
-      </w:r>
-    </w:p>
-    <w:p>
-      <w:pPr/>
-      <w:r>
-        <w:rPr>
-          <w:lang w:val="hi_IN" w:bidi="hi_IN"/>
-        </w:rPr>
-      </w:r>
-      <w:r>
-        <w:rPr>
-          <w:b/>
-          <w:lang w:val="hi_IN" w:bidi="hi_IN"/>
-        </w:rPr>
-        <w:t>πᾶς ὁ ποιῶν τὴν δικαιοσύνην ἐξ αὐτοῦ γεγέννηται</w:t>
       </w:r>
     </w:p>
     <w:p>
@@ -32082,21 +30807,6 @@
           <w:b/>
           <w:lang w:val="hi_IN" w:bidi="hi_IN"/>
         </w:rPr>
-        <w:t>ἵνα τέκνα Θεοῦ κληθῶμεν</w:t>
-      </w:r>
-    </w:p>
-    <w:p>
-      <w:pPr/>
-      <w:r>
-        <w:rPr>
-          <w:lang w:val="hi_IN" w:bidi="hi_IN"/>
-        </w:rPr>
-      </w:r>
-      <w:r>
-        <w:rPr>
-          <w:b/>
-          <w:lang w:val="hi_IN" w:bidi="hi_IN"/>
-        </w:rPr>
         <w:t>"हम कहलाएँ परमेश्वर की सन्तान कहलाएँ"</w:t>
       </w:r>
     </w:p>
@@ -32400,21 +31110,6 @@
           <w:b/>
           <w:lang w:val="hi_IN" w:bidi="hi_IN"/>
         </w:rPr>
-        <w:t>διὰ τοῦτο, ὁ κόσμος οὐ γινώσκει ἡμᾶς, ὅτι οὐκ ἔγνω αὐτόν</w:t>
-      </w:r>
-    </w:p>
-    <w:p>
-      <w:pPr/>
-      <w:r>
-        <w:rPr>
-          <w:lang w:val="hi_IN" w:bidi="hi_IN"/>
-        </w:rPr>
-      </w:r>
-      <w:r>
-        <w:rPr>
-          <w:b/>
-          <w:lang w:val="hi_IN" w:bidi="hi_IN"/>
-        </w:rPr>
         <w:t>"हम हमें"</w:t>
       </w:r>
       <w:r>
@@ -32477,21 +31172,6 @@
         <w:rPr>
           <w:lang w:val="hi_IN" w:bidi="hi_IN"/>
         </w:rPr>
-      </w:r>
-    </w:p>
-    <w:p>
-      <w:pPr/>
-      <w:r>
-        <w:rPr>
-          <w:lang w:val="hi_IN" w:bidi="hi_IN"/>
-        </w:rPr>
-      </w:r>
-      <w:r>
-        <w:rPr>
-          <w:b/>
-          <w:lang w:val="hi_IN" w:bidi="hi_IN"/>
-        </w:rPr>
-        <w:t>διὰ τοῦτο, ὁ κόσμος οὐ γινώσκει ἡμᾶς, ὅτι οὐκ ἔγνω αὐτόν</w:t>
       </w:r>
     </w:p>
     <w:p>
@@ -33381,21 +32061,6 @@
           <w:b/>
           <w:lang w:val="hi_IN" w:bidi="hi_IN"/>
         </w:rPr>
-        <w:t>οὔπω ἐφανερώθη τί ἐσόμεθα</w:t>
-      </w:r>
-    </w:p>
-    <w:p>
-      <w:pPr/>
-      <w:r>
-        <w:rPr>
-          <w:lang w:val="hi_IN" w:bidi="hi_IN"/>
-        </w:rPr>
-      </w:r>
-      <w:r>
-        <w:rPr>
-          <w:b/>
-          <w:lang w:val="hi_IN" w:bidi="hi_IN"/>
-        </w:rPr>
         <w:t>"अब तक यह प्रगट नहीं हुआ"</w:t>
       </w:r>
     </w:p>
@@ -33713,21 +32378,6 @@
           <w:lang w:val="hi_IN" w:bidi="hi_IN"/>
         </w:rPr>
       </w:r>
-      <w:r>
-        <w:rPr>
-          <w:b/>
-          <w:lang w:val="hi_IN" w:bidi="hi_IN"/>
-        </w:rPr>
-        <w:t>ὅμοιοι αὐτῷ ἐσόμεθα, ὅτι ὀψόμεθα αὐτὸν καθώς ἐστιν</w:t>
-      </w:r>
-    </w:p>
-    <w:p>
-      <w:pPr/>
-      <w:r>
-        <w:rPr>
-          <w:lang w:val="hi_IN" w:bidi="hi_IN"/>
-        </w:rPr>
-      </w:r>
     </w:p>
     <w:p>
       <w:pPr/>
@@ -33921,21 +32571,6 @@
           <w:lang w:val="hi_IN" w:bidi="hi_IN"/>
         </w:rPr>
       </w:r>
-      <w:r>
-        <w:rPr>
-          <w:b/>
-          <w:lang w:val="hi_IN" w:bidi="hi_IN"/>
-        </w:rPr>
-        <w:t>αὐτῷ &amp; ἐκεῖνος</w:t>
-      </w:r>
-    </w:p>
-    <w:p>
-      <w:pPr/>
-      <w:r>
-        <w:rPr>
-          <w:lang w:val="hi_IN" w:bidi="hi_IN"/>
-        </w:rPr>
-      </w:r>
     </w:p>
     <w:p>
       <w:pPr/>
@@ -34012,21 +32647,6 @@
           <w:lang w:val="hi_IN" w:bidi="hi_IN"/>
         </w:rPr>
       </w:r>
-      <w:r>
-        <w:rPr>
-          <w:b/>
-          <w:lang w:val="hi_IN" w:bidi="hi_IN"/>
-        </w:rPr>
-        <w:t>πᾶς ὁ ποιῶν τὴν ἁμαρτίαν, καὶ τὴν ἀνομίαν ποιεῖ, καὶ ἡ ἁμαρτία ἐστὶν ἡ ἀνομία</w:t>
-      </w:r>
-    </w:p>
-    <w:p>
-      <w:pPr/>
-      <w:r>
-        <w:rPr>
-          <w:lang w:val="hi_IN" w:bidi="hi_IN"/>
-        </w:rPr>
-      </w:r>
     </w:p>
     <w:p>
       <w:pPr/>
@@ -34121,21 +32741,6 @@
           <w:b/>
           <w:lang w:val="hi_IN" w:bidi="hi_IN"/>
         </w:rPr>
-        <w:t>πᾶς ὁ ποιῶν τὴν ἁμαρτίαν, καὶ τὴν ἀνομίαν ποιεῖ, καὶ ἡ ἁμαρτία ἐστὶν ἡ ἀνομία</w:t>
-      </w:r>
-    </w:p>
-    <w:p>
-      <w:pPr/>
-      <w:r>
-        <w:rPr>
-          <w:lang w:val="hi_IN" w:bidi="hi_IN"/>
-        </w:rPr>
-      </w:r>
-      <w:r>
-        <w:rPr>
-          <w:b/>
-          <w:lang w:val="hi_IN" w:bidi="hi_IN"/>
-        </w:rPr>
         <w:t>"जब यीशु मसीह समान प्रगट होगा तो"</w:t>
       </w:r>
     </w:p>
@@ -34185,21 +32790,6 @@
         <w:rPr>
           <w:lang w:val="hi_IN" w:bidi="hi_IN"/>
         </w:rPr>
-      </w:r>
-    </w:p>
-    <w:p>
-      <w:pPr/>
-      <w:r>
-        <w:rPr>
-          <w:lang w:val="hi_IN" w:bidi="hi_IN"/>
-        </w:rPr>
-      </w:r>
-      <w:r>
-        <w:rPr>
-          <w:b/>
-          <w:lang w:val="hi_IN" w:bidi="hi_IN"/>
-        </w:rPr>
-        <w:t>ἐκεῖνος &amp; ἄρῃ &amp; αὐτῷ</w:t>
       </w:r>
     </w:p>
     <w:p>
@@ -34693,21 +33283,6 @@
           <w:b/>
           <w:lang w:val="hi_IN" w:bidi="hi_IN"/>
         </w:rPr>
-        <w:t>πᾶς ὁ ἐν αὐτῷ μένων</w:t>
-      </w:r>
-    </w:p>
-    <w:p>
-      <w:pPr/>
-      <w:r>
-        <w:rPr>
-          <w:lang w:val="hi_IN" w:bidi="hi_IN"/>
-        </w:rPr>
-      </w:r>
-      <w:r>
-        <w:rPr>
-          <w:b/>
-          <w:lang w:val="hi_IN" w:bidi="hi_IN"/>
-        </w:rPr>
         <w:t>"जो कोई उसमें बना रहता है"</w:t>
       </w:r>
     </w:p>
@@ -35473,21 +34048,6 @@
           <w:b/>
           <w:lang w:val="hi_IN" w:bidi="hi_IN"/>
         </w:rPr>
-        <w:t>ὁ ποιῶν τὴν δικαιοσύνην</w:t>
-      </w:r>
-    </w:p>
-    <w:p>
-      <w:pPr/>
-      <w:r>
-        <w:rPr>
-          <w:lang w:val="hi_IN" w:bidi="hi_IN"/>
-        </w:rPr>
-      </w:r>
-      <w:r>
-        <w:rPr>
-          <w:b/>
-          <w:lang w:val="hi_IN" w:bidi="hi_IN"/>
-        </w:rPr>
         <w:t>""</w:t>
       </w:r>
     </w:p>
@@ -35569,21 +34129,6 @@
           <w:b/>
           <w:lang w:val="hi_IN" w:bidi="hi_IN"/>
         </w:rPr>
-        <w:t>δίκαιός ἐστιν, καθὼς ἐκεῖνος δίκαιός ἐστιν</w:t>
-      </w:r>
-    </w:p>
-    <w:p>
-      <w:pPr/>
-      <w:r>
-        <w:rPr>
-          <w:lang w:val="hi_IN" w:bidi="hi_IN"/>
-        </w:rPr>
-      </w:r>
-      <w:r>
-        <w:rPr>
-          <w:b/>
-          <w:lang w:val="hi_IN" w:bidi="hi_IN"/>
-        </w:rPr>
         <w:t>"वही उसके समान धर्मी है"</w:t>
       </w:r>
     </w:p>
@@ -36231,21 +34776,6 @@
           <w:b/>
           <w:lang w:val="hi_IN" w:bidi="hi_IN"/>
         </w:rPr>
-        <w:t>ἵνα λύσῃ τὰ ἔργα τοῦ διαβόλου</w:t>
-      </w:r>
-    </w:p>
-    <w:p>
-      <w:pPr/>
-      <w:r>
-        <w:rPr>
-          <w:lang w:val="hi_IN" w:bidi="hi_IN"/>
-        </w:rPr>
-      </w:r>
-      <w:r>
-        <w:rPr>
-          <w:b/>
-          <w:lang w:val="hi_IN" w:bidi="hi_IN"/>
-        </w:rPr>
         <w:t>"कि शैतान के कामों को नाश करे"</w:t>
       </w:r>
     </w:p>
@@ -36328,21 +34858,6 @@
         <w:rPr>
           <w:lang w:val="hi_IN" w:bidi="hi_IN"/>
         </w:rPr>
-      </w:r>
-    </w:p>
-    <w:p>
-      <w:pPr/>
-      <w:r>
-        <w:rPr>
-          <w:lang w:val="hi_IN" w:bidi="hi_IN"/>
-        </w:rPr>
-      </w:r>
-      <w:r>
-        <w:rPr>
-          <w:b/>
-          <w:lang w:val="hi_IN" w:bidi="hi_IN"/>
-        </w:rPr>
-        <w:t>πᾶς ὁ γεγεννημένος ἐκ τοῦ Θεοῦ &amp; ὅτι ἐκ τοῦ Θεοῦ γεγέννηται</w:t>
       </w:r>
     </w:p>
     <w:p>
@@ -36471,21 +34986,6 @@
           <w:b/>
           <w:lang w:val="hi_IN" w:bidi="hi_IN"/>
         </w:rPr>
-        <w:t>πᾶς ὁ γεγεννημένος ἐκ τοῦ Θεοῦ &amp; ὅτι ἐκ τοῦ Θεοῦ γεγέννηται</w:t>
-      </w:r>
-    </w:p>
-    <w:p>
-      <w:pPr/>
-      <w:r>
-        <w:rPr>
-          <w:lang w:val="hi_IN" w:bidi="hi_IN"/>
-        </w:rPr>
-      </w:r>
-      <w:r>
-        <w:rPr>
-          <w:b/>
-          <w:lang w:val="hi_IN" w:bidi="hi_IN"/>
-        </w:rPr>
         <w:t>"परमेश्वर से जन्मा है वह"</w:t>
       </w:r>
       <w:r>
@@ -36600,21 +35100,6 @@
           <w:b/>
           <w:lang w:val="hi_IN" w:bidi="hi_IN"/>
         </w:rPr>
-        <w:t>ἁμαρτίαν οὐ ποιεῖ &amp; οὐ δύναται ἁμαρτάνειν</w:t>
-      </w:r>
-    </w:p>
-    <w:p>
-      <w:pPr/>
-      <w:r>
-        <w:rPr>
-          <w:lang w:val="hi_IN" w:bidi="hi_IN"/>
-        </w:rPr>
-      </w:r>
-      <w:r>
-        <w:rPr>
-          <w:b/>
-          <w:lang w:val="hi_IN" w:bidi="hi_IN"/>
-        </w:rPr>
         <w:t>"</w:t>
       </w:r>
       <w:r>
@@ -37135,21 +35620,6 @@
           <w:b/>
           <w:lang w:val="hi_IN" w:bidi="hi_IN"/>
         </w:rPr>
-        <w:t>ἐν τούτῳ φανερά ἐστιν τὰ τέκνα τοῦ Θεοῦ, καὶ τὰ τέκνα τοῦ διαβόλου</w:t>
-      </w:r>
-    </w:p>
-    <w:p>
-      <w:pPr/>
-      <w:r>
-        <w:rPr>
-          <w:lang w:val="hi_IN" w:bidi="hi_IN"/>
-        </w:rPr>
-      </w:r>
-      <w:r>
-        <w:rPr>
-          <w:b/>
-          <w:lang w:val="hi_IN" w:bidi="hi_IN"/>
-        </w:rPr>
         <w:t>"परमेश्वर की सन्तान और प्रेम शैतान की सन्तान जाने जाते हैं"</w:t>
       </w:r>
     </w:p>
@@ -37350,21 +35820,6 @@
           <w:b/>
           <w:lang w:val="hi_IN" w:bidi="hi_IN"/>
         </w:rPr>
-        <w:t>πᾶς ὁ μὴ ποιῶν δικαιοσύνην, οὐκ ἔστιν ἐκ τοῦ Θεοῦ</w:t>
-      </w:r>
-    </w:p>
-    <w:p>
-      <w:pPr/>
-      <w:r>
-        <w:rPr>
-          <w:lang w:val="hi_IN" w:bidi="hi_IN"/>
-        </w:rPr>
-      </w:r>
-      <w:r>
-        <w:rPr>
-          <w:b/>
-          <w:lang w:val="hi_IN" w:bidi="hi_IN"/>
-        </w:rPr>
         <w:t>""</w:t>
       </w:r>
     </w:p>
@@ -37434,21 +35889,6 @@
         <w:rPr>
           <w:lang w:val="hi_IN" w:bidi="hi_IN"/>
         </w:rPr>
-      </w:r>
-    </w:p>
-    <w:p>
-      <w:pPr/>
-      <w:r>
-        <w:rPr>
-          <w:lang w:val="hi_IN" w:bidi="hi_IN"/>
-        </w:rPr>
-      </w:r>
-      <w:r>
-        <w:rPr>
-          <w:b/>
-          <w:lang w:val="hi_IN" w:bidi="hi_IN"/>
-        </w:rPr>
-        <w:t>πᾶς ὁ μὴ ποιῶν δικαιοσύνην</w:t>
       </w:r>
     </w:p>
     <w:p>
@@ -38527,21 +36967,6 @@
           <w:b/>
           <w:lang w:val="hi_IN" w:bidi="hi_IN"/>
         </w:rPr>
-        <w:t>καὶ χάριν τίνος ἔσφαξεν αὐτόν? ὅτι</w:t>
-      </w:r>
-    </w:p>
-    <w:p>
-      <w:pPr/>
-      <w:r>
-        <w:rPr>
-          <w:lang w:val="hi_IN" w:bidi="hi_IN"/>
-        </w:rPr>
-      </w:r>
-      <w:r>
-        <w:rPr>
-          <w:b/>
-          <w:lang w:val="hi_IN" w:bidi="hi_IN"/>
-        </w:rPr>
         <w:t>"उसकी थे हत्या किस"</w:t>
       </w:r>
       <w:r>
@@ -38638,21 +37063,6 @@
           <w:b/>
           <w:lang w:val="hi_IN" w:bidi="hi_IN"/>
         </w:rPr>
-        <w:t>τὰ δὲ τοῦ ἀδελφοῦ αὐτοῦ, δίκαια</w:t>
-      </w:r>
-    </w:p>
-    <w:p>
-      <w:pPr/>
-      <w:r>
-        <w:rPr>
-          <w:lang w:val="hi_IN" w:bidi="hi_IN"/>
-        </w:rPr>
-      </w:r>
-      <w:r>
-        <w:rPr>
-          <w:b/>
-          <w:lang w:val="hi_IN" w:bidi="hi_IN"/>
-        </w:rPr>
         <w:t>""</w:t>
       </w:r>
     </w:p>
@@ -38820,6 +37230,21 @@
         <w:rPr>
           <w:lang w:val="hi_IN" w:bidi="hi_IN"/>
         </w:rPr>
+      </w:r>
+    </w:p>
+    <w:p>
+      <w:pPr/>
+      <w:r>
+        <w:rPr>
+          <w:lang w:val="hi_IN" w:bidi="hi_IN"/>
+        </w:rPr>
+      </w:r>
+      <w:r>
+        <w:rPr>
+          <w:b/>
+          <w:lang w:val="hi_IN" w:bidi="hi_IN"/>
+        </w:rPr>
+        <w:t>ἀδελφοί</w:t>
       </w:r>
     </w:p>
     <w:p>
@@ -39044,21 +37469,6 @@
           <w:b/>
           <w:lang w:val="hi_IN" w:bidi="hi_IN"/>
         </w:rPr>
-        <w:t>ἡμεῖς οἴδαμεν ὅτι μεταβεβήκαμεν ἐκ τοῦ θανάτου εἰς τὴν ζωήν, ὅτι ἀγαπῶμεν τοὺς ἀδελφούς</w:t>
-      </w:r>
-    </w:p>
-    <w:p>
-      <w:pPr/>
-      <w:r>
-        <w:rPr>
-          <w:lang w:val="hi_IN" w:bidi="hi_IN"/>
-        </w:rPr>
-      </w:r>
-      <w:r>
-        <w:rPr>
-          <w:b/>
-          <w:lang w:val="hi_IN" w:bidi="hi_IN"/>
-        </w:rPr>
         <w:t>"हम जानते हैं कि हम मृत्यु से पार हम जीवन में दशा पहुँचे हैं क्योंकि हम भाइयों से प्रेम रखते हैं"</w:t>
       </w:r>
     </w:p>
@@ -39142,21 +37552,6 @@
           <w:b/>
           <w:lang w:val="hi_IN" w:bidi="hi_IN"/>
         </w:rPr>
-        <w:t>μεταβεβήκαμεν ἐκ τοῦ θανάτου εἰς τὴν ζωήν</w:t>
-      </w:r>
-    </w:p>
-    <w:p>
-      <w:pPr/>
-      <w:r>
-        <w:rPr>
-          <w:lang w:val="hi_IN" w:bidi="hi_IN"/>
-        </w:rPr>
-      </w:r>
-      <w:r>
-        <w:rPr>
-          <w:b/>
-          <w:lang w:val="hi_IN" w:bidi="hi_IN"/>
-        </w:rPr>
         <w:t>"हम मृत्यु से पार हम जीवन में दशा पहुँचे हैं"</w:t>
       </w:r>
     </w:p>
@@ -39226,21 +37621,6 @@
         <w:rPr>
           <w:lang w:val="hi_IN" w:bidi="hi_IN"/>
         </w:rPr>
-      </w:r>
-    </w:p>
-    <w:p>
-      <w:pPr/>
-      <w:r>
-        <w:rPr>
-          <w:lang w:val="hi_IN" w:bidi="hi_IN"/>
-        </w:rPr>
-      </w:r>
-      <w:r>
-        <w:rPr>
-          <w:b/>
-          <w:lang w:val="hi_IN" w:bidi="hi_IN"/>
-        </w:rPr>
-        <w:t>μεταβεβήκαμεν ἐκ τοῦ θανάτου εἰς τὴν ζωήν</w:t>
       </w:r>
     </w:p>
     <w:p>
@@ -39927,21 +38307,6 @@
           <w:b/>
           <w:lang w:val="hi_IN" w:bidi="hi_IN"/>
         </w:rPr>
-        <w:t>πᾶς ἀνθρωποκτόνος οὐκ ἔχει ζωὴν αἰώνιον</w:t>
-      </w:r>
-    </w:p>
-    <w:p>
-      <w:pPr/>
-      <w:r>
-        <w:rPr>
-          <w:lang w:val="hi_IN" w:bidi="hi_IN"/>
-        </w:rPr>
-      </w:r>
-      <w:r>
-        <w:rPr>
-          <w:b/>
-          <w:lang w:val="hi_IN" w:bidi="hi_IN"/>
-        </w:rPr>
         <w:t>"किसी हत्यारे में अनन्त जीवन नहीं रहता"</w:t>
       </w:r>
     </w:p>
@@ -40773,21 +39138,6 @@
           <w:b/>
           <w:lang w:val="hi_IN" w:bidi="hi_IN"/>
         </w:rPr>
-        <w:t>ὃς &amp; ἂν ἔχῃ τὸν βίον τοῦ κόσμου</w:t>
-      </w:r>
-    </w:p>
-    <w:p>
-      <w:pPr/>
-      <w:r>
-        <w:rPr>
-          <w:lang w:val="hi_IN" w:bidi="hi_IN"/>
-        </w:rPr>
-      </w:r>
-      <w:r>
-        <w:rPr>
-          <w:b/>
-          <w:lang w:val="hi_IN" w:bidi="hi_IN"/>
-        </w:rPr>
         <w:t>"पास संसार की संपत्ति हो"</w:t>
       </w:r>
     </w:p>
@@ -41765,6 +40115,128 @@
           <w:b/>
           <w:lang w:val="hi_IN" w:bidi="hi_IN"/>
         </w:rPr>
+        <w:t>"हम वचन और जीभ ही से नहीं"</w:t>
+      </w:r>
+      <w:r>
+        <w:rPr>
+          <w:lang w:val="hi_IN" w:bidi="hi_IN"/>
+        </w:rPr>
+        <w:t xml:space="preserve"> - </w:t>
+      </w:r>
+      <w:r>
+        <w:rPr>
+          <w:b/>
+          <w:lang w:val="hi_IN" w:bidi="hi_IN"/>
+        </w:rPr>
+        <w:t>"प्रेम करें"</w:t>
+      </w:r>
+    </w:p>
+    <w:p>
+      <w:pPr/>
+      <w:r>
+        <w:rPr>
+          <w:lang w:val="hi_IN" w:bidi="hi_IN"/>
+        </w:rPr>
+      </w:r>
+      <w:r>
+        <w:rPr>
+          <w:lang w:val="hi_IN" w:bidi="hi_IN"/>
+        </w:rPr>
+        <w:t xml:space="preserve">"यूहन्ना </w:t>
+      </w:r>
+      <w:r>
+        <w:rPr>
+          <w:b/>
+          <w:lang w:val="hi_IN" w:bidi="hi_IN"/>
+        </w:rPr>
+        <w:t>वचन</w:t>
+      </w:r>
+      <w:r>
+        <w:rPr>
+          <w:lang w:val="hi_IN" w:bidi="hi_IN"/>
+        </w:rPr>
+        <w:t xml:space="preserve"> और </w:t>
+      </w:r>
+      <w:r>
+        <w:rPr>
+          <w:b/>
+          <w:lang w:val="hi_IN" w:bidi="hi_IN"/>
+        </w:rPr>
+        <w:t>जीभ</w:t>
+      </w:r>
+      <w:r>
+        <w:rPr>
+          <w:lang w:val="hi_IN" w:bidi="hi_IN"/>
+        </w:rPr>
+        <w:t xml:space="preserve"> शब्दों का उपयोग लाक्षणिक भाषा में करता है जिसका सन्दर्भ मनुष्य की बातों से है| वैकल्पिक अनुवाद: ""हम केवल शब्दों द्वारा ही प्रेम न करें""\n</w:t>
+      </w:r>
+    </w:p>
+    <w:p>
+      <w:pPr/>
+      <w:r>
+        <w:rPr>
+          <w:lang w:val="hi_IN" w:bidi="hi_IN"/>
+        </w:rPr>
+      </w:r>
+      <w:r>
+        <w:rPr>
+          <w:lang w:val="hi_IN" w:bidi="hi_IN"/>
+        </w:rPr>
+        <w:t xml:space="preserve">देखें: </w:t>
+      </w:r>
+      <w:r>
+        <w:rPr>
+          <w:lang w:val="hi_IN" w:bidi="hi_IN"/>
+        </w:rPr>
+        <w:t>प्रतिन्यास</w:t>
+      </w:r>
+      <w:r>
+        <w:rPr>
+          <w:lang w:val="hi_IN" w:bidi="hi_IN"/>
+        </w:rPr>
+      </w:r>
+      <w:r>
+        <w:rPr>
+          <w:lang w:val="hi_IN" w:bidi="hi_IN"/>
+        </w:rPr>
+      </w:r>
+    </w:p>
+    <w:p>
+      <w:pPr/>
+      <w:r>
+        <w:rPr>
+          <w:lang w:val="hi_IN" w:bidi="hi_IN"/>
+        </w:rPr>
+      </w:r>
+    </w:p>
+    <w:p>
+      <w:pPr>
+        <w:pStyle w:val="Heading2"/>
+      </w:pPr>
+      <w:r>
+        <w:rPr>
+          <w:lang w:val="hi_IN" w:bidi="hi_IN"/>
+        </w:rPr>
+        <w:t>1 यूहन्ना 3:18 (#2)</w:t>
+      </w:r>
+      <w:r>
+        <w:rPr>
+          <w:lang w:val="hi_IN" w:bidi="hi_IN"/>
+        </w:rPr>
+      </w:r>
+    </w:p>
+    <w:p>
+      <w:pPr/>
+      <w:r>
+        <w:rPr>
+          <w:lang w:val="hi_IN" w:bidi="hi_IN"/>
+        </w:rPr>
+      </w:r>
+      <w:r>
+        <w:rPr>
+          <w:b/>
+          <w:lang w:val="hi_IN" w:bidi="hi_IN"/>
+        </w:rPr>
         <w:t>μὴ ἀγαπῶμεν λόγῳ, μηδὲ τῇ γλώσσῃ</w:t>
       </w:r>
     </w:p>
@@ -41807,33 +40279,7 @@
         <w:rPr>
           <w:lang w:val="hi_IN" w:bidi="hi_IN"/>
         </w:rPr>
-        <w:t xml:space="preserve">"यूहन्ना </w:t>
-      </w:r>
-      <w:r>
-        <w:rPr>
-          <w:b/>
-          <w:lang w:val="hi_IN" w:bidi="hi_IN"/>
-        </w:rPr>
-        <w:t>वचन</w:t>
-      </w:r>
-      <w:r>
-        <w:rPr>
-          <w:lang w:val="hi_IN" w:bidi="hi_IN"/>
-        </w:rPr>
-        <w:t xml:space="preserve"> और </w:t>
-      </w:r>
-      <w:r>
-        <w:rPr>
-          <w:b/>
-          <w:lang w:val="hi_IN" w:bidi="hi_IN"/>
-        </w:rPr>
-        <w:t>जीभ</w:t>
-      </w:r>
-      <w:r>
-        <w:rPr>
-          <w:lang w:val="hi_IN" w:bidi="hi_IN"/>
-        </w:rPr>
-        <w:t xml:space="preserve"> शब्दों का उपयोग लाक्षणिक भाषा में करता है जिसका सन्दर्भ मनुष्य की बातों से है| वैकल्पिक अनुवाद: ""हम केवल शब्दों द्वारा ही प्रेम न करें""\n</w:t>
+        <w:t>"यूहन्ना यह नहीं कह रहा है कि हमें शब्दों में प्रेम की अभिव्यक्ति नहीं करना चाहिए| वह अतिशयोक्ति के द्वारा शब्दों और कार्यों में विषमता दर्शाता है| यदि आपकी भाषा में स्पष्ट हो सके तो आप ""केवल"" या ""मात्र"" जैसे शब्दों को समाहित कर सकते हैं| वैकल्पिक अनुवाद: ""हम अपने शब्दों से ही प्रेम न करें""\n</w:t>
       </w:r>
     </w:p>
     <w:p>
@@ -41853,7 +40299,7 @@
         <w:rPr>
           <w:lang w:val="hi_IN" w:bidi="hi_IN"/>
         </w:rPr>
-        <w:t>प्रतिन्यास</w:t>
+        <w:t>अतिशयोक्ति</w:t>
       </w:r>
       <w:r>
         <w:rPr>
@@ -41882,138 +40328,12 @@
         <w:rPr>
           <w:lang w:val="hi_IN" w:bidi="hi_IN"/>
         </w:rPr>
-        <w:t>1 यूहन्ना 3:18 (#2)</w:t>
-      </w:r>
-      <w:r>
-        <w:rPr>
-          <w:lang w:val="hi_IN" w:bidi="hi_IN"/>
-        </w:rPr>
-      </w:r>
-    </w:p>
-    <w:p>
-      <w:pPr/>
-      <w:r>
-        <w:rPr>
-          <w:lang w:val="hi_IN" w:bidi="hi_IN"/>
-        </w:rPr>
-      </w:r>
-      <w:r>
-        <w:rPr>
-          <w:b/>
-          <w:lang w:val="hi_IN" w:bidi="hi_IN"/>
-        </w:rPr>
-        <w:t>μὴ ἀγαπῶμεν λόγῳ, μηδὲ τῇ γλώσσῃ</w:t>
-      </w:r>
-    </w:p>
-    <w:p>
-      <w:pPr/>
-      <w:r>
-        <w:rPr>
-          <w:lang w:val="hi_IN" w:bidi="hi_IN"/>
-        </w:rPr>
-      </w:r>
-      <w:r>
-        <w:rPr>
-          <w:b/>
-          <w:lang w:val="hi_IN" w:bidi="hi_IN"/>
-        </w:rPr>
-        <w:t>"हम वचन और जीभ ही से नहीं"</w:t>
-      </w:r>
-      <w:r>
-        <w:rPr>
-          <w:lang w:val="hi_IN" w:bidi="hi_IN"/>
-        </w:rPr>
-        <w:t xml:space="preserve"> - </w:t>
-      </w:r>
-      <w:r>
-        <w:rPr>
-          <w:b/>
-          <w:lang w:val="hi_IN" w:bidi="hi_IN"/>
-        </w:rPr>
-        <w:t>"प्रेम करें"</w:t>
-      </w:r>
-    </w:p>
-    <w:p>
-      <w:pPr/>
-      <w:r>
-        <w:rPr>
-          <w:lang w:val="hi_IN" w:bidi="hi_IN"/>
-        </w:rPr>
-      </w:r>
-      <w:r>
-        <w:rPr>
-          <w:lang w:val="hi_IN" w:bidi="hi_IN"/>
-        </w:rPr>
-        <w:t>"यूहन्ना यह नहीं कह रहा है कि हमें शब्दों में प्रेम की अभिव्यक्ति नहीं करना चाहिए| वह अतिशयोक्ति के द्वारा शब्दों और कार्यों में विषमता दर्शाता है| यदि आपकी भाषा में स्पष्ट हो सके तो आप ""केवल"" या ""मात्र"" जैसे शब्दों को समाहित कर सकते हैं| वैकल्पिक अनुवाद: ""हम अपने शब्दों से ही प्रेम न करें""\n</w:t>
-      </w:r>
-    </w:p>
-    <w:p>
-      <w:pPr/>
-      <w:r>
-        <w:rPr>
-          <w:lang w:val="hi_IN" w:bidi="hi_IN"/>
-        </w:rPr>
-      </w:r>
-      <w:r>
-        <w:rPr>
-          <w:lang w:val="hi_IN" w:bidi="hi_IN"/>
-        </w:rPr>
-        <w:t xml:space="preserve">देखें: </w:t>
-      </w:r>
-      <w:r>
-        <w:rPr>
-          <w:lang w:val="hi_IN" w:bidi="hi_IN"/>
-        </w:rPr>
-        <w:t>अतिशयोक्ति</w:t>
-      </w:r>
-      <w:r>
-        <w:rPr>
-          <w:lang w:val="hi_IN" w:bidi="hi_IN"/>
-        </w:rPr>
-      </w:r>
-      <w:r>
-        <w:rPr>
-          <w:lang w:val="hi_IN" w:bidi="hi_IN"/>
-        </w:rPr>
-      </w:r>
-    </w:p>
-    <w:p>
-      <w:pPr/>
-      <w:r>
-        <w:rPr>
-          <w:lang w:val="hi_IN" w:bidi="hi_IN"/>
-        </w:rPr>
-      </w:r>
-    </w:p>
-    <w:p>
-      <w:pPr>
-        <w:pStyle w:val="Heading2"/>
-      </w:pPr>
-      <w:r>
-        <w:rPr>
-          <w:lang w:val="hi_IN" w:bidi="hi_IN"/>
-        </w:rPr>
         <w:t>1 यूहन्ना 3:18 (#5)</w:t>
       </w:r>
       <w:r>
         <w:rPr>
           <w:lang w:val="hi_IN" w:bidi="hi_IN"/>
         </w:rPr>
-      </w:r>
-    </w:p>
-    <w:p>
-      <w:pPr/>
-      <w:r>
-        <w:rPr>
-          <w:lang w:val="hi_IN" w:bidi="hi_IN"/>
-        </w:rPr>
-      </w:r>
-      <w:r>
-        <w:rPr>
-          <w:b/>
-          <w:lang w:val="hi_IN" w:bidi="hi_IN"/>
-        </w:rPr>
-        <w:t>μὴ ἀγαπῶμεν λόγῳ, μηδὲ τῇ γλώσσῃ</w:t>
       </w:r>
     </w:p>
     <w:p>
@@ -42709,21 +41029,6 @@
           <w:b/>
           <w:lang w:val="hi_IN" w:bidi="hi_IN"/>
         </w:rPr>
-        <w:t>ἐν τούτῳ γνωσόμεθα</w:t>
-      </w:r>
-    </w:p>
-    <w:p>
-      <w:pPr/>
-      <w:r>
-        <w:rPr>
-          <w:lang w:val="hi_IN" w:bidi="hi_IN"/>
-        </w:rPr>
-      </w:r>
-      <w:r>
-        <w:rPr>
-          <w:b/>
-          <w:lang w:val="hi_IN" w:bidi="hi_IN"/>
-        </w:rPr>
         <w:t>"हम जानेंगे"</w:t>
       </w:r>
     </w:p>
@@ -42793,21 +41098,6 @@
         <w:rPr>
           <w:lang w:val="hi_IN" w:bidi="hi_IN"/>
         </w:rPr>
-      </w:r>
-    </w:p>
-    <w:p>
-      <w:pPr/>
-      <w:r>
-        <w:rPr>
-          <w:lang w:val="hi_IN" w:bidi="hi_IN"/>
-        </w:rPr>
-      </w:r>
-      <w:r>
-        <w:rPr>
-          <w:b/>
-          <w:lang w:val="hi_IN" w:bidi="hi_IN"/>
-        </w:rPr>
-        <w:t>γνωσόμεθα, ὅτι ἐκ τῆς ἀληθείας ἐσμέν, καὶ &amp; πείσομεν τὰς καρδίας ἡμῶν</w:t>
       </w:r>
     </w:p>
     <w:p>
@@ -43417,6 +41707,102 @@
           <w:b/>
           <w:lang w:val="hi_IN" w:bidi="hi_IN"/>
         </w:rPr>
+        <w:t>"उसके अपने सामने अपने"</w:t>
+      </w:r>
+    </w:p>
+    <w:p>
+      <w:pPr/>
+      <w:r>
+        <w:rPr>
+          <w:lang w:val="hi_IN" w:bidi="hi_IN"/>
+        </w:rPr>
+      </w:r>
+      <w:r>
+        <w:rPr>
+          <w:lang w:val="hi_IN" w:bidi="hi_IN"/>
+        </w:rPr>
+        <w:t xml:space="preserve">"यह सर्वनाम शब्द, </w:t>
+      </w:r>
+      <w:r>
+        <w:rPr>
+          <w:b/>
+          <w:lang w:val="hi_IN" w:bidi="hi_IN"/>
+        </w:rPr>
+        <w:t>उसके</w:t>
+      </w:r>
+      <w:r>
+        <w:rPr>
+          <w:lang w:val="hi_IN" w:bidi="hi_IN"/>
+        </w:rPr>
+        <w:t xml:space="preserve"> परमेश्वर के सन्दर्भ में है| वैकल्पिक अनुवाद: ""परमेश्वर के समक्ष""\n</w:t>
+      </w:r>
+    </w:p>
+    <w:p>
+      <w:pPr/>
+      <w:r>
+        <w:rPr>
+          <w:lang w:val="hi_IN" w:bidi="hi_IN"/>
+        </w:rPr>
+      </w:r>
+      <w:r>
+        <w:rPr>
+          <w:lang w:val="hi_IN" w:bidi="hi_IN"/>
+        </w:rPr>
+        <w:t xml:space="preserve">देखें: </w:t>
+      </w:r>
+      <w:r>
+        <w:rPr>
+          <w:lang w:val="hi_IN" w:bidi="hi_IN"/>
+        </w:rPr>
+        <w:t>सर्वनाम — When to Use Them</w:t>
+      </w:r>
+      <w:r>
+        <w:rPr>
+          <w:lang w:val="hi_IN" w:bidi="hi_IN"/>
+        </w:rPr>
+      </w:r>
+      <w:r>
+        <w:rPr>
+          <w:lang w:val="hi_IN" w:bidi="hi_IN"/>
+        </w:rPr>
+      </w:r>
+    </w:p>
+    <w:p>
+      <w:pPr/>
+      <w:r>
+        <w:rPr>
+          <w:lang w:val="hi_IN" w:bidi="hi_IN"/>
+        </w:rPr>
+      </w:r>
+    </w:p>
+    <w:p>
+      <w:pPr>
+        <w:pStyle w:val="Heading2"/>
+      </w:pPr>
+      <w:r>
+        <w:rPr>
+          <w:lang w:val="hi_IN" w:bidi="hi_IN"/>
+        </w:rPr>
+        <w:t>1 यूहन्ना 3:19 (#9)</w:t>
+      </w:r>
+      <w:r>
+        <w:rPr>
+          <w:lang w:val="hi_IN" w:bidi="hi_IN"/>
+        </w:rPr>
+      </w:r>
+    </w:p>
+    <w:p>
+      <w:pPr/>
+      <w:r>
+        <w:rPr>
+          <w:lang w:val="hi_IN" w:bidi="hi_IN"/>
+        </w:rPr>
+      </w:r>
+      <w:r>
+        <w:rPr>
+          <w:b/>
+          <w:lang w:val="hi_IN" w:bidi="hi_IN"/>
+        </w:rPr>
         <w:t>ἔμπροσθεν αὐτοῦ</w:t>
       </w:r>
     </w:p>
@@ -43446,20 +41832,20 @@
         <w:rPr>
           <w:lang w:val="hi_IN" w:bidi="hi_IN"/>
         </w:rPr>
-        <w:t xml:space="preserve">"यह सर्वनाम शब्द, </w:t>
-      </w:r>
-      <w:r>
-        <w:rPr>
-          <w:b/>
-          <w:lang w:val="hi_IN" w:bidi="hi_IN"/>
-        </w:rPr>
-        <w:t>उसके</w:t>
-      </w:r>
-      <w:r>
-        <w:rPr>
-          <w:lang w:val="hi_IN" w:bidi="hi_IN"/>
-        </w:rPr>
-        <w:t xml:space="preserve"> परमेश्वर के सन्दर्भ में है| वैकल्पिक अनुवाद: ""परमेश्वर के समक्ष""\n</w:t>
+        <w:t>"</w:t>
+      </w:r>
+      <w:r>
+        <w:rPr>
+          <w:b/>
+          <w:lang w:val="hi_IN" w:bidi="hi_IN"/>
+        </w:rPr>
+        <w:t>सामने</w:t>
+      </w:r>
+      <w:r>
+        <w:rPr>
+          <w:lang w:val="hi_IN" w:bidi="hi_IN"/>
+        </w:rPr>
+        <w:t xml:space="preserve"> अर्थात किसी ""के समक्ष"" या ""की उपस्थिति में|"" इसका संभावित सन्दर्भ है, जब हम परमेश्वर से प्रार्थना करते हैं या जब हमें यह बोध होता है कि वह हमारे हर एक कामको देखता है| वैकल्पिक अनुवाद: ""जब हम परमेश्वर से प्रार्थना करते हैं""\n</w:t>
       </w:r>
     </w:p>
     <w:p>
@@ -43479,7 +41865,7 @@
         <w:rPr>
           <w:lang w:val="hi_IN" w:bidi="hi_IN"/>
         </w:rPr>
-        <w:t>सर्वनाम — When to Use Them</w:t>
+        <w:t>रूपक</w:t>
       </w:r>
       <w:r>
         <w:rPr>
@@ -43508,138 +41894,12 @@
         <w:rPr>
           <w:lang w:val="hi_IN" w:bidi="hi_IN"/>
         </w:rPr>
-        <w:t>1 यूहन्ना 3:19 (#9)</w:t>
-      </w:r>
-      <w:r>
-        <w:rPr>
-          <w:lang w:val="hi_IN" w:bidi="hi_IN"/>
-        </w:rPr>
-      </w:r>
-    </w:p>
-    <w:p>
-      <w:pPr/>
-      <w:r>
-        <w:rPr>
-          <w:lang w:val="hi_IN" w:bidi="hi_IN"/>
-        </w:rPr>
-      </w:r>
-      <w:r>
-        <w:rPr>
-          <w:b/>
-          <w:lang w:val="hi_IN" w:bidi="hi_IN"/>
-        </w:rPr>
-        <w:t>ἔμπροσθεν αὐτοῦ</w:t>
-      </w:r>
-    </w:p>
-    <w:p>
-      <w:pPr/>
-      <w:r>
-        <w:rPr>
-          <w:lang w:val="hi_IN" w:bidi="hi_IN"/>
-        </w:rPr>
-      </w:r>
-      <w:r>
-        <w:rPr>
-          <w:b/>
-          <w:lang w:val="hi_IN" w:bidi="hi_IN"/>
-        </w:rPr>
-        <w:t>"उसके अपने सामने अपने"</w:t>
-      </w:r>
-    </w:p>
-    <w:p>
-      <w:pPr/>
-      <w:r>
-        <w:rPr>
-          <w:lang w:val="hi_IN" w:bidi="hi_IN"/>
-        </w:rPr>
-      </w:r>
-      <w:r>
-        <w:rPr>
-          <w:lang w:val="hi_IN" w:bidi="hi_IN"/>
-        </w:rPr>
-        <w:t>"</w:t>
-      </w:r>
-      <w:r>
-        <w:rPr>
-          <w:b/>
-          <w:lang w:val="hi_IN" w:bidi="hi_IN"/>
-        </w:rPr>
-        <w:t>सामने</w:t>
-      </w:r>
-      <w:r>
-        <w:rPr>
-          <w:lang w:val="hi_IN" w:bidi="hi_IN"/>
-        </w:rPr>
-        <w:t xml:space="preserve"> अर्थात किसी ""के समक्ष"" या ""की उपस्थिति में|"" इसका संभावित सन्दर्भ है, जब हम परमेश्वर से प्रार्थना करते हैं या जब हमें यह बोध होता है कि वह हमारे हर एक कामको देखता है| वैकल्पिक अनुवाद: ""जब हम परमेश्वर से प्रार्थना करते हैं""\n</w:t>
-      </w:r>
-    </w:p>
-    <w:p>
-      <w:pPr/>
-      <w:r>
-        <w:rPr>
-          <w:lang w:val="hi_IN" w:bidi="hi_IN"/>
-        </w:rPr>
-      </w:r>
-      <w:r>
-        <w:rPr>
-          <w:lang w:val="hi_IN" w:bidi="hi_IN"/>
-        </w:rPr>
-        <w:t xml:space="preserve">देखें: </w:t>
-      </w:r>
-      <w:r>
-        <w:rPr>
-          <w:lang w:val="hi_IN" w:bidi="hi_IN"/>
-        </w:rPr>
-        <w:t>रूपक</w:t>
-      </w:r>
-      <w:r>
-        <w:rPr>
-          <w:lang w:val="hi_IN" w:bidi="hi_IN"/>
-        </w:rPr>
-      </w:r>
-      <w:r>
-        <w:rPr>
-          <w:lang w:val="hi_IN" w:bidi="hi_IN"/>
-        </w:rPr>
-      </w:r>
-    </w:p>
-    <w:p>
-      <w:pPr/>
-      <w:r>
-        <w:rPr>
-          <w:lang w:val="hi_IN" w:bidi="hi_IN"/>
-        </w:rPr>
-      </w:r>
-    </w:p>
-    <w:p>
-      <w:pPr>
-        <w:pStyle w:val="Heading2"/>
-      </w:pPr>
-      <w:r>
-        <w:rPr>
-          <w:lang w:val="hi_IN" w:bidi="hi_IN"/>
-        </w:rPr>
         <w:t>1 यूहन्ना 3:20 (#1)</w:t>
       </w:r>
       <w:r>
         <w:rPr>
           <w:lang w:val="hi_IN" w:bidi="hi_IN"/>
         </w:rPr>
-      </w:r>
-    </w:p>
-    <w:p>
-      <w:pPr/>
-      <w:r>
-        <w:rPr>
-          <w:lang w:val="hi_IN" w:bidi="hi_IN"/>
-        </w:rPr>
-      </w:r>
-      <w:r>
-        <w:rPr>
-          <w:b/>
-          <w:lang w:val="hi_IN" w:bidi="hi_IN"/>
-        </w:rPr>
-        <w:t>ὅτι ἐὰν καταγινώσκῃ ἡμῶν ἡ καρδία, ὅτι μείζων ἐστὶν ὁ Θεὸς τῆς καρδίας ἡμῶν, καὶ γινώσκει πάντα</w:t>
       </w:r>
     </w:p>
     <w:p>
@@ -44432,21 +42692,6 @@
           <w:b/>
           <w:lang w:val="hi_IN" w:bidi="hi_IN"/>
         </w:rPr>
-        <w:t>ἐὰν ἡ καρδία μὴ καταγινώσκῃ, παρρησίαν ἔχομεν πρὸς τὸν Θεόν</w:t>
-      </w:r>
-    </w:p>
-    <w:p>
-      <w:pPr/>
-      <w:r>
-        <w:rPr>
-          <w:lang w:val="hi_IN" w:bidi="hi_IN"/>
-        </w:rPr>
-      </w:r>
-      <w:r>
-        <w:rPr>
-          <w:b/>
-          <w:lang w:val="hi_IN" w:bidi="hi_IN"/>
-        </w:rPr>
         <w:t>"यदि हमारा मन हमें हमें होता दोष दे न दे तो हमें परमेश्वर के सामने साहस होता है"</w:t>
       </w:r>
     </w:p>
@@ -45116,21 +43361,6 @@
           <w:b/>
           <w:lang w:val="hi_IN" w:bidi="hi_IN"/>
         </w:rPr>
-        <w:t>τὰς ἐντολὰς αὐτοῦ τηροῦμεν</w:t>
-      </w:r>
-    </w:p>
-    <w:p>
-      <w:pPr/>
-      <w:r>
-        <w:rPr>
-          <w:lang w:val="hi_IN" w:bidi="hi_IN"/>
-        </w:rPr>
-      </w:r>
-      <w:r>
-        <w:rPr>
-          <w:b/>
-          <w:lang w:val="hi_IN" w:bidi="hi_IN"/>
-        </w:rPr>
         <w:t>"हम उसकी आज्ञाओं को मानते हैं"</w:t>
       </w:r>
     </w:p>
@@ -45493,21 +43723,6 @@
           <w:b/>
           <w:lang w:val="hi_IN" w:bidi="hi_IN"/>
         </w:rPr>
-        <w:t>αὕτη ἐστὶν ἡ ἐντολὴ αὐτοῦ</w:t>
-      </w:r>
-    </w:p>
-    <w:p>
-      <w:pPr/>
-      <w:r>
-        <w:rPr>
-          <w:lang w:val="hi_IN" w:bidi="hi_IN"/>
-        </w:rPr>
-      </w:r>
-      <w:r>
-        <w:rPr>
-          <w:b/>
-          <w:lang w:val="hi_IN" w:bidi="hi_IN"/>
-        </w:rPr>
         <w:t>""</w:t>
       </w:r>
     </w:p>
@@ -45590,21 +43805,6 @@
         <w:rPr>
           <w:lang w:val="hi_IN" w:bidi="hi_IN"/>
         </w:rPr>
-      </w:r>
-    </w:p>
-    <w:p>
-      <w:pPr/>
-      <w:r>
-        <w:rPr>
-          <w:lang w:val="hi_IN" w:bidi="hi_IN"/>
-        </w:rPr>
-      </w:r>
-      <w:r>
-        <w:rPr>
-          <w:b/>
-          <w:lang w:val="hi_IN" w:bidi="hi_IN"/>
-        </w:rPr>
-        <w:t>τῷ ὀνόματι τοῦ Υἱοῦ αὐτοῦ, Ἰησοῦ Χριστοῦ</w:t>
       </w:r>
     </w:p>
     <w:p>
@@ -45733,21 +43933,6 @@
           <w:b/>
           <w:lang w:val="hi_IN" w:bidi="hi_IN"/>
         </w:rPr>
-        <w:t>τοῦ Υἱοῦ</w:t>
-      </w:r>
-    </w:p>
-    <w:p>
-      <w:pPr/>
-      <w:r>
-        <w:rPr>
-          <w:lang w:val="hi_IN" w:bidi="hi_IN"/>
-        </w:rPr>
-      </w:r>
-      <w:r>
-        <w:rPr>
-          <w:b/>
-          <w:lang w:val="hi_IN" w:bidi="hi_IN"/>
-        </w:rPr>
         <w:t>"पुत्र"</w:t>
       </w:r>
     </w:p>
@@ -45844,21 +44029,6 @@
           <w:b/>
           <w:lang w:val="hi_IN" w:bidi="hi_IN"/>
         </w:rPr>
-        <w:t>ἔδωκεν</w:t>
-      </w:r>
-    </w:p>
-    <w:p>
-      <w:pPr/>
-      <w:r>
-        <w:rPr>
-          <w:lang w:val="hi_IN" w:bidi="hi_IN"/>
-        </w:rPr>
-      </w:r>
-      <w:r>
-        <w:rPr>
-          <w:b/>
-          <w:lang w:val="hi_IN" w:bidi="hi_IN"/>
-        </w:rPr>
         <w:t>"जैसा उसने दी"</w:t>
       </w:r>
     </w:p>
@@ -45955,21 +44125,6 @@
           <w:b/>
           <w:lang w:val="hi_IN" w:bidi="hi_IN"/>
         </w:rPr>
-        <w:t>ὁ τηρῶν τὰς ἐντολὰς αὐτοῦ, ἐν αὐτῷ μένει</w:t>
-      </w:r>
-    </w:p>
-    <w:p>
-      <w:pPr/>
-      <w:r>
-        <w:rPr>
-          <w:lang w:val="hi_IN" w:bidi="hi_IN"/>
-        </w:rPr>
-      </w:r>
-      <w:r>
-        <w:rPr>
-          <w:b/>
-          <w:lang w:val="hi_IN" w:bidi="hi_IN"/>
-        </w:rPr>
         <w:t>"जो परमेश्वर की आज्ञाओं को मानता है वह उसमें"</w:t>
       </w:r>
       <w:r>
@@ -46078,21 +44233,6 @@
         <w:rPr>
           <w:lang w:val="hi_IN" w:bidi="hi_IN"/>
         </w:rPr>
-      </w:r>
-    </w:p>
-    <w:p>
-      <w:pPr/>
-      <w:r>
-        <w:rPr>
-          <w:lang w:val="hi_IN" w:bidi="hi_IN"/>
-        </w:rPr>
-      </w:r>
-      <w:r>
-        <w:rPr>
-          <w:b/>
-          <w:lang w:val="hi_IN" w:bidi="hi_IN"/>
-        </w:rPr>
-        <w:t>ὁ τηρῶν τὰς ἐντολὰς αὐτοῦ</w:t>
       </w:r>
     </w:p>
     <w:p>
@@ -46769,21 +44909,6 @@
           <w:b/>
           <w:lang w:val="hi_IN" w:bidi="hi_IN"/>
         </w:rPr>
-        <w:t>ἐν τούτῳ γινώσκομεν ὅτι</w:t>
-      </w:r>
-    </w:p>
-    <w:p>
-      <w:pPr/>
-      <w:r>
-        <w:rPr>
-          <w:lang w:val="hi_IN" w:bidi="hi_IN"/>
-        </w:rPr>
-      </w:r>
-      <w:r>
-        <w:rPr>
-          <w:b/>
-          <w:lang w:val="hi_IN" w:bidi="hi_IN"/>
-        </w:rPr>
         <w:t>"इसी से"</w:t>
       </w:r>
       <w:r>
@@ -47394,21 +45519,6 @@
           <w:lang w:val="hi_IN" w:bidi="hi_IN"/>
         </w:rPr>
       </w:r>
-      <w:r>
-        <w:rPr>
-          <w:b/>
-          <w:lang w:val="hi_IN" w:bidi="hi_IN"/>
-        </w:rPr>
-        <w:t>μὴ παντὶ πνεύματι πιστεύετε, ἀλλὰ δοκιμάζετε τὰ πνεύματα</w:t>
-      </w:r>
-    </w:p>
-    <w:p>
-      <w:pPr/>
-      <w:r>
-        <w:rPr>
-          <w:lang w:val="hi_IN" w:bidi="hi_IN"/>
-        </w:rPr>
-      </w:r>
     </w:p>
     <w:p>
       <w:pPr/>
@@ -47692,21 +45802,6 @@
           <w:b/>
           <w:lang w:val="hi_IN" w:bidi="hi_IN"/>
         </w:rPr>
-        <w:t>ἐξεληλύθασιν εἰς τὸν κόσμον</w:t>
-      </w:r>
-    </w:p>
-    <w:p>
-      <w:pPr/>
-      <w:r>
-        <w:rPr>
-          <w:lang w:val="hi_IN" w:bidi="hi_IN"/>
-        </w:rPr>
-      </w:r>
-      <w:r>
-        <w:rPr>
-          <w:b/>
-          <w:lang w:val="hi_IN" w:bidi="hi_IN"/>
-        </w:rPr>
         <w:t>"जगत में निकल खड़े हुए हैं"</w:t>
       </w:r>
     </w:p>
@@ -47887,21 +45982,6 @@
         <w:rPr>
           <w:lang w:val="hi_IN" w:bidi="hi_IN"/>
         </w:rPr>
-      </w:r>
-    </w:p>
-    <w:p>
-      <w:pPr/>
-      <w:r>
-        <w:rPr>
-          <w:lang w:val="hi_IN" w:bidi="hi_IN"/>
-        </w:rPr>
-      </w:r>
-      <w:r>
-        <w:rPr>
-          <w:b/>
-          <w:lang w:val="hi_IN" w:bidi="hi_IN"/>
-        </w:rPr>
-        <w:t>πᾶν πνεῦμα ὃ ὁμολογεῖ</w:t>
       </w:r>
     </w:p>
     <w:p>
@@ -48256,21 +46336,6 @@
           <w:b/>
           <w:lang w:val="hi_IN" w:bidi="hi_IN"/>
         </w:rPr>
-        <w:t>πᾶν πνεῦμα ὃ μὴ ὁμολογεῖ</w:t>
-      </w:r>
-    </w:p>
-    <w:p>
-      <w:pPr/>
-      <w:r>
-        <w:rPr>
-          <w:lang w:val="hi_IN" w:bidi="hi_IN"/>
-        </w:rPr>
-      </w:r>
-      <w:r>
-        <w:rPr>
-          <w:b/>
-          <w:lang w:val="hi_IN" w:bidi="hi_IN"/>
-        </w:rPr>
         <w:t>"जो कोई आत्मा"</w:t>
       </w:r>
     </w:p>
@@ -48996,21 +47061,6 @@
           <w:b/>
           <w:lang w:val="hi_IN" w:bidi="hi_IN"/>
         </w:rPr>
-        <w:t>ὃ ἀκηκόατε ὅτι ἔρχεται, καὶ νῦν ἐν τῷ κόσμῳ ἐστὶν ἤδη</w:t>
-      </w:r>
-    </w:p>
-    <w:p>
-      <w:pPr/>
-      <w:r>
-        <w:rPr>
-          <w:lang w:val="hi_IN" w:bidi="hi_IN"/>
-        </w:rPr>
-      </w:r>
-      <w:r>
-        <w:rPr>
-          <w:b/>
-          <w:lang w:val="hi_IN" w:bidi="hi_IN"/>
-        </w:rPr>
         <w:t>"जिसकी चर्चा तुम सुन चुके हो कि वह आनेवाला है और अब भी जगत में है"</w:t>
       </w:r>
     </w:p>
@@ -49784,21 +47834,6 @@
           <w:b/>
           <w:lang w:val="hi_IN" w:bidi="hi_IN"/>
         </w:rPr>
-        <w:t>μείζων ἐστὶν ὁ ἐν ὑμῖν</w:t>
-      </w:r>
-    </w:p>
-    <w:p>
-      <w:pPr/>
-      <w:r>
-        <w:rPr>
-          <w:lang w:val="hi_IN" w:bidi="hi_IN"/>
-        </w:rPr>
-      </w:r>
-      <w:r>
-        <w:rPr>
-          <w:b/>
-          <w:lang w:val="hi_IN" w:bidi="hi_IN"/>
-        </w:rPr>
         <w:t>"जो तुम में है"</w:t>
       </w:r>
     </w:p>
@@ -50102,21 +48137,6 @@
           <w:b/>
           <w:lang w:val="hi_IN" w:bidi="hi_IN"/>
         </w:rPr>
-        <w:t>αὐτοὶ ἐκ τοῦ κόσμου εἰσίν; διὰ τοῦτο ἐκ τοῦ κόσμου λαλοῦσιν</w:t>
-      </w:r>
-    </w:p>
-    <w:p>
-      <w:pPr/>
-      <w:r>
-        <w:rPr>
-          <w:lang w:val="hi_IN" w:bidi="hi_IN"/>
-        </w:rPr>
-      </w:r>
-      <w:r>
-        <w:rPr>
-          <w:b/>
-          <w:lang w:val="hi_IN" w:bidi="hi_IN"/>
-        </w:rPr>
         <w:t>"संसार के हैं"</w:t>
       </w:r>
     </w:p>
@@ -50453,21 +48473,6 @@
           <w:b/>
           <w:lang w:val="hi_IN" w:bidi="hi_IN"/>
         </w:rPr>
-        <w:t>ὁ κόσμος αὐτῶν ἀκούει</w:t>
-      </w:r>
-    </w:p>
-    <w:p>
-      <w:pPr/>
-      <w:r>
-        <w:rPr>
-          <w:lang w:val="hi_IN" w:bidi="hi_IN"/>
-        </w:rPr>
-      </w:r>
-      <w:r>
-        <w:rPr>
-          <w:b/>
-          <w:lang w:val="hi_IN" w:bidi="hi_IN"/>
-        </w:rPr>
         <w:t>"संसार उनकी सुनता है"</w:t>
       </w:r>
     </w:p>
@@ -51073,21 +49078,6 @@
           <w:b/>
           <w:lang w:val="hi_IN" w:bidi="hi_IN"/>
         </w:rPr>
-        <w:t>ἀκούει ἡμῶν &amp; οὐκ ἀκούει ἡμῶν</w:t>
-      </w:r>
-    </w:p>
-    <w:p>
-      <w:pPr/>
-      <w:r>
-        <w:rPr>
-          <w:lang w:val="hi_IN" w:bidi="hi_IN"/>
-        </w:rPr>
-      </w:r>
-      <w:r>
-        <w:rPr>
-          <w:b/>
-          <w:lang w:val="hi_IN" w:bidi="hi_IN"/>
-        </w:rPr>
         <w:t>"वह हमारी सत्य सुनता"</w:t>
       </w:r>
       <w:r>
@@ -51907,21 +49897,6 @@
           <w:b/>
           <w:lang w:val="hi_IN" w:bidi="hi_IN"/>
         </w:rPr>
-        <w:t>τὸ πνεῦμα τῆς ἀληθείας καὶ τὸ πνεῦμα τῆς πλάνης</w:t>
-      </w:r>
-    </w:p>
-    <w:p>
-      <w:pPr/>
-      <w:r>
-        <w:rPr>
-          <w:lang w:val="hi_IN" w:bidi="hi_IN"/>
-        </w:rPr>
-      </w:r>
-      <w:r>
-        <w:rPr>
-          <w:b/>
-          <w:lang w:val="hi_IN" w:bidi="hi_IN"/>
-        </w:rPr>
         <w:t>"हम सत्य की आत्मा और भ्रम की आत्मा को"</w:t>
       </w:r>
     </w:p>
@@ -52458,21 +50433,6 @@
           <w:b/>
           <w:lang w:val="hi_IN" w:bidi="hi_IN"/>
         </w:rPr>
-        <w:t>πᾶς ὁ ἀγαπῶν, ἐκ τοῦ Θεοῦ γεγέννηται</w:t>
-      </w:r>
-    </w:p>
-    <w:p>
-      <w:pPr/>
-      <w:r>
-        <w:rPr>
-          <w:lang w:val="hi_IN" w:bidi="hi_IN"/>
-        </w:rPr>
-      </w:r>
-      <w:r>
-        <w:rPr>
-          <w:b/>
-          <w:lang w:val="hi_IN" w:bidi="hi_IN"/>
-        </w:rPr>
         <w:t>"और जो कोई प्रेम करता है वह परमेश्वर से जन्मा है और परमेश्वर को जानता है"</w:t>
       </w:r>
     </w:p>
@@ -52645,21 +50605,6 @@
           <w:b/>
           <w:lang w:val="hi_IN" w:bidi="hi_IN"/>
         </w:rPr>
-        <w:t>ὁ μὴ ἀγαπῶν, οὐκ ἔγνω τὸν Θεόν, ὅτι ὁ Θεὸς ἀγάπη ἐστίν</w:t>
-      </w:r>
-    </w:p>
-    <w:p>
-      <w:pPr/>
-      <w:r>
-        <w:rPr>
-          <w:lang w:val="hi_IN" w:bidi="hi_IN"/>
-        </w:rPr>
-      </w:r>
-      <w:r>
-        <w:rPr>
-          <w:b/>
-          <w:lang w:val="hi_IN" w:bidi="hi_IN"/>
-        </w:rPr>
         <w:t>"प्रेम रखता नहीं रखता वह परमेश्वर को नहीं जानता है क्योंकि परमेश्वर प्रेम है"</w:t>
       </w:r>
     </w:p>
@@ -53426,21 +51371,6 @@
           <w:b/>
           <w:lang w:val="hi_IN" w:bidi="hi_IN"/>
         </w:rPr>
-        <w:t>ἡ ἀγάπη τοῦ Θεοῦ</w:t>
-      </w:r>
-    </w:p>
-    <w:p>
-      <w:pPr/>
-      <w:r>
-        <w:rPr>
-          <w:lang w:val="hi_IN" w:bidi="hi_IN"/>
-        </w:rPr>
-      </w:r>
-      <w:r>
-        <w:rPr>
-          <w:b/>
-          <w:lang w:val="hi_IN" w:bidi="hi_IN"/>
-        </w:rPr>
         <w:t>"प्रेम"</w:t>
       </w:r>
       <w:r>
@@ -54811,6 +52741,21 @@
           <w:b/>
           <w:lang w:val="hi_IN" w:bidi="hi_IN"/>
         </w:rPr>
+        <w:t>οὕτως</w:t>
+      </w:r>
+    </w:p>
+    <w:p>
+      <w:pPr/>
+      <w:r>
+        <w:rPr>
+          <w:lang w:val="hi_IN" w:bidi="hi_IN"/>
+        </w:rPr>
+      </w:r>
+      <w:r>
+        <w:rPr>
+          <w:b/>
+          <w:lang w:val="hi_IN" w:bidi="hi_IN"/>
+        </w:rPr>
         <w:t>"ऐसा"</w:t>
       </w:r>
     </w:p>
@@ -55217,21 +53162,6 @@
           <w:b/>
           <w:lang w:val="hi_IN" w:bidi="hi_IN"/>
         </w:rPr>
-        <w:t>ἐν τούτῳ γινώσκομεν ὅτι ἐν αὐτῷ μένομεν, καὶ αὐτὸς ἐν ἡμῖν, ὅτι ἐκ τοῦ Πνεύματος αὐτοῦ δέδωκεν ἡμῖν</w:t>
-      </w:r>
-    </w:p>
-    <w:p>
-      <w:pPr/>
-      <w:r>
-        <w:rPr>
-          <w:lang w:val="hi_IN" w:bidi="hi_IN"/>
-        </w:rPr>
-      </w:r>
-      <w:r>
-        <w:rPr>
-          <w:b/>
-          <w:lang w:val="hi_IN" w:bidi="hi_IN"/>
-        </w:rPr>
         <w:t>""</w:t>
       </w:r>
     </w:p>
@@ -55326,21 +53256,6 @@
           <w:b/>
           <w:lang w:val="hi_IN" w:bidi="hi_IN"/>
         </w:rPr>
-        <w:t>ἐν τούτῳ γινώσκομεν ὅτι</w:t>
-      </w:r>
-    </w:p>
-    <w:p>
-      <w:pPr/>
-      <w:r>
-        <w:rPr>
-          <w:lang w:val="hi_IN" w:bidi="hi_IN"/>
-        </w:rPr>
-      </w:r>
-      <w:r>
-        <w:rPr>
-          <w:b/>
-          <w:lang w:val="hi_IN" w:bidi="hi_IN"/>
-        </w:rPr>
         <w:t>"हम जानते हैं कि"</w:t>
       </w:r>
     </w:p>
@@ -56068,21 +53983,6 @@
           <w:b/>
           <w:lang w:val="hi_IN" w:bidi="hi_IN"/>
         </w:rPr>
-        <w:t>Σωτῆρα τοῦ κόσμου</w:t>
-      </w:r>
-    </w:p>
-    <w:p>
-      <w:pPr/>
-      <w:r>
-        <w:rPr>
-          <w:lang w:val="hi_IN" w:bidi="hi_IN"/>
-        </w:rPr>
-      </w:r>
-      <w:r>
-        <w:rPr>
-          <w:b/>
-          <w:lang w:val="hi_IN" w:bidi="hi_IN"/>
-        </w:rPr>
         <w:t>"जगत का उद्धारकर्ता लिए"</w:t>
       </w:r>
     </w:p>
@@ -56179,21 +54079,6 @@
           <w:b/>
           <w:lang w:val="hi_IN" w:bidi="hi_IN"/>
         </w:rPr>
-        <w:t>ὃς ἐὰν ὁμολογήσῃ ὅτι Ἰησοῦς ἐστιν ὁ Υἱὸς τοῦ Θεοῦ, ὁ Θεὸς ἐν αὐτῷ μένει, καὶ αὐτὸς ἐν τῷ Θεῷ</w:t>
-      </w:r>
-    </w:p>
-    <w:p>
-      <w:pPr/>
-      <w:r>
-        <w:rPr>
-          <w:lang w:val="hi_IN" w:bidi="hi_IN"/>
-        </w:rPr>
-      </w:r>
-      <w:r>
-        <w:rPr>
-          <w:b/>
-          <w:lang w:val="hi_IN" w:bidi="hi_IN"/>
-        </w:rPr>
         <w:t>"जो कोई यह मान लेता है कि यीशु परमेश्वर का पुत्र है परमेश्वर उसमें बना रहता है और वह परमेश्वर में"</w:t>
       </w:r>
     </w:p>
@@ -56263,21 +54148,6 @@
         <w:rPr>
           <w:lang w:val="hi_IN" w:bidi="hi_IN"/>
         </w:rPr>
-      </w:r>
-    </w:p>
-    <w:p>
-      <w:pPr/>
-      <w:r>
-        <w:rPr>
-          <w:lang w:val="hi_IN" w:bidi="hi_IN"/>
-        </w:rPr>
-      </w:r>
-      <w:r>
-        <w:rPr>
-          <w:b/>
-          <w:lang w:val="hi_IN" w:bidi="hi_IN"/>
-        </w:rPr>
-        <w:t>ὃς ἐὰν ὁμολογήσῃ ὅτι Ἰησοῦς ἐστιν ὁ Υἱὸς τοῦ Θεοῦ</w:t>
       </w:r>
     </w:p>
     <w:p>
@@ -56386,21 +54256,6 @@
           <w:b/>
           <w:lang w:val="hi_IN" w:bidi="hi_IN"/>
         </w:rPr>
-        <w:t>ὁ Υἱὸς τοῦ Θεοῦ</w:t>
-      </w:r>
-    </w:p>
-    <w:p>
-      <w:pPr/>
-      <w:r>
-        <w:rPr>
-          <w:lang w:val="hi_IN" w:bidi="hi_IN"/>
-        </w:rPr>
-      </w:r>
-      <w:r>
-        <w:rPr>
-          <w:b/>
-          <w:lang w:val="hi_IN" w:bidi="hi_IN"/>
-        </w:rPr>
         <w:t>"परमेश्वर का पुत्र"</w:t>
       </w:r>
     </w:p>
@@ -58075,21 +55930,6 @@
           <w:b/>
           <w:lang w:val="hi_IN" w:bidi="hi_IN"/>
         </w:rPr>
-        <w:t>ἐν τῇ ἡμέρᾳ τῆς κρίσεως</w:t>
-      </w:r>
-    </w:p>
-    <w:p>
-      <w:pPr/>
-      <w:r>
-        <w:rPr>
-          <w:lang w:val="hi_IN" w:bidi="hi_IN"/>
-        </w:rPr>
-      </w:r>
-      <w:r>
-        <w:rPr>
-          <w:b/>
-          <w:lang w:val="hi_IN" w:bidi="hi_IN"/>
-        </w:rPr>
         <w:t>"न्याय के दिन"</w:t>
       </w:r>
     </w:p>
@@ -58324,21 +56164,6 @@
           <w:lang w:val="hi_IN" w:bidi="hi_IN"/>
         </w:rPr>
       </w:r>
-      <w:r>
-        <w:rPr>
-          <w:b/>
-          <w:lang w:val="hi_IN" w:bidi="hi_IN"/>
-        </w:rPr>
-        <w:t>ὅτι καθὼς ἐκεῖνός ἐστιν, καὶ ἡμεῖς ἐσμεν</w:t>
-      </w:r>
-    </w:p>
-    <w:p>
-      <w:pPr/>
-      <w:r>
-        <w:rPr>
-          <w:lang w:val="hi_IN" w:bidi="hi_IN"/>
-        </w:rPr>
-      </w:r>
     </w:p>
     <w:p>
       <w:pPr/>
@@ -58524,21 +56349,6 @@
           <w:b/>
           <w:lang w:val="hi_IN" w:bidi="hi_IN"/>
         </w:rPr>
-        <w:t>φόβος οὐκ ἔστιν ἐν τῇ ἀγάπῃ, ἀλλ’ ἡ τελεία ἀγάπη ἔξω βάλλει τὸν φόβον, ὅτι ὁ φόβος κόλασιν ἔχει</w:t>
-      </w:r>
-    </w:p>
-    <w:p>
-      <w:pPr/>
-      <w:r>
-        <w:rPr>
-          <w:lang w:val="hi_IN" w:bidi="hi_IN"/>
-        </w:rPr>
-      </w:r>
-      <w:r>
-        <w:rPr>
-          <w:b/>
-          <w:lang w:val="hi_IN" w:bidi="hi_IN"/>
-        </w:rPr>
         <w:t>"प्रेम में भय नहीं होता वरन् सिद्ध प्रेम भय को दूर कर देता है क्योंकि भय का सम्बन्ध दण्ड से होता है"</w:t>
       </w:r>
     </w:p>
@@ -58622,21 +56432,6 @@
           <w:b/>
           <w:lang w:val="hi_IN" w:bidi="hi_IN"/>
         </w:rPr>
-        <w:t>φόβος οὐκ ἔστιν ἐν τῇ ἀγάπῃ, ἀλλ’ ἡ τελεία ἀγάπη ἔξω βάλλει τὸν φόβον, ὅτι ὁ φόβος κόλασιν ἔχει</w:t>
-      </w:r>
-    </w:p>
-    <w:p>
-      <w:pPr/>
-      <w:r>
-        <w:rPr>
-          <w:lang w:val="hi_IN" w:bidi="hi_IN"/>
-        </w:rPr>
-      </w:r>
-      <w:r>
-        <w:rPr>
-          <w:b/>
-          <w:lang w:val="hi_IN" w:bidi="hi_IN"/>
-        </w:rPr>
         <w:t>""</w:t>
       </w:r>
     </w:p>
@@ -58940,21 +56735,6 @@
         <w:rPr>
           <w:lang w:val="hi_IN" w:bidi="hi_IN"/>
         </w:rPr>
-      </w:r>
-    </w:p>
-    <w:p>
-      <w:pPr/>
-      <w:r>
-        <w:rPr>
-          <w:lang w:val="hi_IN" w:bidi="hi_IN"/>
-        </w:rPr>
-      </w:r>
-      <w:r>
-        <w:rPr>
-          <w:b/>
-          <w:lang w:val="hi_IN" w:bidi="hi_IN"/>
-        </w:rPr>
-        <w:t>ἡ τελεία ἀγάπη ἔξω βάλλει τὸν φόβον</w:t>
       </w:r>
     </w:p>
     <w:p>
@@ -59680,21 +57460,6 @@
           <w:b/>
           <w:lang w:val="hi_IN" w:bidi="hi_IN"/>
         </w:rPr>
-        <w:t>αὐτὸς πρῶτος ἠγάπησεν ἡμᾶς</w:t>
-      </w:r>
-    </w:p>
-    <w:p>
-      <w:pPr/>
-      <w:r>
-        <w:rPr>
-          <w:lang w:val="hi_IN" w:bidi="hi_IN"/>
-        </w:rPr>
-      </w:r>
-      <w:r>
-        <w:rPr>
-          <w:b/>
-          <w:lang w:val="hi_IN" w:bidi="hi_IN"/>
-        </w:rPr>
         <w:t>"पहले उसने हम से प्रेम किया"</w:t>
       </w:r>
     </w:p>
@@ -59777,21 +57542,6 @@
         <w:rPr>
           <w:lang w:val="hi_IN" w:bidi="hi_IN"/>
         </w:rPr>
-      </w:r>
-    </w:p>
-    <w:p>
-      <w:pPr/>
-      <w:r>
-        <w:rPr>
-          <w:lang w:val="hi_IN" w:bidi="hi_IN"/>
-        </w:rPr>
-      </w:r>
-      <w:r>
-        <w:rPr>
-          <w:b/>
-          <w:lang w:val="hi_IN" w:bidi="hi_IN"/>
-        </w:rPr>
-        <w:t>ἐάν τις εἴπῃ &amp; ἀγαπῶ τὸν Θεόν, καὶ τὸν ἀδελφὸν αὐτοῦ μισῇ, ψεύστης ἐστίν</w:t>
       </w:r>
     </w:p>
     <w:p>
@@ -60109,21 +57859,6 @@
           <w:b/>
           <w:lang w:val="hi_IN" w:bidi="hi_IN"/>
         </w:rPr>
-        <w:t>ὁ &amp; μὴ ἀγαπῶν τὸν ἀδελφὸν αὐτοῦ &amp; τὸν Θεὸν &amp; οὐ δύναται ἀγαπᾶν</w:t>
-      </w:r>
-    </w:p>
-    <w:p>
-      <w:pPr/>
-      <w:r>
-        <w:rPr>
-          <w:lang w:val="hi_IN" w:bidi="hi_IN"/>
-        </w:rPr>
-      </w:r>
-      <w:r>
-        <w:rPr>
-          <w:b/>
-          <w:lang w:val="hi_IN" w:bidi="hi_IN"/>
-        </w:rPr>
         <w:t>"क्योंकि जो अपने भाई से जिसे उसने देखा है प्रेम नहीं रखता प्रेम परमेश्वर से भी जिसे उसने नहीं देखा प्रेम नहीं रख सकता"</w:t>
       </w:r>
     </w:p>
@@ -60207,21 +57942,6 @@
           <w:b/>
           <w:lang w:val="hi_IN" w:bidi="hi_IN"/>
         </w:rPr>
-        <w:t>ὁ γὰρ μὴ ἀγαπῶν τὸν ἀδελφὸν αὐτοῦ, ὃν ἑώρακεν, τὸν Θεὸν, ὃν οὐχ ἑώρακεν, οὐ δύναται ἀγαπᾶν</w:t>
-      </w:r>
-    </w:p>
-    <w:p>
-      <w:pPr/>
-      <w:r>
-        <w:rPr>
-          <w:lang w:val="hi_IN" w:bidi="hi_IN"/>
-        </w:rPr>
-      </w:r>
-      <w:r>
-        <w:rPr>
-          <w:b/>
-          <w:lang w:val="hi_IN" w:bidi="hi_IN"/>
-        </w:rPr>
         <w:t>"क्योंकि जो अपने भाई से जिसे उसने देखा है प्रेम नहीं रखता प्रेम परमेश्वर से भी जिसे उसने नहीं देखा प्रेम नहीं रख सकता"</w:t>
       </w:r>
     </w:p>
@@ -60402,21 +58122,6 @@
         <w:rPr>
           <w:lang w:val="hi_IN" w:bidi="hi_IN"/>
         </w:rPr>
-      </w:r>
-    </w:p>
-    <w:p>
-      <w:pPr/>
-      <w:r>
-        <w:rPr>
-          <w:lang w:val="hi_IN" w:bidi="hi_IN"/>
-        </w:rPr>
-      </w:r>
-      <w:r>
-        <w:rPr>
-          <w:b/>
-          <w:lang w:val="hi_IN" w:bidi="hi_IN"/>
-        </w:rPr>
-        <w:t>ὁ ἀγαπῶν τὸν Θεὸν</w:t>
       </w:r>
     </w:p>
     <w:p>
@@ -61021,21 +58726,6 @@
           <w:b/>
           <w:lang w:val="hi_IN" w:bidi="hi_IN"/>
         </w:rPr>
-        <w:t>πᾶς ὁ πιστεύων ὅτι Ἰησοῦς ἐστιν ὁ Χριστὸς, ἐκ τοῦ Θεοῦ γεγέννηται</w:t>
-      </w:r>
-    </w:p>
-    <w:p>
-      <w:pPr/>
-      <w:r>
-        <w:rPr>
-          <w:lang w:val="hi_IN" w:bidi="hi_IN"/>
-        </w:rPr>
-      </w:r>
-      <w:r>
-        <w:rPr>
-          <w:b/>
-          <w:lang w:val="hi_IN" w:bidi="hi_IN"/>
-        </w:rPr>
         <w:t>"जिसका यह विश्वास है कि यीशु ही मसीह है वह परमेश्वर से उत्पन्न हुआ है"</w:t>
       </w:r>
     </w:p>
@@ -61137,21 +58827,6 @@
           <w:b/>
           <w:lang w:val="hi_IN" w:bidi="hi_IN"/>
         </w:rPr>
-        <w:t>πᾶς ὁ πιστεύων ὅτι Ἰησοῦς ἐστιν ὁ Χριστὸς, ἐκ τοῦ Θεοῦ γεγέννηται</w:t>
-      </w:r>
-    </w:p>
-    <w:p>
-      <w:pPr/>
-      <w:r>
-        <w:rPr>
-          <w:lang w:val="hi_IN" w:bidi="hi_IN"/>
-        </w:rPr>
-      </w:r>
-      <w:r>
-        <w:rPr>
-          <w:b/>
-          <w:lang w:val="hi_IN" w:bidi="hi_IN"/>
-        </w:rPr>
         <w:t>"वह परमेश्वर से उत्पन्न हुआ है"</w:t>
       </w:r>
     </w:p>
@@ -61233,21 +58908,6 @@
           <w:b/>
           <w:lang w:val="hi_IN" w:bidi="hi_IN"/>
         </w:rPr>
-        <w:t>πᾶς ὁ ἀγαπῶν τὸν γεννήσαντα, ἀγαπᾷ καὶ τὸν γεγεννημένον ἐξ αὐτοῦ</w:t>
-      </w:r>
-    </w:p>
-    <w:p>
-      <w:pPr/>
-      <w:r>
-        <w:rPr>
-          <w:lang w:val="hi_IN" w:bidi="hi_IN"/>
-        </w:rPr>
-      </w:r>
-      <w:r>
-        <w:rPr>
-          <w:b/>
-          <w:lang w:val="hi_IN" w:bidi="hi_IN"/>
-        </w:rPr>
         <w:t>"और प्रेम उत्पन्न करनेवाले से प्रेम रखता है वह उससे भी प्रेम रखता है जो उससे उत्पन्न हुआ है"</w:t>
       </w:r>
     </w:p>
@@ -61349,21 +59009,6 @@
           <w:b/>
           <w:lang w:val="hi_IN" w:bidi="hi_IN"/>
         </w:rPr>
-        <w:t>πᾶς ὁ ἀγαπῶν τὸν γεννήσαντα, ἀγαπᾷ καὶ τὸν γεγεννημένον ἐξ αὐτοῦ</w:t>
-      </w:r>
-    </w:p>
-    <w:p>
-      <w:pPr/>
-      <w:r>
-        <w:rPr>
-          <w:lang w:val="hi_IN" w:bidi="hi_IN"/>
-        </w:rPr>
-      </w:r>
-      <w:r>
-        <w:rPr>
-          <w:b/>
-          <w:lang w:val="hi_IN" w:bidi="hi_IN"/>
-        </w:rPr>
         <w:t>"और प्रेम उत्पन्न करनेवाले से प्रेम रखता है वह उससे भी प्रेम रखता है जो उससे उत्पन्न हुआ है"</w:t>
       </w:r>
     </w:p>
@@ -61447,21 +59092,6 @@
           <w:b/>
           <w:lang w:val="hi_IN" w:bidi="hi_IN"/>
         </w:rPr>
-        <w:t>ἐν τούτῳ γινώσκομεν ὅτι</w:t>
-      </w:r>
-    </w:p>
-    <w:p>
-      <w:pPr/>
-      <w:r>
-        <w:rPr>
-          <w:lang w:val="hi_IN" w:bidi="hi_IN"/>
-        </w:rPr>
-      </w:r>
-      <w:r>
-        <w:rPr>
-          <w:b/>
-          <w:lang w:val="hi_IN" w:bidi="hi_IN"/>
-        </w:rPr>
         <w:t>""</w:t>
       </w:r>
     </w:p>
@@ -61636,21 +59266,6 @@
           <w:b/>
           <w:lang w:val="hi_IN" w:bidi="hi_IN"/>
         </w:rPr>
-        <w:t>τὰς ἐντολὰς αὐτοῦ τηρῶμεν</w:t>
-      </w:r>
-    </w:p>
-    <w:p>
-      <w:pPr/>
-      <w:r>
-        <w:rPr>
-          <w:lang w:val="hi_IN" w:bidi="hi_IN"/>
-        </w:rPr>
-      </w:r>
-      <w:r>
-        <w:rPr>
-          <w:b/>
-          <w:lang w:val="hi_IN" w:bidi="hi_IN"/>
-        </w:rPr>
         <w:t>"उसकी आज्ञाओं को मानते हैं तो"</w:t>
       </w:r>
     </w:p>
@@ -61845,21 +59460,6 @@
           <w:b/>
           <w:lang w:val="hi_IN" w:bidi="hi_IN"/>
         </w:rPr>
-        <w:t>αὕτη γάρ ἐστιν ἡ ἀγάπη τοῦ Θεοῦ, ἵνα τὰς ἐντολὰς αὐτοῦ τηρῶμεν</w:t>
-      </w:r>
-    </w:p>
-    <w:p>
-      <w:pPr/>
-      <w:r>
-        <w:rPr>
-          <w:lang w:val="hi_IN" w:bidi="hi_IN"/>
-        </w:rPr>
-      </w:r>
-      <w:r>
-        <w:rPr>
-          <w:b/>
-          <w:lang w:val="hi_IN" w:bidi="hi_IN"/>
-        </w:rPr>
         <w:t>"परमेश्वर का प्रेम यह है कि हम उसकी आज्ञाओं को मानें"</w:t>
       </w:r>
     </w:p>
@@ -62034,21 +59634,6 @@
           <w:b/>
           <w:lang w:val="hi_IN" w:bidi="hi_IN"/>
         </w:rPr>
-        <w:t>ἵνα τὰς ἐντολὰς αὐτοῦ τηρῶμεν</w:t>
-      </w:r>
-    </w:p>
-    <w:p>
-      <w:pPr/>
-      <w:r>
-        <w:rPr>
-          <w:lang w:val="hi_IN" w:bidi="hi_IN"/>
-        </w:rPr>
-      </w:r>
-      <w:r>
-        <w:rPr>
-          <w:b/>
-          <w:lang w:val="hi_IN" w:bidi="hi_IN"/>
-        </w:rPr>
         <w:t>"उसकी आज्ञाएँ बोझदायक नहीं"</w:t>
       </w:r>
     </w:p>
@@ -62125,21 +59710,6 @@
           <w:b/>
           <w:lang w:val="hi_IN" w:bidi="hi_IN"/>
         </w:rPr>
-        <w:t>αἱ ἐντολαὶ αὐτοῦ βαρεῖαι οὐκ εἰσίν</w:t>
-      </w:r>
-    </w:p>
-    <w:p>
-      <w:pPr/>
-      <w:r>
-        <w:rPr>
-          <w:lang w:val="hi_IN" w:bidi="hi_IN"/>
-        </w:rPr>
-      </w:r>
-      <w:r>
-        <w:rPr>
-          <w:b/>
-          <w:lang w:val="hi_IN" w:bidi="hi_IN"/>
-        </w:rPr>
         <w:t>"बोझदायक"</w:t>
       </w:r>
     </w:p>
@@ -62313,21 +59883,6 @@
         <w:rPr>
           <w:lang w:val="hi_IN" w:bidi="hi_IN"/>
         </w:rPr>
-      </w:r>
-    </w:p>
-    <w:p>
-      <w:pPr/>
-      <w:r>
-        <w:rPr>
-          <w:lang w:val="hi_IN" w:bidi="hi_IN"/>
-        </w:rPr>
-      </w:r>
-      <w:r>
-        <w:rPr>
-          <w:b/>
-          <w:lang w:val="hi_IN" w:bidi="hi_IN"/>
-        </w:rPr>
-        <w:t>πᾶν τὸ γεγεννημένον ἐκ τοῦ Θεοῦ</w:t>
       </w:r>
     </w:p>
     <w:p>
@@ -62436,21 +59991,6 @@
           <w:b/>
           <w:lang w:val="hi_IN" w:bidi="hi_IN"/>
         </w:rPr>
-        <w:t>πᾶν τὸ γεγεννημένον ἐκ τοῦ Θεοῦ</w:t>
-      </w:r>
-    </w:p>
-    <w:p>
-      <w:pPr/>
-      <w:r>
-        <w:rPr>
-          <w:lang w:val="hi_IN" w:bidi="hi_IN"/>
-        </w:rPr>
-      </w:r>
-      <w:r>
-        <w:rPr>
-          <w:b/>
-          <w:lang w:val="hi_IN" w:bidi="hi_IN"/>
-        </w:rPr>
         <w:t>"जो कुछ परमेश्वर से उत्पन्न हुआ है"</w:t>
       </w:r>
     </w:p>
@@ -62915,21 +60455,6 @@
           <w:b/>
           <w:lang w:val="hi_IN" w:bidi="hi_IN"/>
         </w:rPr>
-        <w:t>ἡ νίκη ἡ νικήσασα</w:t>
-      </w:r>
-    </w:p>
-    <w:p>
-      <w:pPr/>
-      <w:r>
-        <w:rPr>
-          <w:lang w:val="hi_IN" w:bidi="hi_IN"/>
-        </w:rPr>
-      </w:r>
-      <w:r>
-        <w:rPr>
-          <w:b/>
-          <w:lang w:val="hi_IN" w:bidi="hi_IN"/>
-        </w:rPr>
         <w:t>"विजय प्राप्त होती जिससे"</w:t>
       </w:r>
       <w:r>
@@ -63502,21 +61027,6 @@
           <w:b/>
           <w:lang w:val="hi_IN" w:bidi="hi_IN"/>
         </w:rPr>
-        <w:t>τίς ἐστιν δέ ὁ νικῶν τὸν κόσμον, εἰ μὴ ὁ πιστεύων ὅτι Ἰησοῦς ἐστιν ὁ Υἱὸς τοῦ Θεοῦ</w:t>
-      </w:r>
-    </w:p>
-    <w:p>
-      <w:pPr/>
-      <w:r>
-        <w:rPr>
-          <w:lang w:val="hi_IN" w:bidi="hi_IN"/>
-        </w:rPr>
-      </w:r>
-      <w:r>
-        <w:rPr>
-          <w:b/>
-          <w:lang w:val="hi_IN" w:bidi="hi_IN"/>
-        </w:rPr>
         <w:t>"संसार पर जय पानेवाला जिसका"</w:t>
       </w:r>
     </w:p>
@@ -63600,21 +61110,6 @@
           <w:b/>
           <w:lang w:val="hi_IN" w:bidi="hi_IN"/>
         </w:rPr>
-        <w:t>νικῶν τὸν κόσμον</w:t>
-      </w:r>
-    </w:p>
-    <w:p>
-      <w:pPr/>
-      <w:r>
-        <w:rPr>
-          <w:lang w:val="hi_IN" w:bidi="hi_IN"/>
-        </w:rPr>
-      </w:r>
-      <w:r>
-        <w:rPr>
-          <w:b/>
-          <w:lang w:val="hi_IN" w:bidi="hi_IN"/>
-        </w:rPr>
         <w:t>"जिसका"</w:t>
       </w:r>
       <w:r>
@@ -63815,21 +61310,6 @@
           <w:b/>
           <w:lang w:val="hi_IN" w:bidi="hi_IN"/>
         </w:rPr>
-        <w:t>ὁ Υἱὸς τοῦ Θεοῦ</w:t>
-      </w:r>
-    </w:p>
-    <w:p>
-      <w:pPr/>
-      <w:r>
-        <w:rPr>
-          <w:lang w:val="hi_IN" w:bidi="hi_IN"/>
-        </w:rPr>
-      </w:r>
-      <w:r>
-        <w:rPr>
-          <w:b/>
-          <w:lang w:val="hi_IN" w:bidi="hi_IN"/>
-        </w:rPr>
         <w:t>"परमेश्वर का पुत्र"</w:t>
       </w:r>
     </w:p>
@@ -64083,21 +61563,6 @@
           <w:b/>
           <w:lang w:val="hi_IN" w:bidi="hi_IN"/>
         </w:rPr>
-        <w:t>ὁ ἐλθὼν</w:t>
-      </w:r>
-    </w:p>
-    <w:p>
-      <w:pPr/>
-      <w:r>
-        <w:rPr>
-          <w:lang w:val="hi_IN" w:bidi="hi_IN"/>
-        </w:rPr>
-      </w:r>
-      <w:r>
-        <w:rPr>
-          <w:b/>
-          <w:lang w:val="hi_IN" w:bidi="hi_IN"/>
-        </w:rPr>
         <w:t>"आया"</w:t>
       </w:r>
     </w:p>
@@ -64265,21 +61730,6 @@
         <w:rPr>
           <w:lang w:val="hi_IN" w:bidi="hi_IN"/>
         </w:rPr>
-      </w:r>
-    </w:p>
-    <w:p>
-      <w:pPr/>
-      <w:r>
-        <w:rPr>
-          <w:lang w:val="hi_IN" w:bidi="hi_IN"/>
-        </w:rPr>
-      </w:r>
-      <w:r>
-        <w:rPr>
-          <w:b/>
-          <w:lang w:val="hi_IN" w:bidi="hi_IN"/>
-        </w:rPr>
-        <w:t>οὐκ ἐν τῷ ὕδατι μόνον, ἀλλ’ ἐν τῷ ὕδατι καὶ ἐν τῷ αἵματι</w:t>
       </w:r>
     </w:p>
     <w:p>
@@ -65213,21 +62663,6 @@
           <w:b/>
           <w:lang w:val="hi_IN" w:bidi="hi_IN"/>
         </w:rPr>
-        <w:t>τὴν μαρτυρίαν τῶν ἀνθρώπων λαμβάνομεν</w:t>
-      </w:r>
-    </w:p>
-    <w:p>
-      <w:pPr/>
-      <w:r>
-        <w:rPr>
-          <w:lang w:val="hi_IN" w:bidi="hi_IN"/>
-        </w:rPr>
-      </w:r>
-      <w:r>
-        <w:rPr>
-          <w:b/>
-          <w:lang w:val="hi_IN" w:bidi="hi_IN"/>
-        </w:rPr>
         <w:t>"हम मान लेते हैं मनुष्यों की गवाही मान लेते हैं तो"</w:t>
       </w:r>
     </w:p>
@@ -65991,21 +63426,6 @@
           <w:b/>
           <w:lang w:val="hi_IN" w:bidi="hi_IN"/>
         </w:rPr>
-        <w:t>ὁ πιστεύων εἰς τὸν Υἱὸν τοῦ Θεοῦ, ἔχει τὴν μαρτυρίαν ἐν αὑτῷ; ὁ μὴ πιστεύων τῷ Θεῷ, ψεύστην πεποίηκεν αὐτόν, ὅτι οὐ πεπίστευκεν εἰς τὴν μαρτυρίαν ἣν μεμαρτύρηκεν ὁ Θεὸς περὶ τοῦ Υἱοῦ αὐτοῦ</w:t>
-      </w:r>
-    </w:p>
-    <w:p>
-      <w:pPr/>
-      <w:r>
-        <w:rPr>
-          <w:lang w:val="hi_IN" w:bidi="hi_IN"/>
-        </w:rPr>
-      </w:r>
-      <w:r>
-        <w:rPr>
-          <w:b/>
-          <w:lang w:val="hi_IN" w:bidi="hi_IN"/>
-        </w:rPr>
         <w:t>"परमेश्वर के पुत्र पर विश्वास करता है वह अपने ही में गवाही रखता है जिस ने परमेश्वर पर विश्वास नहीं किया उसने उसे झूठा ठहराया क्योंकि उसने उस गवाही पर विश्वास नहीं किया जो परमेश्वर ने अपने पुत्र के विषय में दी है"</w:t>
       </w:r>
     </w:p>
@@ -66285,21 +63705,6 @@
           <w:b/>
           <w:lang w:val="hi_IN" w:bidi="hi_IN"/>
         </w:rPr>
-        <w:t>τὸν Υἱὸν τοῦ Θεοῦ</w:t>
-      </w:r>
-    </w:p>
-    <w:p>
-      <w:pPr/>
-      <w:r>
-        <w:rPr>
-          <w:lang w:val="hi_IN" w:bidi="hi_IN"/>
-        </w:rPr>
-      </w:r>
-      <w:r>
-        <w:rPr>
-          <w:b/>
-          <w:lang w:val="hi_IN" w:bidi="hi_IN"/>
-        </w:rPr>
         <w:t>"परमेश्वर के पुत्र"</w:t>
       </w:r>
     </w:p>
@@ -66382,21 +63787,6 @@
         <w:rPr>
           <w:lang w:val="hi_IN" w:bidi="hi_IN"/>
         </w:rPr>
-      </w:r>
-    </w:p>
-    <w:p>
-      <w:pPr/>
-      <w:r>
-        <w:rPr>
-          <w:lang w:val="hi_IN" w:bidi="hi_IN"/>
-        </w:rPr>
-      </w:r>
-      <w:r>
-        <w:rPr>
-          <w:b/>
-          <w:lang w:val="hi_IN" w:bidi="hi_IN"/>
-        </w:rPr>
-        <w:t>ἔχει τὴν μαρτυρίαν ἐν αὑτῷ</w:t>
       </w:r>
     </w:p>
     <w:p>
@@ -66824,21 +64214,6 @@
           <w:b/>
           <w:lang w:val="hi_IN" w:bidi="hi_IN"/>
         </w:rPr>
-        <w:t>ζωὴν αἰώνιον ἔδωκεν ἡμῖν ὁ Θεὸς, καὶ αὕτη ἡ ζωὴ ἐν τῷ Υἱῷ αὐτοῦ ἐστιν</w:t>
-      </w:r>
-    </w:p>
-    <w:p>
-      <w:pPr/>
-      <w:r>
-        <w:rPr>
-          <w:lang w:val="hi_IN" w:bidi="hi_IN"/>
-        </w:rPr>
-      </w:r>
-      <w:r>
-        <w:rPr>
-          <w:b/>
-          <w:lang w:val="hi_IN" w:bidi="hi_IN"/>
-        </w:rPr>
         <w:t>"परमेश्वर ने हमें अनन्त जीवन दिया है और यह जीवन उसके पुत्र में है"</w:t>
       </w:r>
     </w:p>
@@ -66908,21 +64283,6 @@
         <w:rPr>
           <w:lang w:val="hi_IN" w:bidi="hi_IN"/>
         </w:rPr>
-      </w:r>
-    </w:p>
-    <w:p>
-      <w:pPr/>
-      <w:r>
-        <w:rPr>
-          <w:lang w:val="hi_IN" w:bidi="hi_IN"/>
-        </w:rPr>
-      </w:r>
-      <w:r>
-        <w:rPr>
-          <w:b/>
-          <w:lang w:val="hi_IN" w:bidi="hi_IN"/>
-        </w:rPr>
-        <w:t>ζωὴν αἰώνιον ἔδωκεν ἡμῖν ὁ Θεὸς, καὶ αὕτη ἡ ζωὴ ἐν τῷ Υἱῷ αὐτοῦ ἐστιν</w:t>
       </w:r>
     </w:p>
     <w:p>
@@ -67284,21 +64644,6 @@
           <w:b/>
           <w:lang w:val="hi_IN" w:bidi="hi_IN"/>
         </w:rPr>
-        <w:t>ὁ ἔχων τὸν Υἱὸν, ἔχει τὴν ζωήν; ὁ μὴ ἔχων τὸν Υἱὸν τοῦ Θεοῦ, τὴν ζωὴν οὐκ ἔχει</w:t>
-      </w:r>
-    </w:p>
-    <w:p>
-      <w:pPr/>
-      <w:r>
-        <w:rPr>
-          <w:lang w:val="hi_IN" w:bidi="hi_IN"/>
-        </w:rPr>
-      </w:r>
-      <w:r>
-        <w:rPr>
-          <w:b/>
-          <w:lang w:val="hi_IN" w:bidi="hi_IN"/>
-        </w:rPr>
         <w:t>"जिसके पास पुत्र है उसके पास जीवन है और जिसके पास परमेश्वर का पुत्र नहीं नहीं उसके पास जीवन भी नहीं है"</w:t>
       </w:r>
     </w:p>
@@ -67547,21 +64892,6 @@
           <w:b/>
           <w:lang w:val="hi_IN" w:bidi="hi_IN"/>
         </w:rPr>
-        <w:t>τὸν Υἱὸν &amp; τὸν Υἱὸν τοῦ Θεοῦ</w:t>
-      </w:r>
-    </w:p>
-    <w:p>
-      <w:pPr/>
-      <w:r>
-        <w:rPr>
-          <w:lang w:val="hi_IN" w:bidi="hi_IN"/>
-        </w:rPr>
-      </w:r>
-      <w:r>
-        <w:rPr>
-          <w:b/>
-          <w:lang w:val="hi_IN" w:bidi="hi_IN"/>
-        </w:rPr>
         <w:t>"पुत्र"</w:t>
       </w:r>
       <w:r>
@@ -67825,21 +65155,6 @@
         <w:rPr>
           <w:lang w:val="hi_IN" w:bidi="hi_IN"/>
         </w:rPr>
-      </w:r>
-    </w:p>
-    <w:p>
-      <w:pPr/>
-      <w:r>
-        <w:rPr>
-          <w:lang w:val="hi_IN" w:bidi="hi_IN"/>
-        </w:rPr>
-      </w:r>
-      <w:r>
-        <w:rPr>
-          <w:b/>
-          <w:lang w:val="hi_IN" w:bidi="hi_IN"/>
-        </w:rPr>
-        <w:t>τοῖς πιστεύουσιν εἰς τὸ ὄνομα τοῦ Υἱοῦ τοῦ Θεοῦ</w:t>
       </w:r>
     </w:p>
     <w:p>
@@ -67968,21 +65283,6 @@
           <w:b/>
           <w:lang w:val="hi_IN" w:bidi="hi_IN"/>
         </w:rPr>
-        <w:t>τοῦ Υἱοῦ τοῦ Θεοῦ</w:t>
-      </w:r>
-    </w:p>
-    <w:p>
-      <w:pPr/>
-      <w:r>
-        <w:rPr>
-          <w:lang w:val="hi_IN" w:bidi="hi_IN"/>
-        </w:rPr>
-      </w:r>
-      <w:r>
-        <w:rPr>
-          <w:b/>
-          <w:lang w:val="hi_IN" w:bidi="hi_IN"/>
-        </w:rPr>
         <w:t>"परमेश्वर के पुत्र के"</w:t>
       </w:r>
     </w:p>
@@ -68170,21 +65470,6 @@
         <w:rPr>
           <w:lang w:val="hi_IN" w:bidi="hi_IN"/>
         </w:rPr>
-      </w:r>
-    </w:p>
-    <w:p>
-      <w:pPr/>
-      <w:r>
-        <w:rPr>
-          <w:lang w:val="hi_IN" w:bidi="hi_IN"/>
-        </w:rPr>
-      </w:r>
-      <w:r>
-        <w:rPr>
-          <w:b/>
-          <w:lang w:val="hi_IN" w:bidi="hi_IN"/>
-        </w:rPr>
-        <w:t>αὕτη ἐστὶν ἡ παρρησία ἣν ἔχομεν πρὸς αὐτόν</w:t>
       </w:r>
     </w:p>
     <w:p>
@@ -68313,21 +65598,6 @@
           <w:b/>
           <w:lang w:val="hi_IN" w:bidi="hi_IN"/>
         </w:rPr>
-        <w:t>αὕτη ἐστὶν ἡ παρρησία ἣν ἔχομεν πρὸς αὐτόν</w:t>
-      </w:r>
-    </w:p>
-    <w:p>
-      <w:pPr/>
-      <w:r>
-        <w:rPr>
-          <w:lang w:val="hi_IN" w:bidi="hi_IN"/>
-        </w:rPr>
-      </w:r>
-      <w:r>
-        <w:rPr>
-          <w:b/>
-          <w:lang w:val="hi_IN" w:bidi="hi_IN"/>
-        </w:rPr>
         <w:t>"हमें होता है उसके सामने"</w:t>
       </w:r>
       <w:r>
@@ -69341,21 +66611,6 @@
           <w:b/>
           <w:lang w:val="hi_IN" w:bidi="hi_IN"/>
         </w:rPr>
-        <w:t>ἐάν τις ἴδῃ τὸν ἀδελφὸν αὐτοῦ ἁμαρτάνοντα ἁμαρτίαν μὴ πρὸς θάνατον, αἰτήσει</w:t>
-      </w:r>
-    </w:p>
-    <w:p>
-      <w:pPr/>
-      <w:r>
-        <w:rPr>
-          <w:lang w:val="hi_IN" w:bidi="hi_IN"/>
-        </w:rPr>
-      </w:r>
-      <w:r>
-        <w:rPr>
-          <w:b/>
-          <w:lang w:val="hi_IN" w:bidi="hi_IN"/>
-        </w:rPr>
         <w:t>"अपने भाई को ऐसा पाप करते देखे जिसका फल मृत्यु न हो तो विनती करे"</w:t>
       </w:r>
     </w:p>
@@ -69639,21 +66894,6 @@
           <w:b/>
           <w:lang w:val="hi_IN" w:bidi="hi_IN"/>
         </w:rPr>
-        <w:t>ἁμαρτίαν μὴ πρὸς θάνατον &amp; τοῖς ἁμαρτάνουσιν μὴ πρὸς θάνατον &amp; ἁμαρτία πρὸς θάνατον</w:t>
-      </w:r>
-    </w:p>
-    <w:p>
-      <w:pPr/>
-      <w:r>
-        <w:rPr>
-          <w:lang w:val="hi_IN" w:bidi="hi_IN"/>
-        </w:rPr>
-      </w:r>
-      <w:r>
-        <w:rPr>
-          <w:b/>
-          <w:lang w:val="hi_IN" w:bidi="hi_IN"/>
-        </w:rPr>
         <w:t>"पाप"</w:t>
       </w:r>
       <w:r>
@@ -70603,21 +67843,6 @@
           <w:b/>
           <w:lang w:val="hi_IN" w:bidi="hi_IN"/>
         </w:rPr>
-        <w:t>πᾶς ὁ γεγεννημένος ἐκ τοῦ Θεοῦ</w:t>
-      </w:r>
-    </w:p>
-    <w:p>
-      <w:pPr/>
-      <w:r>
-        <w:rPr>
-          <w:lang w:val="hi_IN" w:bidi="hi_IN"/>
-        </w:rPr>
-      </w:r>
-      <w:r>
-        <w:rPr>
-          <w:b/>
-          <w:lang w:val="hi_IN" w:bidi="hi_IN"/>
-        </w:rPr>
         <w:t>"जो कोई परमेश्वर से उत्पन्न हुआ है वह"</w:t>
       </w:r>
     </w:p>
@@ -70719,21 +67944,6 @@
           <w:b/>
           <w:lang w:val="hi_IN" w:bidi="hi_IN"/>
         </w:rPr>
-        <w:t>πᾶς ὁ γεγεννημένος ἐκ τοῦ Θεοῦ</w:t>
-      </w:r>
-    </w:p>
-    <w:p>
-      <w:pPr/>
-      <w:r>
-        <w:rPr>
-          <w:lang w:val="hi_IN" w:bidi="hi_IN"/>
-        </w:rPr>
-      </w:r>
-      <w:r>
-        <w:rPr>
-          <w:b/>
-          <w:lang w:val="hi_IN" w:bidi="hi_IN"/>
-        </w:rPr>
         <w:t>"जो कोई परमेश्वर से उत्पन्न हुआ है वह"</w:t>
       </w:r>
     </w:p>
@@ -71858,21 +69068,6 @@
           <w:b/>
           <w:lang w:val="hi_IN" w:bidi="hi_IN"/>
         </w:rPr>
-        <w:t>ὁ Υἱὸς τοῦ Θεοῦ</w:t>
-      </w:r>
-    </w:p>
-    <w:p>
-      <w:pPr/>
-      <w:r>
-        <w:rPr>
-          <w:lang w:val="hi_IN" w:bidi="hi_IN"/>
-        </w:rPr>
-      </w:r>
-      <w:r>
-        <w:rPr>
-          <w:b/>
-          <w:lang w:val="hi_IN" w:bidi="hi_IN"/>
-        </w:rPr>
         <w:t>"परमेश्वर का पुत्र"</w:t>
       </w:r>
     </w:p>
@@ -72548,21 +69743,6 @@
           <w:b/>
           <w:lang w:val="hi_IN" w:bidi="hi_IN"/>
         </w:rPr>
-        <w:t>ἐσμὲν ἐν τῷ Ἀληθινῷ, ἐν τῷ Υἱῷ αὐτοῦ, Ἰησοῦ Χριστῷ</w:t>
-      </w:r>
-    </w:p>
-    <w:p>
-      <w:pPr/>
-      <w:r>
-        <w:rPr>
-          <w:lang w:val="hi_IN" w:bidi="hi_IN"/>
-        </w:rPr>
-      </w:r>
-      <w:r>
-        <w:rPr>
-          <w:b/>
-          <w:lang w:val="hi_IN" w:bidi="hi_IN"/>
-        </w:rPr>
         <w:t>"हमें"</w:t>
       </w:r>
       <w:r>
@@ -72814,7 +69994,7 @@
           <w:b/>
           <w:lang w:val="hi_IN" w:bidi="hi_IN"/>
         </w:rPr>
-        <w:t>τῷ Υἱῷ αὐτοῦ</w:t>
+        <w:t>ὁ Υἱὸς τοῦ Θεοῦ</w:t>
       </w:r>
     </w:p>
     <w:p>
@@ -72911,21 +70091,6 @@
         <w:rPr>
           <w:lang w:val="hi_IN" w:bidi="hi_IN"/>
         </w:rPr>
-      </w:r>
-    </w:p>
-    <w:p>
-      <w:pPr/>
-      <w:r>
-        <w:rPr>
-          <w:lang w:val="hi_IN" w:bidi="hi_IN"/>
-        </w:rPr>
-      </w:r>
-      <w:r>
-        <w:rPr>
-          <w:b/>
-          <w:lang w:val="hi_IN" w:bidi="hi_IN"/>
-        </w:rPr>
-        <w:t>οὗτός ἐστιν ὁ ἀληθινὸς Θεὸς</w:t>
       </w:r>
     </w:p>
     <w:p>

--- a/hin/docx/62.content.docx
+++ b/hin/docx/62.content.docx
@@ -1634,6 +1634,21 @@
           <w:b/>
           <w:lang w:val="hi_IN" w:bidi="hi_IN"/>
         </w:rPr>
+        <w:t>ὃ ἦν ἀπ’ ἀρχῆς, ὃ ἀκηκόαμεν, ὃ ἑωράκαμεν τοῖς ὀφθαλμοῖς ἡμῶν, ὃ ἐθεασάμεθα, καὶ αἱ χεῖρες ἡμῶν ἐψηλάφησαν, περὶ τοῦ λόγου τῆς ζωῆς</w:t>
+      </w:r>
+    </w:p>
+    <w:p>
+      <w:pPr/>
+      <w:r>
+        <w:rPr>
+          <w:lang w:val="hi_IN" w:bidi="hi_IN"/>
+        </w:rPr>
+      </w:r>
+      <w:r>
+        <w:rPr>
+          <w:b/>
+          <w:lang w:val="hi_IN" w:bidi="hi_IN"/>
+        </w:rPr>
         <w:t>"जो आदि से था जिसे हमने सुना और हाथों अपनी हमने आँखों से देखा वरन् ध्यान से देखा और हाथों से छुआ"</w:t>
       </w:r>
     </w:p>
@@ -1846,6 +1861,21 @@
           <w:b/>
           <w:lang w:val="hi_IN" w:bidi="hi_IN"/>
         </w:rPr>
+        <w:t>ἀκηκόαμεν &amp; ἑωράκαμεν &amp; ἡμῶν &amp; ἐθεασάμεθα &amp; ἡμῶν</w:t>
+      </w:r>
+    </w:p>
+    <w:p>
+      <w:pPr/>
+      <w:r>
+        <w:rPr>
+          <w:lang w:val="hi_IN" w:bidi="hi_IN"/>
+        </w:rPr>
+      </w:r>
+      <w:r>
+        <w:rPr>
+          <w:b/>
+          <w:lang w:val="hi_IN" w:bidi="hi_IN"/>
+        </w:rPr>
         <w:t>"हमने सुना"</w:t>
       </w:r>
       <w:r>
@@ -2098,6 +2128,21 @@
           <w:b/>
           <w:lang w:val="hi_IN" w:bidi="hi_IN"/>
         </w:rPr>
+        <w:t>ὃ ἑωράκαμεν τοῖς ὀφθαλμοῖς ἡμῶν, ὃ ἐθεασάμεθα</w:t>
+      </w:r>
+    </w:p>
+    <w:p>
+      <w:pPr/>
+      <w:r>
+        <w:rPr>
+          <w:lang w:val="hi_IN" w:bidi="hi_IN"/>
+        </w:rPr>
+      </w:r>
+      <w:r>
+        <w:rPr>
+          <w:b/>
+          <w:lang w:val="hi_IN" w:bidi="hi_IN"/>
+        </w:rPr>
         <w:t>""</w:t>
       </w:r>
     </w:p>
@@ -2404,6 +2449,21 @@
           <w:b/>
           <w:lang w:val="hi_IN" w:bidi="hi_IN"/>
         </w:rPr>
+        <w:t>ἑωράκαμεν τοῖς ὀφθαλμοῖς ἡμῶν &amp; αἱ χεῖρες ἡμῶν ἐψηλάφησαν</w:t>
+      </w:r>
+    </w:p>
+    <w:p>
+      <w:pPr/>
+      <w:r>
+        <w:rPr>
+          <w:lang w:val="hi_IN" w:bidi="hi_IN"/>
+        </w:rPr>
+      </w:r>
+      <w:r>
+        <w:rPr>
+          <w:b/>
+          <w:lang w:val="hi_IN" w:bidi="hi_IN"/>
+        </w:rPr>
         <w:t>"हाथों अपनी हमने आँखों से देखा"</w:t>
       </w:r>
       <w:r>
@@ -3256,6 +3316,21 @@
           <w:b/>
           <w:lang w:val="hi_IN" w:bidi="hi_IN"/>
         </w:rPr>
+        <w:t>ἑωράκαμεν &amp; μαρτυροῦμεν &amp; ἀπαγγέλλομεν &amp; ἡμῖν</w:t>
+      </w:r>
+    </w:p>
+    <w:p>
+      <w:pPr/>
+      <w:r>
+        <w:rPr>
+          <w:lang w:val="hi_IN" w:bidi="hi_IN"/>
+        </w:rPr>
+      </w:r>
+      <w:r>
+        <w:rPr>
+          <w:b/>
+          <w:lang w:val="hi_IN" w:bidi="hi_IN"/>
+        </w:rPr>
         <w:t>"देखा हमने उसे देखा"</w:t>
       </w:r>
       <w:r>
@@ -3501,6 +3576,21 @@
         <w:rPr>
           <w:lang w:val="hi_IN" w:bidi="hi_IN"/>
         </w:rPr>
+      </w:r>
+    </w:p>
+    <w:p>
+      <w:pPr/>
+      <w:r>
+        <w:rPr>
+          <w:lang w:val="hi_IN" w:bidi="hi_IN"/>
+        </w:rPr>
+      </w:r>
+      <w:r>
+        <w:rPr>
+          <w:b/>
+          <w:lang w:val="hi_IN" w:bidi="hi_IN"/>
+        </w:rPr>
+        <w:t>ἑωράκαμεν, καὶ μαρτυροῦμεν</w:t>
       </w:r>
     </w:p>
     <w:p>
@@ -3584,6 +3674,21 @@
           <w:lang w:val="hi_IN" w:bidi="hi_IN"/>
         </w:rPr>
       </w:r>
+      <w:r>
+        <w:rPr>
+          <w:b/>
+          <w:lang w:val="hi_IN" w:bidi="hi_IN"/>
+        </w:rPr>
+        <w:t>μαρτυροῦμεν, καὶ ἀπαγγέλλομεν ὑμῖν</w:t>
+      </w:r>
+    </w:p>
+    <w:p>
+      <w:pPr/>
+      <w:r>
+        <w:rPr>
+          <w:lang w:val="hi_IN" w:bidi="hi_IN"/>
+        </w:rPr>
+      </w:r>
     </w:p>
     <w:p>
       <w:pPr/>
@@ -3918,6 +4023,21 @@
           <w:b/>
           <w:lang w:val="hi_IN" w:bidi="hi_IN"/>
         </w:rPr>
+        <w:t>ὃ ἑωράκαμεν, καὶ ἀκηκόαμεν, ἀπαγγέλλομεν καὶ ὑμῖν, ἵνα καὶ ὑμεῖς κοινωνίαν ἔχητε μεθ’ ἡμῶν</w:t>
+      </w:r>
+    </w:p>
+    <w:p>
+      <w:pPr/>
+      <w:r>
+        <w:rPr>
+          <w:lang w:val="hi_IN" w:bidi="hi_IN"/>
+        </w:rPr>
+      </w:r>
+      <w:r>
+        <w:rPr>
+          <w:b/>
+          <w:lang w:val="hi_IN" w:bidi="hi_IN"/>
+        </w:rPr>
         <w:t>"कुछ हमने देखा और इसलिए साथ सुना है उसका समाचार तुम्हें तुम हमारे साथ सहभागिता"</w:t>
       </w:r>
       <w:r>
@@ -4163,6 +4283,21 @@
           <w:b/>
           <w:lang w:val="hi_IN" w:bidi="hi_IN"/>
         </w:rPr>
+        <w:t>ἑωράκαμεν, καὶ ἀκηκόαμεν, ἀπαγγέλλομεν &amp; ἡμῶν</w:t>
+      </w:r>
+    </w:p>
+    <w:p>
+      <w:pPr/>
+      <w:r>
+        <w:rPr>
+          <w:lang w:val="hi_IN" w:bidi="hi_IN"/>
+        </w:rPr>
+      </w:r>
+      <w:r>
+        <w:rPr>
+          <w:b/>
+          <w:lang w:val="hi_IN" w:bidi="hi_IN"/>
+        </w:rPr>
         <w:t>"कुछ हमने देखा और इसलिए साथ सुना है"</w:t>
       </w:r>
       <w:r>
@@ -4293,6 +4428,21 @@
           <w:lang w:val="hi_IN" w:bidi="hi_IN"/>
         </w:rPr>
       </w:r>
+      <w:r>
+        <w:rPr>
+          <w:b/>
+          <w:lang w:val="hi_IN" w:bidi="hi_IN"/>
+        </w:rPr>
+        <w:t>καὶ ὑμεῖς κοινωνίαν ἔχητε μεθ’ ἡμῶν &amp; ἡ κοινωνία &amp; ἡ ἡμετέρα μετὰ τοῦ Πατρὸς, καὶ μετὰ τοῦ Υἱοῦ αὐτοῦ</w:t>
+      </w:r>
+    </w:p>
+    <w:p>
+      <w:pPr/>
+      <w:r>
+        <w:rPr>
+          <w:lang w:val="hi_IN" w:bidi="hi_IN"/>
+        </w:rPr>
+      </w:r>
     </w:p>
     <w:p>
       <w:pPr/>
@@ -4437,6 +4587,21 @@
         <w:rPr>
           <w:lang w:val="hi_IN" w:bidi="hi_IN"/>
         </w:rPr>
+      </w:r>
+    </w:p>
+    <w:p>
+      <w:pPr/>
+      <w:r>
+        <w:rPr>
+          <w:lang w:val="hi_IN" w:bidi="hi_IN"/>
+        </w:rPr>
+      </w:r>
+      <w:r>
+        <w:rPr>
+          <w:b/>
+          <w:lang w:val="hi_IN" w:bidi="hi_IN"/>
+        </w:rPr>
+        <w:t>τοῦ Πατρὸς &amp; τοῦ Υἱοῦ αὐτοῦ</w:t>
       </w:r>
     </w:p>
     <w:p>
@@ -5010,6 +5175,21 @@
           <w:lang w:val="hi_IN" w:bidi="hi_IN"/>
         </w:rPr>
       </w:r>
+      <w:r>
+        <w:rPr>
+          <w:b/>
+          <w:lang w:val="hi_IN" w:bidi="hi_IN"/>
+        </w:rPr>
+        <w:t>ἵνα ἡ χαρὰ ἡμῶν ᾖ πεπληρωμένη</w:t>
+      </w:r>
+    </w:p>
+    <w:p>
+      <w:pPr/>
+      <w:r>
+        <w:rPr>
+          <w:lang w:val="hi_IN" w:bidi="hi_IN"/>
+        </w:rPr>
+      </w:r>
     </w:p>
     <w:p>
       <w:pPr/>
@@ -5084,6 +5264,21 @@
           <w:b/>
           <w:lang w:val="hi_IN" w:bidi="hi_IN"/>
         </w:rPr>
+        <w:t>ἵνα ἡ χαρὰ ἡμῶν ᾖ πεπληρωμένη</w:t>
+      </w:r>
+    </w:p>
+    <w:p>
+      <w:pPr/>
+      <w:r>
+        <w:rPr>
+          <w:lang w:val="hi_IN" w:bidi="hi_IN"/>
+        </w:rPr>
+      </w:r>
+      <w:r>
+        <w:rPr>
+          <w:b/>
+          <w:lang w:val="hi_IN" w:bidi="hi_IN"/>
+        </w:rPr>
         <w:t>"कि तुम्हारा आनन्द पूरा हो जाए"</w:t>
       </w:r>
     </w:p>
@@ -5748,6 +5943,21 @@
           <w:lang w:val="hi_IN" w:bidi="hi_IN"/>
         </w:rPr>
       </w:r>
+      <w:r>
+        <w:rPr>
+          <w:b/>
+          <w:lang w:val="hi_IN" w:bidi="hi_IN"/>
+        </w:rPr>
+        <w:t>σκοτία ἐν αὐτῷ, οὐκ ἔστιν οὐδεμία</w:t>
+      </w:r>
+    </w:p>
+    <w:p>
+      <w:pPr/>
+      <w:r>
+        <w:rPr>
+          <w:lang w:val="hi_IN" w:bidi="hi_IN"/>
+        </w:rPr>
+      </w:r>
     </w:p>
     <w:p>
       <w:pPr/>
@@ -6051,6 +6261,21 @@
           <w:b/>
           <w:lang w:val="hi_IN" w:bidi="hi_IN"/>
         </w:rPr>
+        <w:t>ἐὰν εἴπωμεν ὅτι κοινωνίαν ἔχομεν μετ’ αὐτοῦ, καὶ ἐν τῷ σκότει περιπατῶμεν, ψευδόμεθα καὶ οὐ ποιοῦμεν τὴν ἀλήθειαν</w:t>
+      </w:r>
+    </w:p>
+    <w:p>
+      <w:pPr/>
+      <w:r>
+        <w:rPr>
+          <w:lang w:val="hi_IN" w:bidi="hi_IN"/>
+        </w:rPr>
+      </w:r>
+      <w:r>
+        <w:rPr>
+          <w:b/>
+          <w:lang w:val="hi_IN" w:bidi="hi_IN"/>
+        </w:rPr>
         <w:t>"यदि पर कहें बोलते कि उसके साथ हमारी सहभागिता है और तो और फिर अंधकार में चलें तो हम झूठ बोलते है और सत्य पर नहीं चलते"</w:t>
       </w:r>
     </w:p>
@@ -6120,6 +6345,21 @@
         <w:rPr>
           <w:lang w:val="hi_IN" w:bidi="hi_IN"/>
         </w:rPr>
+      </w:r>
+    </w:p>
+    <w:p>
+      <w:pPr/>
+      <w:r>
+        <w:rPr>
+          <w:lang w:val="hi_IN" w:bidi="hi_IN"/>
+        </w:rPr>
+      </w:r>
+      <w:r>
+        <w:rPr>
+          <w:b/>
+          <w:lang w:val="hi_IN" w:bidi="hi_IN"/>
+        </w:rPr>
+        <w:t>ἐὰν εἴπωμεν ὅτι κοινωνίαν ἔχομεν μετ’ αὐτοῦ</w:t>
       </w:r>
     </w:p>
     <w:p>
@@ -6465,6 +6705,21 @@
           <w:lang w:val="hi_IN" w:bidi="hi_IN"/>
         </w:rPr>
       </w:r>
+      <w:r>
+        <w:rPr>
+          <w:b/>
+          <w:lang w:val="hi_IN" w:bidi="hi_IN"/>
+        </w:rPr>
+        <w:t>ἐν τῷ σκότει περιπατῶμεν</w:t>
+      </w:r>
+    </w:p>
+    <w:p>
+      <w:pPr/>
+      <w:r>
+        <w:rPr>
+          <w:lang w:val="hi_IN" w:bidi="hi_IN"/>
+        </w:rPr>
+      </w:r>
     </w:p>
     <w:p>
       <w:pPr/>
@@ -6545,6 +6800,21 @@
         <w:rPr>
           <w:lang w:val="hi_IN" w:bidi="hi_IN"/>
         </w:rPr>
+      </w:r>
+    </w:p>
+    <w:p>
+      <w:pPr/>
+      <w:r>
+        <w:rPr>
+          <w:lang w:val="hi_IN" w:bidi="hi_IN"/>
+        </w:rPr>
+      </w:r>
+      <w:r>
+        <w:rPr>
+          <w:b/>
+          <w:lang w:val="hi_IN" w:bidi="hi_IN"/>
+        </w:rPr>
+        <w:t>ἐν τῷ σκότει περιπατῶμεν</w:t>
       </w:r>
     </w:p>
     <w:p>
@@ -6895,6 +7165,21 @@
           <w:b/>
           <w:lang w:val="hi_IN" w:bidi="hi_IN"/>
         </w:rPr>
+        <w:t>ἐὰν δὲ ἐν τῷ φωτὶ περιπατῶμεν, ὡς αὐτός ἐστιν ἐν τῷ φωτί, κοινωνίαν ἔχομεν μετ’ ἀλλήλων</w:t>
+      </w:r>
+    </w:p>
+    <w:p>
+      <w:pPr/>
+      <w:r>
+        <w:rPr>
+          <w:lang w:val="hi_IN" w:bidi="hi_IN"/>
+        </w:rPr>
+      </w:r>
+      <w:r>
+        <w:rPr>
+          <w:b/>
+          <w:lang w:val="hi_IN" w:bidi="hi_IN"/>
+        </w:rPr>
         <w:t>"पर यदि जैसा भी और ज्योति में में वैसे ही हम हमें ज्योति में चलें तो एक दूसरे से सहभागिता रखते हैं"</w:t>
       </w:r>
     </w:p>
@@ -6964,6 +7249,21 @@
         <w:rPr>
           <w:lang w:val="hi_IN" w:bidi="hi_IN"/>
         </w:rPr>
+      </w:r>
+    </w:p>
+    <w:p>
+      <w:pPr/>
+      <w:r>
+        <w:rPr>
+          <w:lang w:val="hi_IN" w:bidi="hi_IN"/>
+        </w:rPr>
+      </w:r>
+      <w:r>
+        <w:rPr>
+          <w:b/>
+          <w:lang w:val="hi_IN" w:bidi="hi_IN"/>
+        </w:rPr>
+        <w:t>ἐν τῷ φωτὶ περιπατῶμεν</w:t>
       </w:r>
     </w:p>
     <w:p>
@@ -7196,6 +7496,21 @@
           <w:b/>
           <w:lang w:val="hi_IN" w:bidi="hi_IN"/>
         </w:rPr>
+        <w:t>ὡς αὐτός ἐστιν ἐν τῷ φωτί</w:t>
+      </w:r>
+    </w:p>
+    <w:p>
+      <w:pPr/>
+      <w:r>
+        <w:rPr>
+          <w:lang w:val="hi_IN" w:bidi="hi_IN"/>
+        </w:rPr>
+      </w:r>
+      <w:r>
+        <w:rPr>
+          <w:b/>
+          <w:lang w:val="hi_IN" w:bidi="hi_IN"/>
+        </w:rPr>
         <w:t>"जैसा भी और ज्योति में में वैसे ही"</w:t>
       </w:r>
     </w:p>
@@ -7292,6 +7607,21 @@
           <w:b/>
           <w:lang w:val="hi_IN" w:bidi="hi_IN"/>
         </w:rPr>
+        <w:t>ὡς αὐτός ἐστιν ἐν τῷ φωτί</w:t>
+      </w:r>
+    </w:p>
+    <w:p>
+      <w:pPr/>
+      <w:r>
+        <w:rPr>
+          <w:lang w:val="hi_IN" w:bidi="hi_IN"/>
+        </w:rPr>
+      </w:r>
+      <w:r>
+        <w:rPr>
+          <w:b/>
+          <w:lang w:val="hi_IN" w:bidi="hi_IN"/>
+        </w:rPr>
         <w:t>"जैसा भी और ज्योति में में वैसे ही"</w:t>
       </w:r>
     </w:p>
@@ -7374,6 +7704,21 @@
         <w:rPr>
           <w:lang w:val="hi_IN" w:bidi="hi_IN"/>
         </w:rPr>
+      </w:r>
+    </w:p>
+    <w:p>
+      <w:pPr/>
+      <w:r>
+        <w:rPr>
+          <w:lang w:val="hi_IN" w:bidi="hi_IN"/>
+        </w:rPr>
+      </w:r>
+      <w:r>
+        <w:rPr>
+          <w:b/>
+          <w:lang w:val="hi_IN" w:bidi="hi_IN"/>
+        </w:rPr>
+        <w:t>κοινωνίαν ἔχομεν μετ’ ἀλλήλων</w:t>
       </w:r>
     </w:p>
     <w:p>
@@ -7627,6 +7972,21 @@
           <w:lang w:val="hi_IN" w:bidi="hi_IN"/>
         </w:rPr>
       </w:r>
+      <w:r>
+        <w:rPr>
+          <w:b/>
+          <w:lang w:val="hi_IN" w:bidi="hi_IN"/>
+        </w:rPr>
+        <w:t>Ἰησοῦ τοῦ Υἱοῦ αὐτοῦ</w:t>
+      </w:r>
+    </w:p>
+    <w:p>
+      <w:pPr/>
+      <w:r>
+        <w:rPr>
+          <w:lang w:val="hi_IN" w:bidi="hi_IN"/>
+        </w:rPr>
+      </w:r>
     </w:p>
     <w:p>
       <w:pPr/>
@@ -7839,6 +8199,21 @@
           <w:b/>
           <w:lang w:val="hi_IN" w:bidi="hi_IN"/>
         </w:rPr>
+        <w:t>ἐὰν εἴπωμεν ὅτι ἁμαρτίαν οὐκ ἔχομεν, ἑαυτοὺς πλανῶμεν καὶ ἡ ἀλήθεια οὐκ ἔστιν ἐν ἡμῖν</w:t>
+      </w:r>
+    </w:p>
+    <w:p>
+      <w:pPr/>
+      <w:r>
+        <w:rPr>
+          <w:lang w:val="hi_IN" w:bidi="hi_IN"/>
+        </w:rPr>
+      </w:r>
+      <w:r>
+        <w:rPr>
+          <w:b/>
+          <w:lang w:val="hi_IN" w:bidi="hi_IN"/>
+        </w:rPr>
         <w:t>"यदि हम हम हम कहें कि हम में कुछ भी पाप नहीं तो अपने आप को धोखा देते हैं और हम में सत्य नहीं"</w:t>
       </w:r>
     </w:p>
@@ -7922,6 +8297,21 @@
           <w:b/>
           <w:lang w:val="hi_IN" w:bidi="hi_IN"/>
         </w:rPr>
+        <w:t>ἑαυτοὺς πλανῶμεν</w:t>
+      </w:r>
+    </w:p>
+    <w:p>
+      <w:pPr/>
+      <w:r>
+        <w:rPr>
+          <w:lang w:val="hi_IN" w:bidi="hi_IN"/>
+        </w:rPr>
+      </w:r>
+      <w:r>
+        <w:rPr>
+          <w:b/>
+          <w:lang w:val="hi_IN" w:bidi="hi_IN"/>
+        </w:rPr>
         <w:t>"धोखा देते हैं"</w:t>
       </w:r>
     </w:p>
@@ -8207,6 +8597,21 @@
           <w:b/>
           <w:lang w:val="hi_IN" w:bidi="hi_IN"/>
         </w:rPr>
+        <w:t>ἐὰν ὁμολογῶμεν τὰς ἁμαρτίας ἡμῶν, πιστός ἐστιν καὶ δίκαιος</w:t>
+      </w:r>
+    </w:p>
+    <w:p>
+      <w:pPr/>
+      <w:r>
+        <w:rPr>
+          <w:lang w:val="hi_IN" w:bidi="hi_IN"/>
+        </w:rPr>
+      </w:r>
+      <w:r>
+        <w:rPr>
+          <w:b/>
+          <w:lang w:val="hi_IN" w:bidi="hi_IN"/>
+        </w:rPr>
         <w:t>"हम अपने पापों को मान लें तो"</w:t>
       </w:r>
       <w:r>
@@ -8401,6 +8806,21 @@
           <w:b/>
           <w:lang w:val="hi_IN" w:bidi="hi_IN"/>
         </w:rPr>
+        <w:t>πιστός ἐστιν &amp; ἵνα ἀφῇ</w:t>
+      </w:r>
+    </w:p>
+    <w:p>
+      <w:pPr/>
+      <w:r>
+        <w:rPr>
+          <w:lang w:val="hi_IN" w:bidi="hi_IN"/>
+        </w:rPr>
+      </w:r>
+      <w:r>
+        <w:rPr>
+          <w:b/>
+          <w:lang w:val="hi_IN" w:bidi="hi_IN"/>
+        </w:rPr>
         <w:t>"क्षमा करने"</w:t>
       </w:r>
       <w:r>
@@ -8523,6 +8943,21 @@
           <w:b/>
           <w:lang w:val="hi_IN" w:bidi="hi_IN"/>
         </w:rPr>
+        <w:t>ἵνα ἀφῇ ἡμῖν τὰς ἁμαρτίας, καὶ καθαρίσῃ ἡμᾶς ἀπὸ πάσης ἀδικίας</w:t>
+      </w:r>
+    </w:p>
+    <w:p>
+      <w:pPr/>
+      <w:r>
+        <w:rPr>
+          <w:lang w:val="hi_IN" w:bidi="hi_IN"/>
+        </w:rPr>
+      </w:r>
+      <w:r>
+        <w:rPr>
+          <w:b/>
+          <w:lang w:val="hi_IN" w:bidi="hi_IN"/>
+        </w:rPr>
         <w:t>"वह हमारे पापों को क्षमा करने और हमें सब अधर्म से शुद्ध करने में"</w:t>
       </w:r>
     </w:p>
@@ -8592,6 +9027,21 @@
         <w:rPr>
           <w:lang w:val="hi_IN" w:bidi="hi_IN"/>
         </w:rPr>
+      </w:r>
+    </w:p>
+    <w:p>
+      <w:pPr/>
+      <w:r>
+        <w:rPr>
+          <w:lang w:val="hi_IN" w:bidi="hi_IN"/>
+        </w:rPr>
+      </w:r>
+      <w:r>
+        <w:rPr>
+          <w:b/>
+          <w:lang w:val="hi_IN" w:bidi="hi_IN"/>
+        </w:rPr>
+        <w:t>ἀφῇ ἡμῖν τὰς ἁμαρτίας, καὶ καθαρίσῃ ἡμᾶς ἀπὸ πάσης ἀδικίας</w:t>
       </w:r>
     </w:p>
     <w:p>
@@ -8831,6 +9281,21 @@
           <w:b/>
           <w:lang w:val="hi_IN" w:bidi="hi_IN"/>
         </w:rPr>
+        <w:t>ἐὰν εἴπωμεν ὅτι οὐχ ἡμαρτήκαμεν, ψεύστην ποιοῦμεν αὐτὸν</w:t>
+      </w:r>
+    </w:p>
+    <w:p>
+      <w:pPr/>
+      <w:r>
+        <w:rPr>
+          <w:lang w:val="hi_IN" w:bidi="hi_IN"/>
+        </w:rPr>
+      </w:r>
+      <w:r>
+        <w:rPr>
+          <w:b/>
+          <w:lang w:val="hi_IN" w:bidi="hi_IN"/>
+        </w:rPr>
         <w:t>"यदि हम हमने हम कहें कि हमने पाप नहीं किया तो और उसे झूठा ठहराते हैं"</w:t>
       </w:r>
     </w:p>
@@ -9148,6 +9613,21 @@
         <w:rPr>
           <w:lang w:val="hi_IN" w:bidi="hi_IN"/>
         </w:rPr>
+      </w:r>
+    </w:p>
+    <w:p>
+      <w:pPr/>
+      <w:r>
+        <w:rPr>
+          <w:lang w:val="hi_IN" w:bidi="hi_IN"/>
+        </w:rPr>
+      </w:r>
+      <w:r>
+        <w:rPr>
+          <w:b/>
+          <w:lang w:val="hi_IN" w:bidi="hi_IN"/>
+        </w:rPr>
+        <w:t>ὁ λόγος αὐτοῦ οὐκ ἔστιν ἐν ἡμῖν</w:t>
       </w:r>
     </w:p>
     <w:p>
@@ -9862,6 +10342,21 @@
           <w:b/>
           <w:lang w:val="hi_IN" w:bidi="hi_IN"/>
         </w:rPr>
+        <w:t>ταῦτα γράφω</w:t>
+      </w:r>
+    </w:p>
+    <w:p>
+      <w:pPr/>
+      <w:r>
+        <w:rPr>
+          <w:lang w:val="hi_IN" w:bidi="hi_IN"/>
+        </w:rPr>
+      </w:r>
+      <w:r>
+        <w:rPr>
+          <w:b/>
+          <w:lang w:val="hi_IN" w:bidi="hi_IN"/>
+        </w:rPr>
         <w:t>"मैं लिखता हूँ बातें तुम्हें इसलिए लिखता हूँ"</w:t>
       </w:r>
     </w:p>
@@ -10036,6 +10531,21 @@
           <w:b/>
           <w:lang w:val="hi_IN" w:bidi="hi_IN"/>
         </w:rPr>
+        <w:t>ἐάν τις ἁμάρτῃ, Παράκλητον ἔχομεν πρὸς τὸν Πατέρα</w:t>
+      </w:r>
+    </w:p>
+    <w:p>
+      <w:pPr/>
+      <w:r>
+        <w:rPr>
+          <w:lang w:val="hi_IN" w:bidi="hi_IN"/>
+        </w:rPr>
+      </w:r>
+      <w:r>
+        <w:rPr>
+          <w:b/>
+          <w:lang w:val="hi_IN" w:bidi="hi_IN"/>
+        </w:rPr>
         <w:t>"और यदि कोई पाप करे तो"</w:t>
       </w:r>
     </w:p>
@@ -10099,6 +10609,21 @@
           <w:b/>
           <w:lang w:val="hi_IN" w:bidi="hi_IN"/>
         </w:rPr>
+        <w:t>Παράκλητον ἔχομεν πρὸς τὸν Πατέρα, Ἰησοῦν Χριστὸν δίκαιον</w:t>
+      </w:r>
+    </w:p>
+    <w:p>
+      <w:pPr/>
+      <w:r>
+        <w:rPr>
+          <w:lang w:val="hi_IN" w:bidi="hi_IN"/>
+        </w:rPr>
+      </w:r>
+      <w:r>
+        <w:rPr>
+          <w:b/>
+          <w:lang w:val="hi_IN" w:bidi="hi_IN"/>
+        </w:rPr>
         <w:t>"पिता के पास हमारा है एक सहायक है अर्थात् धर्मी यीशु मसीह"</w:t>
       </w:r>
     </w:p>
@@ -10515,6 +11040,21 @@
           <w:b/>
           <w:lang w:val="hi_IN" w:bidi="hi_IN"/>
         </w:rPr>
+        <w:t>αὐτὸς ἱλασμός ἐστιν περὶ τῶν ἁμαρτιῶν ἡμῶν, οὐ περὶ τῶν ἡμετέρων δὲ μόνον, ἀλλὰ καὶ περὶ ὅλου τοῦ κόσμου</w:t>
+      </w:r>
+    </w:p>
+    <w:p>
+      <w:pPr/>
+      <w:r>
+        <w:rPr>
+          <w:lang w:val="hi_IN" w:bidi="hi_IN"/>
+        </w:rPr>
+      </w:r>
+      <w:r>
+        <w:rPr>
+          <w:b/>
+          <w:lang w:val="hi_IN" w:bidi="hi_IN"/>
+        </w:rPr>
         <w:t>"वही हमारे पापों का प्रायश्चित है"</w:t>
       </w:r>
     </w:p>
@@ -10689,6 +11229,21 @@
           <w:b/>
           <w:lang w:val="hi_IN" w:bidi="hi_IN"/>
         </w:rPr>
+        <w:t>οὐ περὶ τῶν ἡμετέρων δὲ μόνον, ἀλλὰ καὶ περὶ ὅλου τοῦ κόσμου</w:t>
+      </w:r>
+    </w:p>
+    <w:p>
+      <w:pPr/>
+      <w:r>
+        <w:rPr>
+          <w:lang w:val="hi_IN" w:bidi="hi_IN"/>
+        </w:rPr>
+      </w:r>
+      <w:r>
+        <w:rPr>
+          <w:b/>
+          <w:lang w:val="hi_IN" w:bidi="hi_IN"/>
+        </w:rPr>
         <w:t>"और केवल हमारे ही नहीं वरन् सारे जगत के पापों का भी"</w:t>
       </w:r>
     </w:p>
@@ -10772,6 +11327,21 @@
           <w:b/>
           <w:lang w:val="hi_IN" w:bidi="hi_IN"/>
         </w:rPr>
+        <w:t>ἐν τούτῳ γινώσκομεν ὅτι ἐγνώκαμεν αὐτόν, ἐὰν τὰς ἐντολὰς αὐτοῦ τηρῶμεν</w:t>
+      </w:r>
+    </w:p>
+    <w:p>
+      <w:pPr/>
+      <w:r>
+        <w:rPr>
+          <w:lang w:val="hi_IN" w:bidi="hi_IN"/>
+        </w:rPr>
+      </w:r>
+      <w:r>
+        <w:rPr>
+          <w:b/>
+          <w:lang w:val="hi_IN" w:bidi="hi_IN"/>
+        </w:rPr>
         <w:t>"हम उसकी आज्ञाओं को मानेंगे तो इससे हम लेंगे हम गए जान लेंगे कि हम उसे जान गए हैं"</w:t>
       </w:r>
     </w:p>
@@ -10855,6 +11425,21 @@
           <w:b/>
           <w:lang w:val="hi_IN" w:bidi="hi_IN"/>
         </w:rPr>
+        <w:t>ἐν τούτῳ γινώσκομεν ὅτι ἐγνώκαμεν αὐτόν, ἐὰν τὰς ἐντολὰς αὐτοῦ τηρῶμεν</w:t>
+      </w:r>
+    </w:p>
+    <w:p>
+      <w:pPr/>
+      <w:r>
+        <w:rPr>
+          <w:lang w:val="hi_IN" w:bidi="hi_IN"/>
+        </w:rPr>
+      </w:r>
+      <w:r>
+        <w:rPr>
+          <w:b/>
+          <w:lang w:val="hi_IN" w:bidi="hi_IN"/>
+        </w:rPr>
         <w:t>"हम उसकी आज्ञाओं को मानेंगे तो इससे हम लेंगे हम गए जान लेंगे कि हम उसे जान गए हैं"</w:t>
       </w:r>
     </w:p>
@@ -11421,6 +12006,21 @@
           <w:b/>
           <w:lang w:val="hi_IN" w:bidi="hi_IN"/>
         </w:rPr>
+        <w:t>ἐὰν τὰς ἐντολὰς αὐτοῦ τηρῶμεν</w:t>
+      </w:r>
+    </w:p>
+    <w:p>
+      <w:pPr/>
+      <w:r>
+        <w:rPr>
+          <w:lang w:val="hi_IN" w:bidi="hi_IN"/>
+        </w:rPr>
+      </w:r>
+      <w:r>
+        <w:rPr>
+          <w:b/>
+          <w:lang w:val="hi_IN" w:bidi="hi_IN"/>
+        </w:rPr>
         <w:t>"हम उसकी आज्ञाओं को मानेंगे तो"</w:t>
       </w:r>
     </w:p>
@@ -11497,6 +12097,21 @@
           <w:b/>
           <w:lang w:val="hi_IN" w:bidi="hi_IN"/>
         </w:rPr>
+        <w:t>ἐὰν τὰς ἐντολὰς αὐτοῦ τηρῶμεν</w:t>
+      </w:r>
+    </w:p>
+    <w:p>
+      <w:pPr/>
+      <w:r>
+        <w:rPr>
+          <w:lang w:val="hi_IN" w:bidi="hi_IN"/>
+        </w:rPr>
+      </w:r>
+      <w:r>
+        <w:rPr>
+          <w:b/>
+          <w:lang w:val="hi_IN" w:bidi="hi_IN"/>
+        </w:rPr>
         <w:t>"</w:t>
       </w:r>
       <w:r>
@@ -11580,6 +12195,21 @@
         <w:rPr>
           <w:lang w:val="hi_IN" w:bidi="hi_IN"/>
         </w:rPr>
+      </w:r>
+    </w:p>
+    <w:p>
+      <w:pPr/>
+      <w:r>
+        <w:rPr>
+          <w:lang w:val="hi_IN" w:bidi="hi_IN"/>
+        </w:rPr>
+      </w:r>
+      <w:r>
+        <w:rPr>
+          <w:b/>
+          <w:lang w:val="hi_IN" w:bidi="hi_IN"/>
+        </w:rPr>
+        <w:t>ὁ λέγων &amp; ἔγνωκα αὐτὸν, καὶ τὰς ἐντολὰς αὐτοῦ μὴ τηρῶν, ψεύστης ἐστίν</w:t>
       </w:r>
     </w:p>
     <w:p>
@@ -12203,6 +12833,21 @@
           <w:b/>
           <w:lang w:val="hi_IN" w:bidi="hi_IN"/>
         </w:rPr>
+        <w:t>ψεύστης ἐστίν, καὶ ἐν τούτῳ ἡ ἀλήθεια οὐκ ἔστιν</w:t>
+      </w:r>
+    </w:p>
+    <w:p>
+      <w:pPr/>
+      <w:r>
+        <w:rPr>
+          <w:lang w:val="hi_IN" w:bidi="hi_IN"/>
+        </w:rPr>
+      </w:r>
+      <w:r>
+        <w:rPr>
+          <w:b/>
+          <w:lang w:val="hi_IN" w:bidi="hi_IN"/>
+        </w:rPr>
         <w:t>"वह झूठा है और उसमें सत्य नहीं"</w:t>
       </w:r>
     </w:p>
@@ -12397,6 +13042,21 @@
           <w:b/>
           <w:lang w:val="hi_IN" w:bidi="hi_IN"/>
         </w:rPr>
+        <w:t>καὶ ἐν τούτῳ ἡ ἀλήθεια οὐκ ἔστιν</w:t>
+      </w:r>
+    </w:p>
+    <w:p>
+      <w:pPr/>
+      <w:r>
+        <w:rPr>
+          <w:lang w:val="hi_IN" w:bidi="hi_IN"/>
+        </w:rPr>
+      </w:r>
+      <w:r>
+        <w:rPr>
+          <w:b/>
+          <w:lang w:val="hi_IN" w:bidi="hi_IN"/>
+        </w:rPr>
         <w:t>"और उसमें सत्य नहीं"</w:t>
       </w:r>
     </w:p>
@@ -12604,6 +13264,21 @@
           <w:b/>
           <w:lang w:val="hi_IN" w:bidi="hi_IN"/>
         </w:rPr>
+        <w:t>ὃς δ’ ἂν τηρῇ αὐτοῦ τὸν λόγον, ἀληθῶς ἐν τούτῳ ἡ ἀγάπη τοῦ Θεοῦ τετελείωται</w:t>
+      </w:r>
+    </w:p>
+    <w:p>
+      <w:pPr/>
+      <w:r>
+        <w:rPr>
+          <w:lang w:val="hi_IN" w:bidi="hi_IN"/>
+        </w:rPr>
+      </w:r>
+      <w:r>
+        <w:rPr>
+          <w:b/>
+          <w:lang w:val="hi_IN" w:bidi="hi_IN"/>
+        </w:rPr>
         <w:t>"जो कोई उसके उसमें वचन पर चले उसमें सचमुच परमेश्वर का प्रेम सिद्ध हुआ है"</w:t>
       </w:r>
     </w:p>
@@ -13072,6 +13747,21 @@
           <w:b/>
           <w:lang w:val="hi_IN" w:bidi="hi_IN"/>
         </w:rPr>
+        <w:t>ἀληθῶς ἐν τούτῳ ἡ ἀγάπη τοῦ Θεοῦ τετελείωται</w:t>
+      </w:r>
+    </w:p>
+    <w:p>
+      <w:pPr/>
+      <w:r>
+        <w:rPr>
+          <w:lang w:val="hi_IN" w:bidi="hi_IN"/>
+        </w:rPr>
+      </w:r>
+      <w:r>
+        <w:rPr>
+          <w:b/>
+          <w:lang w:val="hi_IN" w:bidi="hi_IN"/>
+        </w:rPr>
         <w:t>"उसमें सचमुच परमेश्वर का प्रेम सिद्ध हुआ है"</w:t>
       </w:r>
     </w:p>
@@ -13513,6 +14203,21 @@
         <w:rPr>
           <w:lang w:val="hi_IN" w:bidi="hi_IN"/>
         </w:rPr>
+      </w:r>
+    </w:p>
+    <w:p>
+      <w:pPr/>
+      <w:r>
+        <w:rPr>
+          <w:lang w:val="hi_IN" w:bidi="hi_IN"/>
+        </w:rPr>
+      </w:r>
+      <w:r>
+        <w:rPr>
+          <w:b/>
+          <w:lang w:val="hi_IN" w:bidi="hi_IN"/>
+        </w:rPr>
+        <w:t>ἐν τούτῳ γινώσκομεν ὅτι ἐν αὐτῷ ἐσμεν: ὁ λέγων ἐν αὐτῷ μένειν, ὀφείλει καθὼς ἐκεῖνος περιεπάτησεν, καὶ αὐτὸς περιπατεῖν</w:t>
       </w:r>
     </w:p>
     <w:p>
@@ -14001,6 +14706,21 @@
           <w:lang w:val="hi_IN" w:bidi="hi_IN"/>
         </w:rPr>
       </w:r>
+      <w:r>
+        <w:rPr>
+          <w:b/>
+          <w:lang w:val="hi_IN" w:bidi="hi_IN"/>
+        </w:rPr>
+        <w:t>ὀφείλει καθὼς ἐκεῖνος περιεπάτησεν, καὶ αὐτὸς περιπατεῖν</w:t>
+      </w:r>
+    </w:p>
+    <w:p>
+      <w:pPr/>
+      <w:r>
+        <w:rPr>
+          <w:lang w:val="hi_IN" w:bidi="hi_IN"/>
+        </w:rPr>
+      </w:r>
     </w:p>
     <w:p>
       <w:pPr/>
@@ -14131,6 +14851,21 @@
           <w:b/>
           <w:lang w:val="hi_IN" w:bidi="hi_IN"/>
         </w:rPr>
+        <w:t>ὀφείλει καθὼς ἐκεῖνος περιεπάτησεν, καὶ αὐτὸς περιπατεῖν</w:t>
+      </w:r>
+    </w:p>
+    <w:p>
+      <w:pPr/>
+      <w:r>
+        <w:rPr>
+          <w:lang w:val="hi_IN" w:bidi="hi_IN"/>
+        </w:rPr>
+      </w:r>
+      <w:r>
+        <w:rPr>
+          <w:b/>
+          <w:lang w:val="hi_IN" w:bidi="hi_IN"/>
+        </w:rPr>
         <w:t>"उसे चाहिए कि वह स्वयं भी वैसे ही जैसे चले जैसे यीशु मसीह चलता था"</w:t>
       </w:r>
     </w:p>
@@ -14992,6 +15727,21 @@
           <w:b/>
           <w:lang w:val="hi_IN" w:bidi="hi_IN"/>
         </w:rPr>
+        <w:t>ὅ ἐστιν ἀληθὲς ἐν αὐτῷ καὶ ἐν ὑμῖν, ὅτι ἡ σκοτία παράγεται, καὶ τὸ φῶς τὸ ἀληθινὸν ἤδη φαίνει</w:t>
+      </w:r>
+    </w:p>
+    <w:p>
+      <w:pPr/>
+      <w:r>
+        <w:rPr>
+          <w:lang w:val="hi_IN" w:bidi="hi_IN"/>
+        </w:rPr>
+      </w:r>
+      <w:r>
+        <w:rPr>
+          <w:b/>
+          <w:lang w:val="hi_IN" w:bidi="hi_IN"/>
+        </w:rPr>
         <w:t>"और यह तो उसमें और तुम में सच्ची ठहरती है क्योंकि अंधकार मिटता जा रहा है और सत्य की ज्योति अभी चमकने लगी है"</w:t>
       </w:r>
     </w:p>
@@ -15354,6 +16104,21 @@
         <w:rPr>
           <w:lang w:val="hi_IN" w:bidi="hi_IN"/>
         </w:rPr>
+      </w:r>
+    </w:p>
+    <w:p>
+      <w:pPr/>
+      <w:r>
+        <w:rPr>
+          <w:lang w:val="hi_IN" w:bidi="hi_IN"/>
+        </w:rPr>
+      </w:r>
+      <w:r>
+        <w:rPr>
+          <w:b/>
+          <w:lang w:val="hi_IN" w:bidi="hi_IN"/>
+        </w:rPr>
+        <w:t>ἡ σκοτία παράγεται, καὶ τὸ φῶς τὸ ἀληθινὸν ἤδη φαίνει</w:t>
       </w:r>
     </w:p>
     <w:p>
@@ -15638,6 +16403,21 @@
           <w:lang w:val="hi_IN" w:bidi="hi_IN"/>
         </w:rPr>
       </w:r>
+      <w:r>
+        <w:rPr>
+          <w:b/>
+          <w:lang w:val="hi_IN" w:bidi="hi_IN"/>
+        </w:rPr>
+        <w:t>ὁ λέγων ἐν τῷ φωτὶ εἶναι, καὶ τὸν ἀδελφὸν αὐτοῦ μισῶν, ἐν τῇ σκοτίᾳ ἐστὶν ἕως ἄρτι</w:t>
+      </w:r>
+    </w:p>
+    <w:p>
+      <w:pPr/>
+      <w:r>
+        <w:rPr>
+          <w:lang w:val="hi_IN" w:bidi="hi_IN"/>
+        </w:rPr>
+      </w:r>
     </w:p>
     <w:p>
       <w:pPr/>
@@ -16360,6 +17140,21 @@
           <w:b/>
           <w:lang w:val="hi_IN" w:bidi="hi_IN"/>
         </w:rPr>
+        <w:t>ὁ ἀγαπῶν τὸν ἀδελφὸν αὐτοῦ, ἐν τῷ φωτὶ μένει</w:t>
+      </w:r>
+    </w:p>
+    <w:p>
+      <w:pPr/>
+      <w:r>
+        <w:rPr>
+          <w:lang w:val="hi_IN" w:bidi="hi_IN"/>
+        </w:rPr>
+      </w:r>
+      <w:r>
+        <w:rPr>
+          <w:b/>
+          <w:lang w:val="hi_IN" w:bidi="hi_IN"/>
+        </w:rPr>
         <w:t>"जो कोई अपने भाई से प्रेम रखता है वह ज्योति में रहता है"</w:t>
       </w:r>
     </w:p>
@@ -16657,6 +17452,21 @@
           <w:b/>
           <w:lang w:val="hi_IN" w:bidi="hi_IN"/>
         </w:rPr>
+        <w:t>ἐν τῷ φωτὶ μένει</w:t>
+      </w:r>
+    </w:p>
+    <w:p>
+      <w:pPr/>
+      <w:r>
+        <w:rPr>
+          <w:lang w:val="hi_IN" w:bidi="hi_IN"/>
+        </w:rPr>
+      </w:r>
+      <w:r>
+        <w:rPr>
+          <w:b/>
+          <w:lang w:val="hi_IN" w:bidi="hi_IN"/>
+        </w:rPr>
         <w:t>"वह ज्योति में रहता है"</w:t>
       </w:r>
     </w:p>
@@ -17272,6 +18082,21 @@
           <w:lang w:val="hi_IN" w:bidi="hi_IN"/>
         </w:rPr>
       </w:r>
+      <w:r>
+        <w:rPr>
+          <w:b/>
+          <w:lang w:val="hi_IN" w:bidi="hi_IN"/>
+        </w:rPr>
+        <w:t>ἐν τῇ σκοτίᾳ ἐστὶν, καὶ ἐν τῇ σκοτίᾳ περιπατεῖ</w:t>
+      </w:r>
+    </w:p>
+    <w:p>
+      <w:pPr/>
+      <w:r>
+        <w:rPr>
+          <w:lang w:val="hi_IN" w:bidi="hi_IN"/>
+        </w:rPr>
+      </w:r>
     </w:p>
     <w:p>
       <w:pPr/>
@@ -17379,6 +18204,21 @@
           <w:lang w:val="hi_IN" w:bidi="hi_IN"/>
         </w:rPr>
       </w:r>
+      <w:r>
+        <w:rPr>
+          <w:b/>
+          <w:lang w:val="hi_IN" w:bidi="hi_IN"/>
+        </w:rPr>
+        <w:t>ἐν τῇ σκοτίᾳ περιπατεῖ</w:t>
+      </w:r>
+    </w:p>
+    <w:p>
+      <w:pPr/>
+      <w:r>
+        <w:rPr>
+          <w:lang w:val="hi_IN" w:bidi="hi_IN"/>
+        </w:rPr>
+      </w:r>
     </w:p>
     <w:p>
       <w:pPr/>
@@ -17468,6 +18308,21 @@
           <w:lang w:val="hi_IN" w:bidi="hi_IN"/>
         </w:rPr>
       </w:r>
+      <w:r>
+        <w:rPr>
+          <w:b/>
+          <w:lang w:val="hi_IN" w:bidi="hi_IN"/>
+        </w:rPr>
+        <w:t>οὐκ οἶδεν ποῦ ὑπάγει, ὅτι ἡ σκοτία ἐτύφλωσεν τοὺς ὀφθαλμοὺς αὐτοῦ</w:t>
+      </w:r>
+    </w:p>
+    <w:p>
+      <w:pPr/>
+      <w:r>
+        <w:rPr>
+          <w:lang w:val="hi_IN" w:bidi="hi_IN"/>
+        </w:rPr>
+      </w:r>
     </w:p>
     <w:p>
       <w:pPr/>
@@ -17544,6 +18399,21 @@
           <w:lang w:val="hi_IN" w:bidi="hi_IN"/>
         </w:rPr>
       </w:r>
+      <w:r>
+        <w:rPr>
+          <w:b/>
+          <w:lang w:val="hi_IN" w:bidi="hi_IN"/>
+        </w:rPr>
+        <w:t>οὐκ οἶδεν ποῦ ὑπάγει</w:t>
+      </w:r>
+    </w:p>
+    <w:p>
+      <w:pPr/>
+      <w:r>
+        <w:rPr>
+          <w:lang w:val="hi_IN" w:bidi="hi_IN"/>
+        </w:rPr>
+      </w:r>
     </w:p>
     <w:p>
       <w:pPr/>
@@ -17611,6 +18481,21 @@
         <w:rPr>
           <w:lang w:val="hi_IN" w:bidi="hi_IN"/>
         </w:rPr>
+      </w:r>
+    </w:p>
+    <w:p>
+      <w:pPr/>
+      <w:r>
+        <w:rPr>
+          <w:lang w:val="hi_IN" w:bidi="hi_IN"/>
+        </w:rPr>
+      </w:r>
+      <w:r>
+        <w:rPr>
+          <w:b/>
+          <w:lang w:val="hi_IN" w:bidi="hi_IN"/>
+        </w:rPr>
+        <w:t>ὅτι ἡ σκοτία ἐτύφλωσεν τοὺς ὀφθαλμοὺς αὐτοῦ</w:t>
       </w:r>
     </w:p>
     <w:p>
@@ -18059,6 +18944,21 @@
           <w:b/>
           <w:lang w:val="hi_IN" w:bidi="hi_IN"/>
         </w:rPr>
+        <w:t>διὰ τὸ ὄνομα αὐτοῦ</w:t>
+      </w:r>
+    </w:p>
+    <w:p>
+      <w:pPr/>
+      <w:r>
+        <w:rPr>
+          <w:lang w:val="hi_IN" w:bidi="hi_IN"/>
+        </w:rPr>
+      </w:r>
+      <w:r>
+        <w:rPr>
+          <w:b/>
+          <w:lang w:val="hi_IN" w:bidi="hi_IN"/>
+        </w:rPr>
         <w:t>"उसके नाम से"</w:t>
       </w:r>
     </w:p>
@@ -18141,6 +19041,21 @@
         <w:rPr>
           <w:lang w:val="hi_IN" w:bidi="hi_IN"/>
         </w:rPr>
+      </w:r>
+    </w:p>
+    <w:p>
+      <w:pPr/>
+      <w:r>
+        <w:rPr>
+          <w:lang w:val="hi_IN" w:bidi="hi_IN"/>
+        </w:rPr>
+      </w:r>
+      <w:r>
+        <w:rPr>
+          <w:b/>
+          <w:lang w:val="hi_IN" w:bidi="hi_IN"/>
+        </w:rPr>
+        <w:t>διὰ τὸ ὄνομα αὐτοῦ</w:t>
       </w:r>
     </w:p>
     <w:p>
@@ -18801,6 +19716,21 @@
           <w:b/>
           <w:lang w:val="hi_IN" w:bidi="hi_IN"/>
         </w:rPr>
+        <w:t>νενικήκατε τὸν πονηρόν</w:t>
+      </w:r>
+    </w:p>
+    <w:p>
+      <w:pPr/>
+      <w:r>
+        <w:rPr>
+          <w:lang w:val="hi_IN" w:bidi="hi_IN"/>
+        </w:rPr>
+      </w:r>
+      <w:r>
+        <w:rPr>
+          <w:b/>
+          <w:lang w:val="hi_IN" w:bidi="hi_IN"/>
+        </w:rPr>
         <w:t>"तुम ने जय पाई है"</w:t>
       </w:r>
     </w:p>
@@ -20785,6 +21715,21 @@
           <w:b/>
           <w:lang w:val="hi_IN" w:bidi="hi_IN"/>
         </w:rPr>
+        <w:t>νενικήκατε τὸν πονηρόν</w:t>
+      </w:r>
+    </w:p>
+    <w:p>
+      <w:pPr/>
+      <w:r>
+        <w:rPr>
+          <w:lang w:val="hi_IN" w:bidi="hi_IN"/>
+        </w:rPr>
+      </w:r>
+      <w:r>
+        <w:rPr>
+          <w:b/>
+          <w:lang w:val="hi_IN" w:bidi="hi_IN"/>
+        </w:rPr>
         <w:t>"उस दुष्ट पर जय पाई है"</w:t>
       </w:r>
     </w:p>
@@ -21371,6 +22316,21 @@
           <w:lang w:val="hi_IN" w:bidi="hi_IN"/>
         </w:rPr>
       </w:r>
+      <w:r>
+        <w:rPr>
+          <w:b/>
+          <w:lang w:val="hi_IN" w:bidi="hi_IN"/>
+        </w:rPr>
+        <w:t>ἐάν τις ἀγαπᾷ τὸν κόσμον, οὐκ ἔστιν ἡ ἀγάπη τοῦ Πατρὸς ἐν αὐτῷ</w:t>
+      </w:r>
+    </w:p>
+    <w:p>
+      <w:pPr/>
+      <w:r>
+        <w:rPr>
+          <w:lang w:val="hi_IN" w:bidi="hi_IN"/>
+        </w:rPr>
+      </w:r>
     </w:p>
     <w:p>
       <w:pPr/>
@@ -21530,6 +22490,21 @@
           <w:b/>
           <w:lang w:val="hi_IN" w:bidi="hi_IN"/>
         </w:rPr>
+        <w:t>τοῦ Πατρὸς</w:t>
+      </w:r>
+    </w:p>
+    <w:p>
+      <w:pPr/>
+      <w:r>
+        <w:rPr>
+          <w:lang w:val="hi_IN" w:bidi="hi_IN"/>
+        </w:rPr>
+      </w:r>
+      <w:r>
+        <w:rPr>
+          <w:b/>
+          <w:lang w:val="hi_IN" w:bidi="hi_IN"/>
+        </w:rPr>
         <w:t>"पिता का"</w:t>
       </w:r>
     </w:p>
@@ -21737,7 +22712,7 @@
           <w:b/>
           <w:lang w:val="hi_IN" w:bidi="hi_IN"/>
         </w:rPr>
-        <w:t>οὐκ ἔστιν ἐκ τοῦ Πατρός, ἀλλὰ ἐκ τοῦ κόσμου ἐστίν</w:t>
+        <w:t>πᾶν τὸ ἐν τῷ κόσμῳ</w:t>
       </w:r>
     </w:p>
     <w:p>
@@ -21945,6 +22920,21 @@
           <w:lang w:val="hi_IN" w:bidi="hi_IN"/>
         </w:rPr>
       </w:r>
+      <w:r>
+        <w:rPr>
+          <w:b/>
+          <w:lang w:val="hi_IN" w:bidi="hi_IN"/>
+        </w:rPr>
+        <w:t>ἡ ἐπιθυμία τῶν ὀφθαλμῶν</w:t>
+      </w:r>
+    </w:p>
+    <w:p>
+      <w:pPr/>
+      <w:r>
+        <w:rPr>
+          <w:lang w:val="hi_IN" w:bidi="hi_IN"/>
+        </w:rPr>
+      </w:r>
     </w:p>
     <w:p>
       <w:pPr/>
@@ -22123,6 +23113,21 @@
           <w:lang w:val="hi_IN" w:bidi="hi_IN"/>
         </w:rPr>
       </w:r>
+      <w:r>
+        <w:rPr>
+          <w:b/>
+          <w:lang w:val="hi_IN" w:bidi="hi_IN"/>
+        </w:rPr>
+        <w:t>οὐκ ἔστιν ἐκ τοῦ Πατρός, ἀλλὰ ἐκ τοῦ κόσμου ἐστίν</w:t>
+      </w:r>
+    </w:p>
+    <w:p>
+      <w:pPr/>
+      <w:r>
+        <w:rPr>
+          <w:lang w:val="hi_IN" w:bidi="hi_IN"/>
+        </w:rPr>
+      </w:r>
     </w:p>
     <w:p>
       <w:pPr/>
@@ -22437,6 +23442,21 @@
           <w:lang w:val="hi_IN" w:bidi="hi_IN"/>
         </w:rPr>
       </w:r>
+      <w:r>
+        <w:rPr>
+          <w:b/>
+          <w:lang w:val="hi_IN" w:bidi="hi_IN"/>
+        </w:rPr>
+        <w:t>ὁ κόσμος παράγεται</w:t>
+      </w:r>
+    </w:p>
+    <w:p>
+      <w:pPr/>
+      <w:r>
+        <w:rPr>
+          <w:lang w:val="hi_IN" w:bidi="hi_IN"/>
+        </w:rPr>
+      </w:r>
     </w:p>
     <w:p>
       <w:pPr/>
@@ -23338,6 +24358,21 @@
           <w:b/>
           <w:lang w:val="hi_IN" w:bidi="hi_IN"/>
         </w:rPr>
+        <w:t>ἀντίχριστος ἔρχεται, καὶ νῦν ἀντίχριστοι πολλοὶ γεγόνασιν</w:t>
+      </w:r>
+    </w:p>
+    <w:p>
+      <w:pPr/>
+      <w:r>
+        <w:rPr>
+          <w:lang w:val="hi_IN" w:bidi="hi_IN"/>
+        </w:rPr>
+      </w:r>
+      <w:r>
+        <w:rPr>
+          <w:b/>
+          <w:lang w:val="hi_IN" w:bidi="hi_IN"/>
+        </w:rPr>
         <w:t>"परमेश्वर का वचन तुम में बना रहता है"</w:t>
       </w:r>
     </w:p>
@@ -23689,6 +24724,21 @@
           <w:lang w:val="hi_IN" w:bidi="hi_IN"/>
         </w:rPr>
       </w:r>
+      <w:r>
+        <w:rPr>
+          <w:b/>
+          <w:lang w:val="hi_IN" w:bidi="hi_IN"/>
+        </w:rPr>
+        <w:t>εἰ γὰρ ἐξ ἡμῶν ἦσαν, μεμενήκεισαν ἂν μεθ’ ἡμῶν</w:t>
+      </w:r>
+    </w:p>
+    <w:p>
+      <w:pPr/>
+      <w:r>
+        <w:rPr>
+          <w:lang w:val="hi_IN" w:bidi="hi_IN"/>
+        </w:rPr>
+      </w:r>
     </w:p>
     <w:p>
       <w:pPr/>
@@ -23856,6 +24906,21 @@
           <w:lang w:val="hi_IN" w:bidi="hi_IN"/>
         </w:rPr>
       </w:r>
+      <w:r>
+        <w:rPr>
+          <w:b/>
+          <w:lang w:val="hi_IN" w:bidi="hi_IN"/>
+        </w:rPr>
+        <w:t>ἀλλ’ ἵνα φανερωθῶσιν ὅτι οὐκ εἰσὶν πάντες ἐξ ἡμῶν</w:t>
+      </w:r>
+    </w:p>
+    <w:p>
+      <w:pPr/>
+      <w:r>
+        <w:rPr>
+          <w:lang w:val="hi_IN" w:bidi="hi_IN"/>
+        </w:rPr>
+      </w:r>
     </w:p>
     <w:p>
       <w:pPr/>
@@ -24132,6 +25197,21 @@
         <w:rPr>
           <w:lang w:val="hi_IN" w:bidi="hi_IN"/>
         </w:rPr>
+      </w:r>
+    </w:p>
+    <w:p>
+      <w:pPr/>
+      <w:r>
+        <w:rPr>
+          <w:lang w:val="hi_IN" w:bidi="hi_IN"/>
+        </w:rPr>
+      </w:r>
+      <w:r>
+        <w:rPr>
+          <w:b/>
+          <w:lang w:val="hi_IN" w:bidi="hi_IN"/>
+        </w:rPr>
+        <w:t>ὑμεῖς χρῖσμα ἔχετε ἀπὸ τοῦ Ἁγίου</w:t>
       </w:r>
     </w:p>
     <w:p>
@@ -24846,6 +25926,21 @@
           <w:b/>
           <w:lang w:val="hi_IN" w:bidi="hi_IN"/>
         </w:rPr>
+        <w:t>οὐκ ἔγραψα ὑμῖν ὅτι οὐκ οἴδατε τὴν ἀλήθειαν, ἀλλ’ ὅτι οἴδατε αὐτήν</w:t>
+      </w:r>
+    </w:p>
+    <w:p>
+      <w:pPr/>
+      <w:r>
+        <w:rPr>
+          <w:lang w:val="hi_IN" w:bidi="hi_IN"/>
+        </w:rPr>
+      </w:r>
+      <w:r>
+        <w:rPr>
+          <w:b/>
+          <w:lang w:val="hi_IN" w:bidi="hi_IN"/>
+        </w:rPr>
         <w:t>"मैंने लिखा तुम्हें इसलिए नहीं लिखा कि तुम जानते सत्य को नहीं जानते पर इसलिए कि तुम जानते हो उसे जानते हो"</w:t>
       </w:r>
     </w:p>
@@ -24929,6 +26024,21 @@
           <w:b/>
           <w:lang w:val="hi_IN" w:bidi="hi_IN"/>
         </w:rPr>
+        <w:t>οὐκ ἔγραψα ὑμῖν ὅτι οὐκ οἴδατε τὴν ἀλήθειαν, ἀλλ’ ὅτι οἴδατε αὐτήν</w:t>
+      </w:r>
+    </w:p>
+    <w:p>
+      <w:pPr/>
+      <w:r>
+        <w:rPr>
+          <w:lang w:val="hi_IN" w:bidi="hi_IN"/>
+        </w:rPr>
+      </w:r>
+      <w:r>
+        <w:rPr>
+          <w:b/>
+          <w:lang w:val="hi_IN" w:bidi="hi_IN"/>
+        </w:rPr>
         <w:t>"मैंने लिखा तुम्हें इसलिए नहीं लिखा कि तुम जानते सत्य को नहीं जानते पर इसलिए कि तुम जानते हो उसे जानते हो"</w:t>
       </w:r>
     </w:p>
@@ -25247,6 +26357,21 @@
           <w:b/>
           <w:lang w:val="hi_IN" w:bidi="hi_IN"/>
         </w:rPr>
+        <w:t>καὶ ὅτι πᾶν ψεῦδος ἐκ τῆς ἀληθείας οὐκ ἔστιν</w:t>
+      </w:r>
+    </w:p>
+    <w:p>
+      <w:pPr/>
+      <w:r>
+        <w:rPr>
+          <w:lang w:val="hi_IN" w:bidi="hi_IN"/>
+        </w:rPr>
+      </w:r>
+      <w:r>
+        <w:rPr>
+          <w:b/>
+          <w:lang w:val="hi_IN" w:bidi="hi_IN"/>
+        </w:rPr>
         <w:t>"और इसलिए कि कोई झूठ सत्य की ओर से नहीं"</w:t>
       </w:r>
     </w:p>
@@ -25330,6 +26455,21 @@
           <w:b/>
           <w:lang w:val="hi_IN" w:bidi="hi_IN"/>
         </w:rPr>
+        <w:t>πᾶν ψεῦδος ἐκ τῆς ἀληθείας οὐκ ἔστιν</w:t>
+      </w:r>
+    </w:p>
+    <w:p>
+      <w:pPr/>
+      <w:r>
+        <w:rPr>
+          <w:lang w:val="hi_IN" w:bidi="hi_IN"/>
+        </w:rPr>
+      </w:r>
+      <w:r>
+        <w:rPr>
+          <w:b/>
+          <w:lang w:val="hi_IN" w:bidi="hi_IN"/>
+        </w:rPr>
         <w:t>"कोई झूठ सत्य की ओर से नहीं"</w:t>
       </w:r>
     </w:p>
@@ -25470,6 +26610,21 @@
         <w:rPr>
           <w:lang w:val="hi_IN" w:bidi="hi_IN"/>
         </w:rPr>
+      </w:r>
+    </w:p>
+    <w:p>
+      <w:pPr/>
+      <w:r>
+        <w:rPr>
+          <w:lang w:val="hi_IN" w:bidi="hi_IN"/>
+        </w:rPr>
+      </w:r>
+      <w:r>
+        <w:rPr>
+          <w:b/>
+          <w:lang w:val="hi_IN" w:bidi="hi_IN"/>
+        </w:rPr>
+        <w:t>τίς ἐστιν ὁ ψεύστης, εἰ μὴ ὁ ἀρνούμενος ὅτι Ἰησοῦς οὐκ ἔστιν ὁ Χριστός</w:t>
       </w:r>
     </w:p>
     <w:p>
@@ -26100,6 +27255,21 @@
           <w:b/>
           <w:lang w:val="hi_IN" w:bidi="hi_IN"/>
         </w:rPr>
+        <w:t>τὸν Υἱὸν</w:t>
+      </w:r>
+    </w:p>
+    <w:p>
+      <w:pPr/>
+      <w:r>
+        <w:rPr>
+          <w:lang w:val="hi_IN" w:bidi="hi_IN"/>
+        </w:rPr>
+      </w:r>
+      <w:r>
+        <w:rPr>
+          <w:b/>
+          <w:lang w:val="hi_IN" w:bidi="hi_IN"/>
+        </w:rPr>
         <w:t>"पुत्र का"</w:t>
       </w:r>
       <w:r>
@@ -26209,6 +27379,21 @@
           <w:b/>
           <w:lang w:val="hi_IN" w:bidi="hi_IN"/>
         </w:rPr>
+        <w:t>οὐδὲ τὸν Πατέρα ἔχει &amp; καὶ τὸν Πατέρα ἔχει</w:t>
+      </w:r>
+    </w:p>
+    <w:p>
+      <w:pPr/>
+      <w:r>
+        <w:rPr>
+          <w:lang w:val="hi_IN" w:bidi="hi_IN"/>
+        </w:rPr>
+      </w:r>
+      <w:r>
+        <w:rPr>
+          <w:b/>
+          <w:lang w:val="hi_IN" w:bidi="hi_IN"/>
+        </w:rPr>
         <w:t>"पुत्र का"</w:t>
       </w:r>
       <w:r>
@@ -26625,6 +27810,21 @@
           <w:b/>
           <w:lang w:val="hi_IN" w:bidi="hi_IN"/>
         </w:rPr>
+        <w:t>ὃ ἠκούσατε &amp; ὃ &amp; ἠκούσατε</w:t>
+      </w:r>
+    </w:p>
+    <w:p>
+      <w:pPr/>
+      <w:r>
+        <w:rPr>
+          <w:lang w:val="hi_IN" w:bidi="hi_IN"/>
+        </w:rPr>
+      </w:r>
+      <w:r>
+        <w:rPr>
+          <w:b/>
+          <w:lang w:val="hi_IN" w:bidi="hi_IN"/>
+        </w:rPr>
         <w:t>"तुम ने आरम्भ से सुना है वही तुम में बना रहे"</w:t>
       </w:r>
     </w:p>
@@ -26883,6 +28083,21 @@
           <w:b/>
           <w:lang w:val="hi_IN" w:bidi="hi_IN"/>
         </w:rPr>
+        <w:t>ἐὰν ἐν ὑμῖν μείνῃ ὃ ἀπ’ ἀρχῆς ἠκούσατε, καὶ ὑμεῖς ἐν τῷ Υἱῷ καὶ ἐν τῷ Πατρὶ μενεῖτε</w:t>
+      </w:r>
+    </w:p>
+    <w:p>
+      <w:pPr/>
+      <w:r>
+        <w:rPr>
+          <w:lang w:val="hi_IN" w:bidi="hi_IN"/>
+        </w:rPr>
+      </w:r>
+      <w:r>
+        <w:rPr>
+          <w:b/>
+          <w:lang w:val="hi_IN" w:bidi="hi_IN"/>
+        </w:rPr>
         <w:t>"जो तुम ने आरम्भ से सुना है यदि वह तुम में बना रहे तो तुम भी पुत्र में और पिता में बने रहोगे"</w:t>
       </w:r>
     </w:p>
@@ -26952,6 +28167,21 @@
         <w:rPr>
           <w:lang w:val="hi_IN" w:bidi="hi_IN"/>
         </w:rPr>
+      </w:r>
+    </w:p>
+    <w:p>
+      <w:pPr/>
+      <w:r>
+        <w:rPr>
+          <w:lang w:val="hi_IN" w:bidi="hi_IN"/>
+        </w:rPr>
+      </w:r>
+      <w:r>
+        <w:rPr>
+          <w:b/>
+          <w:lang w:val="hi_IN" w:bidi="hi_IN"/>
+        </w:rPr>
+        <w:t>καὶ ὑμεῖς ἐν τῷ Υἱῷ καὶ ἐν τῷ Πατρὶ μενεῖτε</w:t>
       </w:r>
     </w:p>
     <w:p>
@@ -27883,6 +29113,21 @@
           <w:b/>
           <w:lang w:val="hi_IN" w:bidi="hi_IN"/>
         </w:rPr>
+        <w:t>τὸ χρῖσμα ὃ ἐλάβετε ἀπ’ αὐτοῦ</w:t>
+      </w:r>
+    </w:p>
+    <w:p>
+      <w:pPr/>
+      <w:r>
+        <w:rPr>
+          <w:lang w:val="hi_IN" w:bidi="hi_IN"/>
+        </w:rPr>
+      </w:r>
+      <w:r>
+        <w:rPr>
+          <w:b/>
+          <w:lang w:val="hi_IN" w:bidi="hi_IN"/>
+        </w:rPr>
         <w:t>"वह अभिषेक"</w:t>
       </w:r>
     </w:p>
@@ -29422,6 +30667,21 @@
           <w:lang w:val="hi_IN" w:bidi="hi_IN"/>
         </w:rPr>
       </w:r>
+      <w:r>
+        <w:rPr>
+          <w:b/>
+          <w:lang w:val="hi_IN" w:bidi="hi_IN"/>
+        </w:rPr>
+        <w:t>σχῶμεν παρρησίαν, καὶ μὴ αἰσχυνθῶμεν ἀπ’ αὐτοῦ</w:t>
+      </w:r>
+    </w:p>
+    <w:p>
+      <w:pPr/>
+      <w:r>
+        <w:rPr>
+          <w:lang w:val="hi_IN" w:bidi="hi_IN"/>
+        </w:rPr>
+      </w:r>
     </w:p>
     <w:p>
       <w:pPr/>
@@ -29594,6 +30854,21 @@
           <w:b/>
           <w:lang w:val="hi_IN" w:bidi="hi_IN"/>
         </w:rPr>
+        <w:t>μὴ αἰσχυνθῶμεν ἀπ’ αὐτοῦ</w:t>
+      </w:r>
+    </w:p>
+    <w:p>
+      <w:pPr/>
+      <w:r>
+        <w:rPr>
+          <w:lang w:val="hi_IN" w:bidi="hi_IN"/>
+        </w:rPr>
+      </w:r>
+      <w:r>
+        <w:rPr>
+          <w:b/>
+          <w:lang w:val="hi_IN" w:bidi="hi_IN"/>
+        </w:rPr>
         <w:t>"उसके सामने लज्जित न हों"</w:t>
       </w:r>
     </w:p>
@@ -29665,6 +30940,21 @@
           <w:lang w:val="hi_IN" w:bidi="hi_IN"/>
         </w:rPr>
       </w:r>
+      <w:r>
+        <w:rPr>
+          <w:b/>
+          <w:lang w:val="hi_IN" w:bidi="hi_IN"/>
+        </w:rPr>
+        <w:t>μὴ αἰσχυνθῶμεν ἀπ’ αὐτοῦ</w:t>
+      </w:r>
+    </w:p>
+    <w:p>
+      <w:pPr/>
+      <w:r>
+        <w:rPr>
+          <w:lang w:val="hi_IN" w:bidi="hi_IN"/>
+        </w:rPr>
+      </w:r>
     </w:p>
     <w:p>
       <w:pPr/>
@@ -30057,6 +31347,21 @@
         <w:rPr>
           <w:lang w:val="hi_IN" w:bidi="hi_IN"/>
         </w:rPr>
+      </w:r>
+    </w:p>
+    <w:p>
+      <w:pPr/>
+      <w:r>
+        <w:rPr>
+          <w:lang w:val="hi_IN" w:bidi="hi_IN"/>
+        </w:rPr>
+      </w:r>
+      <w:r>
+        <w:rPr>
+          <w:b/>
+          <w:lang w:val="hi_IN" w:bidi="hi_IN"/>
+        </w:rPr>
+        <w:t>πᾶς ὁ ποιῶν τὴν δικαιοσύνην ἐξ αὐτοῦ γεγέννηται</w:t>
       </w:r>
     </w:p>
     <w:p>
@@ -30807,6 +32112,21 @@
           <w:b/>
           <w:lang w:val="hi_IN" w:bidi="hi_IN"/>
         </w:rPr>
+        <w:t>ἵνα τέκνα Θεοῦ κληθῶμεν</w:t>
+      </w:r>
+    </w:p>
+    <w:p>
+      <w:pPr/>
+      <w:r>
+        <w:rPr>
+          <w:lang w:val="hi_IN" w:bidi="hi_IN"/>
+        </w:rPr>
+      </w:r>
+      <w:r>
+        <w:rPr>
+          <w:b/>
+          <w:lang w:val="hi_IN" w:bidi="hi_IN"/>
+        </w:rPr>
         <w:t>"हम कहलाएँ परमेश्वर की सन्तान कहलाएँ"</w:t>
       </w:r>
     </w:p>
@@ -31110,6 +32430,21 @@
           <w:b/>
           <w:lang w:val="hi_IN" w:bidi="hi_IN"/>
         </w:rPr>
+        <w:t>διὰ τοῦτο, ὁ κόσμος οὐ γινώσκει ἡμᾶς, ὅτι οὐκ ἔγνω αὐτόν</w:t>
+      </w:r>
+    </w:p>
+    <w:p>
+      <w:pPr/>
+      <w:r>
+        <w:rPr>
+          <w:lang w:val="hi_IN" w:bidi="hi_IN"/>
+        </w:rPr>
+      </w:r>
+      <w:r>
+        <w:rPr>
+          <w:b/>
+          <w:lang w:val="hi_IN" w:bidi="hi_IN"/>
+        </w:rPr>
         <w:t>"हम हमें"</w:t>
       </w:r>
       <w:r>
@@ -31172,6 +32507,21 @@
         <w:rPr>
           <w:lang w:val="hi_IN" w:bidi="hi_IN"/>
         </w:rPr>
+      </w:r>
+    </w:p>
+    <w:p>
+      <w:pPr/>
+      <w:r>
+        <w:rPr>
+          <w:lang w:val="hi_IN" w:bidi="hi_IN"/>
+        </w:rPr>
+      </w:r>
+      <w:r>
+        <w:rPr>
+          <w:b/>
+          <w:lang w:val="hi_IN" w:bidi="hi_IN"/>
+        </w:rPr>
+        <w:t>διὰ τοῦτο, ὁ κόσμος οὐ γινώσκει ἡμᾶς, ὅτι οὐκ ἔγνω αὐτόν</w:t>
       </w:r>
     </w:p>
     <w:p>
@@ -32061,6 +33411,21 @@
           <w:b/>
           <w:lang w:val="hi_IN" w:bidi="hi_IN"/>
         </w:rPr>
+        <w:t>οὔπω ἐφανερώθη τί ἐσόμεθα</w:t>
+      </w:r>
+    </w:p>
+    <w:p>
+      <w:pPr/>
+      <w:r>
+        <w:rPr>
+          <w:lang w:val="hi_IN" w:bidi="hi_IN"/>
+        </w:rPr>
+      </w:r>
+      <w:r>
+        <w:rPr>
+          <w:b/>
+          <w:lang w:val="hi_IN" w:bidi="hi_IN"/>
+        </w:rPr>
         <w:t>"अब तक यह प्रगट नहीं हुआ"</w:t>
       </w:r>
     </w:p>
@@ -32378,6 +33743,21 @@
           <w:lang w:val="hi_IN" w:bidi="hi_IN"/>
         </w:rPr>
       </w:r>
+      <w:r>
+        <w:rPr>
+          <w:b/>
+          <w:lang w:val="hi_IN" w:bidi="hi_IN"/>
+        </w:rPr>
+        <w:t>ὅμοιοι αὐτῷ ἐσόμεθα, ὅτι ὀψόμεθα αὐτὸν καθώς ἐστιν</w:t>
+      </w:r>
+    </w:p>
+    <w:p>
+      <w:pPr/>
+      <w:r>
+        <w:rPr>
+          <w:lang w:val="hi_IN" w:bidi="hi_IN"/>
+        </w:rPr>
+      </w:r>
     </w:p>
     <w:p>
       <w:pPr/>
@@ -32571,6 +33951,21 @@
           <w:lang w:val="hi_IN" w:bidi="hi_IN"/>
         </w:rPr>
       </w:r>
+      <w:r>
+        <w:rPr>
+          <w:b/>
+          <w:lang w:val="hi_IN" w:bidi="hi_IN"/>
+        </w:rPr>
+        <w:t>αὐτῷ &amp; ἐκεῖνος</w:t>
+      </w:r>
+    </w:p>
+    <w:p>
+      <w:pPr/>
+      <w:r>
+        <w:rPr>
+          <w:lang w:val="hi_IN" w:bidi="hi_IN"/>
+        </w:rPr>
+      </w:r>
     </w:p>
     <w:p>
       <w:pPr/>
@@ -32647,6 +34042,21 @@
           <w:lang w:val="hi_IN" w:bidi="hi_IN"/>
         </w:rPr>
       </w:r>
+      <w:r>
+        <w:rPr>
+          <w:b/>
+          <w:lang w:val="hi_IN" w:bidi="hi_IN"/>
+        </w:rPr>
+        <w:t>πᾶς ὁ ποιῶν τὴν ἁμαρτίαν, καὶ τὴν ἀνομίαν ποιεῖ, καὶ ἡ ἁμαρτία ἐστὶν ἡ ἀνομία</w:t>
+      </w:r>
+    </w:p>
+    <w:p>
+      <w:pPr/>
+      <w:r>
+        <w:rPr>
+          <w:lang w:val="hi_IN" w:bidi="hi_IN"/>
+        </w:rPr>
+      </w:r>
     </w:p>
     <w:p>
       <w:pPr/>
@@ -32741,6 +34151,21 @@
           <w:b/>
           <w:lang w:val="hi_IN" w:bidi="hi_IN"/>
         </w:rPr>
+        <w:t>πᾶς ὁ ποιῶν τὴν ἁμαρτίαν, καὶ τὴν ἀνομίαν ποιεῖ, καὶ ἡ ἁμαρτία ἐστὶν ἡ ἀνομία</w:t>
+      </w:r>
+    </w:p>
+    <w:p>
+      <w:pPr/>
+      <w:r>
+        <w:rPr>
+          <w:lang w:val="hi_IN" w:bidi="hi_IN"/>
+        </w:rPr>
+      </w:r>
+      <w:r>
+        <w:rPr>
+          <w:b/>
+          <w:lang w:val="hi_IN" w:bidi="hi_IN"/>
+        </w:rPr>
         <w:t>"जब यीशु मसीह समान प्रगट होगा तो"</w:t>
       </w:r>
     </w:p>
@@ -32790,6 +34215,21 @@
         <w:rPr>
           <w:lang w:val="hi_IN" w:bidi="hi_IN"/>
         </w:rPr>
+      </w:r>
+    </w:p>
+    <w:p>
+      <w:pPr/>
+      <w:r>
+        <w:rPr>
+          <w:lang w:val="hi_IN" w:bidi="hi_IN"/>
+        </w:rPr>
+      </w:r>
+      <w:r>
+        <w:rPr>
+          <w:b/>
+          <w:lang w:val="hi_IN" w:bidi="hi_IN"/>
+        </w:rPr>
+        <w:t>ἐκεῖνος &amp; ἄρῃ &amp; αὐτῷ</w:t>
       </w:r>
     </w:p>
     <w:p>
@@ -33283,6 +34723,21 @@
           <w:b/>
           <w:lang w:val="hi_IN" w:bidi="hi_IN"/>
         </w:rPr>
+        <w:t>πᾶς ὁ ἐν αὐτῷ μένων</w:t>
+      </w:r>
+    </w:p>
+    <w:p>
+      <w:pPr/>
+      <w:r>
+        <w:rPr>
+          <w:lang w:val="hi_IN" w:bidi="hi_IN"/>
+        </w:rPr>
+      </w:r>
+      <w:r>
+        <w:rPr>
+          <w:b/>
+          <w:lang w:val="hi_IN" w:bidi="hi_IN"/>
+        </w:rPr>
         <w:t>"जो कोई उसमें बना रहता है"</w:t>
       </w:r>
     </w:p>
@@ -34048,6 +35503,21 @@
           <w:b/>
           <w:lang w:val="hi_IN" w:bidi="hi_IN"/>
         </w:rPr>
+        <w:t>ὁ ποιῶν τὴν δικαιοσύνην</w:t>
+      </w:r>
+    </w:p>
+    <w:p>
+      <w:pPr/>
+      <w:r>
+        <w:rPr>
+          <w:lang w:val="hi_IN" w:bidi="hi_IN"/>
+        </w:rPr>
+      </w:r>
+      <w:r>
+        <w:rPr>
+          <w:b/>
+          <w:lang w:val="hi_IN" w:bidi="hi_IN"/>
+        </w:rPr>
         <w:t>""</w:t>
       </w:r>
     </w:p>
@@ -34129,6 +35599,21 @@
           <w:b/>
           <w:lang w:val="hi_IN" w:bidi="hi_IN"/>
         </w:rPr>
+        <w:t>δίκαιός ἐστιν, καθὼς ἐκεῖνος δίκαιός ἐστιν</w:t>
+      </w:r>
+    </w:p>
+    <w:p>
+      <w:pPr/>
+      <w:r>
+        <w:rPr>
+          <w:lang w:val="hi_IN" w:bidi="hi_IN"/>
+        </w:rPr>
+      </w:r>
+      <w:r>
+        <w:rPr>
+          <w:b/>
+          <w:lang w:val="hi_IN" w:bidi="hi_IN"/>
+        </w:rPr>
         <w:t>"वही उसके समान धर्मी है"</w:t>
       </w:r>
     </w:p>
@@ -34776,6 +36261,21 @@
           <w:b/>
           <w:lang w:val="hi_IN" w:bidi="hi_IN"/>
         </w:rPr>
+        <w:t>ἵνα λύσῃ τὰ ἔργα τοῦ διαβόλου</w:t>
+      </w:r>
+    </w:p>
+    <w:p>
+      <w:pPr/>
+      <w:r>
+        <w:rPr>
+          <w:lang w:val="hi_IN" w:bidi="hi_IN"/>
+        </w:rPr>
+      </w:r>
+      <w:r>
+        <w:rPr>
+          <w:b/>
+          <w:lang w:val="hi_IN" w:bidi="hi_IN"/>
+        </w:rPr>
         <w:t>"कि शैतान के कामों को नाश करे"</w:t>
       </w:r>
     </w:p>
@@ -34858,6 +36358,21 @@
         <w:rPr>
           <w:lang w:val="hi_IN" w:bidi="hi_IN"/>
         </w:rPr>
+      </w:r>
+    </w:p>
+    <w:p>
+      <w:pPr/>
+      <w:r>
+        <w:rPr>
+          <w:lang w:val="hi_IN" w:bidi="hi_IN"/>
+        </w:rPr>
+      </w:r>
+      <w:r>
+        <w:rPr>
+          <w:b/>
+          <w:lang w:val="hi_IN" w:bidi="hi_IN"/>
+        </w:rPr>
+        <w:t>πᾶς ὁ γεγεννημένος ἐκ τοῦ Θεοῦ &amp; ὅτι ἐκ τοῦ Θεοῦ γεγέννηται</w:t>
       </w:r>
     </w:p>
     <w:p>
@@ -34986,6 +36501,21 @@
           <w:b/>
           <w:lang w:val="hi_IN" w:bidi="hi_IN"/>
         </w:rPr>
+        <w:t>πᾶς ὁ γεγεννημένος ἐκ τοῦ Θεοῦ &amp; ὅτι ἐκ τοῦ Θεοῦ γεγέννηται</w:t>
+      </w:r>
+    </w:p>
+    <w:p>
+      <w:pPr/>
+      <w:r>
+        <w:rPr>
+          <w:lang w:val="hi_IN" w:bidi="hi_IN"/>
+        </w:rPr>
+      </w:r>
+      <w:r>
+        <w:rPr>
+          <w:b/>
+          <w:lang w:val="hi_IN" w:bidi="hi_IN"/>
+        </w:rPr>
         <w:t>"परमेश्वर से जन्मा है वह"</w:t>
       </w:r>
       <w:r>
@@ -35100,6 +36630,21 @@
           <w:b/>
           <w:lang w:val="hi_IN" w:bidi="hi_IN"/>
         </w:rPr>
+        <w:t>ἁμαρτίαν οὐ ποιεῖ &amp; οὐ δύναται ἁμαρτάνειν</w:t>
+      </w:r>
+    </w:p>
+    <w:p>
+      <w:pPr/>
+      <w:r>
+        <w:rPr>
+          <w:lang w:val="hi_IN" w:bidi="hi_IN"/>
+        </w:rPr>
+      </w:r>
+      <w:r>
+        <w:rPr>
+          <w:b/>
+          <w:lang w:val="hi_IN" w:bidi="hi_IN"/>
+        </w:rPr>
         <w:t>"</w:t>
       </w:r>
       <w:r>
@@ -35620,6 +37165,21 @@
           <w:b/>
           <w:lang w:val="hi_IN" w:bidi="hi_IN"/>
         </w:rPr>
+        <w:t>ἐν τούτῳ φανερά ἐστιν τὰ τέκνα τοῦ Θεοῦ, καὶ τὰ τέκνα τοῦ διαβόλου</w:t>
+      </w:r>
+    </w:p>
+    <w:p>
+      <w:pPr/>
+      <w:r>
+        <w:rPr>
+          <w:lang w:val="hi_IN" w:bidi="hi_IN"/>
+        </w:rPr>
+      </w:r>
+      <w:r>
+        <w:rPr>
+          <w:b/>
+          <w:lang w:val="hi_IN" w:bidi="hi_IN"/>
+        </w:rPr>
         <w:t>"परमेश्वर की सन्तान और प्रेम शैतान की सन्तान जाने जाते हैं"</w:t>
       </w:r>
     </w:p>
@@ -35820,6 +37380,21 @@
           <w:b/>
           <w:lang w:val="hi_IN" w:bidi="hi_IN"/>
         </w:rPr>
+        <w:t>πᾶς ὁ μὴ ποιῶν δικαιοσύνην, οὐκ ἔστιν ἐκ τοῦ Θεοῦ</w:t>
+      </w:r>
+    </w:p>
+    <w:p>
+      <w:pPr/>
+      <w:r>
+        <w:rPr>
+          <w:lang w:val="hi_IN" w:bidi="hi_IN"/>
+        </w:rPr>
+      </w:r>
+      <w:r>
+        <w:rPr>
+          <w:b/>
+          <w:lang w:val="hi_IN" w:bidi="hi_IN"/>
+        </w:rPr>
         <w:t>""</w:t>
       </w:r>
     </w:p>
@@ -35889,6 +37464,21 @@
         <w:rPr>
           <w:lang w:val="hi_IN" w:bidi="hi_IN"/>
         </w:rPr>
+      </w:r>
+    </w:p>
+    <w:p>
+      <w:pPr/>
+      <w:r>
+        <w:rPr>
+          <w:lang w:val="hi_IN" w:bidi="hi_IN"/>
+        </w:rPr>
+      </w:r>
+      <w:r>
+        <w:rPr>
+          <w:b/>
+          <w:lang w:val="hi_IN" w:bidi="hi_IN"/>
+        </w:rPr>
+        <w:t>πᾶς ὁ μὴ ποιῶν δικαιοσύνην</w:t>
       </w:r>
     </w:p>
     <w:p>
@@ -36967,6 +38557,21 @@
           <w:b/>
           <w:lang w:val="hi_IN" w:bidi="hi_IN"/>
         </w:rPr>
+        <w:t>καὶ χάριν τίνος ἔσφαξεν αὐτόν? ὅτι</w:t>
+      </w:r>
+    </w:p>
+    <w:p>
+      <w:pPr/>
+      <w:r>
+        <w:rPr>
+          <w:lang w:val="hi_IN" w:bidi="hi_IN"/>
+        </w:rPr>
+      </w:r>
+      <w:r>
+        <w:rPr>
+          <w:b/>
+          <w:lang w:val="hi_IN" w:bidi="hi_IN"/>
+        </w:rPr>
         <w:t>"उसकी थे हत्या किस"</w:t>
       </w:r>
       <w:r>
@@ -37049,6 +38654,21 @@
         <w:rPr>
           <w:lang w:val="hi_IN" w:bidi="hi_IN"/>
         </w:rPr>
+      </w:r>
+    </w:p>
+    <w:p>
+      <w:pPr/>
+      <w:r>
+        <w:rPr>
+          <w:lang w:val="hi_IN" w:bidi="hi_IN"/>
+        </w:rPr>
+      </w:r>
+      <w:r>
+        <w:rPr>
+          <w:b/>
+          <w:lang w:val="hi_IN" w:bidi="hi_IN"/>
+        </w:rPr>
+        <w:t>τὰ δὲ τοῦ ἀδελφοῦ αὐτοῦ, δίκαια</w:t>
       </w:r>
     </w:p>
     <w:p>
@@ -37469,6 +39089,21 @@
           <w:b/>
           <w:lang w:val="hi_IN" w:bidi="hi_IN"/>
         </w:rPr>
+        <w:t>ἡμεῖς οἴδαμεν ὅτι μεταβεβήκαμεν ἐκ τοῦ θανάτου εἰς τὴν ζωήν, ὅτι ἀγαπῶμεν τοὺς ἀδελφούς</w:t>
+      </w:r>
+    </w:p>
+    <w:p>
+      <w:pPr/>
+      <w:r>
+        <w:rPr>
+          <w:lang w:val="hi_IN" w:bidi="hi_IN"/>
+        </w:rPr>
+      </w:r>
+      <w:r>
+        <w:rPr>
+          <w:b/>
+          <w:lang w:val="hi_IN" w:bidi="hi_IN"/>
+        </w:rPr>
         <w:t>"हम जानते हैं कि हम मृत्यु से पार हम जीवन में दशा पहुँचे हैं क्योंकि हम भाइयों से प्रेम रखते हैं"</w:t>
       </w:r>
     </w:p>
@@ -37552,6 +39187,21 @@
           <w:b/>
           <w:lang w:val="hi_IN" w:bidi="hi_IN"/>
         </w:rPr>
+        <w:t>μεταβεβήκαμεν ἐκ τοῦ θανάτου εἰς τὴν ζωήν</w:t>
+      </w:r>
+    </w:p>
+    <w:p>
+      <w:pPr/>
+      <w:r>
+        <w:rPr>
+          <w:lang w:val="hi_IN" w:bidi="hi_IN"/>
+        </w:rPr>
+      </w:r>
+      <w:r>
+        <w:rPr>
+          <w:b/>
+          <w:lang w:val="hi_IN" w:bidi="hi_IN"/>
+        </w:rPr>
         <w:t>"हम मृत्यु से पार हम जीवन में दशा पहुँचे हैं"</w:t>
       </w:r>
     </w:p>
@@ -37621,6 +39271,21 @@
         <w:rPr>
           <w:lang w:val="hi_IN" w:bidi="hi_IN"/>
         </w:rPr>
+      </w:r>
+    </w:p>
+    <w:p>
+      <w:pPr/>
+      <w:r>
+        <w:rPr>
+          <w:lang w:val="hi_IN" w:bidi="hi_IN"/>
+        </w:rPr>
+      </w:r>
+      <w:r>
+        <w:rPr>
+          <w:b/>
+          <w:lang w:val="hi_IN" w:bidi="hi_IN"/>
+        </w:rPr>
+        <w:t>μεταβεβήκαμεν ἐκ τοῦ θανάτου εἰς τὴν ζωήν</w:t>
       </w:r>
     </w:p>
     <w:p>
@@ -38307,6 +39972,21 @@
           <w:b/>
           <w:lang w:val="hi_IN" w:bidi="hi_IN"/>
         </w:rPr>
+        <w:t>πᾶς ἀνθρωποκτόνος οὐκ ἔχει ζωὴν αἰώνιον</w:t>
+      </w:r>
+    </w:p>
+    <w:p>
+      <w:pPr/>
+      <w:r>
+        <w:rPr>
+          <w:lang w:val="hi_IN" w:bidi="hi_IN"/>
+        </w:rPr>
+      </w:r>
+      <w:r>
+        <w:rPr>
+          <w:b/>
+          <w:lang w:val="hi_IN" w:bidi="hi_IN"/>
+        </w:rPr>
         <w:t>"किसी हत्यारे में अनन्त जीवन नहीं रहता"</w:t>
       </w:r>
     </w:p>
@@ -39138,6 +40818,21 @@
           <w:b/>
           <w:lang w:val="hi_IN" w:bidi="hi_IN"/>
         </w:rPr>
+        <w:t>ὃς &amp; ἂν ἔχῃ τὸν βίον τοῦ κόσμου</w:t>
+      </w:r>
+    </w:p>
+    <w:p>
+      <w:pPr/>
+      <w:r>
+        <w:rPr>
+          <w:lang w:val="hi_IN" w:bidi="hi_IN"/>
+        </w:rPr>
+      </w:r>
+      <w:r>
+        <w:rPr>
+          <w:b/>
+          <w:lang w:val="hi_IN" w:bidi="hi_IN"/>
+        </w:rPr>
         <w:t>"पास संसार की संपत्ति हो"</w:t>
       </w:r>
     </w:p>
@@ -40115,6 +41810,21 @@
           <w:b/>
           <w:lang w:val="hi_IN" w:bidi="hi_IN"/>
         </w:rPr>
+        <w:t>μὴ ἀγαπῶμεν λόγῳ, μηδὲ τῇ γλώσσῃ</w:t>
+      </w:r>
+    </w:p>
+    <w:p>
+      <w:pPr/>
+      <w:r>
+        <w:rPr>
+          <w:lang w:val="hi_IN" w:bidi="hi_IN"/>
+        </w:rPr>
+      </w:r>
+      <w:r>
+        <w:rPr>
+          <w:b/>
+          <w:lang w:val="hi_IN" w:bidi="hi_IN"/>
+        </w:rPr>
         <w:t>"हम वचन और जीभ ही से नहीं"</w:t>
       </w:r>
       <w:r>
@@ -40334,6 +42044,21 @@
         <w:rPr>
           <w:lang w:val="hi_IN" w:bidi="hi_IN"/>
         </w:rPr>
+      </w:r>
+    </w:p>
+    <w:p>
+      <w:pPr/>
+      <w:r>
+        <w:rPr>
+          <w:lang w:val="hi_IN" w:bidi="hi_IN"/>
+        </w:rPr>
+      </w:r>
+      <w:r>
+        <w:rPr>
+          <w:b/>
+          <w:lang w:val="hi_IN" w:bidi="hi_IN"/>
+        </w:rPr>
+        <w:t>μὴ ἀγαπῶμεν λόγῳ, μηδὲ τῇ γλώσσῃ</w:t>
       </w:r>
     </w:p>
     <w:p>
@@ -41029,6 +42754,21 @@
           <w:b/>
           <w:lang w:val="hi_IN" w:bidi="hi_IN"/>
         </w:rPr>
+        <w:t>ἐν τούτῳ γνωσόμεθα</w:t>
+      </w:r>
+    </w:p>
+    <w:p>
+      <w:pPr/>
+      <w:r>
+        <w:rPr>
+          <w:lang w:val="hi_IN" w:bidi="hi_IN"/>
+        </w:rPr>
+      </w:r>
+      <w:r>
+        <w:rPr>
+          <w:b/>
+          <w:lang w:val="hi_IN" w:bidi="hi_IN"/>
+        </w:rPr>
         <w:t>"हम जानेंगे"</w:t>
       </w:r>
     </w:p>
@@ -41098,6 +42838,21 @@
         <w:rPr>
           <w:lang w:val="hi_IN" w:bidi="hi_IN"/>
         </w:rPr>
+      </w:r>
+    </w:p>
+    <w:p>
+      <w:pPr/>
+      <w:r>
+        <w:rPr>
+          <w:lang w:val="hi_IN" w:bidi="hi_IN"/>
+        </w:rPr>
+      </w:r>
+      <w:r>
+        <w:rPr>
+          <w:b/>
+          <w:lang w:val="hi_IN" w:bidi="hi_IN"/>
+        </w:rPr>
+        <w:t>γνωσόμεθα, ὅτι ἐκ τῆς ἀληθείας ἐσμέν, καὶ &amp; πείσομεν τὰς καρδίας ἡμῶν</w:t>
       </w:r>
     </w:p>
     <w:p>
@@ -41707,6 +43462,21 @@
           <w:b/>
           <w:lang w:val="hi_IN" w:bidi="hi_IN"/>
         </w:rPr>
+        <w:t>ἔμπροσθεν αὐτοῦ</w:t>
+      </w:r>
+    </w:p>
+    <w:p>
+      <w:pPr/>
+      <w:r>
+        <w:rPr>
+          <w:lang w:val="hi_IN" w:bidi="hi_IN"/>
+        </w:rPr>
+      </w:r>
+      <w:r>
+        <w:rPr>
+          <w:b/>
+          <w:lang w:val="hi_IN" w:bidi="hi_IN"/>
+        </w:rPr>
         <w:t>"उसके अपने सामने अपने"</w:t>
       </w:r>
     </w:p>
@@ -41900,6 +43670,21 @@
         <w:rPr>
           <w:lang w:val="hi_IN" w:bidi="hi_IN"/>
         </w:rPr>
+      </w:r>
+    </w:p>
+    <w:p>
+      <w:pPr/>
+      <w:r>
+        <w:rPr>
+          <w:lang w:val="hi_IN" w:bidi="hi_IN"/>
+        </w:rPr>
+      </w:r>
+      <w:r>
+        <w:rPr>
+          <w:b/>
+          <w:lang w:val="hi_IN" w:bidi="hi_IN"/>
+        </w:rPr>
+        <w:t>ὅτι ἐὰν καταγινώσκῃ ἡμῶν ἡ καρδία, ὅτι μείζων ἐστὶν ὁ Θεὸς τῆς καρδίας ἡμῶν, καὶ γινώσκει πάντα</w:t>
       </w:r>
     </w:p>
     <w:p>
@@ -42692,6 +44477,21 @@
           <w:b/>
           <w:lang w:val="hi_IN" w:bidi="hi_IN"/>
         </w:rPr>
+        <w:t>ἐὰν ἡ καρδία μὴ καταγινώσκῃ, παρρησίαν ἔχομεν πρὸς τὸν Θεόν</w:t>
+      </w:r>
+    </w:p>
+    <w:p>
+      <w:pPr/>
+      <w:r>
+        <w:rPr>
+          <w:lang w:val="hi_IN" w:bidi="hi_IN"/>
+        </w:rPr>
+      </w:r>
+      <w:r>
+        <w:rPr>
+          <w:b/>
+          <w:lang w:val="hi_IN" w:bidi="hi_IN"/>
+        </w:rPr>
         <w:t>"यदि हमारा मन हमें हमें होता दोष दे न दे तो हमें परमेश्वर के सामने साहस होता है"</w:t>
       </w:r>
     </w:p>
@@ -43361,6 +45161,21 @@
           <w:b/>
           <w:lang w:val="hi_IN" w:bidi="hi_IN"/>
         </w:rPr>
+        <w:t>τὰς ἐντολὰς αὐτοῦ τηροῦμεν</w:t>
+      </w:r>
+    </w:p>
+    <w:p>
+      <w:pPr/>
+      <w:r>
+        <w:rPr>
+          <w:lang w:val="hi_IN" w:bidi="hi_IN"/>
+        </w:rPr>
+      </w:r>
+      <w:r>
+        <w:rPr>
+          <w:b/>
+          <w:lang w:val="hi_IN" w:bidi="hi_IN"/>
+        </w:rPr>
         <w:t>"हम उसकी आज्ञाओं को मानते हैं"</w:t>
       </w:r>
     </w:p>
@@ -43723,6 +45538,21 @@
           <w:b/>
           <w:lang w:val="hi_IN" w:bidi="hi_IN"/>
         </w:rPr>
+        <w:t>αὕτη ἐστὶν ἡ ἐντολὴ αὐτοῦ</w:t>
+      </w:r>
+    </w:p>
+    <w:p>
+      <w:pPr/>
+      <w:r>
+        <w:rPr>
+          <w:lang w:val="hi_IN" w:bidi="hi_IN"/>
+        </w:rPr>
+      </w:r>
+      <w:r>
+        <w:rPr>
+          <w:b/>
+          <w:lang w:val="hi_IN" w:bidi="hi_IN"/>
+        </w:rPr>
         <w:t>""</w:t>
       </w:r>
     </w:p>
@@ -43805,6 +45635,21 @@
         <w:rPr>
           <w:lang w:val="hi_IN" w:bidi="hi_IN"/>
         </w:rPr>
+      </w:r>
+    </w:p>
+    <w:p>
+      <w:pPr/>
+      <w:r>
+        <w:rPr>
+          <w:lang w:val="hi_IN" w:bidi="hi_IN"/>
+        </w:rPr>
+      </w:r>
+      <w:r>
+        <w:rPr>
+          <w:b/>
+          <w:lang w:val="hi_IN" w:bidi="hi_IN"/>
+        </w:rPr>
+        <w:t>τῷ ὀνόματι τοῦ Υἱοῦ αὐτοῦ, Ἰησοῦ Χριστοῦ</w:t>
       </w:r>
     </w:p>
     <w:p>
@@ -43933,6 +45778,21 @@
           <w:b/>
           <w:lang w:val="hi_IN" w:bidi="hi_IN"/>
         </w:rPr>
+        <w:t>τοῦ Υἱοῦ</w:t>
+      </w:r>
+    </w:p>
+    <w:p>
+      <w:pPr/>
+      <w:r>
+        <w:rPr>
+          <w:lang w:val="hi_IN" w:bidi="hi_IN"/>
+        </w:rPr>
+      </w:r>
+      <w:r>
+        <w:rPr>
+          <w:b/>
+          <w:lang w:val="hi_IN" w:bidi="hi_IN"/>
+        </w:rPr>
         <w:t>"पुत्र"</w:t>
       </w:r>
     </w:p>
@@ -44029,6 +45889,21 @@
           <w:b/>
           <w:lang w:val="hi_IN" w:bidi="hi_IN"/>
         </w:rPr>
+        <w:t>ἔδωκεν</w:t>
+      </w:r>
+    </w:p>
+    <w:p>
+      <w:pPr/>
+      <w:r>
+        <w:rPr>
+          <w:lang w:val="hi_IN" w:bidi="hi_IN"/>
+        </w:rPr>
+      </w:r>
+      <w:r>
+        <w:rPr>
+          <w:b/>
+          <w:lang w:val="hi_IN" w:bidi="hi_IN"/>
+        </w:rPr>
         <w:t>"जैसा उसने दी"</w:t>
       </w:r>
     </w:p>
@@ -44125,6 +46000,21 @@
           <w:b/>
           <w:lang w:val="hi_IN" w:bidi="hi_IN"/>
         </w:rPr>
+        <w:t>ὁ τηρῶν τὰς ἐντολὰς αὐτοῦ, ἐν αὐτῷ μένει</w:t>
+      </w:r>
+    </w:p>
+    <w:p>
+      <w:pPr/>
+      <w:r>
+        <w:rPr>
+          <w:lang w:val="hi_IN" w:bidi="hi_IN"/>
+        </w:rPr>
+      </w:r>
+      <w:r>
+        <w:rPr>
+          <w:b/>
+          <w:lang w:val="hi_IN" w:bidi="hi_IN"/>
+        </w:rPr>
         <w:t>"जो परमेश्वर की आज्ञाओं को मानता है वह उसमें"</w:t>
       </w:r>
       <w:r>
@@ -44233,6 +46123,21 @@
         <w:rPr>
           <w:lang w:val="hi_IN" w:bidi="hi_IN"/>
         </w:rPr>
+      </w:r>
+    </w:p>
+    <w:p>
+      <w:pPr/>
+      <w:r>
+        <w:rPr>
+          <w:lang w:val="hi_IN" w:bidi="hi_IN"/>
+        </w:rPr>
+      </w:r>
+      <w:r>
+        <w:rPr>
+          <w:b/>
+          <w:lang w:val="hi_IN" w:bidi="hi_IN"/>
+        </w:rPr>
+        <w:t>ὁ τηρῶν τὰς ἐντολὰς αὐτοῦ</w:t>
       </w:r>
     </w:p>
     <w:p>
@@ -44909,6 +46814,21 @@
           <w:b/>
           <w:lang w:val="hi_IN" w:bidi="hi_IN"/>
         </w:rPr>
+        <w:t>ἐν τούτῳ γινώσκομεν ὅτι</w:t>
+      </w:r>
+    </w:p>
+    <w:p>
+      <w:pPr/>
+      <w:r>
+        <w:rPr>
+          <w:lang w:val="hi_IN" w:bidi="hi_IN"/>
+        </w:rPr>
+      </w:r>
+      <w:r>
+        <w:rPr>
+          <w:b/>
+          <w:lang w:val="hi_IN" w:bidi="hi_IN"/>
+        </w:rPr>
         <w:t>"इसी से"</w:t>
       </w:r>
       <w:r>
@@ -45519,6 +47439,21 @@
           <w:lang w:val="hi_IN" w:bidi="hi_IN"/>
         </w:rPr>
       </w:r>
+      <w:r>
+        <w:rPr>
+          <w:b/>
+          <w:lang w:val="hi_IN" w:bidi="hi_IN"/>
+        </w:rPr>
+        <w:t>μὴ παντὶ πνεύματι πιστεύετε, ἀλλὰ δοκιμάζετε τὰ πνεύματα</w:t>
+      </w:r>
+    </w:p>
+    <w:p>
+      <w:pPr/>
+      <w:r>
+        <w:rPr>
+          <w:lang w:val="hi_IN" w:bidi="hi_IN"/>
+        </w:rPr>
+      </w:r>
     </w:p>
     <w:p>
       <w:pPr/>
@@ -45802,6 +47737,21 @@
           <w:b/>
           <w:lang w:val="hi_IN" w:bidi="hi_IN"/>
         </w:rPr>
+        <w:t>ἐξεληλύθασιν εἰς τὸν κόσμον</w:t>
+      </w:r>
+    </w:p>
+    <w:p>
+      <w:pPr/>
+      <w:r>
+        <w:rPr>
+          <w:lang w:val="hi_IN" w:bidi="hi_IN"/>
+        </w:rPr>
+      </w:r>
+      <w:r>
+        <w:rPr>
+          <w:b/>
+          <w:lang w:val="hi_IN" w:bidi="hi_IN"/>
+        </w:rPr>
         <w:t>"जगत में निकल खड़े हुए हैं"</w:t>
       </w:r>
     </w:p>
@@ -45982,6 +47932,21 @@
         <w:rPr>
           <w:lang w:val="hi_IN" w:bidi="hi_IN"/>
         </w:rPr>
+      </w:r>
+    </w:p>
+    <w:p>
+      <w:pPr/>
+      <w:r>
+        <w:rPr>
+          <w:lang w:val="hi_IN" w:bidi="hi_IN"/>
+        </w:rPr>
+      </w:r>
+      <w:r>
+        <w:rPr>
+          <w:b/>
+          <w:lang w:val="hi_IN" w:bidi="hi_IN"/>
+        </w:rPr>
+        <w:t>πᾶν πνεῦμα ὃ ὁμολογεῖ</w:t>
       </w:r>
     </w:p>
     <w:p>
@@ -46336,6 +48301,21 @@
           <w:b/>
           <w:lang w:val="hi_IN" w:bidi="hi_IN"/>
         </w:rPr>
+        <w:t>πᾶν πνεῦμα ὃ μὴ ὁμολογεῖ</w:t>
+      </w:r>
+    </w:p>
+    <w:p>
+      <w:pPr/>
+      <w:r>
+        <w:rPr>
+          <w:lang w:val="hi_IN" w:bidi="hi_IN"/>
+        </w:rPr>
+      </w:r>
+      <w:r>
+        <w:rPr>
+          <w:b/>
+          <w:lang w:val="hi_IN" w:bidi="hi_IN"/>
+        </w:rPr>
         <w:t>"जो कोई आत्मा"</w:t>
       </w:r>
     </w:p>
@@ -47061,6 +49041,21 @@
           <w:b/>
           <w:lang w:val="hi_IN" w:bidi="hi_IN"/>
         </w:rPr>
+        <w:t>ὃ ἀκηκόατε ὅτι ἔρχεται, καὶ νῦν ἐν τῷ κόσμῳ ἐστὶν ἤδη</w:t>
+      </w:r>
+    </w:p>
+    <w:p>
+      <w:pPr/>
+      <w:r>
+        <w:rPr>
+          <w:lang w:val="hi_IN" w:bidi="hi_IN"/>
+        </w:rPr>
+      </w:r>
+      <w:r>
+        <w:rPr>
+          <w:b/>
+          <w:lang w:val="hi_IN" w:bidi="hi_IN"/>
+        </w:rPr>
         <w:t>"जिसकी चर्चा तुम सुन चुके हो कि वह आनेवाला है और अब भी जगत में है"</w:t>
       </w:r>
     </w:p>
@@ -47834,6 +49829,21 @@
           <w:b/>
           <w:lang w:val="hi_IN" w:bidi="hi_IN"/>
         </w:rPr>
+        <w:t>μείζων ἐστὶν ὁ ἐν ὑμῖν</w:t>
+      </w:r>
+    </w:p>
+    <w:p>
+      <w:pPr/>
+      <w:r>
+        <w:rPr>
+          <w:lang w:val="hi_IN" w:bidi="hi_IN"/>
+        </w:rPr>
+      </w:r>
+      <w:r>
+        <w:rPr>
+          <w:b/>
+          <w:lang w:val="hi_IN" w:bidi="hi_IN"/>
+        </w:rPr>
         <w:t>"जो तुम में है"</w:t>
       </w:r>
     </w:p>
@@ -48137,6 +50147,21 @@
           <w:b/>
           <w:lang w:val="hi_IN" w:bidi="hi_IN"/>
         </w:rPr>
+        <w:t>αὐτοὶ ἐκ τοῦ κόσμου εἰσίν; διὰ τοῦτο ἐκ τοῦ κόσμου λαλοῦσιν</w:t>
+      </w:r>
+    </w:p>
+    <w:p>
+      <w:pPr/>
+      <w:r>
+        <w:rPr>
+          <w:lang w:val="hi_IN" w:bidi="hi_IN"/>
+        </w:rPr>
+      </w:r>
+      <w:r>
+        <w:rPr>
+          <w:b/>
+          <w:lang w:val="hi_IN" w:bidi="hi_IN"/>
+        </w:rPr>
         <w:t>"संसार के हैं"</w:t>
       </w:r>
     </w:p>
@@ -48473,6 +50498,21 @@
           <w:b/>
           <w:lang w:val="hi_IN" w:bidi="hi_IN"/>
         </w:rPr>
+        <w:t>ὁ κόσμος αὐτῶν ἀκούει</w:t>
+      </w:r>
+    </w:p>
+    <w:p>
+      <w:pPr/>
+      <w:r>
+        <w:rPr>
+          <w:lang w:val="hi_IN" w:bidi="hi_IN"/>
+        </w:rPr>
+      </w:r>
+      <w:r>
+        <w:rPr>
+          <w:b/>
+          <w:lang w:val="hi_IN" w:bidi="hi_IN"/>
+        </w:rPr>
         <w:t>"संसार उनकी सुनता है"</w:t>
       </w:r>
     </w:p>
@@ -49078,6 +51118,21 @@
           <w:b/>
           <w:lang w:val="hi_IN" w:bidi="hi_IN"/>
         </w:rPr>
+        <w:t>ἀκούει ἡμῶν &amp; οὐκ ἀκούει ἡμῶν</w:t>
+      </w:r>
+    </w:p>
+    <w:p>
+      <w:pPr/>
+      <w:r>
+        <w:rPr>
+          <w:lang w:val="hi_IN" w:bidi="hi_IN"/>
+        </w:rPr>
+      </w:r>
+      <w:r>
+        <w:rPr>
+          <w:b/>
+          <w:lang w:val="hi_IN" w:bidi="hi_IN"/>
+        </w:rPr>
         <w:t>"वह हमारी सत्य सुनता"</w:t>
       </w:r>
       <w:r>
@@ -49897,6 +51952,21 @@
           <w:b/>
           <w:lang w:val="hi_IN" w:bidi="hi_IN"/>
         </w:rPr>
+        <w:t>τὸ πνεῦμα τῆς ἀληθείας καὶ τὸ πνεῦμα τῆς πλάνης</w:t>
+      </w:r>
+    </w:p>
+    <w:p>
+      <w:pPr/>
+      <w:r>
+        <w:rPr>
+          <w:lang w:val="hi_IN" w:bidi="hi_IN"/>
+        </w:rPr>
+      </w:r>
+      <w:r>
+        <w:rPr>
+          <w:b/>
+          <w:lang w:val="hi_IN" w:bidi="hi_IN"/>
+        </w:rPr>
         <w:t>"हम सत्य की आत्मा और भ्रम की आत्मा को"</w:t>
       </w:r>
     </w:p>
@@ -50301,6 +52371,21 @@
           <w:b/>
           <w:lang w:val="hi_IN" w:bidi="hi_IN"/>
         </w:rPr>
+        <w:t>πᾶς ὁ ἀγαπῶν, ἐκ τοῦ Θεοῦ γεγέννηται</w:t>
+      </w:r>
+    </w:p>
+    <w:p>
+      <w:pPr/>
+      <w:r>
+        <w:rPr>
+          <w:lang w:val="hi_IN" w:bidi="hi_IN"/>
+        </w:rPr>
+      </w:r>
+      <w:r>
+        <w:rPr>
+          <w:b/>
+          <w:lang w:val="hi_IN" w:bidi="hi_IN"/>
+        </w:rPr>
         <w:t>"परमेश्वर से"</w:t>
       </w:r>
       <w:r>
@@ -50433,6 +52518,21 @@
           <w:b/>
           <w:lang w:val="hi_IN" w:bidi="hi_IN"/>
         </w:rPr>
+        <w:t>πᾶς ὁ ἀγαπῶν, ἐκ τοῦ Θεοῦ γεγέννηται</w:t>
+      </w:r>
+    </w:p>
+    <w:p>
+      <w:pPr/>
+      <w:r>
+        <w:rPr>
+          <w:lang w:val="hi_IN" w:bidi="hi_IN"/>
+        </w:rPr>
+      </w:r>
+      <w:r>
+        <w:rPr>
+          <w:b/>
+          <w:lang w:val="hi_IN" w:bidi="hi_IN"/>
+        </w:rPr>
         <w:t>"और जो कोई प्रेम करता है वह परमेश्वर से जन्मा है और परमेश्वर को जानता है"</w:t>
       </w:r>
     </w:p>
@@ -50605,6 +52705,21 @@
           <w:b/>
           <w:lang w:val="hi_IN" w:bidi="hi_IN"/>
         </w:rPr>
+        <w:t>ὁ μὴ ἀγαπῶν, οὐκ ἔγνω τὸν Θεόν, ὅτι ὁ Θεὸς ἀγάπη ἐστίν</w:t>
+      </w:r>
+    </w:p>
+    <w:p>
+      <w:pPr/>
+      <w:r>
+        <w:rPr>
+          <w:lang w:val="hi_IN" w:bidi="hi_IN"/>
+        </w:rPr>
+      </w:r>
+      <w:r>
+        <w:rPr>
+          <w:b/>
+          <w:lang w:val="hi_IN" w:bidi="hi_IN"/>
+        </w:rPr>
         <w:t>"प्रेम रखता नहीं रखता वह परमेश्वर को नहीं जानता है क्योंकि परमेश्वर प्रेम है"</w:t>
       </w:r>
     </w:p>
@@ -51371,6 +53486,21 @@
           <w:b/>
           <w:lang w:val="hi_IN" w:bidi="hi_IN"/>
         </w:rPr>
+        <w:t>ἡ ἀγάπη τοῦ Θεοῦ</w:t>
+      </w:r>
+    </w:p>
+    <w:p>
+      <w:pPr/>
+      <w:r>
+        <w:rPr>
+          <w:lang w:val="hi_IN" w:bidi="hi_IN"/>
+        </w:rPr>
+      </w:r>
+      <w:r>
+        <w:rPr>
+          <w:b/>
+          <w:lang w:val="hi_IN" w:bidi="hi_IN"/>
+        </w:rPr>
         <w:t>"प्रेम"</w:t>
       </w:r>
       <w:r>
@@ -53162,6 +55292,21 @@
           <w:b/>
           <w:lang w:val="hi_IN" w:bidi="hi_IN"/>
         </w:rPr>
+        <w:t>ἐν τούτῳ γινώσκομεν ὅτι ἐν αὐτῷ μένομεν, καὶ αὐτὸς ἐν ἡμῖν, ὅτι ἐκ τοῦ Πνεύματος αὐτοῦ δέδωκεν ἡμῖν</w:t>
+      </w:r>
+    </w:p>
+    <w:p>
+      <w:pPr/>
+      <w:r>
+        <w:rPr>
+          <w:lang w:val="hi_IN" w:bidi="hi_IN"/>
+        </w:rPr>
+      </w:r>
+      <w:r>
+        <w:rPr>
+          <w:b/>
+          <w:lang w:val="hi_IN" w:bidi="hi_IN"/>
+        </w:rPr>
         <w:t>""</w:t>
       </w:r>
     </w:p>
@@ -53256,6 +55401,21 @@
           <w:b/>
           <w:lang w:val="hi_IN" w:bidi="hi_IN"/>
         </w:rPr>
+        <w:t>ἐν τούτῳ γινώσκομεν ὅτι</w:t>
+      </w:r>
+    </w:p>
+    <w:p>
+      <w:pPr/>
+      <w:r>
+        <w:rPr>
+          <w:lang w:val="hi_IN" w:bidi="hi_IN"/>
+        </w:rPr>
+      </w:r>
+      <w:r>
+        <w:rPr>
+          <w:b/>
+          <w:lang w:val="hi_IN" w:bidi="hi_IN"/>
+        </w:rPr>
         <w:t>"हम जानते हैं कि"</w:t>
       </w:r>
     </w:p>
@@ -53983,6 +56143,21 @@
           <w:b/>
           <w:lang w:val="hi_IN" w:bidi="hi_IN"/>
         </w:rPr>
+        <w:t>Σωτῆρα τοῦ κόσμου</w:t>
+      </w:r>
+    </w:p>
+    <w:p>
+      <w:pPr/>
+      <w:r>
+        <w:rPr>
+          <w:lang w:val="hi_IN" w:bidi="hi_IN"/>
+        </w:rPr>
+      </w:r>
+      <w:r>
+        <w:rPr>
+          <w:b/>
+          <w:lang w:val="hi_IN" w:bidi="hi_IN"/>
+        </w:rPr>
         <w:t>"जगत का उद्धारकर्ता लिए"</w:t>
       </w:r>
     </w:p>
@@ -54079,6 +56254,21 @@
           <w:b/>
           <w:lang w:val="hi_IN" w:bidi="hi_IN"/>
         </w:rPr>
+        <w:t>ὃς ἐὰν ὁμολογήσῃ ὅτι Ἰησοῦς ἐστιν ὁ Υἱὸς τοῦ Θεοῦ, ὁ Θεὸς ἐν αὐτῷ μένει, καὶ αὐτὸς ἐν τῷ Θεῷ</w:t>
+      </w:r>
+    </w:p>
+    <w:p>
+      <w:pPr/>
+      <w:r>
+        <w:rPr>
+          <w:lang w:val="hi_IN" w:bidi="hi_IN"/>
+        </w:rPr>
+      </w:r>
+      <w:r>
+        <w:rPr>
+          <w:b/>
+          <w:lang w:val="hi_IN" w:bidi="hi_IN"/>
+        </w:rPr>
         <w:t>"जो कोई यह मान लेता है कि यीशु परमेश्वर का पुत्र है परमेश्वर उसमें बना रहता है और वह परमेश्वर में"</w:t>
       </w:r>
     </w:p>
@@ -54148,6 +56338,21 @@
         <w:rPr>
           <w:lang w:val="hi_IN" w:bidi="hi_IN"/>
         </w:rPr>
+      </w:r>
+    </w:p>
+    <w:p>
+      <w:pPr/>
+      <w:r>
+        <w:rPr>
+          <w:lang w:val="hi_IN" w:bidi="hi_IN"/>
+        </w:rPr>
+      </w:r>
+      <w:r>
+        <w:rPr>
+          <w:b/>
+          <w:lang w:val="hi_IN" w:bidi="hi_IN"/>
+        </w:rPr>
+        <w:t>ὃς ἐὰν ὁμολογήσῃ ὅτι Ἰησοῦς ἐστιν ὁ Υἱὸς τοῦ Θεοῦ</w:t>
       </w:r>
     </w:p>
     <w:p>
@@ -54256,6 +56461,21 @@
           <w:b/>
           <w:lang w:val="hi_IN" w:bidi="hi_IN"/>
         </w:rPr>
+        <w:t>ὁ Υἱὸς τοῦ Θεοῦ</w:t>
+      </w:r>
+    </w:p>
+    <w:p>
+      <w:pPr/>
+      <w:r>
+        <w:rPr>
+          <w:lang w:val="hi_IN" w:bidi="hi_IN"/>
+        </w:rPr>
+      </w:r>
+      <w:r>
+        <w:rPr>
+          <w:b/>
+          <w:lang w:val="hi_IN" w:bidi="hi_IN"/>
+        </w:rPr>
         <w:t>"परमेश्वर का पुत्र"</w:t>
       </w:r>
     </w:p>
@@ -55930,6 +58150,21 @@
           <w:b/>
           <w:lang w:val="hi_IN" w:bidi="hi_IN"/>
         </w:rPr>
+        <w:t>ἐν τῇ ἡμέρᾳ τῆς κρίσεως</w:t>
+      </w:r>
+    </w:p>
+    <w:p>
+      <w:pPr/>
+      <w:r>
+        <w:rPr>
+          <w:lang w:val="hi_IN" w:bidi="hi_IN"/>
+        </w:rPr>
+      </w:r>
+      <w:r>
+        <w:rPr>
+          <w:b/>
+          <w:lang w:val="hi_IN" w:bidi="hi_IN"/>
+        </w:rPr>
         <w:t>"न्याय के दिन"</w:t>
       </w:r>
     </w:p>
@@ -56164,6 +58399,21 @@
           <w:lang w:val="hi_IN" w:bidi="hi_IN"/>
         </w:rPr>
       </w:r>
+      <w:r>
+        <w:rPr>
+          <w:b/>
+          <w:lang w:val="hi_IN" w:bidi="hi_IN"/>
+        </w:rPr>
+        <w:t>ὅτι καθὼς ἐκεῖνός ἐστιν, καὶ ἡμεῖς ἐσμεν</w:t>
+      </w:r>
+    </w:p>
+    <w:p>
+      <w:pPr/>
+      <w:r>
+        <w:rPr>
+          <w:lang w:val="hi_IN" w:bidi="hi_IN"/>
+        </w:rPr>
+      </w:r>
     </w:p>
     <w:p>
       <w:pPr/>
@@ -56349,6 +58599,21 @@
           <w:b/>
           <w:lang w:val="hi_IN" w:bidi="hi_IN"/>
         </w:rPr>
+        <w:t>φόβος οὐκ ἔστιν ἐν τῇ ἀγάπῃ, ἀλλ’ ἡ τελεία ἀγάπη ἔξω βάλλει τὸν φόβον, ὅτι ὁ φόβος κόλασιν ἔχει</w:t>
+      </w:r>
+    </w:p>
+    <w:p>
+      <w:pPr/>
+      <w:r>
+        <w:rPr>
+          <w:lang w:val="hi_IN" w:bidi="hi_IN"/>
+        </w:rPr>
+      </w:r>
+      <w:r>
+        <w:rPr>
+          <w:b/>
+          <w:lang w:val="hi_IN" w:bidi="hi_IN"/>
+        </w:rPr>
         <w:t>"प्रेम में भय नहीं होता वरन् सिद्ध प्रेम भय को दूर कर देता है क्योंकि भय का सम्बन्ध दण्ड से होता है"</w:t>
       </w:r>
     </w:p>
@@ -56432,6 +58697,21 @@
           <w:b/>
           <w:lang w:val="hi_IN" w:bidi="hi_IN"/>
         </w:rPr>
+        <w:t>φόβος οὐκ ἔστιν ἐν τῇ ἀγάπῃ, ἀλλ’ ἡ τελεία ἀγάπη ἔξω βάλλει τὸν φόβον, ὅτι ὁ φόβος κόλασιν ἔχει</w:t>
+      </w:r>
+    </w:p>
+    <w:p>
+      <w:pPr/>
+      <w:r>
+        <w:rPr>
+          <w:lang w:val="hi_IN" w:bidi="hi_IN"/>
+        </w:rPr>
+      </w:r>
+      <w:r>
+        <w:rPr>
+          <w:b/>
+          <w:lang w:val="hi_IN" w:bidi="hi_IN"/>
+        </w:rPr>
         <w:t>""</w:t>
       </w:r>
     </w:p>
@@ -56735,6 +59015,21 @@
         <w:rPr>
           <w:lang w:val="hi_IN" w:bidi="hi_IN"/>
         </w:rPr>
+      </w:r>
+    </w:p>
+    <w:p>
+      <w:pPr/>
+      <w:r>
+        <w:rPr>
+          <w:lang w:val="hi_IN" w:bidi="hi_IN"/>
+        </w:rPr>
+      </w:r>
+      <w:r>
+        <w:rPr>
+          <w:b/>
+          <w:lang w:val="hi_IN" w:bidi="hi_IN"/>
+        </w:rPr>
+        <w:t>ἡ τελεία ἀγάπη ἔξω βάλλει τὸν φόβον</w:t>
       </w:r>
     </w:p>
     <w:p>
@@ -57460,6 +59755,21 @@
           <w:b/>
           <w:lang w:val="hi_IN" w:bidi="hi_IN"/>
         </w:rPr>
+        <w:t>αὐτὸς πρῶτος ἠγάπησεν ἡμᾶς</w:t>
+      </w:r>
+    </w:p>
+    <w:p>
+      <w:pPr/>
+      <w:r>
+        <w:rPr>
+          <w:lang w:val="hi_IN" w:bidi="hi_IN"/>
+        </w:rPr>
+      </w:r>
+      <w:r>
+        <w:rPr>
+          <w:b/>
+          <w:lang w:val="hi_IN" w:bidi="hi_IN"/>
+        </w:rPr>
         <w:t>"पहले उसने हम से प्रेम किया"</w:t>
       </w:r>
     </w:p>
@@ -57542,6 +59852,21 @@
         <w:rPr>
           <w:lang w:val="hi_IN" w:bidi="hi_IN"/>
         </w:rPr>
+      </w:r>
+    </w:p>
+    <w:p>
+      <w:pPr/>
+      <w:r>
+        <w:rPr>
+          <w:lang w:val="hi_IN" w:bidi="hi_IN"/>
+        </w:rPr>
+      </w:r>
+      <w:r>
+        <w:rPr>
+          <w:b/>
+          <w:lang w:val="hi_IN" w:bidi="hi_IN"/>
+        </w:rPr>
+        <w:t>ἐάν τις εἴπῃ &amp; ἀγαπῶ τὸν Θεόν, καὶ τὸν ἀδελφὸν αὐτοῦ μισῇ, ψεύστης ἐστίν</w:t>
       </w:r>
     </w:p>
     <w:p>
@@ -57859,6 +60184,21 @@
           <w:b/>
           <w:lang w:val="hi_IN" w:bidi="hi_IN"/>
         </w:rPr>
+        <w:t>ὁ &amp; μὴ ἀγαπῶν τὸν ἀδελφὸν αὐτοῦ &amp; τὸν Θεὸν &amp; οὐ δύναται ἀγαπᾶν</w:t>
+      </w:r>
+    </w:p>
+    <w:p>
+      <w:pPr/>
+      <w:r>
+        <w:rPr>
+          <w:lang w:val="hi_IN" w:bidi="hi_IN"/>
+        </w:rPr>
+      </w:r>
+      <w:r>
+        <w:rPr>
+          <w:b/>
+          <w:lang w:val="hi_IN" w:bidi="hi_IN"/>
+        </w:rPr>
         <w:t>"क्योंकि जो अपने भाई से जिसे उसने देखा है प्रेम नहीं रखता प्रेम परमेश्वर से भी जिसे उसने नहीं देखा प्रेम नहीं रख सकता"</w:t>
       </w:r>
     </w:p>
@@ -57942,6 +60282,21 @@
           <w:b/>
           <w:lang w:val="hi_IN" w:bidi="hi_IN"/>
         </w:rPr>
+        <w:t>ὁ γὰρ μὴ ἀγαπῶν τὸν ἀδελφὸν αὐτοῦ, ὃν ἑώρακεν, τὸν Θεὸν, ὃν οὐχ ἑώρακεν, οὐ δύναται ἀγαπᾶν</w:t>
+      </w:r>
+    </w:p>
+    <w:p>
+      <w:pPr/>
+      <w:r>
+        <w:rPr>
+          <w:lang w:val="hi_IN" w:bidi="hi_IN"/>
+        </w:rPr>
+      </w:r>
+      <w:r>
+        <w:rPr>
+          <w:b/>
+          <w:lang w:val="hi_IN" w:bidi="hi_IN"/>
+        </w:rPr>
         <w:t>"क्योंकि जो अपने भाई से जिसे उसने देखा है प्रेम नहीं रखता प्रेम परमेश्वर से भी जिसे उसने नहीं देखा प्रेम नहीं रख सकता"</w:t>
       </w:r>
     </w:p>
@@ -58122,6 +60477,21 @@
         <w:rPr>
           <w:lang w:val="hi_IN" w:bidi="hi_IN"/>
         </w:rPr>
+      </w:r>
+    </w:p>
+    <w:p>
+      <w:pPr/>
+      <w:r>
+        <w:rPr>
+          <w:lang w:val="hi_IN" w:bidi="hi_IN"/>
+        </w:rPr>
+      </w:r>
+      <w:r>
+        <w:rPr>
+          <w:b/>
+          <w:lang w:val="hi_IN" w:bidi="hi_IN"/>
+        </w:rPr>
+        <w:t>ὁ ἀγαπῶν τὸν Θεὸν</w:t>
       </w:r>
     </w:p>
     <w:p>
@@ -58726,6 +61096,21 @@
           <w:b/>
           <w:lang w:val="hi_IN" w:bidi="hi_IN"/>
         </w:rPr>
+        <w:t>πᾶς ὁ πιστεύων ὅτι Ἰησοῦς ἐστιν ὁ Χριστὸς, ἐκ τοῦ Θεοῦ γεγέννηται</w:t>
+      </w:r>
+    </w:p>
+    <w:p>
+      <w:pPr/>
+      <w:r>
+        <w:rPr>
+          <w:lang w:val="hi_IN" w:bidi="hi_IN"/>
+        </w:rPr>
+      </w:r>
+      <w:r>
+        <w:rPr>
+          <w:b/>
+          <w:lang w:val="hi_IN" w:bidi="hi_IN"/>
+        </w:rPr>
         <w:t>"जिसका यह विश्वास है कि यीशु ही मसीह है वह परमेश्वर से उत्पन्न हुआ है"</w:t>
       </w:r>
     </w:p>
@@ -58827,6 +61212,21 @@
           <w:b/>
           <w:lang w:val="hi_IN" w:bidi="hi_IN"/>
         </w:rPr>
+        <w:t>πᾶς ὁ πιστεύων ὅτι Ἰησοῦς ἐστιν ὁ Χριστὸς, ἐκ τοῦ Θεοῦ γεγέννηται</w:t>
+      </w:r>
+    </w:p>
+    <w:p>
+      <w:pPr/>
+      <w:r>
+        <w:rPr>
+          <w:lang w:val="hi_IN" w:bidi="hi_IN"/>
+        </w:rPr>
+      </w:r>
+      <w:r>
+        <w:rPr>
+          <w:b/>
+          <w:lang w:val="hi_IN" w:bidi="hi_IN"/>
+        </w:rPr>
         <w:t>"वह परमेश्वर से उत्पन्न हुआ है"</w:t>
       </w:r>
     </w:p>
@@ -58908,6 +61308,21 @@
           <w:b/>
           <w:lang w:val="hi_IN" w:bidi="hi_IN"/>
         </w:rPr>
+        <w:t>πᾶς ὁ ἀγαπῶν τὸν γεννήσαντα, ἀγαπᾷ καὶ τὸν γεγεννημένον ἐξ αὐτοῦ</w:t>
+      </w:r>
+    </w:p>
+    <w:p>
+      <w:pPr/>
+      <w:r>
+        <w:rPr>
+          <w:lang w:val="hi_IN" w:bidi="hi_IN"/>
+        </w:rPr>
+      </w:r>
+      <w:r>
+        <w:rPr>
+          <w:b/>
+          <w:lang w:val="hi_IN" w:bidi="hi_IN"/>
+        </w:rPr>
         <w:t>"और प्रेम उत्पन्न करनेवाले से प्रेम रखता है वह उससे भी प्रेम रखता है जो उससे उत्पन्न हुआ है"</w:t>
       </w:r>
     </w:p>
@@ -59009,6 +61424,21 @@
           <w:b/>
           <w:lang w:val="hi_IN" w:bidi="hi_IN"/>
         </w:rPr>
+        <w:t>πᾶς ὁ ἀγαπῶν τὸν γεννήσαντα, ἀγαπᾷ καὶ τὸν γεγεννημένον ἐξ αὐτοῦ</w:t>
+      </w:r>
+    </w:p>
+    <w:p>
+      <w:pPr/>
+      <w:r>
+        <w:rPr>
+          <w:lang w:val="hi_IN" w:bidi="hi_IN"/>
+        </w:rPr>
+      </w:r>
+      <w:r>
+        <w:rPr>
+          <w:b/>
+          <w:lang w:val="hi_IN" w:bidi="hi_IN"/>
+        </w:rPr>
         <w:t>"और प्रेम उत्पन्न करनेवाले से प्रेम रखता है वह उससे भी प्रेम रखता है जो उससे उत्पन्न हुआ है"</w:t>
       </w:r>
     </w:p>
@@ -59092,6 +61522,21 @@
           <w:b/>
           <w:lang w:val="hi_IN" w:bidi="hi_IN"/>
         </w:rPr>
+        <w:t>ἐν τούτῳ γινώσκομεν ὅτι</w:t>
+      </w:r>
+    </w:p>
+    <w:p>
+      <w:pPr/>
+      <w:r>
+        <w:rPr>
+          <w:lang w:val="hi_IN" w:bidi="hi_IN"/>
+        </w:rPr>
+      </w:r>
+      <w:r>
+        <w:rPr>
+          <w:b/>
+          <w:lang w:val="hi_IN" w:bidi="hi_IN"/>
+        </w:rPr>
         <w:t>""</w:t>
       </w:r>
     </w:p>
@@ -59266,6 +61711,21 @@
           <w:b/>
           <w:lang w:val="hi_IN" w:bidi="hi_IN"/>
         </w:rPr>
+        <w:t>τὰς ἐντολὰς αὐτοῦ τηρῶμεν</w:t>
+      </w:r>
+    </w:p>
+    <w:p>
+      <w:pPr/>
+      <w:r>
+        <w:rPr>
+          <w:lang w:val="hi_IN" w:bidi="hi_IN"/>
+        </w:rPr>
+      </w:r>
+      <w:r>
+        <w:rPr>
+          <w:b/>
+          <w:lang w:val="hi_IN" w:bidi="hi_IN"/>
+        </w:rPr>
         <w:t>"उसकी आज्ञाओं को मानते हैं तो"</w:t>
       </w:r>
     </w:p>
@@ -59460,6 +61920,21 @@
           <w:b/>
           <w:lang w:val="hi_IN" w:bidi="hi_IN"/>
         </w:rPr>
+        <w:t>αὕτη γάρ ἐστιν ἡ ἀγάπη τοῦ Θεοῦ, ἵνα τὰς ἐντολὰς αὐτοῦ τηρῶμεν</w:t>
+      </w:r>
+    </w:p>
+    <w:p>
+      <w:pPr/>
+      <w:r>
+        <w:rPr>
+          <w:lang w:val="hi_IN" w:bidi="hi_IN"/>
+        </w:rPr>
+      </w:r>
+      <w:r>
+        <w:rPr>
+          <w:b/>
+          <w:lang w:val="hi_IN" w:bidi="hi_IN"/>
+        </w:rPr>
         <w:t>"परमेश्वर का प्रेम यह है कि हम उसकी आज्ञाओं को मानें"</w:t>
       </w:r>
     </w:p>
@@ -59634,6 +62109,21 @@
           <w:b/>
           <w:lang w:val="hi_IN" w:bidi="hi_IN"/>
         </w:rPr>
+        <w:t>ἵνα τὰς ἐντολὰς αὐτοῦ τηρῶμεν</w:t>
+      </w:r>
+    </w:p>
+    <w:p>
+      <w:pPr/>
+      <w:r>
+        <w:rPr>
+          <w:lang w:val="hi_IN" w:bidi="hi_IN"/>
+        </w:rPr>
+      </w:r>
+      <w:r>
+        <w:rPr>
+          <w:b/>
+          <w:lang w:val="hi_IN" w:bidi="hi_IN"/>
+        </w:rPr>
         <w:t>"उसकी आज्ञाएँ बोझदायक नहीं"</w:t>
       </w:r>
     </w:p>
@@ -59710,6 +62200,21 @@
           <w:b/>
           <w:lang w:val="hi_IN" w:bidi="hi_IN"/>
         </w:rPr>
+        <w:t>αἱ ἐντολαὶ αὐτοῦ βαρεῖαι οὐκ εἰσίν</w:t>
+      </w:r>
+    </w:p>
+    <w:p>
+      <w:pPr/>
+      <w:r>
+        <w:rPr>
+          <w:lang w:val="hi_IN" w:bidi="hi_IN"/>
+        </w:rPr>
+      </w:r>
+      <w:r>
+        <w:rPr>
+          <w:b/>
+          <w:lang w:val="hi_IN" w:bidi="hi_IN"/>
+        </w:rPr>
         <w:t>"बोझदायक"</w:t>
       </w:r>
     </w:p>
@@ -59883,6 +62388,21 @@
         <w:rPr>
           <w:lang w:val="hi_IN" w:bidi="hi_IN"/>
         </w:rPr>
+      </w:r>
+    </w:p>
+    <w:p>
+      <w:pPr/>
+      <w:r>
+        <w:rPr>
+          <w:lang w:val="hi_IN" w:bidi="hi_IN"/>
+        </w:rPr>
+      </w:r>
+      <w:r>
+        <w:rPr>
+          <w:b/>
+          <w:lang w:val="hi_IN" w:bidi="hi_IN"/>
+        </w:rPr>
+        <w:t>πᾶν τὸ γεγεννημένον ἐκ τοῦ Θεοῦ</w:t>
       </w:r>
     </w:p>
     <w:p>
@@ -59991,6 +62511,21 @@
           <w:b/>
           <w:lang w:val="hi_IN" w:bidi="hi_IN"/>
         </w:rPr>
+        <w:t>πᾶν τὸ γεγεννημένον ἐκ τοῦ Θεοῦ</w:t>
+      </w:r>
+    </w:p>
+    <w:p>
+      <w:pPr/>
+      <w:r>
+        <w:rPr>
+          <w:lang w:val="hi_IN" w:bidi="hi_IN"/>
+        </w:rPr>
+      </w:r>
+      <w:r>
+        <w:rPr>
+          <w:b/>
+          <w:lang w:val="hi_IN" w:bidi="hi_IN"/>
+        </w:rPr>
         <w:t>"जो कुछ परमेश्वर से उत्पन्न हुआ है"</w:t>
       </w:r>
     </w:p>
@@ -60455,6 +62990,21 @@
           <w:b/>
           <w:lang w:val="hi_IN" w:bidi="hi_IN"/>
         </w:rPr>
+        <w:t>ἡ νίκη ἡ νικήσασα</w:t>
+      </w:r>
+    </w:p>
+    <w:p>
+      <w:pPr/>
+      <w:r>
+        <w:rPr>
+          <w:lang w:val="hi_IN" w:bidi="hi_IN"/>
+        </w:rPr>
+      </w:r>
+      <w:r>
+        <w:rPr>
+          <w:b/>
+          <w:lang w:val="hi_IN" w:bidi="hi_IN"/>
+        </w:rPr>
         <w:t>"विजय प्राप्त होती जिससे"</w:t>
       </w:r>
       <w:r>
@@ -61027,6 +63577,21 @@
           <w:b/>
           <w:lang w:val="hi_IN" w:bidi="hi_IN"/>
         </w:rPr>
+        <w:t>τίς ἐστιν δέ ὁ νικῶν τὸν κόσμον, εἰ μὴ ὁ πιστεύων ὅτι Ἰησοῦς ἐστιν ὁ Υἱὸς τοῦ Θεοῦ</w:t>
+      </w:r>
+    </w:p>
+    <w:p>
+      <w:pPr/>
+      <w:r>
+        <w:rPr>
+          <w:lang w:val="hi_IN" w:bidi="hi_IN"/>
+        </w:rPr>
+      </w:r>
+      <w:r>
+        <w:rPr>
+          <w:b/>
+          <w:lang w:val="hi_IN" w:bidi="hi_IN"/>
+        </w:rPr>
         <w:t>"संसार पर जय पानेवाला जिसका"</w:t>
       </w:r>
     </w:p>
@@ -61110,6 +63675,21 @@
           <w:b/>
           <w:lang w:val="hi_IN" w:bidi="hi_IN"/>
         </w:rPr>
+        <w:t>νικῶν τὸν κόσμον</w:t>
+      </w:r>
+    </w:p>
+    <w:p>
+      <w:pPr/>
+      <w:r>
+        <w:rPr>
+          <w:lang w:val="hi_IN" w:bidi="hi_IN"/>
+        </w:rPr>
+      </w:r>
+      <w:r>
+        <w:rPr>
+          <w:b/>
+          <w:lang w:val="hi_IN" w:bidi="hi_IN"/>
+        </w:rPr>
         <w:t>"जिसका"</w:t>
       </w:r>
       <w:r>
@@ -61310,6 +63890,21 @@
           <w:b/>
           <w:lang w:val="hi_IN" w:bidi="hi_IN"/>
         </w:rPr>
+        <w:t>ὁ Υἱὸς τοῦ Θεοῦ</w:t>
+      </w:r>
+    </w:p>
+    <w:p>
+      <w:pPr/>
+      <w:r>
+        <w:rPr>
+          <w:lang w:val="hi_IN" w:bidi="hi_IN"/>
+        </w:rPr>
+      </w:r>
+      <w:r>
+        <w:rPr>
+          <w:b/>
+          <w:lang w:val="hi_IN" w:bidi="hi_IN"/>
+        </w:rPr>
         <w:t>"परमेश्वर का पुत्र"</w:t>
       </w:r>
     </w:p>
@@ -61563,6 +64158,21 @@
           <w:b/>
           <w:lang w:val="hi_IN" w:bidi="hi_IN"/>
         </w:rPr>
+        <w:t>ὁ ἐλθὼν</w:t>
+      </w:r>
+    </w:p>
+    <w:p>
+      <w:pPr/>
+      <w:r>
+        <w:rPr>
+          <w:lang w:val="hi_IN" w:bidi="hi_IN"/>
+        </w:rPr>
+      </w:r>
+      <w:r>
+        <w:rPr>
+          <w:b/>
+          <w:lang w:val="hi_IN" w:bidi="hi_IN"/>
+        </w:rPr>
         <w:t>"आया"</w:t>
       </w:r>
     </w:p>
@@ -61730,6 +64340,21 @@
         <w:rPr>
           <w:lang w:val="hi_IN" w:bidi="hi_IN"/>
         </w:rPr>
+      </w:r>
+    </w:p>
+    <w:p>
+      <w:pPr/>
+      <w:r>
+        <w:rPr>
+          <w:lang w:val="hi_IN" w:bidi="hi_IN"/>
+        </w:rPr>
+      </w:r>
+      <w:r>
+        <w:rPr>
+          <w:b/>
+          <w:lang w:val="hi_IN" w:bidi="hi_IN"/>
+        </w:rPr>
+        <w:t>οὐκ ἐν τῷ ὕδατι μόνον, ἀλλ’ ἐν τῷ ὕδατι καὶ ἐν τῷ αἵματι</w:t>
       </w:r>
     </w:p>
     <w:p>
@@ -62663,6 +65288,21 @@
           <w:b/>
           <w:lang w:val="hi_IN" w:bidi="hi_IN"/>
         </w:rPr>
+        <w:t>τὴν μαρτυρίαν τῶν ἀνθρώπων λαμβάνομεν</w:t>
+      </w:r>
+    </w:p>
+    <w:p>
+      <w:pPr/>
+      <w:r>
+        <w:rPr>
+          <w:lang w:val="hi_IN" w:bidi="hi_IN"/>
+        </w:rPr>
+      </w:r>
+      <w:r>
+        <w:rPr>
+          <w:b/>
+          <w:lang w:val="hi_IN" w:bidi="hi_IN"/>
+        </w:rPr>
         <w:t>"हम मान लेते हैं मनुष्यों की गवाही मान लेते हैं तो"</w:t>
       </w:r>
     </w:p>
@@ -63426,6 +66066,21 @@
           <w:b/>
           <w:lang w:val="hi_IN" w:bidi="hi_IN"/>
         </w:rPr>
+        <w:t>ὁ πιστεύων εἰς τὸν Υἱὸν τοῦ Θεοῦ, ἔχει τὴν μαρτυρίαν ἐν αὑτῷ; ὁ μὴ πιστεύων τῷ Θεῷ, ψεύστην πεποίηκεν αὐτόν, ὅτι οὐ πεπίστευκεν εἰς τὴν μαρτυρίαν ἣν μεμαρτύρηκεν ὁ Θεὸς περὶ τοῦ Υἱοῦ αὐτοῦ</w:t>
+      </w:r>
+    </w:p>
+    <w:p>
+      <w:pPr/>
+      <w:r>
+        <w:rPr>
+          <w:lang w:val="hi_IN" w:bidi="hi_IN"/>
+        </w:rPr>
+      </w:r>
+      <w:r>
+        <w:rPr>
+          <w:b/>
+          <w:lang w:val="hi_IN" w:bidi="hi_IN"/>
+        </w:rPr>
         <w:t>"परमेश्वर के पुत्र पर विश्वास करता है वह अपने ही में गवाही रखता है जिस ने परमेश्वर पर विश्वास नहीं किया उसने उसे झूठा ठहराया क्योंकि उसने उस गवाही पर विश्वास नहीं किया जो परमेश्वर ने अपने पुत्र के विषय में दी है"</w:t>
       </w:r>
     </w:p>
@@ -63705,6 +66360,21 @@
           <w:b/>
           <w:lang w:val="hi_IN" w:bidi="hi_IN"/>
         </w:rPr>
+        <w:t>τὸν Υἱὸν τοῦ Θεοῦ</w:t>
+      </w:r>
+    </w:p>
+    <w:p>
+      <w:pPr/>
+      <w:r>
+        <w:rPr>
+          <w:lang w:val="hi_IN" w:bidi="hi_IN"/>
+        </w:rPr>
+      </w:r>
+      <w:r>
+        <w:rPr>
+          <w:b/>
+          <w:lang w:val="hi_IN" w:bidi="hi_IN"/>
+        </w:rPr>
         <w:t>"परमेश्वर के पुत्र"</w:t>
       </w:r>
     </w:p>
@@ -63787,6 +66457,21 @@
         <w:rPr>
           <w:lang w:val="hi_IN" w:bidi="hi_IN"/>
         </w:rPr>
+      </w:r>
+    </w:p>
+    <w:p>
+      <w:pPr/>
+      <w:r>
+        <w:rPr>
+          <w:lang w:val="hi_IN" w:bidi="hi_IN"/>
+        </w:rPr>
+      </w:r>
+      <w:r>
+        <w:rPr>
+          <w:b/>
+          <w:lang w:val="hi_IN" w:bidi="hi_IN"/>
+        </w:rPr>
+        <w:t>ἔχει τὴν μαρτυρίαν ἐν αὑτῷ</w:t>
       </w:r>
     </w:p>
     <w:p>
@@ -64214,6 +66899,21 @@
           <w:b/>
           <w:lang w:val="hi_IN" w:bidi="hi_IN"/>
         </w:rPr>
+        <w:t>ζωὴν αἰώνιον ἔδωκεν ἡμῖν ὁ Θεὸς, καὶ αὕτη ἡ ζωὴ ἐν τῷ Υἱῷ αὐτοῦ ἐστιν</w:t>
+      </w:r>
+    </w:p>
+    <w:p>
+      <w:pPr/>
+      <w:r>
+        <w:rPr>
+          <w:lang w:val="hi_IN" w:bidi="hi_IN"/>
+        </w:rPr>
+      </w:r>
+      <w:r>
+        <w:rPr>
+          <w:b/>
+          <w:lang w:val="hi_IN" w:bidi="hi_IN"/>
+        </w:rPr>
         <w:t>"परमेश्वर ने हमें अनन्त जीवन दिया है और यह जीवन उसके पुत्र में है"</w:t>
       </w:r>
     </w:p>
@@ -64283,6 +66983,21 @@
         <w:rPr>
           <w:lang w:val="hi_IN" w:bidi="hi_IN"/>
         </w:rPr>
+      </w:r>
+    </w:p>
+    <w:p>
+      <w:pPr/>
+      <w:r>
+        <w:rPr>
+          <w:lang w:val="hi_IN" w:bidi="hi_IN"/>
+        </w:rPr>
+      </w:r>
+      <w:r>
+        <w:rPr>
+          <w:b/>
+          <w:lang w:val="hi_IN" w:bidi="hi_IN"/>
+        </w:rPr>
+        <w:t>ζωὴν αἰώνιον ἔδωκεν ἡμῖν ὁ Θεὸς, καὶ αὕτη ἡ ζωὴ ἐν τῷ Υἱῷ αὐτοῦ ἐστιν</w:t>
       </w:r>
     </w:p>
     <w:p>
@@ -64644,6 +67359,21 @@
           <w:b/>
           <w:lang w:val="hi_IN" w:bidi="hi_IN"/>
         </w:rPr>
+        <w:t>ὁ ἔχων τὸν Υἱὸν, ἔχει τὴν ζωήν; ὁ μὴ ἔχων τὸν Υἱὸν τοῦ Θεοῦ, τὴν ζωὴν οὐκ ἔχει</w:t>
+      </w:r>
+    </w:p>
+    <w:p>
+      <w:pPr/>
+      <w:r>
+        <w:rPr>
+          <w:lang w:val="hi_IN" w:bidi="hi_IN"/>
+        </w:rPr>
+      </w:r>
+      <w:r>
+        <w:rPr>
+          <w:b/>
+          <w:lang w:val="hi_IN" w:bidi="hi_IN"/>
+        </w:rPr>
         <w:t>"जिसके पास पुत्र है उसके पास जीवन है और जिसके पास परमेश्वर का पुत्र नहीं नहीं उसके पास जीवन भी नहीं है"</w:t>
       </w:r>
     </w:p>
@@ -64892,6 +67622,21 @@
           <w:b/>
           <w:lang w:val="hi_IN" w:bidi="hi_IN"/>
         </w:rPr>
+        <w:t>τὸν Υἱὸν &amp; τὸν Υἱὸν τοῦ Θεοῦ</w:t>
+      </w:r>
+    </w:p>
+    <w:p>
+      <w:pPr/>
+      <w:r>
+        <w:rPr>
+          <w:lang w:val="hi_IN" w:bidi="hi_IN"/>
+        </w:rPr>
+      </w:r>
+      <w:r>
+        <w:rPr>
+          <w:b/>
+          <w:lang w:val="hi_IN" w:bidi="hi_IN"/>
+        </w:rPr>
         <w:t>"पुत्र"</w:t>
       </w:r>
       <w:r>
@@ -65155,6 +67900,21 @@
         <w:rPr>
           <w:lang w:val="hi_IN" w:bidi="hi_IN"/>
         </w:rPr>
+      </w:r>
+    </w:p>
+    <w:p>
+      <w:pPr/>
+      <w:r>
+        <w:rPr>
+          <w:lang w:val="hi_IN" w:bidi="hi_IN"/>
+        </w:rPr>
+      </w:r>
+      <w:r>
+        <w:rPr>
+          <w:b/>
+          <w:lang w:val="hi_IN" w:bidi="hi_IN"/>
+        </w:rPr>
+        <w:t>τοῖς πιστεύουσιν εἰς τὸ ὄνομα τοῦ Υἱοῦ τοῦ Θεοῦ</w:t>
       </w:r>
     </w:p>
     <w:p>
@@ -65283,6 +68043,21 @@
           <w:b/>
           <w:lang w:val="hi_IN" w:bidi="hi_IN"/>
         </w:rPr>
+        <w:t>τοῦ Υἱοῦ τοῦ Θεοῦ</w:t>
+      </w:r>
+    </w:p>
+    <w:p>
+      <w:pPr/>
+      <w:r>
+        <w:rPr>
+          <w:lang w:val="hi_IN" w:bidi="hi_IN"/>
+        </w:rPr>
+      </w:r>
+      <w:r>
+        <w:rPr>
+          <w:b/>
+          <w:lang w:val="hi_IN" w:bidi="hi_IN"/>
+        </w:rPr>
         <w:t>"परमेश्वर के पुत्र के"</w:t>
       </w:r>
     </w:p>
@@ -65470,6 +68245,21 @@
         <w:rPr>
           <w:lang w:val="hi_IN" w:bidi="hi_IN"/>
         </w:rPr>
+      </w:r>
+    </w:p>
+    <w:p>
+      <w:pPr/>
+      <w:r>
+        <w:rPr>
+          <w:lang w:val="hi_IN" w:bidi="hi_IN"/>
+        </w:rPr>
+      </w:r>
+      <w:r>
+        <w:rPr>
+          <w:b/>
+          <w:lang w:val="hi_IN" w:bidi="hi_IN"/>
+        </w:rPr>
+        <w:t>αὕτη ἐστὶν ἡ παρρησία ἣν ἔχομεν πρὸς αὐτόν</w:t>
       </w:r>
     </w:p>
     <w:p>
@@ -65598,6 +68388,21 @@
           <w:b/>
           <w:lang w:val="hi_IN" w:bidi="hi_IN"/>
         </w:rPr>
+        <w:t>αὕτη ἐστὶν ἡ παρρησία ἣν ἔχομεν πρὸς αὐτόν</w:t>
+      </w:r>
+    </w:p>
+    <w:p>
+      <w:pPr/>
+      <w:r>
+        <w:rPr>
+          <w:lang w:val="hi_IN" w:bidi="hi_IN"/>
+        </w:rPr>
+      </w:r>
+      <w:r>
+        <w:rPr>
+          <w:b/>
+          <w:lang w:val="hi_IN" w:bidi="hi_IN"/>
+        </w:rPr>
         <w:t>"हमें होता है उसके सामने"</w:t>
       </w:r>
       <w:r>
@@ -66611,6 +69416,21 @@
           <w:b/>
           <w:lang w:val="hi_IN" w:bidi="hi_IN"/>
         </w:rPr>
+        <w:t>ἐάν τις ἴδῃ τὸν ἀδελφὸν αὐτοῦ ἁμαρτάνοντα ἁμαρτίαν μὴ πρὸς θάνατον, αἰτήσει</w:t>
+      </w:r>
+    </w:p>
+    <w:p>
+      <w:pPr/>
+      <w:r>
+        <w:rPr>
+          <w:lang w:val="hi_IN" w:bidi="hi_IN"/>
+        </w:rPr>
+      </w:r>
+      <w:r>
+        <w:rPr>
+          <w:b/>
+          <w:lang w:val="hi_IN" w:bidi="hi_IN"/>
+        </w:rPr>
         <w:t>"अपने भाई को ऐसा पाप करते देखे जिसका फल मृत्यु न हो तो विनती करे"</w:t>
       </w:r>
     </w:p>
@@ -66894,6 +69714,21 @@
           <w:b/>
           <w:lang w:val="hi_IN" w:bidi="hi_IN"/>
         </w:rPr>
+        <w:t>ἁμαρτίαν μὴ πρὸς θάνατον &amp; τοῖς ἁμαρτάνουσιν μὴ πρὸς θάνατον &amp; ἁμαρτία πρὸς θάνατον</w:t>
+      </w:r>
+    </w:p>
+    <w:p>
+      <w:pPr/>
+      <w:r>
+        <w:rPr>
+          <w:lang w:val="hi_IN" w:bidi="hi_IN"/>
+        </w:rPr>
+      </w:r>
+      <w:r>
+        <w:rPr>
+          <w:b/>
+          <w:lang w:val="hi_IN" w:bidi="hi_IN"/>
+        </w:rPr>
         <w:t>"पाप"</w:t>
       </w:r>
       <w:r>
@@ -67843,6 +70678,21 @@
           <w:b/>
           <w:lang w:val="hi_IN" w:bidi="hi_IN"/>
         </w:rPr>
+        <w:t>πᾶς ὁ γεγεννημένος ἐκ τοῦ Θεοῦ</w:t>
+      </w:r>
+    </w:p>
+    <w:p>
+      <w:pPr/>
+      <w:r>
+        <w:rPr>
+          <w:lang w:val="hi_IN" w:bidi="hi_IN"/>
+        </w:rPr>
+      </w:r>
+      <w:r>
+        <w:rPr>
+          <w:b/>
+          <w:lang w:val="hi_IN" w:bidi="hi_IN"/>
+        </w:rPr>
         <w:t>"जो कोई परमेश्वर से उत्पन्न हुआ है वह"</w:t>
       </w:r>
     </w:p>
@@ -67944,6 +70794,21 @@
           <w:b/>
           <w:lang w:val="hi_IN" w:bidi="hi_IN"/>
         </w:rPr>
+        <w:t>πᾶς ὁ γεγεννημένος ἐκ τοῦ Θεοῦ</w:t>
+      </w:r>
+    </w:p>
+    <w:p>
+      <w:pPr/>
+      <w:r>
+        <w:rPr>
+          <w:lang w:val="hi_IN" w:bidi="hi_IN"/>
+        </w:rPr>
+      </w:r>
+      <w:r>
+        <w:rPr>
+          <w:b/>
+          <w:lang w:val="hi_IN" w:bidi="hi_IN"/>
+        </w:rPr>
         <w:t>"जो कोई परमेश्वर से उत्पन्न हुआ है वह"</w:t>
       </w:r>
     </w:p>
@@ -69068,6 +71933,21 @@
           <w:b/>
           <w:lang w:val="hi_IN" w:bidi="hi_IN"/>
         </w:rPr>
+        <w:t>ὁ Υἱὸς τοῦ Θεοῦ</w:t>
+      </w:r>
+    </w:p>
+    <w:p>
+      <w:pPr/>
+      <w:r>
+        <w:rPr>
+          <w:lang w:val="hi_IN" w:bidi="hi_IN"/>
+        </w:rPr>
+      </w:r>
+      <w:r>
+        <w:rPr>
+          <w:b/>
+          <w:lang w:val="hi_IN" w:bidi="hi_IN"/>
+        </w:rPr>
         <w:t>"परमेश्वर का पुत्र"</w:t>
       </w:r>
     </w:p>
@@ -69743,6 +72623,21 @@
           <w:b/>
           <w:lang w:val="hi_IN" w:bidi="hi_IN"/>
         </w:rPr>
+        <w:t>ἐσμὲν ἐν τῷ Ἀληθινῷ, ἐν τῷ Υἱῷ αὐτοῦ, Ἰησοῦ Χριστῷ</w:t>
+      </w:r>
+    </w:p>
+    <w:p>
+      <w:pPr/>
+      <w:r>
+        <w:rPr>
+          <w:lang w:val="hi_IN" w:bidi="hi_IN"/>
+        </w:rPr>
+      </w:r>
+      <w:r>
+        <w:rPr>
+          <w:b/>
+          <w:lang w:val="hi_IN" w:bidi="hi_IN"/>
+        </w:rPr>
         <w:t>"हमें"</w:t>
       </w:r>
       <w:r>
@@ -69994,7 +72889,7 @@
           <w:b/>
           <w:lang w:val="hi_IN" w:bidi="hi_IN"/>
         </w:rPr>
-        <w:t>ὁ Υἱὸς τοῦ Θεοῦ</w:t>
+        <w:t>τῷ Υἱῷ αὐτοῦ</w:t>
       </w:r>
     </w:p>
     <w:p>
@@ -70091,6 +72986,21 @@
         <w:rPr>
           <w:lang w:val="hi_IN" w:bidi="hi_IN"/>
         </w:rPr>
+      </w:r>
+    </w:p>
+    <w:p>
+      <w:pPr/>
+      <w:r>
+        <w:rPr>
+          <w:lang w:val="hi_IN" w:bidi="hi_IN"/>
+        </w:rPr>
+      </w:r>
+      <w:r>
+        <w:rPr>
+          <w:b/>
+          <w:lang w:val="hi_IN" w:bidi="hi_IN"/>
+        </w:rPr>
+        <w:t>οὗτός ἐστιν ὁ ἀληθινὸς Θεὸς</w:t>
       </w:r>
     </w:p>
     <w:p>
